--- a/06-学生侧材料/讲义/6-有机化学/立体化学与区域选择性.docx
+++ b/06-学生侧材料/讲义/6-有机化学/立体化学与区域选择性.docx
@@ -15446,7 +15446,7 @@
         <w:t>典型例题</w:t>
       </w:r>
     </w:p>
-    <w:bookmarkStart w:id="56" w:name="例1-rs命名与手性判断"/>
+    <w:bookmarkStart w:id="56" w:name="例1-rs命名与手性判断进阶"/>
     <w:p>
       <w:pPr>
         <w:pStyle w:val="Heading3"/>
@@ -15484,9 +15484,21 @@
       </w:r>
       <w:r>
         <w:rPr>
-          <w:rFonts w:ascii="Times New Roman" w:hAnsi="Times New Roman" w:eastAsia="Times New Roman" w:cs="Times New Roman"/>
-        </w:rPr>
-        <w:t xml:space="preserve"> ⭐⭐⭐</w:t>
+          <w:rFonts w:hint="eastAsia" w:ascii="Times New Roman" w:hAnsi="Times New Roman" w:eastAsia="Times New Roman" w:cs="Times New Roman"/>
+        </w:rPr>
+        <w:t>（</w:t>
+      </w:r>
+      <w:r>
+        <w:rPr>
+          <w:rFonts w:hint="eastAsia" w:ascii="Times New Roman" w:hAnsi="Times New Roman" w:eastAsia="SimHei" w:cs="Times New Roman"/>
+        </w:rPr>
+        <w:t>进阶</w:t>
+      </w:r>
+      <w:r>
+        <w:rPr>
+          <w:rFonts w:hint="eastAsia" w:ascii="Times New Roman" w:hAnsi="Times New Roman" w:eastAsia="Times New Roman" w:cs="Times New Roman"/>
+        </w:rPr>
+        <w:t>）</w:t>
       </w:r>
     </w:p>
     <w:p>
@@ -15784,7 +15796,7 @@
       </w:r>
     </w:p>
     <w:bookmarkEnd w:id="56"/>
-    <w:bookmarkStart w:id="57" w:name="例2-sn2立体化学"/>
+    <w:bookmarkStart w:id="57" w:name="例2-sn2立体化学进阶"/>
     <w:p>
       <w:pPr>
         <w:pStyle w:val="Heading3"/>
@@ -15822,9 +15834,21 @@
       </w:r>
       <w:r>
         <w:rPr>
-          <w:rFonts w:ascii="Times New Roman" w:hAnsi="Times New Roman" w:eastAsia="Times New Roman" w:cs="Times New Roman"/>
-        </w:rPr>
-        <w:t xml:space="preserve"> ⭐⭐⭐</w:t>
+          <w:rFonts w:hint="eastAsia" w:ascii="Times New Roman" w:hAnsi="Times New Roman" w:eastAsia="Times New Roman" w:cs="Times New Roman"/>
+        </w:rPr>
+        <w:t>（</w:t>
+      </w:r>
+      <w:r>
+        <w:rPr>
+          <w:rFonts w:hint="eastAsia" w:ascii="Times New Roman" w:hAnsi="Times New Roman" w:eastAsia="SimHei" w:cs="Times New Roman"/>
+        </w:rPr>
+        <w:t>进阶</w:t>
+      </w:r>
+      <w:r>
+        <w:rPr>
+          <w:rFonts w:hint="eastAsia" w:ascii="Times New Roman" w:hAnsi="Times New Roman" w:eastAsia="Times New Roman" w:cs="Times New Roman"/>
+        </w:rPr>
+        <w:t>）</w:t>
       </w:r>
     </w:p>
     <w:p>
@@ -16203,7 +16227,7 @@
       </w:r>
     </w:p>
     <w:bookmarkEnd w:id="57"/>
-    <w:bookmarkStart w:id="58" w:name="例3-br₂加成的立体专一性"/>
+    <w:bookmarkStart w:id="58" w:name="例3-br₂加成的立体专一性进阶"/>
     <w:p>
       <w:pPr>
         <w:pStyle w:val="Heading3"/>
@@ -16248,9 +16272,21 @@
       </w:r>
       <w:r>
         <w:rPr>
-          <w:rFonts w:ascii="Times New Roman" w:hAnsi="Times New Roman" w:eastAsia="Times New Roman" w:cs="Times New Roman"/>
-        </w:rPr>
-        <w:t xml:space="preserve"> ⭐⭐⭐</w:t>
+          <w:rFonts w:hint="eastAsia" w:ascii="Times New Roman" w:hAnsi="Times New Roman" w:eastAsia="Times New Roman" w:cs="Times New Roman"/>
+        </w:rPr>
+        <w:t>（</w:t>
+      </w:r>
+      <w:r>
+        <w:rPr>
+          <w:rFonts w:hint="eastAsia" w:ascii="Times New Roman" w:hAnsi="Times New Roman" w:eastAsia="SimHei" w:cs="Times New Roman"/>
+        </w:rPr>
+        <w:t>进阶</w:t>
+      </w:r>
+      <w:r>
+        <w:rPr>
+          <w:rFonts w:hint="eastAsia" w:ascii="Times New Roman" w:hAnsi="Times New Roman" w:eastAsia="Times New Roman" w:cs="Times New Roman"/>
+        </w:rPr>
+        <w:t>）</w:t>
       </w:r>
     </w:p>
     <w:p>
@@ -16594,7 +16630,7 @@
       </w:r>
     </w:p>
     <w:bookmarkEnd w:id="58"/>
-    <w:bookmarkStart w:id="59" w:name="例4-硼氢化联动"/>
+    <w:bookmarkStart w:id="59" w:name="例4-硼氢化联动挑战"/>
     <w:p>
       <w:pPr>
         <w:pStyle w:val="Heading3"/>
@@ -16622,13 +16658,25 @@
         <w:rPr>
           <w:rFonts w:hint="eastAsia" w:ascii="Times New Roman" w:hAnsi="Times New Roman" w:eastAsia="SimHei" w:cs="Times New Roman"/>
         </w:rPr>
-        <w:t xml:space="preserve">硼氢化联动</w:t>
-      </w:r>
-      <w:r>
-        <w:rPr>
-          <w:rFonts w:ascii="Times New Roman" w:hAnsi="Times New Roman" w:eastAsia="Times New Roman" w:cs="Times New Roman"/>
-        </w:rPr>
-        <w:t xml:space="preserve"> ⭐⭐⭐⭐</w:t>
+        <w:t>硼氢化联动</w:t>
+      </w:r>
+      <w:r>
+        <w:rPr>
+          <w:rFonts w:hint="eastAsia" w:ascii="Times New Roman" w:hAnsi="Times New Roman" w:eastAsia="Times New Roman" w:cs="Times New Roman"/>
+        </w:rPr>
+        <w:t>（</w:t>
+      </w:r>
+      <w:r>
+        <w:rPr>
+          <w:rFonts w:hint="eastAsia" w:ascii="Times New Roman" w:hAnsi="Times New Roman" w:eastAsia="SimHei" w:cs="Times New Roman"/>
+        </w:rPr>
+        <w:t>挑战</w:t>
+      </w:r>
+      <w:r>
+        <w:rPr>
+          <w:rFonts w:hint="eastAsia" w:ascii="Times New Roman" w:hAnsi="Times New Roman" w:eastAsia="Times New Roman" w:cs="Times New Roman"/>
+        </w:rPr>
+        <w:t>）</w:t>
       </w:r>
     </w:p>
     <w:p>
@@ -16986,7 +17034,7 @@
       </w:r>
     </w:p>
     <w:bookmarkEnd w:id="59"/>
-    <w:bookmarkStart w:id="60" w:name="例5-cram规则"/>
+    <w:bookmarkStart w:id="60" w:name="例5-cram规则挑战"/>
     <w:p>
       <w:pPr>
         <w:pStyle w:val="Heading3"/>
@@ -17024,9 +17072,21 @@
       </w:r>
       <w:r>
         <w:rPr>
-          <w:rFonts w:ascii="Times New Roman" w:hAnsi="Times New Roman" w:eastAsia="Times New Roman" w:cs="Times New Roman"/>
-        </w:rPr>
-        <w:t xml:space="preserve"> ⭐⭐⭐⭐</w:t>
+          <w:rFonts w:hint="eastAsia" w:ascii="Times New Roman" w:hAnsi="Times New Roman" w:eastAsia="Times New Roman" w:cs="Times New Roman"/>
+        </w:rPr>
+        <w:t>（</w:t>
+      </w:r>
+      <w:r>
+        <w:rPr>
+          <w:rFonts w:hint="eastAsia" w:ascii="Times New Roman" w:hAnsi="Times New Roman" w:eastAsia="SimHei" w:cs="Times New Roman"/>
+        </w:rPr>
+        <w:t>挑战</w:t>
+      </w:r>
+      <w:r>
+        <w:rPr>
+          <w:rFonts w:hint="eastAsia" w:ascii="Times New Roman" w:hAnsi="Times New Roman" w:eastAsia="Times New Roman" w:cs="Times New Roman"/>
+        </w:rPr>
+        <w:t>）</w:t>
       </w:r>
     </w:p>
     <w:p>
@@ -17896,7 +17956,7 @@
       </w:r>
     </w:p>
     <w:bookmarkEnd w:id="60"/>
-    <w:bookmarkStart w:id="61" w:name="例6-动力学vs热力学控制"/>
+    <w:bookmarkStart w:id="61" w:name="例6-动力学vs热力学控制挑战"/>
     <w:p>
       <w:pPr>
         <w:pStyle w:val="Heading3"/>
@@ -17940,9 +18000,21 @@
       </w:r>
       <w:r>
         <w:rPr>
-          <w:rFonts w:ascii="Times New Roman" w:hAnsi="Times New Roman" w:eastAsia="Times New Roman" w:cs="Times New Roman"/>
-        </w:rPr>
-        <w:t xml:space="preserve"> ⭐⭐⭐⭐</w:t>
+          <w:rFonts w:hint="eastAsia" w:ascii="Times New Roman" w:hAnsi="Times New Roman" w:eastAsia="Times New Roman" w:cs="Times New Roman"/>
+        </w:rPr>
+        <w:t>（</w:t>
+      </w:r>
+      <w:r>
+        <w:rPr>
+          <w:rFonts w:hint="eastAsia" w:ascii="Times New Roman" w:hAnsi="Times New Roman" w:eastAsia="SimHei" w:cs="Times New Roman"/>
+        </w:rPr>
+        <w:t>挑战</w:t>
+      </w:r>
+      <w:r>
+        <w:rPr>
+          <w:rFonts w:hint="eastAsia" w:ascii="Times New Roman" w:hAnsi="Times New Roman" w:eastAsia="Times New Roman" w:cs="Times New Roman"/>
+        </w:rPr>
+        <w:t>）</w:t>
       </w:r>
     </w:p>
     <w:p>
@@ -21409,13 +21481,7 @@
         <w:rPr>
           <w:rFonts w:hint="eastAsia" w:ascii="Times New Roman" w:hAnsi="Times New Roman" w:eastAsia="SimHei" w:cs="Times New Roman"/>
         </w:rPr>
-        <w:t>基础巩固</w:t>
-      </w:r>
-      <w:r>
-        <w:rPr>
-          <w:rFonts w:hint="eastAsia" w:ascii="Times New Roman" w:hAnsi="Times New Roman" w:eastAsia="Times New Roman" w:cs="Times New Roman"/>
-        </w:rPr>
-        <w:t>（⭐⭐）</w:t>
+        <w:t xml:space="preserve">基础巩固</w:t>
       </w:r>
     </w:p>
     <w:p>
@@ -21710,13 +21776,7 @@
         <w:rPr>
           <w:rFonts w:hint="eastAsia" w:ascii="Times New Roman" w:hAnsi="Times New Roman" w:eastAsia="SimHei" w:cs="Times New Roman"/>
         </w:rPr>
-        <w:t>提高训练</w:t>
-      </w:r>
-      <w:r>
-        <w:rPr>
-          <w:rFonts w:hint="eastAsia" w:ascii="Times New Roman" w:hAnsi="Times New Roman" w:eastAsia="Times New Roman" w:cs="Times New Roman"/>
-        </w:rPr>
-        <w:t>（⭐⭐⭐）</w:t>
+        <w:t xml:space="preserve">提高训练</w:t>
       </w:r>
     </w:p>
     <w:p>
@@ -22004,13 +22064,7 @@
         <w:rPr>
           <w:rFonts w:hint="eastAsia" w:ascii="Times New Roman" w:hAnsi="Times New Roman" w:eastAsia="SimHei" w:cs="Times New Roman"/>
         </w:rPr>
-        <w:t>综合挑战</w:t>
-      </w:r>
-      <w:r>
-        <w:rPr>
-          <w:rFonts w:hint="eastAsia" w:ascii="Times New Roman" w:hAnsi="Times New Roman" w:eastAsia="Times New Roman" w:cs="Times New Roman"/>
-        </w:rPr>
-        <w:t>（⭐⭐⭐⭐）</w:t>
+        <w:t xml:space="preserve">综合挑战</w:t>
       </w:r>
     </w:p>
     <w:p>
@@ -24075,7 +24129,7 @@
         <w:rPr>
           <w:rFonts w:hint="eastAsia" w:ascii="Times New Roman" w:hAnsi="Times New Roman" w:eastAsia="Times New Roman" w:cs="Times New Roman"/>
         </w:rPr>
-        <w:t>/</w:t>
+        <w:t>/6-</w:t>
       </w:r>
       <w:r>
         <w:rPr>
@@ -24162,7 +24216,7 @@
         <w:rPr>
           <w:rFonts w:hint="eastAsia" w:ascii="Times New Roman" w:hAnsi="Times New Roman" w:eastAsia="Times New Roman" w:cs="Times New Roman"/>
         </w:rPr>
-        <w:t>/</w:t>
+        <w:t>/6-</w:t>
       </w:r>
       <w:r>
         <w:rPr>

--- a/06-学生侧材料/讲义/6-有机化学/立体化学与区域选择性.docx
+++ b/06-学生侧材料/讲义/6-有机化学/立体化学与区域选择性.docx
@@ -21486,14 +21486,24 @@
     </w:p>
     <w:p>
       <w:pPr>
-        <w:pStyle w:val="Compact"/>
-        <w:numPr>
-          <w:ilvl w:val="0"/>
-          <w:numId w:val="1014"/>
-        </w:numPr>
+        <w:pStyle w:val="FirstParagraph"/>
       </w:pPr>
       <w:r>
         <w:rPr>
+          <w:rFonts w:ascii="Times New Roman" w:hAnsi="Times New Roman" w:eastAsia="Times New Roman" w:cs="Times New Roman"/>
+          <w:b/>
+          <w:bCs/>
+        </w:rPr>
+        <w:t xml:space="preserve">1.</w:t>
+      </w:r>
+      <w:r>
+        <w:rPr>
+          <w:rFonts w:ascii="Times New Roman" w:hAnsi="Times New Roman" w:eastAsia="Times New Roman" w:cs="Times New Roman"/>
+        </w:rPr>
+        <w:t xml:space="preserve"> </w:t>
+      </w:r>
+      <w:r>
+        <w:rPr>
           <w:rFonts w:hint="eastAsia" w:ascii="Times New Roman" w:hAnsi="Times New Roman" w:eastAsia="FangSong" w:cs="Times New Roman"/>
         </w:rPr>
         <w:t>判断几个手性中心</w:t>
@@ -21515,63 +21525,2794 @@
           <w:rFonts w:hint="eastAsia" w:ascii="Times New Roman" w:hAnsi="Times New Roman" w:eastAsia="Times New Roman" w:cs="Times New Roman"/>
         </w:rPr>
         <w:t>？</w:t>
+      </w:r>
+      <w:r>
+        <w:rPr>
+          <w:rFonts w:ascii="Times New Roman" w:hAnsi="Times New Roman" w:eastAsia="Times New Roman" w:cs="Times New Roman"/>
+        </w:rPr>
+        <w:t xml:space="preserve"> </w:t>
+      </w:r>
+      <w:r>
+        <w:rPr>
+          <w:rFonts w:ascii="Times New Roman" w:hAnsi="Times New Roman" w:eastAsia="Times New Roman" w:cs="Times New Roman"/>
+        </w:rPr>
+        <w:t xml:space="preserve">(a) </w:t>
+      </w:r>
+      <w:r>
+        <w:rPr>
+          <w:rFonts w:hint="eastAsia" w:ascii="Times New Roman" w:hAnsi="Times New Roman" w:eastAsia="Times New Roman" w:cs="Times New Roman"/>
+        </w:rPr>
+        <w:t>2,3-</w:t>
+      </w:r>
+      <w:r>
+        <w:rPr>
+          <w:rFonts w:hint="eastAsia" w:ascii="Times New Roman" w:hAnsi="Times New Roman" w:eastAsia="FangSong" w:cs="Times New Roman"/>
+        </w:rPr>
+        <w:t>戊二醇</w:t>
+      </w:r>
+      <w:r>
+        <w:rPr>
+          <w:rFonts w:ascii="Times New Roman" w:hAnsi="Times New Roman" w:eastAsia="Times New Roman" w:cs="Times New Roman"/>
+        </w:rPr>
+        <w:t xml:space="preserve"> (b) </w:t>
+      </w:r>
+      <w:r>
+        <w:rPr>
+          <w:rFonts w:hint="eastAsia" w:ascii="Times New Roman" w:hAnsi="Times New Roman" w:eastAsia="Times New Roman" w:cs="Times New Roman"/>
+        </w:rPr>
+        <w:t>2,3,4-</w:t>
+      </w:r>
+      <w:r>
+        <w:rPr>
+          <w:rFonts w:hint="eastAsia" w:ascii="Times New Roman" w:hAnsi="Times New Roman" w:eastAsia="FangSong" w:cs="Times New Roman"/>
+        </w:rPr>
+        <w:t>三氯戊烷</w:t>
+      </w:r>
+      <w:r>
+        <w:rPr>
+          <w:rFonts w:ascii="Times New Roman" w:hAnsi="Times New Roman" w:eastAsia="Times New Roman" w:cs="Times New Roman"/>
+        </w:rPr>
+        <w:t xml:space="preserve"> (c) </w:t>
+      </w:r>
+      <w:r>
+        <w:rPr>
+          <w:rFonts w:hint="eastAsia" w:ascii="Times New Roman" w:hAnsi="Times New Roman" w:eastAsia="Times New Roman" w:cs="Times New Roman"/>
+        </w:rPr>
+        <w:t>meso-</w:t>
+      </w:r>
+      <w:r>
+        <w:rPr>
+          <w:rFonts w:hint="eastAsia" w:ascii="Times New Roman" w:hAnsi="Times New Roman" w:eastAsia="FangSong" w:cs="Times New Roman"/>
+        </w:rPr>
+        <w:t>酒石酸</w:t>
       </w:r>
     </w:p>
     <w:p>
       <w:pPr>
-        <w:pStyle w:val="Compact"/>
-        <w:numPr>
-          <w:ilvl w:val="1"/>
-          <w:numId w:val="1015"/>
-        </w:numPr>
+        <w:pStyle w:val="BodyText"/>
       </w:pPr>
       <w:r>
         <w:rPr>
-          <w:rFonts w:hint="eastAsia" w:ascii="Times New Roman" w:hAnsi="Times New Roman" w:eastAsia="Times New Roman" w:cs="Times New Roman"/>
-        </w:rPr>
-        <w:t>2,3-</w:t>
-      </w:r>
-      <w:r>
-        <w:rPr>
-          <w:rFonts w:hint="eastAsia" w:ascii="Times New Roman" w:hAnsi="Times New Roman" w:eastAsia="FangSong" w:cs="Times New Roman"/>
-        </w:rPr>
-        <w:t>戊二醇</w:t>
-      </w:r>
-      <w:r>
-        <w:rPr>
-          <w:rFonts w:ascii="Times New Roman" w:hAnsi="Times New Roman" w:eastAsia="Times New Roman" w:cs="Times New Roman"/>
-        </w:rPr>
-        <w:t xml:space="preserve"> (b) </w:t>
-      </w:r>
-      <w:r>
-        <w:rPr>
-          <w:rFonts w:hint="eastAsia" w:ascii="Times New Roman" w:hAnsi="Times New Roman" w:eastAsia="Times New Roman" w:cs="Times New Roman"/>
-        </w:rPr>
-        <w:t>2,3,4-</w:t>
-      </w:r>
-      <w:r>
-        <w:rPr>
-          <w:rFonts w:hint="eastAsia" w:ascii="Times New Roman" w:hAnsi="Times New Roman" w:eastAsia="FangSong" w:cs="Times New Roman"/>
-        </w:rPr>
-        <w:t>三氯戊烷</w:t>
-      </w:r>
-      <w:r>
-        <w:rPr>
-          <w:rFonts w:ascii="Times New Roman" w:hAnsi="Times New Roman" w:eastAsia="Times New Roman" w:cs="Times New Roman"/>
-        </w:rPr>
-        <w:t xml:space="preserve"> (c) </w:t>
-      </w:r>
-      <w:r>
-        <w:rPr>
-          <w:rFonts w:hint="eastAsia" w:ascii="Times New Roman" w:hAnsi="Times New Roman" w:eastAsia="Times New Roman" w:cs="Times New Roman"/>
-        </w:rPr>
-        <w:t>meso-</w:t>
-      </w:r>
-      <w:r>
-        <w:rPr>
-          <w:rFonts w:hint="eastAsia" w:ascii="Times New Roman" w:hAnsi="Times New Roman" w:eastAsia="FangSong" w:cs="Times New Roman"/>
-        </w:rPr>
-        <w:t>酒石酸</w:t>
+          <w:rFonts w:ascii="Times New Roman" w:hAnsi="Times New Roman" w:eastAsia="Times New Roman" w:cs="Times New Roman"/>
+          <w:b/>
+          <w:bCs/>
+        </w:rPr>
+        <w:t xml:space="preserve">2.</w:t>
+      </w:r>
+      <w:r>
+        <w:rPr>
+          <w:rFonts w:ascii="Times New Roman" w:hAnsi="Times New Roman" w:eastAsia="Times New Roman" w:cs="Times New Roman"/>
+        </w:rPr>
+        <w:t xml:space="preserve"> </w:t>
+      </w:r>
+      <w:r>
+        <w:rPr>
+          <w:rFonts w:hint="eastAsia" w:ascii="Times New Roman" w:hAnsi="Times New Roman" w:eastAsia="FangSong" w:cs="Times New Roman"/>
+        </w:rPr>
+        <w:t>判断正误</w:t>
+      </w:r>
+      <w:r>
+        <w:rPr>
+          <w:rFonts w:hint="eastAsia" w:ascii="Times New Roman" w:hAnsi="Times New Roman" w:eastAsia="Times New Roman" w:cs="Times New Roman"/>
+        </w:rPr>
+        <w:t>：</w:t>
+      </w:r>
+      <w:r>
+        <w:rPr>
+          <w:rFonts w:ascii="Times New Roman" w:hAnsi="Times New Roman" w:eastAsia="Times New Roman" w:cs="Times New Roman"/>
+        </w:rPr>
+        <w:t xml:space="preserve"> </w:t>
+      </w:r>
+      <w:r>
+        <w:rPr>
+          <w:rFonts w:ascii="Times New Roman" w:hAnsi="Times New Roman" w:eastAsia="Times New Roman" w:cs="Times New Roman"/>
+        </w:rPr>
+        <w:t xml:space="preserve">(a) </w:t>
+      </w:r>
+      <w:r>
+        <w:rPr>
+          <w:rFonts w:hint="eastAsia" w:ascii="Times New Roman" w:hAnsi="Times New Roman" w:eastAsia="FangSong" w:cs="Times New Roman"/>
+        </w:rPr>
+        <w:t>外消旋体和内消旋体都无旋光</w:t>
+      </w:r>
+      <w:r>
+        <w:rPr>
+          <w:rFonts w:hint="eastAsia" w:ascii="Times New Roman" w:hAnsi="Times New Roman" w:eastAsia="Times New Roman" w:cs="Times New Roman"/>
+        </w:rPr>
+        <w:t>，</w:t>
+      </w:r>
+      <w:r>
+        <w:rPr>
+          <w:rFonts w:hint="eastAsia" w:ascii="Times New Roman" w:hAnsi="Times New Roman" w:eastAsia="FangSong" w:cs="Times New Roman"/>
+        </w:rPr>
+        <w:t>是一回事</w:t>
+      </w:r>
+      <w:r>
+        <w:rPr>
+          <w:rFonts w:hint="eastAsia" w:ascii="Times New Roman" w:hAnsi="Times New Roman" w:eastAsia="Times New Roman" w:cs="Times New Roman"/>
+        </w:rPr>
+        <w:t>。</w:t>
+      </w:r>
+      <w:r>
+        <w:rPr>
+          <w:rFonts w:ascii="Times New Roman" w:hAnsi="Times New Roman" w:eastAsia="Times New Roman" w:cs="Times New Roman"/>
+        </w:rPr>
+        <w:t xml:space="preserve"> </w:t>
+      </w:r>
+      <w:r>
+        <w:rPr>
+          <w:rFonts w:ascii="Times New Roman" w:hAnsi="Times New Roman" w:eastAsia="Times New Roman" w:cs="Times New Roman"/>
+        </w:rPr>
+        <w:t xml:space="preserve">(b) </w:t>
+      </w:r>
+      <w:r>
+        <w:rPr>
+          <w:rFonts w:hint="eastAsia" w:ascii="Times New Roman" w:hAnsi="Times New Roman" w:eastAsia="Times New Roman" w:cs="Times New Roman"/>
+        </w:rPr>
+        <w:t>(R)-</w:t>
+      </w:r>
+      <w:r>
+        <w:rPr>
+          <w:rFonts w:hint="eastAsia" w:ascii="Times New Roman" w:hAnsi="Times New Roman" w:eastAsia="FangSong" w:cs="Times New Roman"/>
+        </w:rPr>
+        <w:t>构型化合物必为右旋</w:t>
+      </w:r>
+      <w:r>
+        <w:rPr>
+          <w:rFonts w:hint="eastAsia" w:ascii="Times New Roman" w:hAnsi="Times New Roman" w:eastAsia="Times New Roman" w:cs="Times New Roman"/>
+        </w:rPr>
+        <w:t>。</w:t>
+      </w:r>
+      <w:r>
+        <w:rPr>
+          <w:rFonts w:ascii="Times New Roman" w:hAnsi="Times New Roman" w:eastAsia="Times New Roman" w:cs="Times New Roman"/>
+        </w:rPr>
+        <w:t xml:space="preserve"> </w:t>
+      </w:r>
+      <w:r>
+        <w:rPr>
+          <w:rFonts w:ascii="Times New Roman" w:hAnsi="Times New Roman" w:eastAsia="Times New Roman" w:cs="Times New Roman"/>
+        </w:rPr>
+        <w:t xml:space="preserve">(c) </w:t>
+      </w:r>
+      <w:r>
+        <w:rPr>
+          <w:rFonts w:hint="eastAsia" w:ascii="Times New Roman" w:hAnsi="Times New Roman" w:eastAsia="Times New Roman" w:cs="Times New Roman"/>
+        </w:rPr>
+        <w:t>Cram</w:t>
+      </w:r>
+      <w:r>
+        <w:rPr>
+          <w:rFonts w:hint="eastAsia" w:ascii="Times New Roman" w:hAnsi="Times New Roman" w:eastAsia="FangSong" w:cs="Times New Roman"/>
+        </w:rPr>
+        <w:t>规则可预测所有</w:t>
+      </w:r>
+      <w:r>
+        <w:rPr>
+          <w:rFonts w:hint="eastAsia" w:ascii="Times New Roman" w:hAnsi="Times New Roman" w:eastAsia="Times New Roman" w:cs="Times New Roman"/>
+        </w:rPr>
+        <w:t>α-</w:t>
+      </w:r>
+      <w:r>
+        <w:rPr>
+          <w:rFonts w:hint="eastAsia" w:ascii="Times New Roman" w:hAnsi="Times New Roman" w:eastAsia="FangSong" w:cs="Times New Roman"/>
+        </w:rPr>
+        <w:t>手性酮的加成产物</w:t>
+      </w:r>
+      <w:r>
+        <w:rPr>
+          <w:rFonts w:hint="eastAsia" w:ascii="Times New Roman" w:hAnsi="Times New Roman" w:eastAsia="Times New Roman" w:cs="Times New Roman"/>
+        </w:rPr>
+        <w:t>。</w:t>
+      </w:r>
+    </w:p>
+    <w:p>
+      <w:pPr>
+        <w:pStyle w:val="BodyText"/>
+      </w:pPr>
+      <w:r>
+        <w:rPr>
+          <w:rFonts w:ascii="Times New Roman" w:hAnsi="Times New Roman" w:eastAsia="Times New Roman" w:cs="Times New Roman"/>
+          <w:b/>
+          <w:bCs/>
+        </w:rPr>
+        <w:t xml:space="preserve">3.</w:t>
+      </w:r>
+      <w:r>
+        <w:rPr>
+          <w:rFonts w:ascii="Times New Roman" w:hAnsi="Times New Roman" w:eastAsia="Times New Roman" w:cs="Times New Roman"/>
+        </w:rPr>
+        <w:t xml:space="preserve"> </w:t>
+      </w:r>
+      <w:r>
+        <w:rPr>
+          <w:rFonts w:hint="eastAsia" w:ascii="Times New Roman" w:hAnsi="Times New Roman" w:eastAsia="Times New Roman" w:cs="Times New Roman"/>
+        </w:rPr>
+        <w:t>1-</w:t>
+      </w:r>
+      <w:r>
+        <w:rPr>
+          <w:rFonts w:hint="eastAsia" w:ascii="Times New Roman" w:hAnsi="Times New Roman" w:eastAsia="FangSong" w:cs="Times New Roman"/>
+        </w:rPr>
+        <w:t>甲基环己烯</w:t>
+      </w:r>
+      <w:r>
+        <w:rPr>
+          <w:rFonts w:hint="eastAsia" w:ascii="Times New Roman" w:hAnsi="Times New Roman" w:eastAsia="Times New Roman" w:cs="Times New Roman"/>
+        </w:rPr>
+        <w:t>+Br</w:t>
+      </w:r>
+      <w:r>
+        <w:rPr>
+          <w:rFonts w:hint="eastAsia" w:ascii="Times New Roman" w:hAnsi="Times New Roman" w:eastAsia="Times New Roman" w:cs="Times New Roman"/>
+          <w:vertAlign w:val="subscript"/>
+        </w:rPr>
+        <w:t>2</w:t>
+      </w:r>
+      <w:r>
+        <w:rPr>
+          <w:rFonts w:hint="eastAsia" w:ascii="Times New Roman" w:hAnsi="Times New Roman" w:eastAsia="Times New Roman" w:cs="Times New Roman"/>
+        </w:rPr>
+        <w:t>/CCl</w:t>
+      </w:r>
+      <w:r>
+        <w:rPr>
+          <w:rFonts w:hint="eastAsia" w:ascii="Times New Roman" w:hAnsi="Times New Roman" w:eastAsia="Times New Roman" w:cs="Times New Roman"/>
+          <w:vertAlign w:val="subscript"/>
+        </w:rPr>
+        <w:t>4</w:t>
+      </w:r>
+      <w:r>
+        <w:rPr>
+          <w:rFonts w:hint="eastAsia" w:ascii="Times New Roman" w:hAnsi="Times New Roman" w:eastAsia="Times New Roman" w:cs="Times New Roman"/>
+        </w:rPr>
+        <w:t>→？</w:t>
+      </w:r>
+      <w:r>
+        <w:rPr>
+          <w:rFonts w:hint="eastAsia" w:ascii="Times New Roman" w:hAnsi="Times New Roman" w:eastAsia="FangSong" w:cs="Times New Roman"/>
+        </w:rPr>
+        <w:t>立体结构</w:t>
+      </w:r>
+      <w:r>
+        <w:rPr>
+          <w:rFonts w:hint="eastAsia" w:ascii="Times New Roman" w:hAnsi="Times New Roman" w:eastAsia="Times New Roman" w:cs="Times New Roman"/>
+        </w:rPr>
+        <w:t>？</w:t>
+      </w:r>
+    </w:p>
+    <w:bookmarkEnd w:id="71"/>
+    <w:bookmarkStart w:id="72" w:name="提高训练"/>
+    <w:p>
+      <w:pPr>
+        <w:pStyle w:val="Heading3"/>
+        <w:spacing w:before="280" w:after="120"/>
+      </w:pPr>
+      <w:r>
+        <w:rPr>
+          <w:rFonts w:ascii="Times New Roman" w:hAnsi="Times New Roman" w:eastAsia="Times New Roman" w:cs="Times New Roman"/>
+        </w:rPr>
+        <w:t xml:space="preserve">13.2 </w:t>
+      </w:r>
+      <w:r>
+        <w:rPr>
+          <w:rFonts w:hint="eastAsia" w:ascii="Times New Roman" w:hAnsi="Times New Roman" w:eastAsia="SimHei" w:cs="Times New Roman"/>
+        </w:rPr>
+        <w:t xml:space="preserve">提高训练</w:t>
+      </w:r>
+    </w:p>
+    <w:p>
+      <w:pPr>
+        <w:pStyle w:val="FirstParagraph"/>
+      </w:pPr>
+      <w:r>
+        <w:rPr>
+          <w:rFonts w:ascii="Times New Roman" w:hAnsi="Times New Roman" w:eastAsia="Times New Roman" w:cs="Times New Roman"/>
+          <w:b/>
+          <w:bCs/>
+        </w:rPr>
+        <w:t xml:space="preserve">4.</w:t>
+      </w:r>
+      <w:r>
+        <w:rPr>
+          <w:rFonts w:ascii="Times New Roman" w:hAnsi="Times New Roman" w:eastAsia="Times New Roman" w:cs="Times New Roman"/>
+        </w:rPr>
+        <w:t xml:space="preserve"> </w:t>
+      </w:r>
+      <w:r>
+        <w:rPr>
+          <w:rFonts w:hint="eastAsia" w:ascii="Times New Roman" w:hAnsi="Times New Roman" w:eastAsia="FangSong" w:cs="Times New Roman"/>
+        </w:rPr>
+        <w:t>顺</w:t>
+      </w:r>
+      <w:r>
+        <w:rPr>
+          <w:rFonts w:hint="eastAsia" w:ascii="Times New Roman" w:hAnsi="Times New Roman" w:eastAsia="Times New Roman" w:cs="Times New Roman"/>
+        </w:rPr>
+        <w:t>-2-</w:t>
+      </w:r>
+      <w:r>
+        <w:rPr>
+          <w:rFonts w:hint="eastAsia" w:ascii="Times New Roman" w:hAnsi="Times New Roman" w:eastAsia="FangSong" w:cs="Times New Roman"/>
+        </w:rPr>
+        <w:t>戊烯</w:t>
+      </w:r>
+      <w:r>
+        <w:rPr>
+          <w:rFonts w:hint="eastAsia" w:ascii="Times New Roman" w:hAnsi="Times New Roman" w:eastAsia="Times New Roman" w:cs="Times New Roman"/>
+        </w:rPr>
+        <w:t>+Br</w:t>
+      </w:r>
+      <w:r>
+        <w:rPr>
+          <w:rFonts w:hint="eastAsia" w:ascii="Times New Roman" w:hAnsi="Times New Roman" w:eastAsia="Times New Roman" w:cs="Times New Roman"/>
+          <w:vertAlign w:val="subscript"/>
+        </w:rPr>
+        <w:t>2</w:t>
+      </w:r>
+      <w:r>
+        <w:rPr>
+          <w:rFonts w:hint="eastAsia" w:ascii="Times New Roman" w:hAnsi="Times New Roman" w:eastAsia="Times New Roman" w:cs="Times New Roman"/>
+        </w:rPr>
+        <w:t>→？</w:t>
+      </w:r>
+      <w:r>
+        <w:rPr>
+          <w:rFonts w:hint="eastAsia" w:ascii="Times New Roman" w:hAnsi="Times New Roman" w:eastAsia="FangSong" w:cs="Times New Roman"/>
+        </w:rPr>
+        <w:t>产物间关系</w:t>
+      </w:r>
+      <w:r>
+        <w:rPr>
+          <w:rFonts w:hint="eastAsia" w:ascii="Times New Roman" w:hAnsi="Times New Roman" w:eastAsia="Times New Roman" w:cs="Times New Roman"/>
+        </w:rPr>
+        <w:t>？</w:t>
+      </w:r>
+    </w:p>
+    <w:p>
+      <w:pPr>
+        <w:pStyle w:val="BodyText"/>
+      </w:pPr>
+      <w:r>
+        <w:rPr>
+          <w:rFonts w:ascii="Times New Roman" w:hAnsi="Times New Roman" w:eastAsia="Times New Roman" w:cs="Times New Roman"/>
+          <w:b/>
+          <w:bCs/>
+        </w:rPr>
+        <w:t xml:space="preserve">5.</w:t>
+      </w:r>
+      <w:r>
+        <w:rPr>
+          <w:rFonts w:ascii="Times New Roman" w:hAnsi="Times New Roman" w:eastAsia="Times New Roman" w:cs="Times New Roman"/>
+        </w:rPr>
+        <w:t xml:space="preserve"> </w:t>
+      </w:r>
+      <w:r>
+        <w:rPr>
+          <w:rFonts w:hint="eastAsia" w:ascii="Times New Roman" w:hAnsi="Times New Roman" w:eastAsia="Times New Roman" w:cs="Times New Roman"/>
+        </w:rPr>
+        <w:t>(S)-2-</w:t>
+      </w:r>
+      <w:r>
+        <w:rPr>
+          <w:rFonts w:hint="eastAsia" w:ascii="Times New Roman" w:hAnsi="Times New Roman" w:eastAsia="FangSong" w:cs="Times New Roman"/>
+        </w:rPr>
+        <w:t>溴丁烷</w:t>
+      </w:r>
+      <w:r>
+        <w:rPr>
+          <w:rFonts w:hint="eastAsia" w:ascii="Times New Roman" w:hAnsi="Times New Roman" w:eastAsia="Times New Roman" w:cs="Times New Roman"/>
+        </w:rPr>
+        <w:t>+NaOH/DMSO,</w:t>
+      </w:r>
+      <w:r>
+        <w:rPr>
+          <w:rFonts w:ascii="Times New Roman" w:hAnsi="Times New Roman" w:eastAsia="Times New Roman" w:cs="Times New Roman"/>
+        </w:rPr>
+        <w:t xml:space="preserve"> </w:t>
+      </w:r>
+      <w:r>
+        <w:rPr>
+          <w:rFonts w:hint="eastAsia" w:ascii="Times New Roman" w:hAnsi="Times New Roman" w:eastAsia="Times New Roman" w:cs="Times New Roman"/>
+        </w:rPr>
+        <w:t>25°C→？</w:t>
+      </w:r>
+      <w:r>
+        <w:rPr>
+          <w:rFonts w:hint="eastAsia" w:ascii="Times New Roman" w:hAnsi="Times New Roman" w:eastAsia="FangSong" w:cs="Times New Roman"/>
+        </w:rPr>
+        <w:t>若改为</w:t>
+      </w:r>
+      <w:r>
+        <w:rPr>
+          <w:rFonts w:hint="eastAsia" w:ascii="Times New Roman" w:hAnsi="Times New Roman" w:eastAsia="Times New Roman" w:cs="Times New Roman"/>
+        </w:rPr>
+        <w:t>NaOH/EtOH,</w:t>
+      </w:r>
+      <w:r>
+        <w:rPr>
+          <w:rFonts w:ascii="Times New Roman" w:hAnsi="Times New Roman" w:eastAsia="Times New Roman" w:cs="Times New Roman"/>
+        </w:rPr>
+        <w:t xml:space="preserve"> </w:t>
+      </w:r>
+      <w:r>
+        <w:rPr>
+          <w:rFonts w:hint="eastAsia" w:ascii="Times New Roman" w:hAnsi="Times New Roman" w:eastAsia="Times New Roman" w:cs="Times New Roman"/>
+        </w:rPr>
+        <w:t>80°C</w:t>
+      </w:r>
+      <w:r>
+        <w:rPr>
+          <w:rFonts w:hint="eastAsia" w:ascii="Times New Roman" w:hAnsi="Times New Roman" w:eastAsia="FangSong" w:cs="Times New Roman"/>
+        </w:rPr>
+        <w:t>呢</w:t>
+      </w:r>
+      <w:r>
+        <w:rPr>
+          <w:rFonts w:hint="eastAsia" w:ascii="Times New Roman" w:hAnsi="Times New Roman" w:eastAsia="Times New Roman" w:cs="Times New Roman"/>
+        </w:rPr>
+        <w:t>？</w:t>
+      </w:r>
+    </w:p>
+    <w:p>
+      <w:pPr>
+        <w:pStyle w:val="BodyText"/>
+      </w:pPr>
+      <w:r>
+        <w:rPr>
+          <w:rFonts w:ascii="Times New Roman" w:hAnsi="Times New Roman" w:eastAsia="Times New Roman" w:cs="Times New Roman"/>
+          <w:b/>
+          <w:bCs/>
+        </w:rPr>
+        <w:t xml:space="preserve">6.</w:t>
+      </w:r>
+      <w:r>
+        <w:rPr>
+          <w:rFonts w:ascii="Times New Roman" w:hAnsi="Times New Roman" w:eastAsia="Times New Roman" w:cs="Times New Roman"/>
+        </w:rPr>
+        <w:t xml:space="preserve"> </w:t>
+      </w:r>
+      <w:r>
+        <w:rPr>
+          <w:rFonts w:hint="eastAsia" w:ascii="Times New Roman" w:hAnsi="Times New Roman" w:eastAsia="Times New Roman" w:cs="Times New Roman"/>
+        </w:rPr>
+        <w:t>1,3-</w:t>
+      </w:r>
+      <w:r>
+        <w:rPr>
+          <w:rFonts w:hint="eastAsia" w:ascii="Times New Roman" w:hAnsi="Times New Roman" w:eastAsia="FangSong" w:cs="Times New Roman"/>
+        </w:rPr>
+        <w:t>丁二烯</w:t>
+      </w:r>
+      <w:r>
+        <w:rPr>
+          <w:rFonts w:hint="eastAsia" w:ascii="Times New Roman" w:hAnsi="Times New Roman" w:eastAsia="Times New Roman" w:cs="Times New Roman"/>
+        </w:rPr>
+        <w:t>+1</w:t>
+      </w:r>
+      <w:r>
+        <w:rPr>
+          <w:rFonts w:hint="eastAsia" w:ascii="Times New Roman" w:hAnsi="Times New Roman" w:eastAsia="FangSong" w:cs="Times New Roman"/>
+        </w:rPr>
+        <w:t>当量</w:t>
+      </w:r>
+      <w:r>
+        <w:rPr>
+          <w:rFonts w:hint="eastAsia" w:ascii="Times New Roman" w:hAnsi="Times New Roman" w:eastAsia="Times New Roman" w:cs="Times New Roman"/>
+        </w:rPr>
+        <w:t>HBr，-78°C</w:t>
+      </w:r>
+      <w:r>
+        <w:rPr>
+          <w:rFonts w:hint="eastAsia" w:ascii="Times New Roman" w:hAnsi="Times New Roman" w:eastAsia="FangSong" w:cs="Times New Roman"/>
+        </w:rPr>
+        <w:t>和</w:t>
+      </w:r>
+      <w:r>
+        <w:rPr>
+          <w:rFonts w:hint="eastAsia" w:ascii="Times New Roman" w:hAnsi="Times New Roman" w:eastAsia="Times New Roman" w:cs="Times New Roman"/>
+        </w:rPr>
+        <w:t>40°C</w:t>
+      </w:r>
+      <w:r>
+        <w:rPr>
+          <w:rFonts w:hint="eastAsia" w:ascii="Times New Roman" w:hAnsi="Times New Roman" w:eastAsia="FangSong" w:cs="Times New Roman"/>
+        </w:rPr>
+        <w:t>主产物</w:t>
+      </w:r>
+      <w:r>
+        <w:rPr>
+          <w:rFonts w:hint="eastAsia" w:ascii="Times New Roman" w:hAnsi="Times New Roman" w:eastAsia="Times New Roman" w:cs="Times New Roman"/>
+        </w:rPr>
+        <w:t>？</w:t>
+      </w:r>
+      <w:r>
+        <w:rPr>
+          <w:rFonts w:hint="eastAsia" w:ascii="Times New Roman" w:hAnsi="Times New Roman" w:eastAsia="FangSong" w:cs="Times New Roman"/>
+        </w:rPr>
+        <w:t>用中间体解释</w:t>
+      </w:r>
+      <w:r>
+        <w:rPr>
+          <w:rFonts w:hint="eastAsia" w:ascii="Times New Roman" w:hAnsi="Times New Roman" w:eastAsia="Times New Roman" w:cs="Times New Roman"/>
+        </w:rPr>
+        <w:t>。</w:t>
+      </w:r>
+    </w:p>
+    <w:p>
+      <w:pPr>
+        <w:pStyle w:val="BodyText"/>
+      </w:pPr>
+      <w:r>
+        <w:rPr>
+          <w:rFonts w:ascii="Times New Roman" w:hAnsi="Times New Roman" w:eastAsia="Times New Roman" w:cs="Times New Roman"/>
+          <w:b/>
+          <w:bCs/>
+        </w:rPr>
+        <w:t xml:space="preserve">7.</w:t>
+      </w:r>
+      <w:r>
+        <w:rPr>
+          <w:rFonts w:ascii="Times New Roman" w:hAnsi="Times New Roman" w:eastAsia="Times New Roman" w:cs="Times New Roman"/>
+        </w:rPr>
+        <w:t xml:space="preserve"> </w:t>
+      </w:r>
+      <w:r>
+        <w:rPr>
+          <w:rFonts w:hint="eastAsia" w:ascii="Times New Roman" w:hAnsi="Times New Roman" w:eastAsia="Times New Roman" w:cs="Times New Roman"/>
+        </w:rPr>
+        <w:t>(S)-2-</w:t>
+      </w:r>
+      <w:r>
+        <w:rPr>
+          <w:rFonts w:hint="eastAsia" w:ascii="Times New Roman" w:hAnsi="Times New Roman" w:eastAsia="FangSong" w:cs="Times New Roman"/>
+        </w:rPr>
+        <w:t>甲基丁醛</w:t>
+      </w:r>
+      <w:r>
+        <w:rPr>
+          <w:rFonts w:hint="eastAsia" w:ascii="Times New Roman" w:hAnsi="Times New Roman" w:eastAsia="Times New Roman" w:cs="Times New Roman"/>
+        </w:rPr>
+        <w:t>+CH</w:t>
+      </w:r>
+      <w:r>
+        <w:rPr>
+          <w:rFonts w:hint="eastAsia" w:ascii="Times New Roman" w:hAnsi="Times New Roman" w:eastAsia="Times New Roman" w:cs="Times New Roman"/>
+          <w:vertAlign w:val="subscript"/>
+        </w:rPr>
+        <w:t>3</w:t>
+      </w:r>
+      <w:r>
+        <w:rPr>
+          <w:rFonts w:hint="eastAsia" w:ascii="Times New Roman" w:hAnsi="Times New Roman" w:eastAsia="Times New Roman" w:cs="Times New Roman"/>
+        </w:rPr>
+        <w:t>MgBr</w:t>
+      </w:r>
+      <w:r>
+        <w:rPr>
+          <w:rFonts w:hint="eastAsia" w:ascii="Times New Roman" w:hAnsi="Times New Roman" w:eastAsia="FangSong" w:cs="Times New Roman"/>
+        </w:rPr>
+        <w:t>主产物</w:t>
+      </w:r>
+      <w:r>
+        <w:rPr>
+          <w:rFonts w:hint="eastAsia" w:ascii="Times New Roman" w:hAnsi="Times New Roman" w:eastAsia="Times New Roman" w:cs="Times New Roman"/>
+        </w:rPr>
+        <w:t>（Cram</w:t>
+      </w:r>
+      <w:r>
+        <w:rPr>
+          <w:rFonts w:hint="eastAsia" w:ascii="Times New Roman" w:hAnsi="Times New Roman" w:eastAsia="FangSong" w:cs="Times New Roman"/>
+        </w:rPr>
+        <w:t>规则</w:t>
+      </w:r>
+      <w:r>
+        <w:rPr>
+          <w:rFonts w:hint="eastAsia" w:ascii="Times New Roman" w:hAnsi="Times New Roman" w:eastAsia="Times New Roman" w:cs="Times New Roman"/>
+        </w:rPr>
+        <w:t>）？</w:t>
+      </w:r>
+    </w:p>
+    <w:bookmarkEnd w:id="72"/>
+    <w:bookmarkStart w:id="73" w:name="综合挑战"/>
+    <w:p>
+      <w:pPr>
+        <w:pStyle w:val="Heading3"/>
+        <w:spacing w:before="280" w:after="120"/>
+      </w:pPr>
+      <w:r>
+        <w:rPr>
+          <w:rFonts w:ascii="Times New Roman" w:hAnsi="Times New Roman" w:eastAsia="Times New Roman" w:cs="Times New Roman"/>
+        </w:rPr>
+        <w:t xml:space="preserve">13.3 </w:t>
+      </w:r>
+      <w:r>
+        <w:rPr>
+          <w:rFonts w:hint="eastAsia" w:ascii="Times New Roman" w:hAnsi="Times New Roman" w:eastAsia="SimHei" w:cs="Times New Roman"/>
+        </w:rPr>
+        <w:t xml:space="preserve">综合挑战</w:t>
+      </w:r>
+    </w:p>
+    <w:p>
+      <w:pPr>
+        <w:pStyle w:val="FirstParagraph"/>
+      </w:pPr>
+      <w:r>
+        <w:rPr>
+          <w:rFonts w:ascii="Times New Roman" w:hAnsi="Times New Roman" w:eastAsia="Times New Roman" w:cs="Times New Roman"/>
+          <w:b/>
+          <w:bCs/>
+        </w:rPr>
+        <w:t xml:space="preserve">8.</w:t>
+      </w:r>
+      <w:r>
+        <w:rPr>
+          <w:rFonts w:ascii="Times New Roman" w:hAnsi="Times New Roman" w:eastAsia="Times New Roman" w:cs="Times New Roman"/>
+        </w:rPr>
+        <w:t xml:space="preserve"> </w:t>
+      </w:r>
+      <w:r>
+        <w:rPr>
+          <w:rFonts w:hint="eastAsia" w:ascii="Times New Roman" w:hAnsi="Times New Roman" w:eastAsia="Times New Roman" w:cs="Times New Roman"/>
+        </w:rPr>
+        <w:t>A(C</w:t>
+      </w:r>
+      <w:r>
+        <w:rPr>
+          <w:rFonts w:hint="eastAsia" w:ascii="Times New Roman" w:hAnsi="Times New Roman" w:eastAsia="Times New Roman" w:cs="Times New Roman"/>
+          <w:vertAlign w:val="subscript"/>
+        </w:rPr>
+        <w:t>5</w:t>
+      </w:r>
+      <w:r>
+        <w:rPr>
+          <w:rFonts w:hint="eastAsia" w:ascii="Times New Roman" w:hAnsi="Times New Roman" w:eastAsia="Times New Roman" w:cs="Times New Roman"/>
+        </w:rPr>
+        <w:t>H</w:t>
+      </w:r>
+      <w:r>
+        <w:rPr>
+          <w:rFonts w:hint="eastAsia" w:ascii="Times New Roman" w:hAnsi="Times New Roman" w:eastAsia="Times New Roman" w:cs="Times New Roman"/>
+          <w:vertAlign w:val="subscript"/>
+        </w:rPr>
+        <w:t>8</w:t>
+      </w:r>
+      <w:r>
+        <w:rPr>
+          <w:rFonts w:hint="eastAsia" w:ascii="Times New Roman" w:hAnsi="Times New Roman" w:eastAsia="Times New Roman" w:cs="Times New Roman"/>
+        </w:rPr>
+        <w:t>)</w:t>
+      </w:r>
+      <w:r>
+        <w:rPr>
+          <w:rFonts w:hint="eastAsia" w:ascii="Times New Roman" w:hAnsi="Times New Roman" w:eastAsia="FangSong" w:cs="Times New Roman"/>
+        </w:rPr>
+        <w:t>使</w:t>
+      </w:r>
+      <w:r>
+        <w:rPr>
+          <w:rFonts w:hint="eastAsia" w:ascii="Times New Roman" w:hAnsi="Times New Roman" w:eastAsia="Times New Roman" w:cs="Times New Roman"/>
+        </w:rPr>
+        <w:t>Br</w:t>
+      </w:r>
+      <w:r>
+        <w:rPr>
+          <w:rFonts w:hint="eastAsia" w:ascii="Times New Roman" w:hAnsi="Times New Roman" w:eastAsia="Times New Roman" w:cs="Times New Roman"/>
+          <w:vertAlign w:val="subscript"/>
+        </w:rPr>
+        <w:t>2</w:t>
+      </w:r>
+      <w:r>
+        <w:rPr>
+          <w:rFonts w:hint="eastAsia" w:ascii="Times New Roman" w:hAnsi="Times New Roman" w:eastAsia="Times New Roman" w:cs="Times New Roman"/>
+        </w:rPr>
+        <w:t>/CCl</w:t>
+      </w:r>
+      <w:r>
+        <w:rPr>
+          <w:rFonts w:hint="eastAsia" w:ascii="Times New Roman" w:hAnsi="Times New Roman" w:eastAsia="Times New Roman" w:cs="Times New Roman"/>
+          <w:vertAlign w:val="subscript"/>
+        </w:rPr>
+        <w:t>4</w:t>
+      </w:r>
+      <w:r>
+        <w:rPr>
+          <w:rFonts w:hint="eastAsia" w:ascii="Times New Roman" w:hAnsi="Times New Roman" w:eastAsia="FangSong" w:cs="Times New Roman"/>
+        </w:rPr>
+        <w:t>褪色</w:t>
+      </w:r>
+      <w:r>
+        <w:rPr>
+          <w:rFonts w:hint="eastAsia" w:ascii="Times New Roman" w:hAnsi="Times New Roman" w:eastAsia="Times New Roman" w:cs="Times New Roman"/>
+        </w:rPr>
+        <w:t>。A→BH</w:t>
+      </w:r>
+      <w:r>
+        <w:rPr>
+          <w:rFonts w:hint="eastAsia" w:ascii="Times New Roman" w:hAnsi="Times New Roman" w:eastAsia="Times New Roman" w:cs="Times New Roman"/>
+          <w:vertAlign w:val="subscript"/>
+        </w:rPr>
+        <w:t>3</w:t>
+      </w:r>
+      <w:r>
+        <w:rPr>
+          <w:rFonts w:hint="eastAsia" w:ascii="Times New Roman" w:hAnsi="Times New Roman" w:eastAsia="Times New Roman" w:cs="Times New Roman"/>
+        </w:rPr>
+        <w:t>/H</w:t>
+      </w:r>
+      <w:r>
+        <w:rPr>
+          <w:rFonts w:hint="eastAsia" w:ascii="Times New Roman" w:hAnsi="Times New Roman" w:eastAsia="Times New Roman" w:cs="Times New Roman"/>
+          <w:vertAlign w:val="subscript"/>
+        </w:rPr>
+        <w:t>2</w:t>
+      </w:r>
+      <w:r>
+        <w:rPr>
+          <w:rFonts w:hint="eastAsia" w:ascii="Times New Roman" w:hAnsi="Times New Roman" w:eastAsia="Times New Roman" w:cs="Times New Roman"/>
+        </w:rPr>
+        <w:t>O</w:t>
+      </w:r>
+      <w:r>
+        <w:rPr>
+          <w:rFonts w:hint="eastAsia" w:ascii="Times New Roman" w:hAnsi="Times New Roman" w:eastAsia="Times New Roman" w:cs="Times New Roman"/>
+          <w:vertAlign w:val="subscript"/>
+        </w:rPr>
+        <w:t>2</w:t>
+      </w:r>
+      <w:r>
+        <w:rPr>
+          <w:rFonts w:hint="eastAsia" w:ascii="Times New Roman" w:hAnsi="Times New Roman" w:eastAsia="Times New Roman" w:cs="Times New Roman"/>
+        </w:rPr>
+        <w:t>→B(C</w:t>
+      </w:r>
+      <w:r>
+        <w:rPr>
+          <w:rFonts w:hint="eastAsia" w:ascii="Times New Roman" w:hAnsi="Times New Roman" w:eastAsia="Times New Roman" w:cs="Times New Roman"/>
+          <w:vertAlign w:val="subscript"/>
+        </w:rPr>
+        <w:t>5</w:t>
+      </w:r>
+      <w:r>
+        <w:rPr>
+          <w:rFonts w:hint="eastAsia" w:ascii="Times New Roman" w:hAnsi="Times New Roman" w:eastAsia="Times New Roman" w:cs="Times New Roman"/>
+        </w:rPr>
+        <w:t>H</w:t>
+      </w:r>
+      <w:r>
+        <w:rPr>
+          <w:rFonts w:hint="eastAsia" w:ascii="Times New Roman" w:hAnsi="Times New Roman" w:eastAsia="Times New Roman" w:cs="Times New Roman"/>
+          <w:vertAlign w:val="subscript"/>
+        </w:rPr>
+        <w:t>10</w:t>
+      </w:r>
+      <w:r>
+        <w:rPr>
+          <w:rFonts w:hint="eastAsia" w:ascii="Times New Roman" w:hAnsi="Times New Roman" w:eastAsia="Times New Roman" w:cs="Times New Roman"/>
+        </w:rPr>
+        <w:t>O)，B</w:t>
+      </w:r>
+      <w:r>
+        <w:rPr>
+          <w:rFonts w:hint="eastAsia" w:ascii="Times New Roman" w:hAnsi="Times New Roman" w:eastAsia="FangSong" w:cs="Times New Roman"/>
+        </w:rPr>
+        <w:t>的</w:t>
+      </w:r>
+      <w:r>
+        <w:rPr>
+          <w:rFonts w:hint="eastAsia" w:ascii="Times New Roman" w:hAnsi="Times New Roman" w:eastAsia="Times New Roman" w:cs="Times New Roman"/>
+          <w:vertAlign w:val="superscript"/>
+        </w:rPr>
+        <w:t>13</w:t>
+      </w:r>
+      <w:r>
+        <w:rPr>
+          <w:rFonts w:hint="eastAsia" w:ascii="Times New Roman" w:hAnsi="Times New Roman" w:eastAsia="Times New Roman" w:cs="Times New Roman"/>
+        </w:rPr>
+        <w:t>C</w:t>
+      </w:r>
+      <w:r>
+        <w:rPr>
+          <w:rFonts w:ascii="Times New Roman" w:hAnsi="Times New Roman" w:eastAsia="Times New Roman" w:cs="Times New Roman"/>
+        </w:rPr>
+        <w:t xml:space="preserve"> </w:t>
+      </w:r>
+      <w:r>
+        <w:rPr>
+          <w:rFonts w:hint="eastAsia" w:ascii="Times New Roman" w:hAnsi="Times New Roman" w:eastAsia="Times New Roman" w:cs="Times New Roman"/>
+        </w:rPr>
+        <w:t>NMR</w:t>
+      </w:r>
+      <w:r>
+        <w:rPr>
+          <w:rFonts w:hint="eastAsia" w:ascii="Times New Roman" w:hAnsi="Times New Roman" w:eastAsia="FangSong" w:cs="Times New Roman"/>
+        </w:rPr>
+        <w:t>有</w:t>
+      </w:r>
+      <w:r>
+        <w:rPr>
+          <w:rFonts w:hint="eastAsia" w:ascii="Times New Roman" w:hAnsi="Times New Roman" w:eastAsia="Times New Roman" w:cs="Times New Roman"/>
+        </w:rPr>
+        <w:t>5</w:t>
+      </w:r>
+      <w:r>
+        <w:rPr>
+          <w:rFonts w:hint="eastAsia" w:ascii="Times New Roman" w:hAnsi="Times New Roman" w:eastAsia="FangSong" w:cs="Times New Roman"/>
+        </w:rPr>
+        <w:t>个碳信号且含手性碳</w:t>
+      </w:r>
+      <w:r>
+        <w:rPr>
+          <w:rFonts w:hint="eastAsia" w:ascii="Times New Roman" w:hAnsi="Times New Roman" w:eastAsia="Times New Roman" w:cs="Times New Roman"/>
+        </w:rPr>
+        <w:t>。</w:t>
+      </w:r>
+      <w:r>
+        <w:rPr>
+          <w:rFonts w:hint="eastAsia" w:ascii="Times New Roman" w:hAnsi="Times New Roman" w:eastAsia="FangSong" w:cs="Times New Roman"/>
+        </w:rPr>
+        <w:t>推测</w:t>
+      </w:r>
+      <w:r>
+        <w:rPr>
+          <w:rFonts w:hint="eastAsia" w:ascii="Times New Roman" w:hAnsi="Times New Roman" w:eastAsia="Times New Roman" w:cs="Times New Roman"/>
+        </w:rPr>
+        <w:t>A，</w:t>
+      </w:r>
+      <w:r>
+        <w:rPr>
+          <w:rFonts w:hint="eastAsia" w:ascii="Times New Roman" w:hAnsi="Times New Roman" w:eastAsia="FangSong" w:cs="Times New Roman"/>
+        </w:rPr>
+        <w:t>写出</w:t>
+      </w:r>
+      <w:r>
+        <w:rPr>
+          <w:rFonts w:hint="eastAsia" w:ascii="Times New Roman" w:hAnsi="Times New Roman" w:eastAsia="Times New Roman" w:cs="Times New Roman"/>
+        </w:rPr>
+        <w:t>A→B</w:t>
+      </w:r>
+      <w:r>
+        <w:rPr>
+          <w:rFonts w:hint="eastAsia" w:ascii="Times New Roman" w:hAnsi="Times New Roman" w:eastAsia="FangSong" w:cs="Times New Roman"/>
+        </w:rPr>
+        <w:t>并解释区域与立体选择性</w:t>
+      </w:r>
+      <w:r>
+        <w:rPr>
+          <w:rFonts w:hint="eastAsia" w:ascii="Times New Roman" w:hAnsi="Times New Roman" w:eastAsia="Times New Roman" w:cs="Times New Roman"/>
+        </w:rPr>
+        <w:t>。</w:t>
+      </w:r>
+    </w:p>
+    <w:p>
+      <w:pPr>
+        <w:pStyle w:val="BodyText"/>
+      </w:pPr>
+      <w:r>
+        <w:rPr>
+          <w:rFonts w:ascii="Times New Roman" w:hAnsi="Times New Roman" w:eastAsia="Times New Roman" w:cs="Times New Roman"/>
+          <w:b/>
+          <w:bCs/>
+        </w:rPr>
+        <w:t xml:space="preserve">9.</w:t>
+      </w:r>
+      <w:r>
+        <w:rPr>
+          <w:rFonts w:ascii="Times New Roman" w:hAnsi="Times New Roman" w:eastAsia="Times New Roman" w:cs="Times New Roman"/>
+        </w:rPr>
+        <w:t xml:space="preserve"> </w:t>
+      </w:r>
+      <w:r>
+        <w:rPr>
+          <w:rFonts w:hint="eastAsia" w:ascii="Times New Roman" w:hAnsi="Times New Roman" w:eastAsia="FangSong" w:cs="Times New Roman"/>
+        </w:rPr>
+        <w:t>反</w:t>
+      </w:r>
+      <w:r>
+        <w:rPr>
+          <w:rFonts w:hint="eastAsia" w:ascii="Times New Roman" w:hAnsi="Times New Roman" w:eastAsia="Times New Roman" w:cs="Times New Roman"/>
+        </w:rPr>
+        <w:t>-1-</w:t>
+      </w:r>
+      <w:r>
+        <w:rPr>
+          <w:rFonts w:hint="eastAsia" w:ascii="Times New Roman" w:hAnsi="Times New Roman" w:eastAsia="FangSong" w:cs="Times New Roman"/>
+        </w:rPr>
+        <w:t>甲基</w:t>
+      </w:r>
+      <w:r>
+        <w:rPr>
+          <w:rFonts w:hint="eastAsia" w:ascii="Times New Roman" w:hAnsi="Times New Roman" w:eastAsia="Times New Roman" w:cs="Times New Roman"/>
+        </w:rPr>
+        <w:t>-2-</w:t>
+      </w:r>
+      <w:r>
+        <w:rPr>
+          <w:rFonts w:hint="eastAsia" w:ascii="Times New Roman" w:hAnsi="Times New Roman" w:eastAsia="FangSong" w:cs="Times New Roman"/>
+        </w:rPr>
+        <w:t>溴环己烷</w:t>
+      </w:r>
+      <w:r>
+        <w:rPr>
+          <w:rFonts w:hint="eastAsia" w:ascii="Times New Roman" w:hAnsi="Times New Roman" w:eastAsia="Times New Roman" w:cs="Times New Roman"/>
+        </w:rPr>
+        <w:t>+t-BuOK/t-BuOH,</w:t>
+      </w:r>
+      <w:r>
+        <w:rPr>
+          <w:rFonts w:ascii="Times New Roman" w:hAnsi="Times New Roman" w:eastAsia="Times New Roman" w:cs="Times New Roman"/>
+        </w:rPr>
+        <w:t xml:space="preserve"> </w:t>
+      </w:r>
+      <w:r>
+        <w:rPr>
+          <w:rFonts w:hint="eastAsia" w:ascii="Times New Roman" w:hAnsi="Times New Roman" w:eastAsia="Times New Roman" w:cs="Times New Roman"/>
+        </w:rPr>
+        <w:t>Δ→？</w:t>
+      </w:r>
+      <w:r>
+        <w:rPr>
+          <w:rFonts w:hint="eastAsia" w:ascii="Times New Roman" w:hAnsi="Times New Roman" w:eastAsia="FangSong" w:cs="Times New Roman"/>
+        </w:rPr>
+        <w:t>用椅式构象分析</w:t>
+      </w:r>
+      <w:r>
+        <w:rPr>
+          <w:rFonts w:hint="eastAsia" w:ascii="Times New Roman" w:hAnsi="Times New Roman" w:eastAsia="Times New Roman" w:cs="Times New Roman"/>
+        </w:rPr>
+        <w:t>。</w:t>
+      </w:r>
+    </w:p>
+    <w:p>
+      <w:pPr>
+        <w:pStyle w:val="BodyText"/>
+      </w:pPr>
+      <w:r>
+        <w:rPr>
+          <w:rFonts w:ascii="Times New Roman" w:hAnsi="Times New Roman" w:eastAsia="Times New Roman" w:cs="Times New Roman"/>
+          <w:b/>
+          <w:bCs/>
+        </w:rPr>
+        <w:t xml:space="preserve">10.</w:t>
+      </w:r>
+      <w:r>
+        <w:rPr>
+          <w:rFonts w:ascii="Times New Roman" w:hAnsi="Times New Roman" w:eastAsia="Times New Roman" w:cs="Times New Roman"/>
+        </w:rPr>
+        <w:t xml:space="preserve"> </w:t>
+      </w:r>
+      <w:r>
+        <w:rPr>
+          <w:rFonts w:hint="eastAsia" w:ascii="Times New Roman" w:hAnsi="Times New Roman" w:eastAsia="Times New Roman" w:cs="Times New Roman"/>
+        </w:rPr>
+        <w:t>A(C</w:t>
+      </w:r>
+      <w:r>
+        <w:rPr>
+          <w:rFonts w:hint="eastAsia" w:ascii="Times New Roman" w:hAnsi="Times New Roman" w:eastAsia="Times New Roman" w:cs="Times New Roman"/>
+          <w:vertAlign w:val="subscript"/>
+        </w:rPr>
+        <w:t>7</w:t>
+      </w:r>
+      <w:r>
+        <w:rPr>
+          <w:rFonts w:hint="eastAsia" w:ascii="Times New Roman" w:hAnsi="Times New Roman" w:eastAsia="Times New Roman" w:cs="Times New Roman"/>
+        </w:rPr>
+        <w:t>H</w:t>
+      </w:r>
+      <w:r>
+        <w:rPr>
+          <w:rFonts w:hint="eastAsia" w:ascii="Times New Roman" w:hAnsi="Times New Roman" w:eastAsia="Times New Roman" w:cs="Times New Roman"/>
+          <w:vertAlign w:val="subscript"/>
+        </w:rPr>
+        <w:t>14</w:t>
+      </w:r>
+      <w:r>
+        <w:rPr>
+          <w:rFonts w:hint="eastAsia" w:ascii="Times New Roman" w:hAnsi="Times New Roman" w:eastAsia="Times New Roman" w:cs="Times New Roman"/>
+        </w:rPr>
+        <w:t>O)</w:t>
+      </w:r>
+      <w:r>
+        <w:rPr>
+          <w:rFonts w:hint="eastAsia" w:ascii="Times New Roman" w:hAnsi="Times New Roman" w:eastAsia="FangSong" w:cs="Times New Roman"/>
+        </w:rPr>
+        <w:t>有</w:t>
+      </w:r>
+      <w:r>
+        <w:rPr>
+          <w:rFonts w:hint="eastAsia" w:ascii="Times New Roman" w:hAnsi="Times New Roman" w:eastAsia="Times New Roman" w:cs="Times New Roman"/>
+        </w:rPr>
+        <w:t>α-</w:t>
+      </w:r>
+      <w:r>
+        <w:rPr>
+          <w:rFonts w:hint="eastAsia" w:ascii="Times New Roman" w:hAnsi="Times New Roman" w:eastAsia="FangSong" w:cs="Times New Roman"/>
+        </w:rPr>
+        <w:t>手性中心</w:t>
+      </w:r>
+      <w:r>
+        <w:rPr>
+          <w:rFonts w:hint="eastAsia" w:ascii="Times New Roman" w:hAnsi="Times New Roman" w:eastAsia="Times New Roman" w:cs="Times New Roman"/>
+        </w:rPr>
+        <w:t>，</w:t>
+      </w:r>
+      <w:r>
+        <w:rPr>
+          <w:rFonts w:hint="eastAsia" w:ascii="Times New Roman" w:hAnsi="Times New Roman" w:eastAsia="Times New Roman" w:cs="Times New Roman"/>
+          <w:vertAlign w:val="superscript"/>
+        </w:rPr>
+        <w:t>1</w:t>
+      </w:r>
+      <w:r>
+        <w:rPr>
+          <w:rFonts w:hint="eastAsia" w:ascii="Times New Roman" w:hAnsi="Times New Roman" w:eastAsia="Times New Roman" w:cs="Times New Roman"/>
+        </w:rPr>
+        <w:t>H</w:t>
+      </w:r>
+      <w:r>
+        <w:rPr>
+          <w:rFonts w:ascii="Times New Roman" w:hAnsi="Times New Roman" w:eastAsia="Times New Roman" w:cs="Times New Roman"/>
+        </w:rPr>
+        <w:t xml:space="preserve"> NMR δ 2.12 </w:t>
+      </w:r>
+      <w:r>
+        <w:rPr>
+          <w:rFonts w:hint="eastAsia" w:ascii="Times New Roman" w:hAnsi="Times New Roman" w:eastAsia="FangSong" w:cs="Times New Roman"/>
+        </w:rPr>
+        <w:t>单峰</w:t>
+      </w:r>
+      <w:r>
+        <w:rPr>
+          <w:rFonts w:hint="eastAsia" w:ascii="Times New Roman" w:hAnsi="Times New Roman" w:eastAsia="Times New Roman" w:cs="Times New Roman"/>
+        </w:rPr>
+        <w:t>（CH</w:t>
+      </w:r>
+      <w:r>
+        <w:rPr>
+          <w:rFonts w:hint="eastAsia" w:ascii="Times New Roman" w:hAnsi="Times New Roman" w:eastAsia="Times New Roman" w:cs="Times New Roman"/>
+          <w:vertAlign w:val="subscript"/>
+        </w:rPr>
+        <w:t>3</w:t>
+      </w:r>
+      <w:r>
+        <w:rPr>
+          <w:rFonts w:hint="eastAsia" w:ascii="Times New Roman" w:hAnsi="Times New Roman" w:eastAsia="Times New Roman" w:cs="Times New Roman"/>
+        </w:rPr>
+        <w:t>CO-）。A+C</w:t>
+      </w:r>
+      <w:r>
+        <w:rPr>
+          <w:rFonts w:hint="eastAsia" w:ascii="Times New Roman" w:hAnsi="Times New Roman" w:eastAsia="Times New Roman" w:cs="Times New Roman"/>
+          <w:vertAlign w:val="subscript"/>
+        </w:rPr>
+        <w:t>2</w:t>
+      </w:r>
+      <w:r>
+        <w:rPr>
+          <w:rFonts w:hint="eastAsia" w:ascii="Times New Roman" w:hAnsi="Times New Roman" w:eastAsia="Times New Roman" w:cs="Times New Roman"/>
+        </w:rPr>
+        <w:t>H</w:t>
+      </w:r>
+      <w:r>
+        <w:rPr>
+          <w:rFonts w:hint="eastAsia" w:ascii="Times New Roman" w:hAnsi="Times New Roman" w:eastAsia="Times New Roman" w:cs="Times New Roman"/>
+          <w:vertAlign w:val="subscript"/>
+        </w:rPr>
+        <w:t>5</w:t>
+      </w:r>
+      <w:r>
+        <w:rPr>
+          <w:rFonts w:hint="eastAsia" w:ascii="Times New Roman" w:hAnsi="Times New Roman" w:eastAsia="Times New Roman" w:cs="Times New Roman"/>
+        </w:rPr>
+        <w:t>MgBr→B（dr&gt;95:5）。</w:t>
+      </w:r>
+      <w:r>
+        <w:rPr>
+          <w:rFonts w:hint="eastAsia" w:ascii="Times New Roman" w:hAnsi="Times New Roman" w:eastAsia="FangSong" w:cs="Times New Roman"/>
+        </w:rPr>
+        <w:t>推测</w:t>
+      </w:r>
+      <w:r>
+        <w:rPr>
+          <w:rFonts w:hint="eastAsia" w:ascii="Times New Roman" w:hAnsi="Times New Roman" w:eastAsia="Times New Roman" w:cs="Times New Roman"/>
+        </w:rPr>
+        <w:t>A</w:t>
+      </w:r>
+      <w:r>
+        <w:rPr>
+          <w:rFonts w:hint="eastAsia" w:ascii="Times New Roman" w:hAnsi="Times New Roman" w:eastAsia="FangSong" w:cs="Times New Roman"/>
+        </w:rPr>
+        <w:t>和</w:t>
+      </w:r>
+      <w:r>
+        <w:rPr>
+          <w:rFonts w:hint="eastAsia" w:ascii="Times New Roman" w:hAnsi="Times New Roman" w:eastAsia="Times New Roman" w:cs="Times New Roman"/>
+        </w:rPr>
+        <w:t>B</w:t>
+      </w:r>
+      <w:r>
+        <w:rPr>
+          <w:rFonts w:hint="eastAsia" w:ascii="Times New Roman" w:hAnsi="Times New Roman" w:eastAsia="FangSong" w:cs="Times New Roman"/>
+        </w:rPr>
+        <w:t>的结构</w:t>
+      </w:r>
+      <w:r>
+        <w:rPr>
+          <w:rFonts w:hint="eastAsia" w:ascii="Times New Roman" w:hAnsi="Times New Roman" w:eastAsia="Times New Roman" w:cs="Times New Roman"/>
+        </w:rPr>
+        <w:t>（Cram</w:t>
+      </w:r>
+      <w:r>
+        <w:rPr>
+          <w:rFonts w:hint="eastAsia" w:ascii="Times New Roman" w:hAnsi="Times New Roman" w:eastAsia="FangSong" w:cs="Times New Roman"/>
+        </w:rPr>
+        <w:t>规则</w:t>
+      </w:r>
+      <w:r>
+        <w:rPr>
+          <w:rFonts w:hint="eastAsia" w:ascii="Times New Roman" w:hAnsi="Times New Roman" w:eastAsia="Times New Roman" w:cs="Times New Roman"/>
+        </w:rPr>
+        <w:t>）。</w:t>
+      </w:r>
+    </w:p>
+    <w:p>
+      <w:pPr>
+        <w:spacing w:before="160" w:after="80"/>
+      </w:pPr>
+      <w:r>
+        <w:pict>
+          <v:rect style="width:0;height:1.5pt" o:hralign="center" o:hrstd="t" o:hr="t"/>
+        </w:pict>
+      </w:r>
+    </w:p>
+    <w:bookmarkEnd w:id="73"/>
+    <w:bookmarkEnd w:id="74"/>
+    <w:bookmarkStart w:id="75" w:name="参考答案"/>
+    <w:p>
+      <w:pPr>
+        <w:pStyle w:val="Heading2"/>
+        <w:spacing w:before="280" w:after="120"/>
+      </w:pPr>
+      <w:r>
+        <w:rPr>
+          <w:rFonts w:hint="eastAsia" w:ascii="Times New Roman" w:hAnsi="Times New Roman" w:eastAsia="SimHei" w:cs="Times New Roman"/>
+        </w:rPr>
+        <w:t xml:space="preserve">参考答案</w:t>
+      </w:r>
+    </w:p>
+    <w:p>
+      <w:pPr>
+        <w:pStyle w:val="FirstParagraph"/>
+      </w:pPr>
+      <w:r>
+        <w:rPr>
+          <w:rFonts w:ascii="Times New Roman" w:hAnsi="Times New Roman" w:eastAsia="Times New Roman" w:cs="Times New Roman"/>
+          <w:b/>
+          <w:bCs/>
+        </w:rPr>
+        <w:t xml:space="preserve">1.</w:t>
+      </w:r>
+      <w:r>
+        <w:rPr>
+          <w:rFonts w:ascii="Times New Roman" w:hAnsi="Times New Roman" w:eastAsia="Times New Roman" w:cs="Times New Roman"/>
+        </w:rPr>
+        <w:t xml:space="preserve"> </w:t>
+      </w:r>
+      <w:r>
+        <w:rPr>
+          <w:rFonts w:ascii="Times New Roman" w:hAnsi="Times New Roman" w:eastAsia="Times New Roman" w:cs="Times New Roman"/>
+        </w:rPr>
+        <w:t xml:space="preserve">(a) </w:t>
+      </w:r>
+      <w:r>
+        <w:rPr>
+          <w:rFonts w:hint="eastAsia" w:ascii="Times New Roman" w:hAnsi="Times New Roman" w:eastAsia="Times New Roman" w:cs="Times New Roman"/>
+        </w:rPr>
+        <w:t>2</w:t>
+      </w:r>
+      <w:r>
+        <w:rPr>
+          <w:rFonts w:hint="eastAsia" w:ascii="Times New Roman" w:hAnsi="Times New Roman" w:eastAsia="FangSong" w:cs="Times New Roman"/>
+        </w:rPr>
+        <w:t>个中心</w:t>
+      </w:r>
+      <w:r>
+        <w:rPr>
+          <w:rFonts w:hint="eastAsia" w:ascii="Times New Roman" w:hAnsi="Times New Roman" w:eastAsia="Times New Roman" w:cs="Times New Roman"/>
+        </w:rPr>
+        <w:t>（</w:t>
+      </w:r>
+      <w:r>
+        <w:rPr>
+          <w:rFonts w:hint="eastAsia" w:ascii="Times New Roman" w:hAnsi="Times New Roman" w:eastAsia="FangSong" w:cs="Times New Roman"/>
+        </w:rPr>
+        <w:t>不同</w:t>
+      </w:r>
+      <w:r>
+        <w:rPr>
+          <w:rFonts w:hint="eastAsia" w:ascii="Times New Roman" w:hAnsi="Times New Roman" w:eastAsia="Times New Roman" w:cs="Times New Roman"/>
+        </w:rPr>
+        <w:t>），4</w:t>
+      </w:r>
+      <w:r>
+        <w:rPr>
+          <w:rFonts w:hint="eastAsia" w:ascii="Times New Roman" w:hAnsi="Times New Roman" w:eastAsia="FangSong" w:cs="Times New Roman"/>
+        </w:rPr>
+        <w:t>个异构体</w:t>
+      </w:r>
+      <w:r>
+        <w:rPr>
+          <w:rFonts w:hint="eastAsia" w:ascii="Times New Roman" w:hAnsi="Times New Roman" w:eastAsia="Times New Roman" w:cs="Times New Roman"/>
+        </w:rPr>
+        <w:t>；(b)</w:t>
+      </w:r>
+      <w:r>
+        <w:rPr>
+          <w:rFonts w:ascii="Times New Roman" w:hAnsi="Times New Roman" w:eastAsia="Times New Roman" w:cs="Times New Roman"/>
+        </w:rPr>
+        <w:t xml:space="preserve"> </w:t>
+      </w:r>
+      <w:r>
+        <w:rPr>
+          <w:rFonts w:hint="eastAsia" w:ascii="Times New Roman" w:hAnsi="Times New Roman" w:eastAsia="Times New Roman" w:cs="Times New Roman"/>
+        </w:rPr>
+        <w:t>3</w:t>
+      </w:r>
+      <w:r>
+        <w:rPr>
+          <w:rFonts w:hint="eastAsia" w:ascii="Times New Roman" w:hAnsi="Times New Roman" w:eastAsia="FangSong" w:cs="Times New Roman"/>
+        </w:rPr>
+        <w:t>个中心</w:t>
+      </w:r>
+      <w:r>
+        <w:rPr>
+          <w:rFonts w:hint="eastAsia" w:ascii="Times New Roman" w:hAnsi="Times New Roman" w:eastAsia="Times New Roman" w:cs="Times New Roman"/>
+        </w:rPr>
+        <w:t>，8</w:t>
+      </w:r>
+      <w:r>
+        <w:rPr>
+          <w:rFonts w:hint="eastAsia" w:ascii="Times New Roman" w:hAnsi="Times New Roman" w:eastAsia="FangSong" w:cs="Times New Roman"/>
+        </w:rPr>
+        <w:t>个异构体</w:t>
+      </w:r>
+      <w:r>
+        <w:rPr>
+          <w:rFonts w:hint="eastAsia" w:ascii="Times New Roman" w:hAnsi="Times New Roman" w:eastAsia="Times New Roman" w:cs="Times New Roman"/>
+        </w:rPr>
+        <w:t>；(c)</w:t>
+      </w:r>
+      <w:r>
+        <w:rPr>
+          <w:rFonts w:ascii="Times New Roman" w:hAnsi="Times New Roman" w:eastAsia="Times New Roman" w:cs="Times New Roman"/>
+        </w:rPr>
+        <w:t xml:space="preserve"> </w:t>
+      </w:r>
+      <w:r>
+        <w:rPr>
+          <w:rFonts w:hint="eastAsia" w:ascii="Times New Roman" w:hAnsi="Times New Roman" w:eastAsia="Times New Roman" w:cs="Times New Roman"/>
+        </w:rPr>
+        <w:t>2</w:t>
+      </w:r>
+      <w:r>
+        <w:rPr>
+          <w:rFonts w:hint="eastAsia" w:ascii="Times New Roman" w:hAnsi="Times New Roman" w:eastAsia="FangSong" w:cs="Times New Roman"/>
+        </w:rPr>
+        <w:t>个相同中心</w:t>
+      </w:r>
+      <w:r>
+        <w:rPr>
+          <w:rFonts w:hint="eastAsia" w:ascii="Times New Roman" w:hAnsi="Times New Roman" w:eastAsia="Times New Roman" w:cs="Times New Roman"/>
+        </w:rPr>
+        <w:t>，3</w:t>
+      </w:r>
+      <w:r>
+        <w:rPr>
+          <w:rFonts w:hint="eastAsia" w:ascii="Times New Roman" w:hAnsi="Times New Roman" w:eastAsia="FangSong" w:cs="Times New Roman"/>
+        </w:rPr>
+        <w:t>个异构体</w:t>
+      </w:r>
+      <w:r>
+        <w:rPr>
+          <w:rFonts w:hint="eastAsia" w:ascii="Times New Roman" w:hAnsi="Times New Roman" w:eastAsia="Times New Roman" w:cs="Times New Roman"/>
+        </w:rPr>
+        <w:t>（</w:t>
+      </w:r>
+      <w:r>
+        <w:rPr>
+          <w:rFonts w:hint="eastAsia" w:ascii="Times New Roman" w:hAnsi="Times New Roman" w:eastAsia="FangSong" w:cs="Times New Roman"/>
+        </w:rPr>
+        <w:t>含</w:t>
+      </w:r>
+      <w:r>
+        <w:rPr>
+          <w:rFonts w:hint="eastAsia" w:ascii="Times New Roman" w:hAnsi="Times New Roman" w:eastAsia="Times New Roman" w:cs="Times New Roman"/>
+        </w:rPr>
+        <w:t>meso）</w:t>
+      </w:r>
+      <w:r>
+        <w:rPr>
+          <w:rFonts w:ascii="Times New Roman" w:hAnsi="Times New Roman" w:eastAsia="Times New Roman" w:cs="Times New Roman"/>
+        </w:rPr>
+        <w:t xml:space="preserve"> </w:t>
+      </w:r>
+      <w:r>
+        <w:rPr>
+          <w:rFonts w:ascii="Times New Roman" w:hAnsi="Times New Roman" w:eastAsia="Times New Roman" w:cs="Times New Roman"/>
+          <w:b/>
+          <w:bCs/>
+        </w:rPr>
+        <w:t xml:space="preserve">2.</w:t>
+      </w:r>
+      <w:r>
+        <w:rPr>
+          <w:rFonts w:ascii="Times New Roman" w:hAnsi="Times New Roman" w:eastAsia="Times New Roman" w:cs="Times New Roman"/>
+        </w:rPr>
+        <w:t xml:space="preserve"> </w:t>
+      </w:r>
+      <w:r>
+        <w:rPr>
+          <w:rFonts w:ascii="Times New Roman" w:hAnsi="Times New Roman" w:eastAsia="Times New Roman" w:cs="Times New Roman"/>
+        </w:rPr>
+        <w:t xml:space="preserve">(a)❌ </w:t>
+      </w:r>
+      <w:r>
+        <w:rPr>
+          <w:rFonts w:hint="eastAsia" w:ascii="Times New Roman" w:hAnsi="Times New Roman" w:eastAsia="FangSong" w:cs="Times New Roman"/>
+        </w:rPr>
+        <w:t>外消旋是混合物</w:t>
+      </w:r>
+      <w:r>
+        <w:rPr>
+          <w:rFonts w:hint="eastAsia" w:ascii="Times New Roman" w:hAnsi="Times New Roman" w:eastAsia="Times New Roman" w:cs="Times New Roman"/>
+        </w:rPr>
+        <w:t>（</w:t>
+      </w:r>
+      <w:r>
+        <w:rPr>
+          <w:rFonts w:hint="eastAsia" w:ascii="Times New Roman" w:hAnsi="Times New Roman" w:eastAsia="FangSong" w:cs="Times New Roman"/>
+        </w:rPr>
+        <w:t>可拆分</w:t>
+      </w:r>
+      <w:r>
+        <w:rPr>
+          <w:rFonts w:hint="eastAsia" w:ascii="Times New Roman" w:hAnsi="Times New Roman" w:eastAsia="Times New Roman" w:cs="Times New Roman"/>
+        </w:rPr>
+        <w:t>），</w:t>
+      </w:r>
+      <w:r>
+        <w:rPr>
+          <w:rFonts w:hint="eastAsia" w:ascii="Times New Roman" w:hAnsi="Times New Roman" w:eastAsia="FangSong" w:cs="Times New Roman"/>
+        </w:rPr>
+        <w:t>内消旋是纯化合物</w:t>
+      </w:r>
+      <w:r>
+        <w:rPr>
+          <w:rFonts w:hint="eastAsia" w:ascii="Times New Roman" w:hAnsi="Times New Roman" w:eastAsia="Times New Roman" w:cs="Times New Roman"/>
+        </w:rPr>
+        <w:t>（</w:t>
+      </w:r>
+      <w:r>
+        <w:rPr>
+          <w:rFonts w:hint="eastAsia" w:ascii="Times New Roman" w:hAnsi="Times New Roman" w:eastAsia="FangSong" w:cs="Times New Roman"/>
+        </w:rPr>
+        <w:t>不可拆分</w:t>
+      </w:r>
+      <w:r>
+        <w:rPr>
+          <w:rFonts w:hint="eastAsia" w:ascii="Times New Roman" w:hAnsi="Times New Roman" w:eastAsia="Times New Roman" w:cs="Times New Roman"/>
+        </w:rPr>
+        <w:t>）；(b)❌</w:t>
+      </w:r>
+      <w:r>
+        <w:rPr>
+          <w:rFonts w:ascii="Times New Roman" w:hAnsi="Times New Roman" w:eastAsia="Times New Roman" w:cs="Times New Roman"/>
+        </w:rPr>
+        <w:t xml:space="preserve"> </w:t>
+      </w:r>
+      <w:r>
+        <w:rPr>
+          <w:rFonts w:hint="eastAsia" w:ascii="Times New Roman" w:hAnsi="Times New Roman" w:eastAsia="Times New Roman" w:cs="Times New Roman"/>
+        </w:rPr>
+        <w:t>R/S</w:t>
+      </w:r>
+      <w:r>
+        <w:rPr>
+          <w:rFonts w:hint="eastAsia" w:ascii="Times New Roman" w:hAnsi="Times New Roman" w:eastAsia="FangSong" w:cs="Times New Roman"/>
+        </w:rPr>
+        <w:t>与旋光方向无关</w:t>
+      </w:r>
+      <w:r>
+        <w:rPr>
+          <w:rFonts w:hint="eastAsia" w:ascii="Times New Roman" w:hAnsi="Times New Roman" w:eastAsia="Times New Roman" w:cs="Times New Roman"/>
+        </w:rPr>
+        <w:t>；(c)❌</w:t>
+      </w:r>
+      <w:r>
+        <w:rPr>
+          <w:rFonts w:ascii="Times New Roman" w:hAnsi="Times New Roman" w:eastAsia="Times New Roman" w:cs="Times New Roman"/>
+        </w:rPr>
+        <w:t xml:space="preserve"> </w:t>
+      </w:r>
+      <w:r>
+        <w:rPr>
+          <w:rFonts w:hint="eastAsia" w:ascii="Times New Roman" w:hAnsi="Times New Roman" w:eastAsia="FangSong" w:cs="Times New Roman"/>
+        </w:rPr>
+        <w:t xml:space="preserve">螯合控制时反转</w:t>
+      </w:r>
+      <w:r>
+        <w:rPr>
+          <w:rFonts w:ascii="Times New Roman" w:hAnsi="Times New Roman" w:eastAsia="Times New Roman" w:cs="Times New Roman"/>
+        </w:rPr>
+        <w:t xml:space="preserve"> </w:t>
+      </w:r>
+      <w:r>
+        <w:rPr>
+          <w:rFonts w:ascii="Times New Roman" w:hAnsi="Times New Roman" w:eastAsia="Times New Roman" w:cs="Times New Roman"/>
+          <w:b/>
+          <w:bCs/>
+        </w:rPr>
+        <w:t xml:space="preserve">3.</w:t>
+      </w:r>
+      <w:r>
+        <w:rPr>
+          <w:rFonts w:ascii="Times New Roman" w:hAnsi="Times New Roman" w:eastAsia="Times New Roman" w:cs="Times New Roman"/>
+        </w:rPr>
+        <w:t xml:space="preserve"> </w:t>
+      </w:r>
+      <w:r>
+        <w:rPr>
+          <w:rFonts w:hint="eastAsia" w:ascii="Times New Roman" w:hAnsi="Times New Roman" w:eastAsia="Times New Roman" w:cs="Times New Roman"/>
+        </w:rPr>
+        <w:t>1-</w:t>
+      </w:r>
+      <w:r>
+        <w:rPr>
+          <w:rFonts w:hint="eastAsia" w:ascii="Times New Roman" w:hAnsi="Times New Roman" w:eastAsia="FangSong" w:cs="Times New Roman"/>
+        </w:rPr>
+        <w:t>甲基</w:t>
+      </w:r>
+      <w:r>
+        <w:rPr>
+          <w:rFonts w:hint="eastAsia" w:ascii="Times New Roman" w:hAnsi="Times New Roman" w:eastAsia="Times New Roman" w:cs="Times New Roman"/>
+        </w:rPr>
+        <w:t>-1,2-</w:t>
+      </w:r>
+      <w:r>
+        <w:rPr>
+          <w:rFonts w:hint="eastAsia" w:ascii="Times New Roman" w:hAnsi="Times New Roman" w:eastAsia="FangSong" w:cs="Times New Roman"/>
+        </w:rPr>
+        <w:t>二溴环己烷</w:t>
+      </w:r>
+      <w:r>
+        <w:rPr>
+          <w:rFonts w:hint="eastAsia" w:ascii="Times New Roman" w:hAnsi="Times New Roman" w:eastAsia="Times New Roman" w:cs="Times New Roman"/>
+        </w:rPr>
+        <w:t>（</w:t>
+      </w:r>
+      <w:r>
+        <w:rPr>
+          <w:rFonts w:hint="eastAsia" w:ascii="Times New Roman" w:hAnsi="Times New Roman" w:eastAsia="FangSong" w:cs="Times New Roman"/>
+        </w:rPr>
+        <w:t>反式加成</w:t>
+      </w:r>
+      <w:r>
+        <w:rPr>
+          <w:rFonts w:hint="eastAsia" w:ascii="Times New Roman" w:hAnsi="Times New Roman" w:eastAsia="Times New Roman" w:cs="Times New Roman"/>
+        </w:rPr>
+        <w:t>，Br</w:t>
+      </w:r>
+      <w:r>
+        <w:rPr>
+          <w:rFonts w:hint="eastAsia" w:ascii="Times New Roman" w:hAnsi="Times New Roman" w:eastAsia="Times New Roman" w:cs="Times New Roman"/>
+          <w:vertAlign w:val="subscript"/>
+        </w:rPr>
+        <w:t>2</w:t>
+      </w:r>
+      <w:r>
+        <w:rPr>
+          <w:rFonts w:hint="eastAsia" w:ascii="Times New Roman" w:hAnsi="Times New Roman" w:eastAsia="FangSong" w:cs="Times New Roman"/>
+        </w:rPr>
+        <w:t>经鎓离子</w:t>
+      </w:r>
+      <w:r>
+        <w:rPr>
+          <w:rFonts w:hint="eastAsia" w:ascii="Times New Roman" w:hAnsi="Times New Roman" w:eastAsia="Times New Roman" w:cs="Times New Roman"/>
+        </w:rPr>
+        <w:t>anti</w:t>
+      </w:r>
+      <w:r>
+        <w:rPr>
+          <w:rFonts w:hint="eastAsia" w:ascii="Times New Roman" w:hAnsi="Times New Roman" w:eastAsia="FangSong" w:cs="Times New Roman"/>
+        </w:rPr>
+        <w:t>开环</w:t>
+      </w:r>
+      <w:r>
+        <w:rPr>
+          <w:rFonts w:hint="eastAsia" w:ascii="Times New Roman" w:hAnsi="Times New Roman" w:eastAsia="Times New Roman" w:cs="Times New Roman"/>
+        </w:rPr>
+        <w:t>）</w:t>
+      </w:r>
+      <w:r>
+        <w:rPr>
+          <w:rFonts w:ascii="Times New Roman" w:hAnsi="Times New Roman" w:eastAsia="Times New Roman" w:cs="Times New Roman"/>
+        </w:rPr>
+        <w:t xml:space="preserve"> </w:t>
+      </w:r>
+      <w:r>
+        <w:rPr>
+          <w:rFonts w:ascii="Times New Roman" w:hAnsi="Times New Roman" w:eastAsia="Times New Roman" w:cs="Times New Roman"/>
+          <w:b/>
+          <w:bCs/>
+        </w:rPr>
+        <w:t xml:space="preserve">4.</w:t>
+      </w:r>
+      <w:r>
+        <w:rPr>
+          <w:rFonts w:ascii="Times New Roman" w:hAnsi="Times New Roman" w:eastAsia="Times New Roman" w:cs="Times New Roman"/>
+        </w:rPr>
+        <w:t xml:space="preserve"> </w:t>
+      </w:r>
+      <w:r>
+        <w:rPr>
+          <w:rFonts w:hint="eastAsia" w:ascii="Times New Roman" w:hAnsi="Times New Roman" w:eastAsia="FangSong" w:cs="Times New Roman"/>
+        </w:rPr>
+        <w:t>顺</w:t>
+      </w:r>
+      <w:r>
+        <w:rPr>
+          <w:rFonts w:hint="eastAsia" w:ascii="Times New Roman" w:hAnsi="Times New Roman" w:eastAsia="Times New Roman" w:cs="Times New Roman"/>
+        </w:rPr>
+        <w:t>-2-</w:t>
+      </w:r>
+      <w:r>
+        <w:rPr>
+          <w:rFonts w:hint="eastAsia" w:ascii="Times New Roman" w:hAnsi="Times New Roman" w:eastAsia="FangSong" w:cs="Times New Roman"/>
+        </w:rPr>
+        <w:t>戊烯</w:t>
+      </w:r>
+      <w:r>
+        <w:rPr>
+          <w:rFonts w:hint="eastAsia" w:ascii="Times New Roman" w:hAnsi="Times New Roman" w:eastAsia="Times New Roman" w:cs="Times New Roman"/>
+        </w:rPr>
+        <w:t>→(2R,3R)+(2S,3S)-2,3-</w:t>
+      </w:r>
+      <w:r>
+        <w:rPr>
+          <w:rFonts w:hint="eastAsia" w:ascii="Times New Roman" w:hAnsi="Times New Roman" w:eastAsia="FangSong" w:cs="Times New Roman"/>
+        </w:rPr>
+        <w:t>二溴戊烷</w:t>
+      </w:r>
+      <w:r>
+        <w:rPr>
+          <w:rFonts w:hint="eastAsia" w:ascii="Times New Roman" w:hAnsi="Times New Roman" w:eastAsia="Times New Roman" w:cs="Times New Roman"/>
+        </w:rPr>
+        <w:t>（</w:t>
+      </w:r>
+      <w:r>
+        <w:rPr>
+          <w:rFonts w:hint="eastAsia" w:ascii="Times New Roman" w:hAnsi="Times New Roman" w:eastAsia="FangSong" w:cs="Times New Roman"/>
+        </w:rPr>
+        <w:t>外消旋</w:t>
+      </w:r>
+      <w:r>
+        <w:rPr>
+          <w:rFonts w:hint="eastAsia" w:ascii="Times New Roman" w:hAnsi="Times New Roman" w:eastAsia="Times New Roman" w:cs="Times New Roman"/>
+        </w:rPr>
+        <w:t>，anti</w:t>
+      </w:r>
+      <w:r>
+        <w:rPr>
+          <w:rFonts w:hint="eastAsia" w:ascii="Times New Roman" w:hAnsi="Times New Roman" w:eastAsia="FangSong" w:cs="Times New Roman"/>
+        </w:rPr>
+        <w:t>加成</w:t>
+      </w:r>
+      <w:r>
+        <w:rPr>
+          <w:rFonts w:hint="eastAsia" w:ascii="Times New Roman" w:hAnsi="Times New Roman" w:eastAsia="Times New Roman" w:cs="Times New Roman"/>
+        </w:rPr>
+        <w:t>）</w:t>
+      </w:r>
+      <w:r>
+        <w:rPr>
+          <w:rFonts w:ascii="Times New Roman" w:hAnsi="Times New Roman" w:eastAsia="Times New Roman" w:cs="Times New Roman"/>
+        </w:rPr>
+        <w:t xml:space="preserve"> </w:t>
+      </w:r>
+      <w:r>
+        <w:rPr>
+          <w:rFonts w:ascii="Times New Roman" w:hAnsi="Times New Roman" w:eastAsia="Times New Roman" w:cs="Times New Roman"/>
+          <w:b/>
+          <w:bCs/>
+        </w:rPr>
+        <w:t xml:space="preserve">5.</w:t>
+      </w:r>
+      <w:r>
+        <w:rPr>
+          <w:rFonts w:ascii="Times New Roman" w:hAnsi="Times New Roman" w:eastAsia="Times New Roman" w:cs="Times New Roman"/>
+        </w:rPr>
+        <w:t xml:space="preserve"> </w:t>
+      </w:r>
+      <w:r>
+        <w:rPr>
+          <w:rFonts w:ascii="Times New Roman" w:hAnsi="Times New Roman" w:eastAsia="Times New Roman" w:cs="Times New Roman"/>
+        </w:rPr>
+        <w:t xml:space="preserve">(1) </w:t>
+      </w:r>
+      <w:r>
+        <w:rPr>
+          <w:rFonts w:hint="eastAsia" w:ascii="Times New Roman" w:hAnsi="Times New Roman" w:eastAsia="Times New Roman" w:cs="Times New Roman"/>
+        </w:rPr>
+        <w:t>SN2→(R)-2-</w:t>
+      </w:r>
+      <w:r>
+        <w:rPr>
+          <w:rFonts w:hint="eastAsia" w:ascii="Times New Roman" w:hAnsi="Times New Roman" w:eastAsia="FangSong" w:cs="Times New Roman"/>
+        </w:rPr>
+        <w:t>丁醇</w:t>
+      </w:r>
+      <w:r>
+        <w:rPr>
+          <w:rFonts w:hint="eastAsia" w:ascii="Times New Roman" w:hAnsi="Times New Roman" w:eastAsia="Times New Roman" w:cs="Times New Roman"/>
+        </w:rPr>
+        <w:t>（</w:t>
+      </w:r>
+      <w:r>
+        <w:rPr>
+          <w:rFonts w:hint="eastAsia" w:ascii="Times New Roman" w:hAnsi="Times New Roman" w:eastAsia="FangSong" w:cs="Times New Roman"/>
+        </w:rPr>
+        <w:t>翻转</w:t>
+      </w:r>
+      <w:r>
+        <w:rPr>
+          <w:rFonts w:hint="eastAsia" w:ascii="Times New Roman" w:hAnsi="Times New Roman" w:eastAsia="Times New Roman" w:cs="Times New Roman"/>
+        </w:rPr>
+        <w:t>）；(2)</w:t>
+      </w:r>
+      <w:r>
+        <w:rPr>
+          <w:rFonts w:ascii="Times New Roman" w:hAnsi="Times New Roman" w:eastAsia="Times New Roman" w:cs="Times New Roman"/>
+        </w:rPr>
+        <w:t xml:space="preserve"> </w:t>
+      </w:r>
+      <w:r>
+        <w:rPr>
+          <w:rFonts w:hint="eastAsia" w:ascii="Times New Roman" w:hAnsi="Times New Roman" w:eastAsia="Times New Roman" w:cs="Times New Roman"/>
+        </w:rPr>
+        <w:t>E2→2-</w:t>
+      </w:r>
+      <w:r>
+        <w:rPr>
+          <w:rFonts w:hint="eastAsia" w:ascii="Times New Roman" w:hAnsi="Times New Roman" w:eastAsia="FangSong" w:cs="Times New Roman"/>
+        </w:rPr>
+        <w:t>丁烯为主</w:t>
+      </w:r>
+      <w:r>
+        <w:rPr>
+          <w:rFonts w:hint="eastAsia" w:ascii="Times New Roman" w:hAnsi="Times New Roman" w:eastAsia="Times New Roman" w:cs="Times New Roman"/>
+        </w:rPr>
+        <w:t>（</w:t>
+      </w:r>
+      <w:r>
+        <w:rPr>
+          <w:rFonts w:hint="eastAsia" w:ascii="Times New Roman" w:hAnsi="Times New Roman" w:eastAsia="FangSong" w:cs="Times New Roman"/>
+        </w:rPr>
+        <w:t>反式为主</w:t>
+      </w:r>
+      <w:r>
+        <w:rPr>
+          <w:rFonts w:hint="eastAsia" w:ascii="Times New Roman" w:hAnsi="Times New Roman" w:eastAsia="Times New Roman" w:cs="Times New Roman"/>
+        </w:rPr>
+        <w:t>，</w:t>
+      </w:r>
+      <w:r>
+        <w:rPr>
+          <w:rFonts w:hint="eastAsia" w:ascii="Times New Roman" w:hAnsi="Times New Roman" w:eastAsia="FangSong" w:cs="Times New Roman"/>
+        </w:rPr>
+        <w:t>高温推消除</w:t>
+      </w:r>
+      <w:r>
+        <w:rPr>
+          <w:rFonts w:hint="eastAsia" w:ascii="Times New Roman" w:hAnsi="Times New Roman" w:eastAsia="Times New Roman" w:cs="Times New Roman"/>
+        </w:rPr>
+        <w:t>）</w:t>
+      </w:r>
+      <w:r>
+        <w:rPr>
+          <w:rFonts w:ascii="Times New Roman" w:hAnsi="Times New Roman" w:eastAsia="Times New Roman" w:cs="Times New Roman"/>
+        </w:rPr>
+        <w:t xml:space="preserve"> </w:t>
+      </w:r>
+      <w:r>
+        <w:rPr>
+          <w:rFonts w:ascii="Times New Roman" w:hAnsi="Times New Roman" w:eastAsia="Times New Roman" w:cs="Times New Roman"/>
+          <w:b/>
+          <w:bCs/>
+        </w:rPr>
+        <w:t xml:space="preserve">6.</w:t>
+      </w:r>
+      <w:r>
+        <w:rPr>
+          <w:rFonts w:ascii="Times New Roman" w:hAnsi="Times New Roman" w:eastAsia="Times New Roman" w:cs="Times New Roman"/>
+        </w:rPr>
+        <w:t xml:space="preserve"> </w:t>
+      </w:r>
+      <w:r>
+        <w:rPr>
+          <w:rFonts w:hint="eastAsia" w:ascii="Times New Roman" w:hAnsi="Times New Roman" w:eastAsia="Times New Roman" w:cs="Times New Roman"/>
+        </w:rPr>
+        <w:t>-78°C：3-</w:t>
+      </w:r>
+      <w:r>
+        <w:rPr>
+          <w:rFonts w:hint="eastAsia" w:ascii="Times New Roman" w:hAnsi="Times New Roman" w:eastAsia="FangSong" w:cs="Times New Roman"/>
+        </w:rPr>
+        <w:t>溴</w:t>
+      </w:r>
+      <w:r>
+        <w:rPr>
+          <w:rFonts w:hint="eastAsia" w:ascii="Times New Roman" w:hAnsi="Times New Roman" w:eastAsia="Times New Roman" w:cs="Times New Roman"/>
+        </w:rPr>
+        <w:t>-1-</w:t>
+      </w:r>
+      <w:r>
+        <w:rPr>
+          <w:rFonts w:hint="eastAsia" w:ascii="Times New Roman" w:hAnsi="Times New Roman" w:eastAsia="FangSong" w:cs="Times New Roman"/>
+        </w:rPr>
+        <w:t>丁烯</w:t>
+      </w:r>
+      <w:r>
+        <w:rPr>
+          <w:rFonts w:hint="eastAsia" w:ascii="Times New Roman" w:hAnsi="Times New Roman" w:eastAsia="Times New Roman" w:cs="Times New Roman"/>
+        </w:rPr>
+        <w:t>（1,2-，</w:t>
+      </w:r>
+      <w:r>
+        <w:rPr>
+          <w:rFonts w:hint="eastAsia" w:ascii="Times New Roman" w:hAnsi="Times New Roman" w:eastAsia="FangSong" w:cs="Times New Roman"/>
+        </w:rPr>
+        <w:t>动力学</w:t>
+      </w:r>
+      <w:r>
+        <w:rPr>
+          <w:rFonts w:hint="eastAsia" w:ascii="Times New Roman" w:hAnsi="Times New Roman" w:eastAsia="Times New Roman" w:cs="Times New Roman"/>
+        </w:rPr>
+        <w:t>）；40°C：1-</w:t>
+      </w:r>
+      <w:r>
+        <w:rPr>
+          <w:rFonts w:hint="eastAsia" w:ascii="Times New Roman" w:hAnsi="Times New Roman" w:eastAsia="FangSong" w:cs="Times New Roman"/>
+        </w:rPr>
+        <w:t>溴</w:t>
+      </w:r>
+      <w:r>
+        <w:rPr>
+          <w:rFonts w:hint="eastAsia" w:ascii="Times New Roman" w:hAnsi="Times New Roman" w:eastAsia="Times New Roman" w:cs="Times New Roman"/>
+        </w:rPr>
+        <w:t>-2-</w:t>
+      </w:r>
+      <w:r>
+        <w:rPr>
+          <w:rFonts w:hint="eastAsia" w:ascii="Times New Roman" w:hAnsi="Times New Roman" w:eastAsia="FangSong" w:cs="Times New Roman"/>
+        </w:rPr>
+        <w:t>丁烯</w:t>
+      </w:r>
+      <w:r>
+        <w:rPr>
+          <w:rFonts w:hint="eastAsia" w:ascii="Times New Roman" w:hAnsi="Times New Roman" w:eastAsia="Times New Roman" w:cs="Times New Roman"/>
+        </w:rPr>
+        <w:t>（1,4-，</w:t>
+      </w:r>
+      <w:r>
+        <w:rPr>
+          <w:rFonts w:hint="eastAsia" w:ascii="Times New Roman" w:hAnsi="Times New Roman" w:eastAsia="FangSong" w:cs="Times New Roman"/>
+        </w:rPr>
+        <w:t>热力学</w:t>
+      </w:r>
+      <w:r>
+        <w:rPr>
+          <w:rFonts w:hint="eastAsia" w:ascii="Times New Roman" w:hAnsi="Times New Roman" w:eastAsia="Times New Roman" w:cs="Times New Roman"/>
+        </w:rPr>
+        <w:t>）。</w:t>
+      </w:r>
+      <w:r>
+        <w:rPr>
+          <w:rFonts w:hint="eastAsia" w:ascii="Times New Roman" w:hAnsi="Times New Roman" w:eastAsia="FangSong" w:cs="Times New Roman"/>
+        </w:rPr>
+        <w:t>通过同一烯丙基碳正离子中间体</w:t>
+      </w:r>
+      <w:r>
+        <w:rPr>
+          <w:rFonts w:ascii="Times New Roman" w:hAnsi="Times New Roman" w:eastAsia="Times New Roman" w:cs="Times New Roman"/>
+        </w:rPr>
+        <w:t xml:space="preserve"> </w:t>
+      </w:r>
+      <w:r>
+        <w:rPr>
+          <w:rFonts w:ascii="Times New Roman" w:hAnsi="Times New Roman" w:eastAsia="Times New Roman" w:cs="Times New Roman"/>
+          <w:b/>
+          <w:bCs/>
+        </w:rPr>
+        <w:t xml:space="preserve">7.</w:t>
+      </w:r>
+      <w:r>
+        <w:rPr>
+          <w:rFonts w:ascii="Times New Roman" w:hAnsi="Times New Roman" w:eastAsia="Times New Roman" w:cs="Times New Roman"/>
+        </w:rPr>
+        <w:t xml:space="preserve"> </w:t>
+      </w:r>
+      <w:r>
+        <w:rPr>
+          <w:rFonts w:ascii="Times New Roman" w:hAnsi="Times New Roman" w:eastAsia="Times New Roman" w:cs="Times New Roman"/>
+        </w:rPr>
+        <w:t>L=-CH</w:t>
+      </w:r>
+      <w:r>
+        <w:rPr>
+          <w:rFonts w:ascii="Times New Roman" w:hAnsi="Times New Roman" w:eastAsia="Times New Roman" w:cs="Times New Roman"/>
+          <w:vertAlign w:val="subscript"/>
+        </w:rPr>
+        <w:t>2</w:t>
+      </w:r>
+      <w:r>
+        <w:rPr>
+          <w:rFonts w:ascii="Times New Roman" w:hAnsi="Times New Roman" w:eastAsia="Times New Roman" w:cs="Times New Roman"/>
+        </w:rPr>
+        <w:t>CH</w:t>
+      </w:r>
+      <w:r>
+        <w:rPr>
+          <w:rFonts w:ascii="Times New Roman" w:hAnsi="Times New Roman" w:eastAsia="Times New Roman" w:cs="Times New Roman"/>
+          <w:vertAlign w:val="subscript"/>
+        </w:rPr>
+        <w:t>3</w:t>
+      </w:r>
+      <w:r>
+        <w:rPr>
+          <w:rFonts w:ascii="Times New Roman" w:hAnsi="Times New Roman" w:eastAsia="Times New Roman" w:cs="Times New Roman"/>
+        </w:rPr>
+        <w:t>, M=-CH</w:t>
+      </w:r>
+      <w:r>
+        <w:rPr>
+          <w:rFonts w:ascii="Times New Roman" w:hAnsi="Times New Roman" w:eastAsia="Times New Roman" w:cs="Times New Roman"/>
+          <w:vertAlign w:val="subscript"/>
+        </w:rPr>
+        <w:t>3</w:t>
+      </w:r>
+      <w:r>
+        <w:rPr>
+          <w:rFonts w:ascii="Times New Roman" w:hAnsi="Times New Roman" w:eastAsia="Times New Roman" w:cs="Times New Roman"/>
+        </w:rPr>
+        <w:t xml:space="preserve">, </w:t>
+      </w:r>
+      <w:r>
+        <w:rPr>
+          <w:rFonts w:hint="eastAsia" w:ascii="Times New Roman" w:hAnsi="Times New Roman" w:eastAsia="Times New Roman" w:cs="Times New Roman"/>
+        </w:rPr>
+        <w:t>S=-H；CH</w:t>
+      </w:r>
+      <w:r>
+        <w:rPr>
+          <w:rFonts w:hint="eastAsia" w:ascii="Times New Roman" w:hAnsi="Times New Roman" w:eastAsia="Times New Roman" w:cs="Times New Roman"/>
+          <w:vertAlign w:val="subscript"/>
+        </w:rPr>
+        <w:t>3</w:t>
+      </w:r>
+      <w:r>
+        <w:rPr>
+          <w:rFonts w:hint="eastAsia" w:ascii="Times New Roman" w:hAnsi="Times New Roman" w:eastAsia="Times New Roman" w:cs="Times New Roman"/>
+        </w:rPr>
+        <w:t>MgBr</w:t>
+      </w:r>
+      <w:r>
+        <w:rPr>
+          <w:rFonts w:ascii="Times New Roman" w:hAnsi="Times New Roman" w:eastAsia="Times New Roman" w:cs="Times New Roman"/>
+        </w:rPr>
+        <w:t xml:space="preserve"> </w:t>
+      </w:r>
+      <w:r>
+        <w:rPr>
+          <w:rFonts w:hint="eastAsia" w:ascii="Times New Roman" w:hAnsi="Times New Roman" w:eastAsia="FangSong" w:cs="Times New Roman"/>
+        </w:rPr>
+        <w:t xml:space="preserve">从</w:t>
+      </w:r>
+      <w:r>
+        <w:rPr>
+          <w:rFonts w:ascii="Times New Roman" w:hAnsi="Times New Roman" w:eastAsia="Times New Roman" w:cs="Times New Roman"/>
+        </w:rPr>
+        <w:t xml:space="preserve"> H </w:t>
+      </w:r>
+      <w:r>
+        <w:rPr>
+          <w:rFonts w:hint="eastAsia" w:ascii="Times New Roman" w:hAnsi="Times New Roman" w:eastAsia="FangSong" w:cs="Times New Roman"/>
+        </w:rPr>
+        <w:t xml:space="preserve">侧进攻</w:t>
+      </w:r>
+      <w:r>
+        <w:rPr>
+          <w:rFonts w:ascii="Times New Roman" w:hAnsi="Times New Roman" w:eastAsia="Times New Roman" w:cs="Times New Roman"/>
+        </w:rPr>
+        <w:t xml:space="preserve"> C=O → </w:t>
+      </w:r>
+      <w:r>
+        <w:rPr>
+          <w:rFonts w:hint="eastAsia" w:ascii="Times New Roman" w:hAnsi="Times New Roman" w:eastAsia="FangSong" w:cs="Times New Roman"/>
+        </w:rPr>
+        <w:t xml:space="preserve">主产物</w:t>
+      </w:r>
+      <w:r>
+        <w:rPr>
+          <w:rFonts w:ascii="Times New Roman" w:hAnsi="Times New Roman" w:eastAsia="Times New Roman" w:cs="Times New Roman"/>
+        </w:rPr>
+        <w:t xml:space="preserve"> </w:t>
+      </w:r>
+      <w:r>
+        <w:rPr>
+          <w:rFonts w:hint="eastAsia" w:ascii="Times New Roman" w:hAnsi="Times New Roman" w:eastAsia="Times New Roman" w:cs="Times New Roman"/>
+        </w:rPr>
+        <w:t>(2R,3S)-3-</w:t>
+      </w:r>
+      <w:r>
+        <w:rPr>
+          <w:rFonts w:hint="eastAsia" w:ascii="Times New Roman" w:hAnsi="Times New Roman" w:eastAsia="FangSong" w:cs="Times New Roman"/>
+        </w:rPr>
+        <w:t>甲基</w:t>
+      </w:r>
+      <w:r>
+        <w:rPr>
+          <w:rFonts w:hint="eastAsia" w:ascii="Times New Roman" w:hAnsi="Times New Roman" w:eastAsia="Times New Roman" w:cs="Times New Roman"/>
+        </w:rPr>
+        <w:t>-2-</w:t>
+      </w:r>
+      <w:r>
+        <w:rPr>
+          <w:rFonts w:hint="eastAsia" w:ascii="Times New Roman" w:hAnsi="Times New Roman" w:eastAsia="FangSong" w:cs="Times New Roman"/>
+        </w:rPr>
+        <w:t>戊醇</w:t>
+      </w:r>
+      <w:r>
+        <w:rPr>
+          <w:rFonts w:hint="eastAsia" w:ascii="Times New Roman" w:hAnsi="Times New Roman" w:eastAsia="Times New Roman" w:cs="Times New Roman"/>
+        </w:rPr>
+        <w:t>（Cram</w:t>
+      </w:r>
+      <w:r>
+        <w:rPr>
+          <w:rFonts w:hint="eastAsia" w:ascii="Times New Roman" w:hAnsi="Times New Roman" w:eastAsia="FangSong" w:cs="Times New Roman"/>
+        </w:rPr>
+        <w:t>产物</w:t>
+      </w:r>
+      <w:r>
+        <w:rPr>
+          <w:rFonts w:hint="eastAsia" w:ascii="Times New Roman" w:hAnsi="Times New Roman" w:eastAsia="Times New Roman" w:cs="Times New Roman"/>
+        </w:rPr>
+        <w:t>；C3</w:t>
+      </w:r>
+      <w:r>
+        <w:rPr>
+          <w:rFonts w:ascii="Times New Roman" w:hAnsi="Times New Roman" w:eastAsia="Times New Roman" w:cs="Times New Roman"/>
+        </w:rPr>
+        <w:t xml:space="preserve"> </w:t>
+      </w:r>
+      <w:r>
+        <w:rPr>
+          <w:rFonts w:hint="eastAsia" w:ascii="Times New Roman" w:hAnsi="Times New Roman" w:eastAsia="FangSong" w:cs="Times New Roman"/>
+        </w:rPr>
+        <w:t xml:space="preserve">构型保持</w:t>
+      </w:r>
+      <w:r>
+        <w:rPr>
+          <w:rFonts w:ascii="Times New Roman" w:hAnsi="Times New Roman" w:eastAsia="Times New Roman" w:cs="Times New Roman"/>
+        </w:rPr>
+        <w:t xml:space="preserve"> </w:t>
+      </w:r>
+      <w:r>
+        <w:rPr>
+          <w:rFonts w:hint="eastAsia" w:ascii="Times New Roman" w:hAnsi="Times New Roman" w:eastAsia="Times New Roman" w:cs="Times New Roman"/>
+        </w:rPr>
+        <w:t xml:space="preserve">S）</w:t>
+      </w:r>
+      <w:r>
+        <w:rPr>
+          <w:rFonts w:ascii="Times New Roman" w:hAnsi="Times New Roman" w:eastAsia="Times New Roman" w:cs="Times New Roman"/>
+        </w:rPr>
+        <w:t xml:space="preserve"> </w:t>
+      </w:r>
+      <w:r>
+        <w:rPr>
+          <w:rFonts w:ascii="Times New Roman" w:hAnsi="Times New Roman" w:eastAsia="Times New Roman" w:cs="Times New Roman"/>
+          <w:b/>
+          <w:bCs/>
+        </w:rPr>
+        <w:t xml:space="preserve">8.</w:t>
+      </w:r>
+      <w:r>
+        <w:rPr>
+          <w:rFonts w:ascii="Times New Roman" w:hAnsi="Times New Roman" w:eastAsia="Times New Roman" w:cs="Times New Roman"/>
+        </w:rPr>
+        <w:t xml:space="preserve"> </w:t>
+      </w:r>
+      <w:r>
+        <w:rPr>
+          <w:rFonts w:hint="eastAsia" w:ascii="Times New Roman" w:hAnsi="Times New Roman" w:eastAsia="Times New Roman" w:cs="Times New Roman"/>
+        </w:rPr>
+        <w:t>A</w:t>
+      </w:r>
+      <w:r>
+        <w:rPr>
+          <w:rFonts w:hint="eastAsia" w:ascii="Times New Roman" w:hAnsi="Times New Roman" w:eastAsia="FangSong" w:cs="Times New Roman"/>
+        </w:rPr>
+        <w:t>为</w:t>
+      </w:r>
+      <w:r>
+        <w:rPr>
+          <w:rFonts w:hint="eastAsia" w:ascii="Times New Roman" w:hAnsi="Times New Roman" w:eastAsia="Times New Roman" w:cs="Times New Roman"/>
+          <w:b/>
+          <w:bCs/>
+        </w:rPr>
+        <w:t>1-</w:t>
+      </w:r>
+      <w:r>
+        <w:rPr>
+          <w:rFonts w:hint="eastAsia" w:ascii="Times New Roman" w:hAnsi="Times New Roman" w:eastAsia="FangSong" w:cs="Times New Roman"/>
+          <w:b/>
+          <w:bCs/>
+        </w:rPr>
+        <w:t>甲基</w:t>
+      </w:r>
+      <w:r>
+        <w:rPr>
+          <w:rFonts w:hint="eastAsia" w:ascii="Times New Roman" w:hAnsi="Times New Roman" w:eastAsia="Times New Roman" w:cs="Times New Roman"/>
+          <w:b/>
+          <w:bCs/>
+        </w:rPr>
+        <w:t>-1-</w:t>
+      </w:r>
+      <w:r>
+        <w:rPr>
+          <w:rFonts w:hint="eastAsia" w:ascii="Times New Roman" w:hAnsi="Times New Roman" w:eastAsia="FangSong" w:cs="Times New Roman"/>
+          <w:b/>
+          <w:bCs/>
+        </w:rPr>
+        <w:t>环丁烯</w:t>
+      </w:r>
+      <w:r>
+        <w:rPr>
+          <w:rFonts w:hint="eastAsia" w:ascii="Times New Roman" w:hAnsi="Times New Roman" w:eastAsia="Times New Roman" w:cs="Times New Roman"/>
+        </w:rPr>
+        <w:t>（C</w:t>
+      </w:r>
+      <w:r>
+        <w:rPr>
+          <w:rFonts w:hint="eastAsia" w:ascii="Times New Roman" w:hAnsi="Times New Roman" w:eastAsia="Times New Roman" w:cs="Times New Roman"/>
+          <w:vertAlign w:val="subscript"/>
+        </w:rPr>
+        <w:t>5</w:t>
+      </w:r>
+      <w:r>
+        <w:rPr>
+          <w:rFonts w:hint="eastAsia" w:ascii="Times New Roman" w:hAnsi="Times New Roman" w:eastAsia="Times New Roman" w:cs="Times New Roman"/>
+        </w:rPr>
+        <w:t>H</w:t>
+      </w:r>
+      <w:r>
+        <w:rPr>
+          <w:rFonts w:hint="eastAsia" w:ascii="Times New Roman" w:hAnsi="Times New Roman" w:eastAsia="Times New Roman" w:cs="Times New Roman"/>
+          <w:vertAlign w:val="subscript"/>
+        </w:rPr>
+        <w:t>8</w:t>
+      </w:r>
+      <w:r>
+        <w:rPr>
+          <w:rFonts w:hint="eastAsia" w:ascii="Times New Roman" w:hAnsi="Times New Roman" w:eastAsia="Times New Roman" w:cs="Times New Roman"/>
+        </w:rPr>
+        <w:t>）。</w:t>
+      </w:r>
+      <w:r>
+        <w:rPr>
+          <w:rFonts w:hint="eastAsia" w:ascii="Times New Roman" w:hAnsi="Times New Roman" w:eastAsia="FangSong" w:cs="Times New Roman"/>
+        </w:rPr>
+        <w:t>硼氢化反马氏</w:t>
+      </w:r>
+      <w:r>
+        <w:rPr>
+          <w:rFonts w:hint="eastAsia" w:ascii="Times New Roman" w:hAnsi="Times New Roman" w:eastAsia="Times New Roman" w:cs="Times New Roman"/>
+        </w:rPr>
+        <w:t>：B</w:t>
+      </w:r>
+      <w:r>
+        <w:rPr>
+          <w:rFonts w:hint="eastAsia" w:ascii="Times New Roman" w:hAnsi="Times New Roman" w:eastAsia="FangSong" w:cs="Times New Roman"/>
+        </w:rPr>
+        <w:t>加</w:t>
+      </w:r>
+      <w:r>
+        <w:rPr>
+          <w:rFonts w:hint="eastAsia" w:ascii="Times New Roman" w:hAnsi="Times New Roman" w:eastAsia="Times New Roman" w:cs="Times New Roman"/>
+        </w:rPr>
+        <w:t>C2（</w:t>
+      </w:r>
+      <w:r>
+        <w:rPr>
+          <w:rFonts w:hint="eastAsia" w:ascii="Times New Roman" w:hAnsi="Times New Roman" w:eastAsia="FangSong" w:cs="Times New Roman"/>
+        </w:rPr>
+        <w:t>取代少</w:t>
+      </w:r>
+      <w:r>
+        <w:rPr>
+          <w:rFonts w:hint="eastAsia" w:ascii="Times New Roman" w:hAnsi="Times New Roman" w:eastAsia="Times New Roman" w:cs="Times New Roman"/>
+        </w:rPr>
+        <w:t>）→</w:t>
+      </w:r>
+      <w:r>
+        <w:rPr>
+          <w:rFonts w:hint="eastAsia" w:ascii="Times New Roman" w:hAnsi="Times New Roman" w:eastAsia="Times New Roman" w:cs="Times New Roman"/>
+          <w:b/>
+          <w:bCs/>
+        </w:rPr>
+        <w:t>2-</w:t>
+      </w:r>
+      <w:r>
+        <w:rPr>
+          <w:rFonts w:hint="eastAsia" w:ascii="Times New Roman" w:hAnsi="Times New Roman" w:eastAsia="FangSong" w:cs="Times New Roman"/>
+          <w:b/>
+          <w:bCs/>
+        </w:rPr>
+        <w:t>甲基环丁醇</w:t>
+      </w:r>
+      <w:r>
+        <w:rPr>
+          <w:rFonts w:hint="eastAsia" w:ascii="Times New Roman" w:hAnsi="Times New Roman" w:eastAsia="Times New Roman" w:cs="Times New Roman"/>
+        </w:rPr>
+        <w:t>；</w:t>
+      </w:r>
+      <w:r>
+        <w:rPr>
+          <w:rFonts w:hint="eastAsia" w:ascii="Times New Roman" w:hAnsi="Times New Roman" w:eastAsia="FangSong" w:cs="Times New Roman"/>
+        </w:rPr>
+        <w:t>立体</w:t>
+      </w:r>
+      <w:r>
+        <w:rPr>
+          <w:rFonts w:hint="eastAsia" w:ascii="Times New Roman" w:hAnsi="Times New Roman" w:eastAsia="Times New Roman" w:cs="Times New Roman"/>
+        </w:rPr>
+        <w:t>：syn</w:t>
+      </w:r>
+      <w:r>
+        <w:rPr>
+          <w:rFonts w:hint="eastAsia" w:ascii="Times New Roman" w:hAnsi="Times New Roman" w:eastAsia="FangSong" w:cs="Times New Roman"/>
+        </w:rPr>
+        <w:t>加成</w:t>
+      </w:r>
+      <w:r>
+        <w:rPr>
+          <w:rFonts w:hint="eastAsia" w:ascii="Times New Roman" w:hAnsi="Times New Roman" w:eastAsia="Times New Roman" w:cs="Times New Roman"/>
+        </w:rPr>
+        <w:t>，BH</w:t>
+      </w:r>
+      <w:r>
+        <w:rPr>
+          <w:rFonts w:hint="eastAsia" w:ascii="Times New Roman" w:hAnsi="Times New Roman" w:eastAsia="Times New Roman" w:cs="Times New Roman"/>
+          <w:vertAlign w:val="subscript"/>
+        </w:rPr>
+        <w:t>3</w:t>
+      </w:r>
+      <w:r>
+        <w:rPr>
+          <w:rFonts w:hint="eastAsia" w:ascii="Times New Roman" w:hAnsi="Times New Roman" w:eastAsia="FangSong" w:cs="Times New Roman"/>
+        </w:rPr>
+        <w:t>从甲基反侧进攻</w:t>
+      </w:r>
+      <w:r>
+        <w:rPr>
+          <w:rFonts w:hint="eastAsia" w:ascii="Times New Roman" w:hAnsi="Times New Roman" w:eastAsia="Times New Roman" w:cs="Times New Roman"/>
+        </w:rPr>
+        <w:t>→</w:t>
+      </w:r>
+      <w:r>
+        <w:rPr>
+          <w:rFonts w:hint="eastAsia" w:ascii="Times New Roman" w:hAnsi="Times New Roman" w:eastAsia="FangSong" w:cs="Times New Roman"/>
+        </w:rPr>
+        <w:t>单一立体异构体</w:t>
+      </w:r>
+      <w:r>
+        <w:rPr>
+          <w:rFonts w:hint="eastAsia" w:ascii="Times New Roman" w:hAnsi="Times New Roman" w:eastAsia="Times New Roman" w:cs="Times New Roman"/>
+        </w:rPr>
+        <w:t>（C2</w:t>
+      </w:r>
+      <w:r>
+        <w:rPr>
+          <w:rFonts w:hint="eastAsia" w:ascii="Times New Roman" w:hAnsi="Times New Roman" w:eastAsia="FangSong" w:cs="Times New Roman"/>
+        </w:rPr>
+        <w:t>为手性中心</w:t>
+      </w:r>
+      <w:r>
+        <w:rPr>
+          <w:rFonts w:hint="eastAsia" w:ascii="Times New Roman" w:hAnsi="Times New Roman" w:eastAsia="Times New Roman" w:cs="Times New Roman"/>
+        </w:rPr>
+        <w:t>）。B</w:t>
+      </w:r>
+      <w:r>
+        <w:rPr>
+          <w:rFonts w:hint="eastAsia" w:ascii="Times New Roman" w:hAnsi="Times New Roman" w:eastAsia="FangSong" w:cs="Times New Roman"/>
+        </w:rPr>
+        <w:t>的</w:t>
+      </w:r>
+      <w:r>
+        <w:rPr>
+          <w:rFonts w:hint="eastAsia" w:ascii="Times New Roman" w:hAnsi="Times New Roman" w:eastAsia="Times New Roman" w:cs="Times New Roman"/>
+          <w:vertAlign w:val="superscript"/>
+        </w:rPr>
+        <w:t>13</w:t>
+      </w:r>
+      <w:r>
+        <w:rPr>
+          <w:rFonts w:hint="eastAsia" w:ascii="Times New Roman" w:hAnsi="Times New Roman" w:eastAsia="Times New Roman" w:cs="Times New Roman"/>
+        </w:rPr>
+        <w:t>C</w:t>
+      </w:r>
+      <w:r>
+        <w:rPr>
+          <w:rFonts w:ascii="Times New Roman" w:hAnsi="Times New Roman" w:eastAsia="Times New Roman" w:cs="Times New Roman"/>
+        </w:rPr>
+        <w:t xml:space="preserve"> </w:t>
+      </w:r>
+      <w:r>
+        <w:rPr>
+          <w:rFonts w:hint="eastAsia" w:ascii="Times New Roman" w:hAnsi="Times New Roman" w:eastAsia="Times New Roman" w:cs="Times New Roman"/>
+        </w:rPr>
+        <w:t>NMR：</w:t>
+      </w:r>
+      <w:r>
+        <w:rPr>
+          <w:rFonts w:hint="eastAsia" w:ascii="Times New Roman" w:hAnsi="Times New Roman" w:eastAsia="FangSong" w:cs="Times New Roman"/>
+        </w:rPr>
+        <w:t>环上</w:t>
+      </w:r>
+      <w:r>
+        <w:rPr>
+          <w:rFonts w:hint="eastAsia" w:ascii="Times New Roman" w:hAnsi="Times New Roman" w:eastAsia="Times New Roman" w:cs="Times New Roman"/>
+        </w:rPr>
+        <w:t>4</w:t>
+      </w:r>
+      <w:r>
+        <w:rPr>
+          <w:rFonts w:hint="eastAsia" w:ascii="Times New Roman" w:hAnsi="Times New Roman" w:eastAsia="FangSong" w:cs="Times New Roman"/>
+        </w:rPr>
+        <w:t>个不等价碳</w:t>
+      </w:r>
+      <w:r>
+        <w:rPr>
+          <w:rFonts w:hint="eastAsia" w:ascii="Times New Roman" w:hAnsi="Times New Roman" w:eastAsia="Times New Roman" w:cs="Times New Roman"/>
+        </w:rPr>
+        <w:t>+</w:t>
+      </w:r>
+      <w:r>
+        <w:rPr>
+          <w:rFonts w:hint="eastAsia" w:ascii="Times New Roman" w:hAnsi="Times New Roman" w:eastAsia="FangSong" w:cs="Times New Roman"/>
+        </w:rPr>
+        <w:t>甲基</w:t>
+      </w:r>
+      <w:r>
+        <w:rPr>
+          <w:rFonts w:hint="eastAsia" w:ascii="Times New Roman" w:hAnsi="Times New Roman" w:eastAsia="Times New Roman" w:cs="Times New Roman"/>
+        </w:rPr>
+        <w:t>=5</w:t>
+      </w:r>
+      <w:r>
+        <w:rPr>
+          <w:rFonts w:hint="eastAsia" w:ascii="Times New Roman" w:hAnsi="Times New Roman" w:eastAsia="FangSong" w:cs="Times New Roman"/>
+        </w:rPr>
+        <w:t>个信号</w:t>
+      </w:r>
+      <w:r>
+        <w:rPr>
+          <w:rFonts w:ascii="Times New Roman" w:hAnsi="Times New Roman" w:eastAsia="Times New Roman" w:cs="Times New Roman"/>
+        </w:rPr>
+        <w:t xml:space="preserve"> </w:t>
+      </w:r>
+      <w:r>
+        <w:rPr>
+          <w:rFonts w:ascii="Times New Roman" w:hAnsi="Times New Roman" w:eastAsia="Times New Roman" w:cs="Times New Roman"/>
+          <w:b/>
+          <w:bCs/>
+        </w:rPr>
+        <w:t xml:space="preserve">9.</w:t>
+      </w:r>
+      <w:r>
+        <w:rPr>
+          <w:rFonts w:ascii="Times New Roman" w:hAnsi="Times New Roman" w:eastAsia="Times New Roman" w:cs="Times New Roman"/>
+        </w:rPr>
+        <w:t xml:space="preserve"> </w:t>
+      </w:r>
+      <w:r>
+        <w:rPr>
+          <w:rFonts w:hint="eastAsia" w:ascii="Times New Roman" w:hAnsi="Times New Roman" w:eastAsia="FangSong" w:cs="Times New Roman"/>
+        </w:rPr>
+        <w:t>反</w:t>
+      </w:r>
+      <w:r>
+        <w:rPr>
+          <w:rFonts w:hint="eastAsia" w:ascii="Times New Roman" w:hAnsi="Times New Roman" w:eastAsia="Times New Roman" w:cs="Times New Roman"/>
+        </w:rPr>
+        <w:t>-1,2-：</w:t>
+      </w:r>
+      <w:r>
+        <w:rPr>
+          <w:rFonts w:hint="eastAsia" w:ascii="Times New Roman" w:hAnsi="Times New Roman" w:eastAsia="FangSong" w:cs="Times New Roman"/>
+        </w:rPr>
+        <w:t>可双轴构象</w:t>
+      </w:r>
+      <w:r>
+        <w:rPr>
+          <w:rFonts w:hint="eastAsia" w:ascii="Times New Roman" w:hAnsi="Times New Roman" w:eastAsia="Times New Roman" w:cs="Times New Roman"/>
+        </w:rPr>
+        <w:t>→Br</w:t>
+      </w:r>
+      <w:r>
+        <w:rPr>
+          <w:rFonts w:hint="eastAsia" w:ascii="Times New Roman" w:hAnsi="Times New Roman" w:eastAsia="FangSong" w:cs="Times New Roman"/>
+        </w:rPr>
+        <w:t>在</w:t>
+      </w:r>
+      <w:r>
+        <w:rPr>
+          <w:rFonts w:hint="eastAsia" w:ascii="Times New Roman" w:hAnsi="Times New Roman" w:eastAsia="Times New Roman" w:cs="Times New Roman"/>
+        </w:rPr>
+        <w:t>a</w:t>
+      </w:r>
+      <w:r>
+        <w:rPr>
+          <w:rFonts w:hint="eastAsia" w:ascii="Times New Roman" w:hAnsi="Times New Roman" w:eastAsia="FangSong" w:cs="Times New Roman"/>
+        </w:rPr>
+        <w:t>键</w:t>
+      </w:r>
+      <w:r>
+        <w:rPr>
+          <w:rFonts w:hint="eastAsia" w:ascii="Times New Roman" w:hAnsi="Times New Roman" w:eastAsia="Times New Roman" w:cs="Times New Roman"/>
+        </w:rPr>
+        <w:t>，</w:t>
+      </w:r>
+      <w:r>
+        <w:rPr>
+          <w:rFonts w:hint="eastAsia" w:ascii="Times New Roman" w:hAnsi="Times New Roman" w:eastAsia="FangSong" w:cs="Times New Roman"/>
+        </w:rPr>
+        <w:t>邻位</w:t>
+      </w:r>
+      <w:r>
+        <w:rPr>
+          <w:rFonts w:hint="eastAsia" w:ascii="Times New Roman" w:hAnsi="Times New Roman" w:eastAsia="Times New Roman" w:cs="Times New Roman"/>
+        </w:rPr>
+        <w:t>a-H</w:t>
+      </w:r>
+      <w:r>
+        <w:rPr>
+          <w:rFonts w:hint="eastAsia" w:ascii="Times New Roman" w:hAnsi="Times New Roman" w:eastAsia="FangSong" w:cs="Times New Roman"/>
+        </w:rPr>
+        <w:t>满足</w:t>
+      </w:r>
+      <w:r>
+        <w:rPr>
+          <w:rFonts w:hint="eastAsia" w:ascii="Times New Roman" w:hAnsi="Times New Roman" w:eastAsia="Times New Roman" w:cs="Times New Roman"/>
+        </w:rPr>
+        <w:t>anti→E2→3-</w:t>
+      </w:r>
+      <w:r>
+        <w:rPr>
+          <w:rFonts w:hint="eastAsia" w:ascii="Times New Roman" w:hAnsi="Times New Roman" w:eastAsia="FangSong" w:cs="Times New Roman"/>
+        </w:rPr>
+        <w:t>甲基环己烯</w:t>
+      </w:r>
+      <w:r>
+        <w:rPr>
+          <w:rFonts w:ascii="Times New Roman" w:hAnsi="Times New Roman" w:eastAsia="Times New Roman" w:cs="Times New Roman"/>
+        </w:rPr>
+        <w:t xml:space="preserve"> </w:t>
+      </w:r>
+      <w:r>
+        <w:rPr>
+          <w:rFonts w:ascii="Times New Roman" w:hAnsi="Times New Roman" w:eastAsia="Times New Roman" w:cs="Times New Roman"/>
+          <w:b/>
+          <w:bCs/>
+        </w:rPr>
+        <w:t xml:space="preserve">10.</w:t>
+      </w:r>
+      <w:r>
+        <w:rPr>
+          <w:rFonts w:ascii="Times New Roman" w:hAnsi="Times New Roman" w:eastAsia="Times New Roman" w:cs="Times New Roman"/>
+        </w:rPr>
+        <w:t xml:space="preserve"> </w:t>
+      </w:r>
+      <w:r>
+        <w:rPr>
+          <w:rFonts w:ascii="Times New Roman" w:hAnsi="Times New Roman" w:eastAsia="Times New Roman" w:cs="Times New Roman"/>
+        </w:rPr>
+        <w:t xml:space="preserve">A: </w:t>
+      </w:r>
+      <w:r>
+        <w:rPr>
+          <w:rFonts w:hint="eastAsia" w:ascii="Times New Roman" w:hAnsi="Times New Roman" w:eastAsia="Times New Roman" w:cs="Times New Roman"/>
+        </w:rPr>
+        <w:t>(S)-3-</w:t>
+      </w:r>
+      <w:r>
+        <w:rPr>
+          <w:rFonts w:hint="eastAsia" w:ascii="Times New Roman" w:hAnsi="Times New Roman" w:eastAsia="FangSong" w:cs="Times New Roman"/>
+        </w:rPr>
+        <w:t>甲基</w:t>
+      </w:r>
+      <w:r>
+        <w:rPr>
+          <w:rFonts w:hint="eastAsia" w:ascii="Times New Roman" w:hAnsi="Times New Roman" w:eastAsia="Times New Roman" w:cs="Times New Roman"/>
+        </w:rPr>
+        <w:t>-2-</w:t>
+      </w:r>
+      <w:r>
+        <w:rPr>
+          <w:rFonts w:hint="eastAsia" w:ascii="Times New Roman" w:hAnsi="Times New Roman" w:eastAsia="FangSong" w:cs="Times New Roman"/>
+        </w:rPr>
+        <w:t>己酮</w:t>
+      </w:r>
+      <w:r>
+        <w:rPr>
+          <w:rFonts w:hint="eastAsia" w:ascii="Times New Roman" w:hAnsi="Times New Roman" w:eastAsia="Times New Roman" w:cs="Times New Roman"/>
+        </w:rPr>
+        <w:t>；C</w:t>
+      </w:r>
+      <w:r>
+        <w:rPr>
+          <w:rFonts w:hint="eastAsia" w:ascii="Times New Roman" w:hAnsi="Times New Roman" w:eastAsia="Times New Roman" w:cs="Times New Roman"/>
+          <w:vertAlign w:val="subscript"/>
+        </w:rPr>
+        <w:t>2</w:t>
+      </w:r>
+      <w:r>
+        <w:rPr>
+          <w:rFonts w:hint="eastAsia" w:ascii="Times New Roman" w:hAnsi="Times New Roman" w:eastAsia="Times New Roman" w:cs="Times New Roman"/>
+        </w:rPr>
+        <w:t>H</w:t>
+      </w:r>
+      <w:r>
+        <w:rPr>
+          <w:rFonts w:hint="eastAsia" w:ascii="Times New Roman" w:hAnsi="Times New Roman" w:eastAsia="Times New Roman" w:cs="Times New Roman"/>
+          <w:vertAlign w:val="subscript"/>
+        </w:rPr>
+        <w:t>5</w:t>
+      </w:r>
+      <w:r>
+        <w:rPr>
+          <w:rFonts w:hint="eastAsia" w:ascii="Times New Roman" w:hAnsi="Times New Roman" w:eastAsia="Times New Roman" w:cs="Times New Roman"/>
+        </w:rPr>
+        <w:t>MgBr</w:t>
+      </w:r>
+      <w:r>
+        <w:rPr>
+          <w:rFonts w:ascii="Times New Roman" w:hAnsi="Times New Roman" w:eastAsia="Times New Roman" w:cs="Times New Roman"/>
+        </w:rPr>
+        <w:t xml:space="preserve"> </w:t>
+      </w:r>
+      <w:r>
+        <w:rPr>
+          <w:rFonts w:hint="eastAsia" w:ascii="Times New Roman" w:hAnsi="Times New Roman" w:eastAsia="FangSong" w:cs="Times New Roman"/>
+        </w:rPr>
+        <w:t xml:space="preserve">从</w:t>
+      </w:r>
+      <w:r>
+        <w:rPr>
+          <w:rFonts w:ascii="Times New Roman" w:hAnsi="Times New Roman" w:eastAsia="Times New Roman" w:cs="Times New Roman"/>
+        </w:rPr>
+        <w:t xml:space="preserve"> H </w:t>
+      </w:r>
+      <w:r>
+        <w:rPr>
+          <w:rFonts w:hint="eastAsia" w:ascii="Times New Roman" w:hAnsi="Times New Roman" w:eastAsia="FangSong" w:cs="Times New Roman"/>
+        </w:rPr>
+        <w:t xml:space="preserve">侧进攻</w:t>
+      </w:r>
+      <w:r>
+        <w:rPr>
+          <w:rFonts w:ascii="Times New Roman" w:hAnsi="Times New Roman" w:eastAsia="Times New Roman" w:cs="Times New Roman"/>
+        </w:rPr>
+        <w:t xml:space="preserve"> → </w:t>
+      </w:r>
+      <w:r>
+        <w:rPr>
+          <w:rFonts w:hint="eastAsia" w:ascii="Times New Roman" w:hAnsi="Times New Roman" w:eastAsia="FangSong" w:cs="Times New Roman"/>
+        </w:rPr>
+        <w:t xml:space="preserve">主产物</w:t>
+      </w:r>
+      <w:r>
+        <w:rPr>
+          <w:rFonts w:ascii="Times New Roman" w:hAnsi="Times New Roman" w:eastAsia="Times New Roman" w:cs="Times New Roman"/>
+        </w:rPr>
+        <w:t xml:space="preserve"> </w:t>
+      </w:r>
+      <w:r>
+        <w:rPr>
+          <w:rFonts w:hint="eastAsia" w:ascii="Times New Roman" w:hAnsi="Times New Roman" w:eastAsia="Times New Roman" w:cs="Times New Roman"/>
+        </w:rPr>
+        <w:t>(3R,4S)-3,4-</w:t>
+      </w:r>
+      <w:r>
+        <w:rPr>
+          <w:rFonts w:hint="eastAsia" w:ascii="Times New Roman" w:hAnsi="Times New Roman" w:eastAsia="FangSong" w:cs="Times New Roman"/>
+        </w:rPr>
+        <w:t>二甲基</w:t>
+      </w:r>
+      <w:r>
+        <w:rPr>
+          <w:rFonts w:hint="eastAsia" w:ascii="Times New Roman" w:hAnsi="Times New Roman" w:eastAsia="Times New Roman" w:cs="Times New Roman"/>
+        </w:rPr>
+        <w:t>-3-</w:t>
+      </w:r>
+      <w:r>
+        <w:rPr>
+          <w:rFonts w:hint="eastAsia" w:ascii="Times New Roman" w:hAnsi="Times New Roman" w:eastAsia="FangSong" w:cs="Times New Roman"/>
+        </w:rPr>
+        <w:t>己醇</w:t>
+      </w:r>
+      <w:r>
+        <w:rPr>
+          <w:rFonts w:hint="eastAsia" w:ascii="Times New Roman" w:hAnsi="Times New Roman" w:eastAsia="Times New Roman" w:cs="Times New Roman"/>
+        </w:rPr>
+        <w:t>（Cram</w:t>
+      </w:r>
+      <w:r>
+        <w:rPr>
+          <w:rFonts w:hint="eastAsia" w:ascii="Times New Roman" w:hAnsi="Times New Roman" w:eastAsia="FangSong" w:cs="Times New Roman"/>
+        </w:rPr>
+        <w:t>产物</w:t>
+      </w:r>
+      <w:r>
+        <w:rPr>
+          <w:rFonts w:hint="eastAsia" w:ascii="Times New Roman" w:hAnsi="Times New Roman" w:eastAsia="Times New Roman" w:cs="Times New Roman"/>
+        </w:rPr>
+        <w:t>；C3</w:t>
+      </w:r>
+      <w:r>
+        <w:rPr>
+          <w:rFonts w:ascii="Times New Roman" w:hAnsi="Times New Roman" w:eastAsia="Times New Roman" w:cs="Times New Roman"/>
+        </w:rPr>
+        <w:t xml:space="preserve"> </w:t>
+      </w:r>
+      <w:r>
+        <w:rPr>
+          <w:rFonts w:hint="eastAsia" w:ascii="Times New Roman" w:hAnsi="Times New Roman" w:eastAsia="FangSong" w:cs="Times New Roman"/>
+        </w:rPr>
+        <w:t xml:space="preserve">新中心为</w:t>
+      </w:r>
+      <w:r>
+        <w:rPr>
+          <w:rFonts w:ascii="Times New Roman" w:hAnsi="Times New Roman" w:eastAsia="Times New Roman" w:cs="Times New Roman"/>
+        </w:rPr>
+        <w:t xml:space="preserve"> </w:t>
+      </w:r>
+      <w:r>
+        <w:rPr>
+          <w:rFonts w:hint="eastAsia" w:ascii="Times New Roman" w:hAnsi="Times New Roman" w:eastAsia="Times New Roman" w:cs="Times New Roman"/>
+        </w:rPr>
+        <w:t xml:space="preserve">R，C4</w:t>
+      </w:r>
+      <w:r>
+        <w:rPr>
+          <w:rFonts w:ascii="Times New Roman" w:hAnsi="Times New Roman" w:eastAsia="Times New Roman" w:cs="Times New Roman"/>
+        </w:rPr>
+        <w:t xml:space="preserve"> </w:t>
+      </w:r>
+      <w:r>
+        <w:rPr>
+          <w:rFonts w:hint="eastAsia" w:ascii="Times New Roman" w:hAnsi="Times New Roman" w:eastAsia="FangSong" w:cs="Times New Roman"/>
+        </w:rPr>
+        <w:t xml:space="preserve">构型保持</w:t>
+      </w:r>
+      <w:r>
+        <w:rPr>
+          <w:rFonts w:ascii="Times New Roman" w:hAnsi="Times New Roman" w:eastAsia="Times New Roman" w:cs="Times New Roman"/>
+        </w:rPr>
+        <w:t xml:space="preserve"> </w:t>
+      </w:r>
+      <w:r>
+        <w:rPr>
+          <w:rFonts w:hint="eastAsia" w:ascii="Times New Roman" w:hAnsi="Times New Roman" w:eastAsia="Times New Roman" w:cs="Times New Roman"/>
+        </w:rPr>
+        <w:t xml:space="preserve">S）。</w:t>
+      </w:r>
+      <w:r>
+        <w:rPr>
+          <w:rFonts w:hint="eastAsia" w:ascii="Times New Roman" w:hAnsi="Times New Roman" w:eastAsia="FangSong" w:cs="Times New Roman"/>
+          <w:b/>
+          <w:bCs/>
+        </w:rPr>
+        <w:t xml:space="preserve">注</w:t>
+      </w:r>
+      <w:r>
+        <w:rPr>
+          <w:rFonts w:hint="eastAsia" w:ascii="Times New Roman" w:hAnsi="Times New Roman" w:eastAsia="Times New Roman" w:cs="Times New Roman"/>
+        </w:rPr>
+        <w:t>：</w:t>
+      </w:r>
+      <w:r>
+        <w:rPr>
+          <w:rFonts w:hint="eastAsia" w:ascii="Times New Roman" w:hAnsi="Times New Roman" w:eastAsia="FangSong" w:cs="Times New Roman"/>
+        </w:rPr>
+        <w:t>若用</w:t>
+      </w:r>
+      <w:r>
+        <w:rPr>
+          <w:rFonts w:ascii="Times New Roman" w:hAnsi="Times New Roman" w:eastAsia="Times New Roman" w:cs="Times New Roman"/>
+        </w:rPr>
+        <w:t xml:space="preserve"> </w:t>
+      </w:r>
+      <w:r>
+        <w:rPr>
+          <w:rFonts w:hint="eastAsia" w:ascii="Times New Roman" w:hAnsi="Times New Roman" w:eastAsia="Times New Roman" w:cs="Times New Roman"/>
+        </w:rPr>
+        <w:t>CH</w:t>
+      </w:r>
+      <w:r>
+        <w:rPr>
+          <w:rFonts w:hint="eastAsia" w:ascii="Times New Roman" w:hAnsi="Times New Roman" w:eastAsia="Times New Roman" w:cs="Times New Roman"/>
+          <w:vertAlign w:val="subscript"/>
+        </w:rPr>
+        <w:t>3</w:t>
+      </w:r>
+      <w:r>
+        <w:rPr>
+          <w:rFonts w:hint="eastAsia" w:ascii="Times New Roman" w:hAnsi="Times New Roman" w:eastAsia="Times New Roman" w:cs="Times New Roman"/>
+        </w:rPr>
+        <w:t>MgBr，C3</w:t>
+      </w:r>
+      <w:r>
+        <w:rPr>
+          <w:rFonts w:ascii="Times New Roman" w:hAnsi="Times New Roman" w:eastAsia="Times New Roman" w:cs="Times New Roman"/>
+        </w:rPr>
+        <w:t xml:space="preserve"> </w:t>
+      </w:r>
+      <w:r>
+        <w:rPr>
+          <w:rFonts w:hint="eastAsia" w:ascii="Times New Roman" w:hAnsi="Times New Roman" w:eastAsia="FangSong" w:cs="Times New Roman"/>
+        </w:rPr>
+        <w:t xml:space="preserve">连两个相同</w:t>
+      </w:r>
+      <w:r>
+        <w:rPr>
+          <w:rFonts w:ascii="Times New Roman" w:hAnsi="Times New Roman" w:eastAsia="Times New Roman" w:cs="Times New Roman"/>
+        </w:rPr>
+        <w:t xml:space="preserve"> CH</w:t>
+      </w:r>
+      <w:r>
+        <w:rPr>
+          <w:rFonts w:ascii="Times New Roman" w:hAnsi="Times New Roman" w:eastAsia="Times New Roman" w:cs="Times New Roman"/>
+          <w:vertAlign w:val="subscript"/>
+        </w:rPr>
+        <w:t>3</w:t>
+      </w:r>
+      <w:r>
+        <w:rPr>
+          <w:rFonts w:ascii="Times New Roman" w:hAnsi="Times New Roman" w:eastAsia="Times New Roman" w:cs="Times New Roman"/>
+        </w:rPr>
+        <w:t xml:space="preserve"> </w:t>
+      </w:r>
+      <w:r>
+        <w:rPr>
+          <w:rFonts w:hint="eastAsia" w:ascii="Times New Roman" w:hAnsi="Times New Roman" w:eastAsia="FangSong" w:cs="Times New Roman"/>
+        </w:rPr>
+        <w:t>无新手性中心</w:t>
+      </w:r>
+      <w:r>
+        <w:rPr>
+          <w:rFonts w:hint="eastAsia" w:ascii="Times New Roman" w:hAnsi="Times New Roman" w:eastAsia="Times New Roman" w:cs="Times New Roman"/>
+        </w:rPr>
+        <w:t>，</w:t>
+      </w:r>
+      <w:r>
+        <w:rPr>
+          <w:rFonts w:hint="eastAsia" w:ascii="Times New Roman" w:hAnsi="Times New Roman" w:eastAsia="FangSong" w:cs="Times New Roman"/>
+        </w:rPr>
+        <w:t>故必须用</w:t>
+      </w:r>
+      <w:r>
+        <w:rPr>
+          <w:rFonts w:ascii="Times New Roman" w:hAnsi="Times New Roman" w:eastAsia="Times New Roman" w:cs="Times New Roman"/>
+        </w:rPr>
+        <w:t xml:space="preserve"> C</w:t>
+      </w:r>
+      <w:r>
+        <w:rPr>
+          <w:rFonts w:ascii="Times New Roman" w:hAnsi="Times New Roman" w:eastAsia="Times New Roman" w:cs="Times New Roman"/>
+          <w:vertAlign w:val="subscript"/>
+        </w:rPr>
+        <w:t>2</w:t>
+      </w:r>
+      <w:r>
+        <w:rPr>
+          <w:rFonts w:ascii="Times New Roman" w:hAnsi="Times New Roman" w:eastAsia="Times New Roman" w:cs="Times New Roman"/>
+        </w:rPr>
+        <w:t>H</w:t>
+      </w:r>
+      <w:r>
+        <w:rPr>
+          <w:rFonts w:ascii="Times New Roman" w:hAnsi="Times New Roman" w:eastAsia="Times New Roman" w:cs="Times New Roman"/>
+          <w:vertAlign w:val="subscript"/>
+        </w:rPr>
+        <w:t>5</w:t>
+      </w:r>
+      <w:r>
+        <w:rPr>
+          <w:rFonts w:ascii="Times New Roman" w:hAnsi="Times New Roman" w:eastAsia="Times New Roman" w:cs="Times New Roman"/>
+        </w:rPr>
+        <w:t xml:space="preserve">MgBr </w:t>
+      </w:r>
+      <w:r>
+        <w:rPr>
+          <w:rFonts w:hint="eastAsia" w:ascii="Times New Roman" w:hAnsi="Times New Roman" w:eastAsia="FangSong" w:cs="Times New Roman"/>
+        </w:rPr>
+        <w:t xml:space="preserve">才能体现</w:t>
+      </w:r>
+      <w:r>
+        <w:rPr>
+          <w:rFonts w:ascii="Times New Roman" w:hAnsi="Times New Roman" w:eastAsia="Times New Roman" w:cs="Times New Roman"/>
+        </w:rPr>
+        <w:t xml:space="preserve"> dr</w:t>
+      </w:r>
+    </w:p>
+    <w:p>
+      <w:pPr>
+        <w:spacing w:before="160" w:after="80"/>
+      </w:pPr>
+      <w:r>
+        <w:pict>
+          <v:rect style="width:0;height:1.5pt" o:hralign="center" o:hrstd="t" o:hr="t"/>
+        </w:pict>
+      </w:r>
+    </w:p>
+    <w:bookmarkEnd w:id="75"/>
+    <w:bookmarkStart w:id="76" w:name="十四跨专题连接"/>
+    <w:p>
+      <w:pPr>
+        <w:pStyle w:val="Heading2"/>
+        <w:spacing w:before="280" w:after="120"/>
+      </w:pPr>
+      <w:r>
+        <w:rPr>
+          <w:rFonts w:hint="eastAsia" w:ascii="Times New Roman" w:hAnsi="Times New Roman" w:eastAsia="SimHei" w:cs="Times New Roman"/>
+        </w:rPr>
+        <w:t>十四</w:t>
+      </w:r>
+      <w:r>
+        <w:rPr>
+          <w:rFonts w:hint="eastAsia" w:ascii="Times New Roman" w:hAnsi="Times New Roman" w:eastAsia="Times New Roman" w:cs="Times New Roman"/>
+        </w:rPr>
+        <w:t>、</w:t>
+      </w:r>
+      <w:r>
+        <w:rPr>
+          <w:rFonts w:hint="eastAsia" w:ascii="Times New Roman" w:hAnsi="Times New Roman" w:eastAsia="SimHei" w:cs="Times New Roman"/>
+        </w:rPr>
+        <w:t>跨专题连接</w:t>
       </w:r>
     </w:p>
     <w:p>
@@ -21584,114 +24325,81 @@
       </w:pPr>
       <w:r>
         <w:rPr>
-          <w:rFonts w:hint="eastAsia" w:ascii="Times New Roman" w:hAnsi="Times New Roman" w:eastAsia="FangSong" w:cs="Times New Roman"/>
-        </w:rPr>
-        <w:t>判断正误</w:t>
-      </w:r>
-      <w:r>
-        <w:rPr>
-          <w:rFonts w:hint="eastAsia" w:ascii="Times New Roman" w:hAnsi="Times New Roman" w:eastAsia="Times New Roman" w:cs="Times New Roman"/>
-        </w:rPr>
-        <w:t>：</w:t>
-      </w:r>
-    </w:p>
-    <w:p>
-      <w:pPr>
-        <w:pStyle w:val="Compact"/>
-        <w:numPr>
-          <w:ilvl w:val="1"/>
-          <w:numId w:val="1016"/>
-        </w:numPr>
-      </w:pPr>
-      <w:r>
-        <w:rPr>
-          <w:rFonts w:hint="eastAsia" w:ascii="Times New Roman" w:hAnsi="Times New Roman" w:eastAsia="FangSong" w:cs="Times New Roman"/>
-        </w:rPr>
-        <w:t>外消旋体和内消旋体都无旋光</w:t>
-      </w:r>
-      <w:r>
-        <w:rPr>
-          <w:rFonts w:hint="eastAsia" w:ascii="Times New Roman" w:hAnsi="Times New Roman" w:eastAsia="Times New Roman" w:cs="Times New Roman"/>
-        </w:rPr>
-        <w:t>，</w:t>
-      </w:r>
-      <w:r>
-        <w:rPr>
-          <w:rFonts w:hint="eastAsia" w:ascii="Times New Roman" w:hAnsi="Times New Roman" w:eastAsia="FangSong" w:cs="Times New Roman"/>
-        </w:rPr>
-        <w:t>是一回事</w:t>
-      </w:r>
-      <w:r>
-        <w:rPr>
-          <w:rFonts w:hint="eastAsia" w:ascii="Times New Roman" w:hAnsi="Times New Roman" w:eastAsia="Times New Roman" w:cs="Times New Roman"/>
-        </w:rPr>
-        <w:t>。</w:t>
-      </w:r>
-    </w:p>
-    <w:p>
-      <w:pPr>
-        <w:pStyle w:val="Compact"/>
-        <w:numPr>
-          <w:ilvl w:val="1"/>
-          <w:numId w:val="1016"/>
-        </w:numPr>
-      </w:pPr>
-      <w:r>
-        <w:rPr>
-          <w:rFonts w:hint="eastAsia" w:ascii="Times New Roman" w:hAnsi="Times New Roman" w:eastAsia="Times New Roman" w:cs="Times New Roman"/>
-        </w:rPr>
-        <w:t>(R)-</w:t>
-      </w:r>
-      <w:r>
-        <w:rPr>
-          <w:rFonts w:hint="eastAsia" w:ascii="Times New Roman" w:hAnsi="Times New Roman" w:eastAsia="FangSong" w:cs="Times New Roman"/>
-        </w:rPr>
-        <w:t>构型化合物必为右旋</w:t>
-      </w:r>
-      <w:r>
-        <w:rPr>
-          <w:rFonts w:hint="eastAsia" w:ascii="Times New Roman" w:hAnsi="Times New Roman" w:eastAsia="Times New Roman" w:cs="Times New Roman"/>
-        </w:rPr>
-        <w:t>。</w:t>
-      </w:r>
-    </w:p>
-    <w:p>
-      <w:pPr>
-        <w:pStyle w:val="Compact"/>
-        <w:numPr>
-          <w:ilvl w:val="1"/>
-          <w:numId w:val="1016"/>
-        </w:numPr>
-      </w:pPr>
-      <w:r>
-        <w:rPr>
-          <w:rFonts w:hint="eastAsia" w:ascii="Times New Roman" w:hAnsi="Times New Roman" w:eastAsia="Times New Roman" w:cs="Times New Roman"/>
-        </w:rPr>
-        <w:t>Cram</w:t>
-      </w:r>
-      <w:r>
-        <w:rPr>
-          <w:rFonts w:hint="eastAsia" w:ascii="Times New Roman" w:hAnsi="Times New Roman" w:eastAsia="FangSong" w:cs="Times New Roman"/>
-        </w:rPr>
-        <w:t>规则可预测所有</w:t>
-      </w:r>
-      <w:r>
-        <w:rPr>
-          <w:rFonts w:hint="eastAsia" w:ascii="Times New Roman" w:hAnsi="Times New Roman" w:eastAsia="Times New Roman" w:cs="Times New Roman"/>
-        </w:rPr>
-        <w:t>α-</w:t>
-      </w:r>
-      <w:r>
-        <w:rPr>
-          <w:rFonts w:hint="eastAsia" w:ascii="Times New Roman" w:hAnsi="Times New Roman" w:eastAsia="FangSong" w:cs="Times New Roman"/>
-        </w:rPr>
-        <w:t>手性酮的加成产物</w:t>
-      </w:r>
-      <w:r>
-        <w:rPr>
-          <w:rFonts w:hint="eastAsia" w:ascii="Times New Roman" w:hAnsi="Times New Roman" w:eastAsia="Times New Roman" w:cs="Times New Roman"/>
-        </w:rPr>
-        <w:t>。</w:t>
+          <w:rFonts w:hint="eastAsia" w:ascii="Times New Roman" w:hAnsi="Times New Roman" w:eastAsia="Times New Roman" w:cs="Times New Roman"/>
+        </w:rPr>
+        <w:t>04-</w:t>
+      </w:r>
+      <w:r>
+        <w:rPr>
+          <w:rFonts w:hint="eastAsia" w:ascii="Times New Roman" w:hAnsi="Times New Roman" w:eastAsia="FangSong" w:cs="Times New Roman"/>
+        </w:rPr>
+        <w:t>课件</w:t>
+      </w:r>
+      <w:r>
+        <w:rPr>
+          <w:rFonts w:hint="eastAsia" w:ascii="Times New Roman" w:hAnsi="Times New Roman" w:eastAsia="Times New Roman" w:cs="Times New Roman"/>
+        </w:rPr>
+        <w:t>/</w:t>
+      </w:r>
+      <w:r>
+        <w:rPr>
+          <w:rFonts w:hint="eastAsia" w:ascii="Times New Roman" w:hAnsi="Times New Roman" w:eastAsia="FangSong" w:cs="Times New Roman"/>
+        </w:rPr>
+        <w:t>学生讲义</w:t>
+      </w:r>
+      <w:r>
+        <w:rPr>
+          <w:rFonts w:hint="eastAsia" w:ascii="Times New Roman" w:hAnsi="Times New Roman" w:eastAsia="Times New Roman" w:cs="Times New Roman"/>
+        </w:rPr>
+        <w:t>/6-</w:t>
+      </w:r>
+      <w:r>
+        <w:rPr>
+          <w:rFonts w:hint="eastAsia" w:ascii="Times New Roman" w:hAnsi="Times New Roman" w:eastAsia="FangSong" w:cs="Times New Roman"/>
+        </w:rPr>
+        <w:t>有机化学</w:t>
+      </w:r>
+      <w:r>
+        <w:rPr>
+          <w:rFonts w:hint="eastAsia" w:ascii="Times New Roman" w:hAnsi="Times New Roman" w:eastAsia="Times New Roman" w:cs="Times New Roman"/>
+        </w:rPr>
+        <w:t>/</w:t>
+      </w:r>
+      <w:r>
+        <w:rPr>
+          <w:rFonts w:hint="eastAsia" w:ascii="Times New Roman" w:hAnsi="Times New Roman" w:eastAsia="FangSong" w:cs="Times New Roman"/>
+        </w:rPr>
+        <w:t>亲核取代与消除反应</w:t>
+      </w:r>
+      <w:r>
+        <w:rPr>
+          <w:rFonts w:ascii="Times New Roman" w:hAnsi="Times New Roman" w:eastAsia="Times New Roman" w:cs="Times New Roman"/>
+        </w:rPr>
+        <w:t xml:space="preserve"> — </w:t>
+      </w:r>
+      <w:r>
+        <w:rPr>
+          <w:rFonts w:hint="eastAsia" w:ascii="Times New Roman" w:hAnsi="Times New Roman" w:eastAsia="Times New Roman" w:cs="Times New Roman"/>
+        </w:rPr>
+        <w:t>SN2</w:t>
+      </w:r>
+      <w:r>
+        <w:rPr>
+          <w:rFonts w:hint="eastAsia" w:ascii="Times New Roman" w:hAnsi="Times New Roman" w:eastAsia="FangSong" w:cs="Times New Roman"/>
+        </w:rPr>
+        <w:t>翻转</w:t>
+      </w:r>
+      <w:r>
+        <w:rPr>
+          <w:rFonts w:hint="eastAsia" w:ascii="Times New Roman" w:hAnsi="Times New Roman" w:eastAsia="Times New Roman" w:cs="Times New Roman"/>
+        </w:rPr>
+        <w:t>、E2</w:t>
+      </w:r>
+      <w:r>
+        <w:rPr>
+          <w:rFonts w:hint="eastAsia" w:ascii="Times New Roman" w:hAnsi="Times New Roman" w:eastAsia="FangSong" w:cs="Times New Roman"/>
+        </w:rPr>
+        <w:t>反式共平面</w:t>
       </w:r>
     </w:p>
     <w:p>
@@ -21706,333 +24414,67 @@
         <w:rPr>
           <w:rFonts w:hint="eastAsia" w:ascii="Times New Roman" w:hAnsi="Times New Roman" w:eastAsia="Times New Roman" w:cs="Times New Roman"/>
         </w:rPr>
-        <w:t>1-</w:t>
-      </w:r>
-      <w:r>
-        <w:rPr>
-          <w:rFonts w:hint="eastAsia" w:ascii="Times New Roman" w:hAnsi="Times New Roman" w:eastAsia="FangSong" w:cs="Times New Roman"/>
-        </w:rPr>
-        <w:t>甲基环己烯</w:t>
-      </w:r>
-      <w:r>
-        <w:rPr>
-          <w:rFonts w:hint="eastAsia" w:ascii="Times New Roman" w:hAnsi="Times New Roman" w:eastAsia="Times New Roman" w:cs="Times New Roman"/>
-        </w:rPr>
-        <w:t>+Br</w:t>
-      </w:r>
-      <w:r>
-        <w:rPr>
-          <w:rFonts w:hint="eastAsia" w:ascii="Times New Roman" w:hAnsi="Times New Roman" w:eastAsia="Times New Roman" w:cs="Times New Roman"/>
-          <w:vertAlign w:val="subscript"/>
-        </w:rPr>
-        <w:t>2</w:t>
-      </w:r>
-      <w:r>
-        <w:rPr>
-          <w:rFonts w:hint="eastAsia" w:ascii="Times New Roman" w:hAnsi="Times New Roman" w:eastAsia="Times New Roman" w:cs="Times New Roman"/>
-        </w:rPr>
-        <w:t>/CCl</w:t>
-      </w:r>
-      <w:r>
-        <w:rPr>
-          <w:rFonts w:hint="eastAsia" w:ascii="Times New Roman" w:hAnsi="Times New Roman" w:eastAsia="Times New Roman" w:cs="Times New Roman"/>
-          <w:vertAlign w:val="subscript"/>
-        </w:rPr>
-        <w:t>4</w:t>
-      </w:r>
-      <w:r>
-        <w:rPr>
-          <w:rFonts w:hint="eastAsia" w:ascii="Times New Roman" w:hAnsi="Times New Roman" w:eastAsia="Times New Roman" w:cs="Times New Roman"/>
-        </w:rPr>
-        <w:t>→？</w:t>
-      </w:r>
-      <w:r>
-        <w:rPr>
-          <w:rFonts w:hint="eastAsia" w:ascii="Times New Roman" w:hAnsi="Times New Roman" w:eastAsia="FangSong" w:cs="Times New Roman"/>
-        </w:rPr>
-        <w:t>立体结构</w:t>
-      </w:r>
-      <w:r>
-        <w:rPr>
-          <w:rFonts w:hint="eastAsia" w:ascii="Times New Roman" w:hAnsi="Times New Roman" w:eastAsia="Times New Roman" w:cs="Times New Roman"/>
-        </w:rPr>
-        <w:t>？</w:t>
-      </w:r>
-    </w:p>
-    <w:bookmarkEnd w:id="71"/>
-    <w:bookmarkStart w:id="72" w:name="提高训练"/>
-    <w:p>
-      <w:pPr>
-        <w:pStyle w:val="Heading3"/>
-        <w:spacing w:before="280" w:after="120"/>
-      </w:pPr>
-      <w:r>
-        <w:rPr>
-          <w:rFonts w:ascii="Times New Roman" w:hAnsi="Times New Roman" w:eastAsia="Times New Roman" w:cs="Times New Roman"/>
-        </w:rPr>
-        <w:t xml:space="preserve">13.2 </w:t>
-      </w:r>
-      <w:r>
-        <w:rPr>
-          <w:rFonts w:hint="eastAsia" w:ascii="Times New Roman" w:hAnsi="Times New Roman" w:eastAsia="SimHei" w:cs="Times New Roman"/>
-        </w:rPr>
-        <w:t xml:space="preserve">提高训练</w:t>
-      </w:r>
-    </w:p>
-    <w:p>
-      <w:pPr>
-        <w:numPr>
-          <w:ilvl w:val="0"/>
-          <w:numId w:val="1017"/>
-        </w:numPr>
-      </w:pPr>
-      <w:r>
-        <w:rPr>
-          <w:rFonts w:hint="eastAsia" w:ascii="Times New Roman" w:hAnsi="Times New Roman" w:eastAsia="FangSong" w:cs="Times New Roman"/>
-        </w:rPr>
-        <w:t>顺</w:t>
-      </w:r>
-      <w:r>
-        <w:rPr>
-          <w:rFonts w:hint="eastAsia" w:ascii="Times New Roman" w:hAnsi="Times New Roman" w:eastAsia="Times New Roman" w:cs="Times New Roman"/>
-        </w:rPr>
-        <w:t>-2-</w:t>
-      </w:r>
-      <w:r>
-        <w:rPr>
-          <w:rFonts w:hint="eastAsia" w:ascii="Times New Roman" w:hAnsi="Times New Roman" w:eastAsia="FangSong" w:cs="Times New Roman"/>
-        </w:rPr>
-        <w:t>戊烯</w:t>
-      </w:r>
-      <w:r>
-        <w:rPr>
-          <w:rFonts w:hint="eastAsia" w:ascii="Times New Roman" w:hAnsi="Times New Roman" w:eastAsia="Times New Roman" w:cs="Times New Roman"/>
-        </w:rPr>
-        <w:t>+Br</w:t>
-      </w:r>
-      <w:r>
-        <w:rPr>
-          <w:rFonts w:hint="eastAsia" w:ascii="Times New Roman" w:hAnsi="Times New Roman" w:eastAsia="Times New Roman" w:cs="Times New Roman"/>
-          <w:vertAlign w:val="subscript"/>
-        </w:rPr>
-        <w:t>2</w:t>
-      </w:r>
-      <w:r>
-        <w:rPr>
-          <w:rFonts w:hint="eastAsia" w:ascii="Times New Roman" w:hAnsi="Times New Roman" w:eastAsia="Times New Roman" w:cs="Times New Roman"/>
-        </w:rPr>
-        <w:t>→？</w:t>
-      </w:r>
-      <w:r>
-        <w:rPr>
-          <w:rFonts w:hint="eastAsia" w:ascii="Times New Roman" w:hAnsi="Times New Roman" w:eastAsia="FangSong" w:cs="Times New Roman"/>
-        </w:rPr>
-        <w:t>产物间关系</w:t>
-      </w:r>
-      <w:r>
-        <w:rPr>
-          <w:rFonts w:hint="eastAsia" w:ascii="Times New Roman" w:hAnsi="Times New Roman" w:eastAsia="Times New Roman" w:cs="Times New Roman"/>
-        </w:rPr>
-        <w:t>？</w:t>
-      </w:r>
-    </w:p>
-    <w:p>
-      <w:pPr>
-        <w:numPr>
-          <w:ilvl w:val="0"/>
-          <w:numId w:val="1017"/>
-        </w:numPr>
-      </w:pPr>
-      <w:r>
-        <w:rPr>
-          <w:rFonts w:hint="eastAsia" w:ascii="Times New Roman" w:hAnsi="Times New Roman" w:eastAsia="Times New Roman" w:cs="Times New Roman"/>
-        </w:rPr>
-        <w:t>(S)-2-</w:t>
-      </w:r>
-      <w:r>
-        <w:rPr>
-          <w:rFonts w:hint="eastAsia" w:ascii="Times New Roman" w:hAnsi="Times New Roman" w:eastAsia="FangSong" w:cs="Times New Roman"/>
-        </w:rPr>
-        <w:t>溴丁烷</w:t>
-      </w:r>
-      <w:r>
-        <w:rPr>
-          <w:rFonts w:hint="eastAsia" w:ascii="Times New Roman" w:hAnsi="Times New Roman" w:eastAsia="Times New Roman" w:cs="Times New Roman"/>
-        </w:rPr>
-        <w:t>+NaOH/DMSO,</w:t>
-      </w:r>
-      <w:r>
-        <w:rPr>
-          <w:rFonts w:ascii="Times New Roman" w:hAnsi="Times New Roman" w:eastAsia="Times New Roman" w:cs="Times New Roman"/>
-        </w:rPr>
-        <w:t xml:space="preserve"> </w:t>
-      </w:r>
-      <w:r>
-        <w:rPr>
-          <w:rFonts w:hint="eastAsia" w:ascii="Times New Roman" w:hAnsi="Times New Roman" w:eastAsia="Times New Roman" w:cs="Times New Roman"/>
-        </w:rPr>
-        <w:t>25°C→？</w:t>
-      </w:r>
-      <w:r>
-        <w:rPr>
-          <w:rFonts w:hint="eastAsia" w:ascii="Times New Roman" w:hAnsi="Times New Roman" w:eastAsia="FangSong" w:cs="Times New Roman"/>
-        </w:rPr>
-        <w:t>若改为</w:t>
-      </w:r>
-      <w:r>
-        <w:rPr>
-          <w:rFonts w:hint="eastAsia" w:ascii="Times New Roman" w:hAnsi="Times New Roman" w:eastAsia="Times New Roman" w:cs="Times New Roman"/>
-        </w:rPr>
-        <w:t>NaOH/EtOH,</w:t>
-      </w:r>
-      <w:r>
-        <w:rPr>
-          <w:rFonts w:ascii="Times New Roman" w:hAnsi="Times New Roman" w:eastAsia="Times New Roman" w:cs="Times New Roman"/>
-        </w:rPr>
-        <w:t xml:space="preserve"> </w:t>
-      </w:r>
-      <w:r>
-        <w:rPr>
-          <w:rFonts w:hint="eastAsia" w:ascii="Times New Roman" w:hAnsi="Times New Roman" w:eastAsia="Times New Roman" w:cs="Times New Roman"/>
-        </w:rPr>
-        <w:t>80°C</w:t>
-      </w:r>
-      <w:r>
-        <w:rPr>
-          <w:rFonts w:hint="eastAsia" w:ascii="Times New Roman" w:hAnsi="Times New Roman" w:eastAsia="FangSong" w:cs="Times New Roman"/>
-        </w:rPr>
-        <w:t>呢</w:t>
-      </w:r>
-      <w:r>
-        <w:rPr>
-          <w:rFonts w:hint="eastAsia" w:ascii="Times New Roman" w:hAnsi="Times New Roman" w:eastAsia="Times New Roman" w:cs="Times New Roman"/>
-        </w:rPr>
-        <w:t>？</w:t>
-      </w:r>
-    </w:p>
-    <w:p>
-      <w:pPr>
-        <w:numPr>
-          <w:ilvl w:val="0"/>
-          <w:numId w:val="1017"/>
-        </w:numPr>
-      </w:pPr>
-      <w:r>
-        <w:rPr>
-          <w:rFonts w:hint="eastAsia" w:ascii="Times New Roman" w:hAnsi="Times New Roman" w:eastAsia="Times New Roman" w:cs="Times New Roman"/>
-        </w:rPr>
-        <w:t>1,3-</w:t>
-      </w:r>
-      <w:r>
-        <w:rPr>
-          <w:rFonts w:hint="eastAsia" w:ascii="Times New Roman" w:hAnsi="Times New Roman" w:eastAsia="FangSong" w:cs="Times New Roman"/>
-        </w:rPr>
-        <w:t>丁二烯</w:t>
-      </w:r>
-      <w:r>
-        <w:rPr>
-          <w:rFonts w:hint="eastAsia" w:ascii="Times New Roman" w:hAnsi="Times New Roman" w:eastAsia="Times New Roman" w:cs="Times New Roman"/>
-        </w:rPr>
-        <w:t>+1</w:t>
-      </w:r>
-      <w:r>
-        <w:rPr>
-          <w:rFonts w:hint="eastAsia" w:ascii="Times New Roman" w:hAnsi="Times New Roman" w:eastAsia="FangSong" w:cs="Times New Roman"/>
-        </w:rPr>
-        <w:t>当量</w:t>
-      </w:r>
-      <w:r>
-        <w:rPr>
-          <w:rFonts w:hint="eastAsia" w:ascii="Times New Roman" w:hAnsi="Times New Roman" w:eastAsia="Times New Roman" w:cs="Times New Roman"/>
-        </w:rPr>
-        <w:t>HBr，-78°C</w:t>
-      </w:r>
-      <w:r>
-        <w:rPr>
-          <w:rFonts w:hint="eastAsia" w:ascii="Times New Roman" w:hAnsi="Times New Roman" w:eastAsia="FangSong" w:cs="Times New Roman"/>
-        </w:rPr>
-        <w:t>和</w:t>
-      </w:r>
-      <w:r>
-        <w:rPr>
-          <w:rFonts w:hint="eastAsia" w:ascii="Times New Roman" w:hAnsi="Times New Roman" w:eastAsia="Times New Roman" w:cs="Times New Roman"/>
-        </w:rPr>
-        <w:t>40°C</w:t>
-      </w:r>
-      <w:r>
-        <w:rPr>
-          <w:rFonts w:hint="eastAsia" w:ascii="Times New Roman" w:hAnsi="Times New Roman" w:eastAsia="FangSong" w:cs="Times New Roman"/>
-        </w:rPr>
-        <w:t>主产物</w:t>
-      </w:r>
-      <w:r>
-        <w:rPr>
-          <w:rFonts w:hint="eastAsia" w:ascii="Times New Roman" w:hAnsi="Times New Roman" w:eastAsia="Times New Roman" w:cs="Times New Roman"/>
-        </w:rPr>
-        <w:t>？</w:t>
-      </w:r>
-      <w:r>
-        <w:rPr>
-          <w:rFonts w:hint="eastAsia" w:ascii="Times New Roman" w:hAnsi="Times New Roman" w:eastAsia="FangSong" w:cs="Times New Roman"/>
-        </w:rPr>
-        <w:t>用中间体解释</w:t>
-      </w:r>
-      <w:r>
-        <w:rPr>
-          <w:rFonts w:hint="eastAsia" w:ascii="Times New Roman" w:hAnsi="Times New Roman" w:eastAsia="Times New Roman" w:cs="Times New Roman"/>
-        </w:rPr>
-        <w:t>。</w:t>
-      </w:r>
-    </w:p>
-    <w:p>
-      <w:pPr>
-        <w:numPr>
-          <w:ilvl w:val="0"/>
-          <w:numId w:val="1017"/>
-        </w:numPr>
-      </w:pPr>
-      <w:r>
-        <w:rPr>
-          <w:rFonts w:hint="eastAsia" w:ascii="Times New Roman" w:hAnsi="Times New Roman" w:eastAsia="Times New Roman" w:cs="Times New Roman"/>
-        </w:rPr>
-        <w:t>(S)-2-</w:t>
-      </w:r>
-      <w:r>
-        <w:rPr>
-          <w:rFonts w:hint="eastAsia" w:ascii="Times New Roman" w:hAnsi="Times New Roman" w:eastAsia="FangSong" w:cs="Times New Roman"/>
-        </w:rPr>
-        <w:t>甲基丁醛</w:t>
-      </w:r>
-      <w:r>
-        <w:rPr>
-          <w:rFonts w:hint="eastAsia" w:ascii="Times New Roman" w:hAnsi="Times New Roman" w:eastAsia="Times New Roman" w:cs="Times New Roman"/>
-        </w:rPr>
-        <w:t>+CH</w:t>
-      </w:r>
-      <w:r>
-        <w:rPr>
-          <w:rFonts w:hint="eastAsia" w:ascii="Times New Roman" w:hAnsi="Times New Roman" w:eastAsia="Times New Roman" w:cs="Times New Roman"/>
-          <w:vertAlign w:val="subscript"/>
-        </w:rPr>
-        <w:t>3</w:t>
-      </w:r>
-      <w:r>
-        <w:rPr>
-          <w:rFonts w:hint="eastAsia" w:ascii="Times New Roman" w:hAnsi="Times New Roman" w:eastAsia="Times New Roman" w:cs="Times New Roman"/>
-        </w:rPr>
-        <w:t>MgBr</w:t>
-      </w:r>
-      <w:r>
-        <w:rPr>
-          <w:rFonts w:hint="eastAsia" w:ascii="Times New Roman" w:hAnsi="Times New Roman" w:eastAsia="FangSong" w:cs="Times New Roman"/>
-        </w:rPr>
-        <w:t>主产物</w:t>
-      </w:r>
-      <w:r>
-        <w:rPr>
-          <w:rFonts w:hint="eastAsia" w:ascii="Times New Roman" w:hAnsi="Times New Roman" w:eastAsia="Times New Roman" w:cs="Times New Roman"/>
-        </w:rPr>
-        <w:t>（Cram</w:t>
+        <w:t>04-</w:t>
+      </w:r>
+      <w:r>
+        <w:rPr>
+          <w:rFonts w:hint="eastAsia" w:ascii="Times New Roman" w:hAnsi="Times New Roman" w:eastAsia="FangSong" w:cs="Times New Roman"/>
+        </w:rPr>
+        <w:t>课件</w:t>
+      </w:r>
+      <w:r>
+        <w:rPr>
+          <w:rFonts w:hint="eastAsia" w:ascii="Times New Roman" w:hAnsi="Times New Roman" w:eastAsia="Times New Roman" w:cs="Times New Roman"/>
+        </w:rPr>
+        <w:t>/</w:t>
+      </w:r>
+      <w:r>
+        <w:rPr>
+          <w:rFonts w:hint="eastAsia" w:ascii="Times New Roman" w:hAnsi="Times New Roman" w:eastAsia="FangSong" w:cs="Times New Roman"/>
+        </w:rPr>
+        <w:t>学生讲义</w:t>
+      </w:r>
+      <w:r>
+        <w:rPr>
+          <w:rFonts w:hint="eastAsia" w:ascii="Times New Roman" w:hAnsi="Times New Roman" w:eastAsia="Times New Roman" w:cs="Times New Roman"/>
+        </w:rPr>
+        <w:t>/6-</w:t>
+      </w:r>
+      <w:r>
+        <w:rPr>
+          <w:rFonts w:hint="eastAsia" w:ascii="Times New Roman" w:hAnsi="Times New Roman" w:eastAsia="FangSong" w:cs="Times New Roman"/>
+        </w:rPr>
+        <w:t>有机化学</w:t>
+      </w:r>
+      <w:r>
+        <w:rPr>
+          <w:rFonts w:hint="eastAsia" w:ascii="Times New Roman" w:hAnsi="Times New Roman" w:eastAsia="Times New Roman" w:cs="Times New Roman"/>
+        </w:rPr>
+        <w:t>/</w:t>
+      </w:r>
+      <w:r>
+        <w:rPr>
+          <w:rFonts w:hint="eastAsia" w:ascii="Times New Roman" w:hAnsi="Times New Roman" w:eastAsia="FangSong" w:cs="Times New Roman"/>
+        </w:rPr>
+        <w:t>加成反应</w:t>
+      </w:r>
+      <w:r>
+        <w:rPr>
+          <w:rFonts w:ascii="Times New Roman" w:hAnsi="Times New Roman" w:eastAsia="Times New Roman" w:cs="Times New Roman"/>
+        </w:rPr>
+        <w:t xml:space="preserve"> — </w:t>
+      </w:r>
+      <w:r>
+        <w:rPr>
+          <w:rFonts w:hint="eastAsia" w:ascii="Times New Roman" w:hAnsi="Times New Roman" w:eastAsia="FangSong" w:cs="Times New Roman"/>
+        </w:rPr>
+        <w:t>硼氢化</w:t>
+      </w:r>
+      <w:r>
+        <w:rPr>
+          <w:rFonts w:hint="eastAsia" w:ascii="Times New Roman" w:hAnsi="Times New Roman" w:eastAsia="Times New Roman" w:cs="Times New Roman"/>
+        </w:rPr>
+        <w:t>、Cram</w:t>
       </w:r>
       <w:r>
         <w:rPr>
@@ -22044,542 +24486,13 @@
         <w:rPr>
           <w:rFonts w:hint="eastAsia" w:ascii="Times New Roman" w:hAnsi="Times New Roman" w:eastAsia="Times New Roman" w:cs="Times New Roman"/>
         </w:rPr>
-        <w:t>）？</w:t>
-      </w:r>
-    </w:p>
-    <w:bookmarkEnd w:id="72"/>
-    <w:bookmarkStart w:id="73" w:name="综合挑战"/>
-    <w:p>
-      <w:pPr>
-        <w:pStyle w:val="Heading3"/>
-        <w:spacing w:before="280" w:after="120"/>
-      </w:pPr>
-      <w:r>
-        <w:rPr>
-          <w:rFonts w:ascii="Times New Roman" w:hAnsi="Times New Roman" w:eastAsia="Times New Roman" w:cs="Times New Roman"/>
-        </w:rPr>
-        <w:t xml:space="preserve">13.3 </w:t>
-      </w:r>
-      <w:r>
-        <w:rPr>
-          <w:rFonts w:hint="eastAsia" w:ascii="Times New Roman" w:hAnsi="Times New Roman" w:eastAsia="SimHei" w:cs="Times New Roman"/>
-        </w:rPr>
-        <w:t xml:space="preserve">综合挑战</w:t>
-      </w:r>
-    </w:p>
-    <w:p>
-      <w:pPr>
-        <w:numPr>
-          <w:ilvl w:val="0"/>
-          <w:numId w:val="1018"/>
-        </w:numPr>
-      </w:pPr>
-      <w:r>
-        <w:rPr>
-          <w:rFonts w:hint="eastAsia" w:ascii="Times New Roman" w:hAnsi="Times New Roman" w:eastAsia="Times New Roman" w:cs="Times New Roman"/>
-        </w:rPr>
-        <w:t>A(C</w:t>
-      </w:r>
-      <w:r>
-        <w:rPr>
-          <w:rFonts w:hint="eastAsia" w:ascii="Times New Roman" w:hAnsi="Times New Roman" w:eastAsia="Times New Roman" w:cs="Times New Roman"/>
-          <w:vertAlign w:val="subscript"/>
-        </w:rPr>
-        <w:t>5</w:t>
-      </w:r>
-      <w:r>
-        <w:rPr>
-          <w:rFonts w:hint="eastAsia" w:ascii="Times New Roman" w:hAnsi="Times New Roman" w:eastAsia="Times New Roman" w:cs="Times New Roman"/>
-        </w:rPr>
-        <w:t>H</w:t>
-      </w:r>
-      <w:r>
-        <w:rPr>
-          <w:rFonts w:hint="eastAsia" w:ascii="Times New Roman" w:hAnsi="Times New Roman" w:eastAsia="Times New Roman" w:cs="Times New Roman"/>
-          <w:vertAlign w:val="subscript"/>
-        </w:rPr>
-        <w:t>8</w:t>
-      </w:r>
-      <w:r>
-        <w:rPr>
-          <w:rFonts w:hint="eastAsia" w:ascii="Times New Roman" w:hAnsi="Times New Roman" w:eastAsia="Times New Roman" w:cs="Times New Roman"/>
-        </w:rPr>
-        <w:t>)</w:t>
-      </w:r>
-      <w:r>
-        <w:rPr>
-          <w:rFonts w:hint="eastAsia" w:ascii="Times New Roman" w:hAnsi="Times New Roman" w:eastAsia="FangSong" w:cs="Times New Roman"/>
-        </w:rPr>
-        <w:t>使</w:t>
-      </w:r>
-      <w:r>
-        <w:rPr>
-          <w:rFonts w:hint="eastAsia" w:ascii="Times New Roman" w:hAnsi="Times New Roman" w:eastAsia="Times New Roman" w:cs="Times New Roman"/>
-        </w:rPr>
-        <w:t>Br</w:t>
-      </w:r>
-      <w:r>
-        <w:rPr>
-          <w:rFonts w:hint="eastAsia" w:ascii="Times New Roman" w:hAnsi="Times New Roman" w:eastAsia="Times New Roman" w:cs="Times New Roman"/>
-          <w:vertAlign w:val="subscript"/>
-        </w:rPr>
-        <w:t>2</w:t>
-      </w:r>
-      <w:r>
-        <w:rPr>
-          <w:rFonts w:hint="eastAsia" w:ascii="Times New Roman" w:hAnsi="Times New Roman" w:eastAsia="Times New Roman" w:cs="Times New Roman"/>
-        </w:rPr>
-        <w:t>/CCl</w:t>
-      </w:r>
-      <w:r>
-        <w:rPr>
-          <w:rFonts w:hint="eastAsia" w:ascii="Times New Roman" w:hAnsi="Times New Roman" w:eastAsia="Times New Roman" w:cs="Times New Roman"/>
-          <w:vertAlign w:val="subscript"/>
-        </w:rPr>
-        <w:t>4</w:t>
-      </w:r>
-      <w:r>
-        <w:rPr>
-          <w:rFonts w:hint="eastAsia" w:ascii="Times New Roman" w:hAnsi="Times New Roman" w:eastAsia="FangSong" w:cs="Times New Roman"/>
-        </w:rPr>
-        <w:t>褪色</w:t>
-      </w:r>
-      <w:r>
-        <w:rPr>
-          <w:rFonts w:hint="eastAsia" w:ascii="Times New Roman" w:hAnsi="Times New Roman" w:eastAsia="Times New Roman" w:cs="Times New Roman"/>
-        </w:rPr>
-        <w:t>。A→BH</w:t>
-      </w:r>
-      <w:r>
-        <w:rPr>
-          <w:rFonts w:hint="eastAsia" w:ascii="Times New Roman" w:hAnsi="Times New Roman" w:eastAsia="Times New Roman" w:cs="Times New Roman"/>
-          <w:vertAlign w:val="subscript"/>
-        </w:rPr>
-        <w:t>3</w:t>
-      </w:r>
-      <w:r>
-        <w:rPr>
-          <w:rFonts w:hint="eastAsia" w:ascii="Times New Roman" w:hAnsi="Times New Roman" w:eastAsia="Times New Roman" w:cs="Times New Roman"/>
-        </w:rPr>
-        <w:t>/H</w:t>
-      </w:r>
-      <w:r>
-        <w:rPr>
-          <w:rFonts w:hint="eastAsia" w:ascii="Times New Roman" w:hAnsi="Times New Roman" w:eastAsia="Times New Roman" w:cs="Times New Roman"/>
-          <w:vertAlign w:val="subscript"/>
-        </w:rPr>
-        <w:t>2</w:t>
-      </w:r>
-      <w:r>
-        <w:rPr>
-          <w:rFonts w:hint="eastAsia" w:ascii="Times New Roman" w:hAnsi="Times New Roman" w:eastAsia="Times New Roman" w:cs="Times New Roman"/>
-        </w:rPr>
-        <w:t>O</w:t>
-      </w:r>
-      <w:r>
-        <w:rPr>
-          <w:rFonts w:hint="eastAsia" w:ascii="Times New Roman" w:hAnsi="Times New Roman" w:eastAsia="Times New Roman" w:cs="Times New Roman"/>
-          <w:vertAlign w:val="subscript"/>
-        </w:rPr>
-        <w:t>2</w:t>
-      </w:r>
-      <w:r>
-        <w:rPr>
-          <w:rFonts w:hint="eastAsia" w:ascii="Times New Roman" w:hAnsi="Times New Roman" w:eastAsia="Times New Roman" w:cs="Times New Roman"/>
-        </w:rPr>
-        <w:t>→B(C</w:t>
-      </w:r>
-      <w:r>
-        <w:rPr>
-          <w:rFonts w:hint="eastAsia" w:ascii="Times New Roman" w:hAnsi="Times New Roman" w:eastAsia="Times New Roman" w:cs="Times New Roman"/>
-          <w:vertAlign w:val="subscript"/>
-        </w:rPr>
-        <w:t>5</w:t>
-      </w:r>
-      <w:r>
-        <w:rPr>
-          <w:rFonts w:hint="eastAsia" w:ascii="Times New Roman" w:hAnsi="Times New Roman" w:eastAsia="Times New Roman" w:cs="Times New Roman"/>
-        </w:rPr>
-        <w:t>H</w:t>
-      </w:r>
-      <w:r>
-        <w:rPr>
-          <w:rFonts w:hint="eastAsia" w:ascii="Times New Roman" w:hAnsi="Times New Roman" w:eastAsia="Times New Roman" w:cs="Times New Roman"/>
-          <w:vertAlign w:val="subscript"/>
-        </w:rPr>
-        <w:t>10</w:t>
-      </w:r>
-      <w:r>
-        <w:rPr>
-          <w:rFonts w:hint="eastAsia" w:ascii="Times New Roman" w:hAnsi="Times New Roman" w:eastAsia="Times New Roman" w:cs="Times New Roman"/>
-        </w:rPr>
-        <w:t>O)，B</w:t>
-      </w:r>
-      <w:r>
-        <w:rPr>
-          <w:rFonts w:hint="eastAsia" w:ascii="Times New Roman" w:hAnsi="Times New Roman" w:eastAsia="FangSong" w:cs="Times New Roman"/>
-        </w:rPr>
-        <w:t>的</w:t>
-      </w:r>
-      <w:r>
-        <w:rPr>
-          <w:rFonts w:hint="eastAsia" w:ascii="Times New Roman" w:hAnsi="Times New Roman" w:eastAsia="Times New Roman" w:cs="Times New Roman"/>
-          <w:vertAlign w:val="superscript"/>
-        </w:rPr>
-        <w:t>13</w:t>
-      </w:r>
-      <w:r>
-        <w:rPr>
-          <w:rFonts w:hint="eastAsia" w:ascii="Times New Roman" w:hAnsi="Times New Roman" w:eastAsia="Times New Roman" w:cs="Times New Roman"/>
-        </w:rPr>
-        <w:t>C</w:t>
-      </w:r>
-      <w:r>
-        <w:rPr>
-          <w:rFonts w:ascii="Times New Roman" w:hAnsi="Times New Roman" w:eastAsia="Times New Roman" w:cs="Times New Roman"/>
-        </w:rPr>
-        <w:t xml:space="preserve"> </w:t>
-      </w:r>
-      <w:r>
-        <w:rPr>
-          <w:rFonts w:hint="eastAsia" w:ascii="Times New Roman" w:hAnsi="Times New Roman" w:eastAsia="Times New Roman" w:cs="Times New Roman"/>
-        </w:rPr>
-        <w:t>NMR</w:t>
-      </w:r>
-      <w:r>
-        <w:rPr>
-          <w:rFonts w:hint="eastAsia" w:ascii="Times New Roman" w:hAnsi="Times New Roman" w:eastAsia="FangSong" w:cs="Times New Roman"/>
-        </w:rPr>
-        <w:t>有</w:t>
-      </w:r>
-      <w:r>
-        <w:rPr>
-          <w:rFonts w:hint="eastAsia" w:ascii="Times New Roman" w:hAnsi="Times New Roman" w:eastAsia="Times New Roman" w:cs="Times New Roman"/>
-        </w:rPr>
-        <w:t>5</w:t>
-      </w:r>
-      <w:r>
-        <w:rPr>
-          <w:rFonts w:hint="eastAsia" w:ascii="Times New Roman" w:hAnsi="Times New Roman" w:eastAsia="FangSong" w:cs="Times New Roman"/>
-        </w:rPr>
-        <w:t>个碳信号且含手性碳</w:t>
-      </w:r>
-      <w:r>
-        <w:rPr>
-          <w:rFonts w:hint="eastAsia" w:ascii="Times New Roman" w:hAnsi="Times New Roman" w:eastAsia="Times New Roman" w:cs="Times New Roman"/>
-        </w:rPr>
-        <w:t>。</w:t>
-      </w:r>
-      <w:r>
-        <w:rPr>
-          <w:rFonts w:hint="eastAsia" w:ascii="Times New Roman" w:hAnsi="Times New Roman" w:eastAsia="FangSong" w:cs="Times New Roman"/>
-        </w:rPr>
-        <w:t>推测</w:t>
-      </w:r>
-      <w:r>
-        <w:rPr>
-          <w:rFonts w:hint="eastAsia" w:ascii="Times New Roman" w:hAnsi="Times New Roman" w:eastAsia="Times New Roman" w:cs="Times New Roman"/>
-        </w:rPr>
-        <w:t>A，</w:t>
-      </w:r>
-      <w:r>
-        <w:rPr>
-          <w:rFonts w:hint="eastAsia" w:ascii="Times New Roman" w:hAnsi="Times New Roman" w:eastAsia="FangSong" w:cs="Times New Roman"/>
-        </w:rPr>
-        <w:t>写出</w:t>
-      </w:r>
-      <w:r>
-        <w:rPr>
-          <w:rFonts w:hint="eastAsia" w:ascii="Times New Roman" w:hAnsi="Times New Roman" w:eastAsia="Times New Roman" w:cs="Times New Roman"/>
-        </w:rPr>
-        <w:t>A→B</w:t>
-      </w:r>
-      <w:r>
-        <w:rPr>
-          <w:rFonts w:hint="eastAsia" w:ascii="Times New Roman" w:hAnsi="Times New Roman" w:eastAsia="FangSong" w:cs="Times New Roman"/>
-        </w:rPr>
-        <w:t>并解释区域与立体选择性</w:t>
-      </w:r>
-      <w:r>
-        <w:rPr>
-          <w:rFonts w:hint="eastAsia" w:ascii="Times New Roman" w:hAnsi="Times New Roman" w:eastAsia="Times New Roman" w:cs="Times New Roman"/>
-        </w:rPr>
-        <w:t>。</w:t>
-      </w:r>
-    </w:p>
-    <w:p>
-      <w:pPr>
-        <w:numPr>
-          <w:ilvl w:val="0"/>
-          <w:numId w:val="1018"/>
-        </w:numPr>
-      </w:pPr>
-      <w:r>
-        <w:rPr>
-          <w:rFonts w:hint="eastAsia" w:ascii="Times New Roman" w:hAnsi="Times New Roman" w:eastAsia="FangSong" w:cs="Times New Roman"/>
-        </w:rPr>
-        <w:t>反</w:t>
-      </w:r>
-      <w:r>
-        <w:rPr>
-          <w:rFonts w:hint="eastAsia" w:ascii="Times New Roman" w:hAnsi="Times New Roman" w:eastAsia="Times New Roman" w:cs="Times New Roman"/>
-        </w:rPr>
-        <w:t>-1-</w:t>
-      </w:r>
-      <w:r>
-        <w:rPr>
-          <w:rFonts w:hint="eastAsia" w:ascii="Times New Roman" w:hAnsi="Times New Roman" w:eastAsia="FangSong" w:cs="Times New Roman"/>
-        </w:rPr>
-        <w:t>甲基</w:t>
-      </w:r>
-      <w:r>
-        <w:rPr>
-          <w:rFonts w:hint="eastAsia" w:ascii="Times New Roman" w:hAnsi="Times New Roman" w:eastAsia="Times New Roman" w:cs="Times New Roman"/>
-        </w:rPr>
-        <w:t>-2-</w:t>
-      </w:r>
-      <w:r>
-        <w:rPr>
-          <w:rFonts w:hint="eastAsia" w:ascii="Times New Roman" w:hAnsi="Times New Roman" w:eastAsia="FangSong" w:cs="Times New Roman"/>
-        </w:rPr>
-        <w:t>溴环己烷</w:t>
-      </w:r>
-      <w:r>
-        <w:rPr>
-          <w:rFonts w:hint="eastAsia" w:ascii="Times New Roman" w:hAnsi="Times New Roman" w:eastAsia="Times New Roman" w:cs="Times New Roman"/>
-        </w:rPr>
-        <w:t>+t-BuOK/t-BuOH,</w:t>
-      </w:r>
-      <w:r>
-        <w:rPr>
-          <w:rFonts w:ascii="Times New Roman" w:hAnsi="Times New Roman" w:eastAsia="Times New Roman" w:cs="Times New Roman"/>
-        </w:rPr>
-        <w:t xml:space="preserve"> </w:t>
-      </w:r>
-      <w:r>
-        <w:rPr>
-          <w:rFonts w:hint="eastAsia" w:ascii="Times New Roman" w:hAnsi="Times New Roman" w:eastAsia="Times New Roman" w:cs="Times New Roman"/>
-        </w:rPr>
-        <w:t>Δ→？</w:t>
-      </w:r>
-      <w:r>
-        <w:rPr>
-          <w:rFonts w:hint="eastAsia" w:ascii="Times New Roman" w:hAnsi="Times New Roman" w:eastAsia="FangSong" w:cs="Times New Roman"/>
-        </w:rPr>
-        <w:t>用椅式构象分析</w:t>
-      </w:r>
-      <w:r>
-        <w:rPr>
-          <w:rFonts w:hint="eastAsia" w:ascii="Times New Roman" w:hAnsi="Times New Roman" w:eastAsia="Times New Roman" w:cs="Times New Roman"/>
-        </w:rPr>
-        <w:t>。</w:t>
-      </w:r>
-    </w:p>
-    <w:p>
-      <w:pPr>
-        <w:numPr>
-          <w:ilvl w:val="0"/>
-          <w:numId w:val="1018"/>
-        </w:numPr>
-      </w:pPr>
-      <w:r>
-        <w:rPr>
-          <w:rFonts w:hint="eastAsia" w:ascii="Times New Roman" w:hAnsi="Times New Roman" w:eastAsia="Times New Roman" w:cs="Times New Roman"/>
-        </w:rPr>
-        <w:t>A(C</w:t>
-      </w:r>
-      <w:r>
-        <w:rPr>
-          <w:rFonts w:hint="eastAsia" w:ascii="Times New Roman" w:hAnsi="Times New Roman" w:eastAsia="Times New Roman" w:cs="Times New Roman"/>
-          <w:vertAlign w:val="subscript"/>
-        </w:rPr>
-        <w:t>7</w:t>
-      </w:r>
-      <w:r>
-        <w:rPr>
-          <w:rFonts w:hint="eastAsia" w:ascii="Times New Roman" w:hAnsi="Times New Roman" w:eastAsia="Times New Roman" w:cs="Times New Roman"/>
-        </w:rPr>
-        <w:t>H</w:t>
-      </w:r>
-      <w:r>
-        <w:rPr>
-          <w:rFonts w:hint="eastAsia" w:ascii="Times New Roman" w:hAnsi="Times New Roman" w:eastAsia="Times New Roman" w:cs="Times New Roman"/>
-          <w:vertAlign w:val="subscript"/>
-        </w:rPr>
-        <w:t>14</w:t>
-      </w:r>
-      <w:r>
-        <w:rPr>
-          <w:rFonts w:hint="eastAsia" w:ascii="Times New Roman" w:hAnsi="Times New Roman" w:eastAsia="Times New Roman" w:cs="Times New Roman"/>
-        </w:rPr>
-        <w:t>O)</w:t>
-      </w:r>
-      <w:r>
-        <w:rPr>
-          <w:rFonts w:hint="eastAsia" w:ascii="Times New Roman" w:hAnsi="Times New Roman" w:eastAsia="FangSong" w:cs="Times New Roman"/>
-        </w:rPr>
-        <w:t>有</w:t>
-      </w:r>
-      <w:r>
-        <w:rPr>
-          <w:rFonts w:hint="eastAsia" w:ascii="Times New Roman" w:hAnsi="Times New Roman" w:eastAsia="Times New Roman" w:cs="Times New Roman"/>
-        </w:rPr>
-        <w:t>α-</w:t>
-      </w:r>
-      <w:r>
-        <w:rPr>
-          <w:rFonts w:hint="eastAsia" w:ascii="Times New Roman" w:hAnsi="Times New Roman" w:eastAsia="FangSong" w:cs="Times New Roman"/>
-        </w:rPr>
-        <w:t>手性中心</w:t>
-      </w:r>
-      <w:r>
-        <w:rPr>
-          <w:rFonts w:hint="eastAsia" w:ascii="Times New Roman" w:hAnsi="Times New Roman" w:eastAsia="Times New Roman" w:cs="Times New Roman"/>
-        </w:rPr>
-        <w:t>，</w:t>
-      </w:r>
-      <w:r>
-        <w:rPr>
-          <w:rFonts w:hint="eastAsia" w:ascii="Times New Roman" w:hAnsi="Times New Roman" w:eastAsia="Times New Roman" w:cs="Times New Roman"/>
-          <w:vertAlign w:val="superscript"/>
-        </w:rPr>
-        <w:t>1</w:t>
-      </w:r>
-      <w:r>
-        <w:rPr>
-          <w:rFonts w:hint="eastAsia" w:ascii="Times New Roman" w:hAnsi="Times New Roman" w:eastAsia="Times New Roman" w:cs="Times New Roman"/>
-        </w:rPr>
-        <w:t>H</w:t>
-      </w:r>
-      <w:r>
-        <w:rPr>
-          <w:rFonts w:ascii="Times New Roman" w:hAnsi="Times New Roman" w:eastAsia="Times New Roman" w:cs="Times New Roman"/>
-        </w:rPr>
-        <w:t xml:space="preserve"> NMR δ 2.12 </w:t>
-      </w:r>
-      <w:r>
-        <w:rPr>
-          <w:rFonts w:hint="eastAsia" w:ascii="Times New Roman" w:hAnsi="Times New Roman" w:eastAsia="FangSong" w:cs="Times New Roman"/>
-        </w:rPr>
-        <w:t>单峰</w:t>
-      </w:r>
-      <w:r>
-        <w:rPr>
-          <w:rFonts w:hint="eastAsia" w:ascii="Times New Roman" w:hAnsi="Times New Roman" w:eastAsia="Times New Roman" w:cs="Times New Roman"/>
-        </w:rPr>
-        <w:t>（CH</w:t>
-      </w:r>
-      <w:r>
-        <w:rPr>
-          <w:rFonts w:hint="eastAsia" w:ascii="Times New Roman" w:hAnsi="Times New Roman" w:eastAsia="Times New Roman" w:cs="Times New Roman"/>
-          <w:vertAlign w:val="subscript"/>
-        </w:rPr>
-        <w:t>3</w:t>
-      </w:r>
-      <w:r>
-        <w:rPr>
-          <w:rFonts w:hint="eastAsia" w:ascii="Times New Roman" w:hAnsi="Times New Roman" w:eastAsia="Times New Roman" w:cs="Times New Roman"/>
-        </w:rPr>
-        <w:t>CO-）。A+C</w:t>
-      </w:r>
-      <w:r>
-        <w:rPr>
-          <w:rFonts w:hint="eastAsia" w:ascii="Times New Roman" w:hAnsi="Times New Roman" w:eastAsia="Times New Roman" w:cs="Times New Roman"/>
-          <w:vertAlign w:val="subscript"/>
-        </w:rPr>
-        <w:t>2</w:t>
-      </w:r>
-      <w:r>
-        <w:rPr>
-          <w:rFonts w:hint="eastAsia" w:ascii="Times New Roman" w:hAnsi="Times New Roman" w:eastAsia="Times New Roman" w:cs="Times New Roman"/>
-        </w:rPr>
-        <w:t>H</w:t>
-      </w:r>
-      <w:r>
-        <w:rPr>
-          <w:rFonts w:hint="eastAsia" w:ascii="Times New Roman" w:hAnsi="Times New Roman" w:eastAsia="Times New Roman" w:cs="Times New Roman"/>
-          <w:vertAlign w:val="subscript"/>
-        </w:rPr>
-        <w:t>5</w:t>
-      </w:r>
-      <w:r>
-        <w:rPr>
-          <w:rFonts w:hint="eastAsia" w:ascii="Times New Roman" w:hAnsi="Times New Roman" w:eastAsia="Times New Roman" w:cs="Times New Roman"/>
-        </w:rPr>
-        <w:t>MgBr→B（dr&gt;95:5）。</w:t>
-      </w:r>
-      <w:r>
-        <w:rPr>
-          <w:rFonts w:hint="eastAsia" w:ascii="Times New Roman" w:hAnsi="Times New Roman" w:eastAsia="FangSong" w:cs="Times New Roman"/>
-        </w:rPr>
-        <w:t>推测</w:t>
-      </w:r>
-      <w:r>
-        <w:rPr>
-          <w:rFonts w:hint="eastAsia" w:ascii="Times New Roman" w:hAnsi="Times New Roman" w:eastAsia="Times New Roman" w:cs="Times New Roman"/>
-        </w:rPr>
-        <w:t>A</w:t>
-      </w:r>
-      <w:r>
-        <w:rPr>
-          <w:rFonts w:hint="eastAsia" w:ascii="Times New Roman" w:hAnsi="Times New Roman" w:eastAsia="FangSong" w:cs="Times New Roman"/>
-        </w:rPr>
-        <w:t>和</w:t>
-      </w:r>
-      <w:r>
-        <w:rPr>
-          <w:rFonts w:hint="eastAsia" w:ascii="Times New Roman" w:hAnsi="Times New Roman" w:eastAsia="Times New Roman" w:cs="Times New Roman"/>
-        </w:rPr>
-        <w:t>B</w:t>
-      </w:r>
-      <w:r>
-        <w:rPr>
-          <w:rFonts w:hint="eastAsia" w:ascii="Times New Roman" w:hAnsi="Times New Roman" w:eastAsia="FangSong" w:cs="Times New Roman"/>
-        </w:rPr>
-        <w:t>的结构</w:t>
-      </w:r>
-      <w:r>
-        <w:rPr>
-          <w:rFonts w:hint="eastAsia" w:ascii="Times New Roman" w:hAnsi="Times New Roman" w:eastAsia="Times New Roman" w:cs="Times New Roman"/>
-        </w:rPr>
-        <w:t>（Cram</w:t>
-      </w:r>
-      <w:r>
-        <w:rPr>
-          <w:rFonts w:hint="eastAsia" w:ascii="Times New Roman" w:hAnsi="Times New Roman" w:eastAsia="FangSong" w:cs="Times New Roman"/>
-        </w:rPr>
-        <w:t>规则</w:t>
-      </w:r>
-      <w:r>
-        <w:rPr>
-          <w:rFonts w:hint="eastAsia" w:ascii="Times New Roman" w:hAnsi="Times New Roman" w:eastAsia="Times New Roman" w:cs="Times New Roman"/>
-        </w:rPr>
-        <w:t>）。</w:t>
-      </w:r>
-    </w:p>
-    <w:p>
-      <w:pPr>
-        <w:spacing w:before="160" w:after="80"/>
-      </w:pPr>
-      <w:r>
-        <w:pict>
-          <v:rect style="width:0;height:1.5pt" o:hralign="center" o:hrstd="t" o:hr="t"/>
-        </w:pict>
-      </w:r>
-    </w:p>
-    <w:bookmarkEnd w:id="73"/>
-    <w:bookmarkEnd w:id="74"/>
-    <w:bookmarkStart w:id="75" w:name="参考答案"/>
-    <w:p>
-      <w:pPr>
-        <w:pStyle w:val="Heading2"/>
-        <w:spacing w:before="280" w:after="120"/>
-      </w:pPr>
-      <w:r>
-        <w:rPr>
-          <w:rFonts w:hint="eastAsia" w:ascii="Times New Roman" w:hAnsi="Times New Roman" w:eastAsia="SimHei" w:cs="Times New Roman"/>
-        </w:rPr>
-        <w:t xml:space="preserve">参考答案</w:t>
+        <w:t>、1,2/1,4</w:t>
+      </w:r>
+      <w:r>
+        <w:rPr>
+          <w:rFonts w:hint="eastAsia" w:ascii="Times New Roman" w:hAnsi="Times New Roman" w:eastAsia="FangSong" w:cs="Times New Roman"/>
+        </w:rPr>
+        <w:t>分流</w:t>
       </w:r>
     </w:p>
     <w:p>
@@ -22587,29 +24500,68 @@
         <w:pStyle w:val="Compact"/>
         <w:numPr>
           <w:ilvl w:val="0"/>
-          <w:numId w:val="1019"/>
+          <w:numId w:val="1014"/>
         </w:numPr>
       </w:pPr>
-    </w:p>
-    <w:p>
-      <w:pPr>
-        <w:pStyle w:val="Compact"/>
-        <w:numPr>
-          <w:ilvl w:val="1"/>
-          <w:numId w:val="1020"/>
-        </w:numPr>
-      </w:pPr>
-      <w:r>
-        <w:rPr>
-          <w:rFonts w:hint="eastAsia" w:ascii="Times New Roman" w:hAnsi="Times New Roman" w:eastAsia="Times New Roman" w:cs="Times New Roman"/>
-        </w:rPr>
-        <w:t>2</w:t>
-      </w:r>
-      <w:r>
-        <w:rPr>
-          <w:rFonts w:hint="eastAsia" w:ascii="Times New Roman" w:hAnsi="Times New Roman" w:eastAsia="FangSong" w:cs="Times New Roman"/>
-        </w:rPr>
-        <w:t>个中心</w:t>
+      <w:r>
+        <w:rPr>
+          <w:rFonts w:hint="eastAsia" w:ascii="Times New Roman" w:hAnsi="Times New Roman" w:eastAsia="Times New Roman" w:cs="Times New Roman"/>
+        </w:rPr>
+        <w:t>04-</w:t>
+      </w:r>
+      <w:r>
+        <w:rPr>
+          <w:rFonts w:hint="eastAsia" w:ascii="Times New Roman" w:hAnsi="Times New Roman" w:eastAsia="FangSong" w:cs="Times New Roman"/>
+        </w:rPr>
+        <w:t>专题与题型</w:t>
+      </w:r>
+      <w:r>
+        <w:rPr>
+          <w:rFonts w:hint="eastAsia" w:ascii="Times New Roman" w:hAnsi="Times New Roman" w:eastAsia="Times New Roman" w:cs="Times New Roman"/>
+        </w:rPr>
+        <w:t>/</w:t>
+      </w:r>
+      <w:r>
+        <w:rPr>
+          <w:rFonts w:hint="eastAsia" w:ascii="Times New Roman" w:hAnsi="Times New Roman" w:eastAsia="FangSong" w:cs="Times New Roman"/>
+        </w:rPr>
+        <w:t>专题</w:t>
+      </w:r>
+      <w:r>
+        <w:rPr>
+          <w:rFonts w:hint="eastAsia" w:ascii="Times New Roman" w:hAnsi="Times New Roman" w:eastAsia="Times New Roman" w:cs="Times New Roman"/>
+        </w:rPr>
+        <w:t>/</w:t>
+      </w:r>
+      <w:r>
+        <w:rPr>
+          <w:rFonts w:hint="eastAsia" w:ascii="Times New Roman" w:hAnsi="Times New Roman" w:eastAsia="FangSong" w:cs="Times New Roman"/>
+        </w:rPr>
+        <w:t>专题</w:t>
+      </w:r>
+      <w:r>
+        <w:rPr>
+          <w:rFonts w:hint="eastAsia" w:ascii="Times New Roman" w:hAnsi="Times New Roman" w:eastAsia="Times New Roman" w:cs="Times New Roman"/>
+        </w:rPr>
+        <w:t>-</w:t>
+      </w:r>
+      <w:r>
+        <w:rPr>
+          <w:rFonts w:hint="eastAsia" w:ascii="Times New Roman" w:hAnsi="Times New Roman" w:eastAsia="FangSong" w:cs="Times New Roman"/>
+        </w:rPr>
+        <w:t>芳香反应</w:t>
+      </w:r>
+      <w:r>
+        <w:rPr>
+          <w:rFonts w:ascii="Times New Roman" w:hAnsi="Times New Roman" w:eastAsia="Times New Roman" w:cs="Times New Roman"/>
+        </w:rPr>
+        <w:t xml:space="preserve"> — </w:t>
+      </w:r>
+      <w:r>
+        <w:rPr>
+          <w:rFonts w:hint="eastAsia" w:ascii="Times New Roman" w:hAnsi="Times New Roman" w:eastAsia="FangSong" w:cs="Times New Roman"/>
+        </w:rPr>
+        <w:t>芳香定位规则</w:t>
       </w:r>
       <w:r>
         <w:rPr>
@@ -22621,109 +24573,13 @@
         <w:rPr>
           <w:rFonts w:hint="eastAsia" w:ascii="Times New Roman" w:hAnsi="Times New Roman" w:eastAsia="FangSong" w:cs="Times New Roman"/>
         </w:rPr>
-        <w:t>不同</w:t>
-      </w:r>
-      <w:r>
-        <w:rPr>
-          <w:rFonts w:hint="eastAsia" w:ascii="Times New Roman" w:hAnsi="Times New Roman" w:eastAsia="Times New Roman" w:cs="Times New Roman"/>
-        </w:rPr>
-        <w:t>），4</w:t>
-      </w:r>
-      <w:r>
-        <w:rPr>
-          <w:rFonts w:hint="eastAsia" w:ascii="Times New Roman" w:hAnsi="Times New Roman" w:eastAsia="FangSong" w:cs="Times New Roman"/>
-        </w:rPr>
-        <w:t>个异构体</w:t>
-      </w:r>
-      <w:r>
-        <w:rPr>
-          <w:rFonts w:hint="eastAsia" w:ascii="Times New Roman" w:hAnsi="Times New Roman" w:eastAsia="Times New Roman" w:cs="Times New Roman"/>
-        </w:rPr>
-        <w:t>；(b)</w:t>
-      </w:r>
-      <w:r>
-        <w:rPr>
-          <w:rFonts w:ascii="Times New Roman" w:hAnsi="Times New Roman" w:eastAsia="Times New Roman" w:cs="Times New Roman"/>
-        </w:rPr>
-        <w:t xml:space="preserve"> </w:t>
-      </w:r>
-      <w:r>
-        <w:rPr>
-          <w:rFonts w:hint="eastAsia" w:ascii="Times New Roman" w:hAnsi="Times New Roman" w:eastAsia="Times New Roman" w:cs="Times New Roman"/>
-        </w:rPr>
-        <w:t>3</w:t>
-      </w:r>
-      <w:r>
-        <w:rPr>
-          <w:rFonts w:hint="eastAsia" w:ascii="Times New Roman" w:hAnsi="Times New Roman" w:eastAsia="FangSong" w:cs="Times New Roman"/>
-        </w:rPr>
-        <w:t>个中心</w:t>
-      </w:r>
-      <w:r>
-        <w:rPr>
-          <w:rFonts w:hint="eastAsia" w:ascii="Times New Roman" w:hAnsi="Times New Roman" w:eastAsia="Times New Roman" w:cs="Times New Roman"/>
-        </w:rPr>
-        <w:t>，8</w:t>
-      </w:r>
-      <w:r>
-        <w:rPr>
-          <w:rFonts w:hint="eastAsia" w:ascii="Times New Roman" w:hAnsi="Times New Roman" w:eastAsia="FangSong" w:cs="Times New Roman"/>
-        </w:rPr>
-        <w:t>个异构体</w:t>
-      </w:r>
-      <w:r>
-        <w:rPr>
-          <w:rFonts w:hint="eastAsia" w:ascii="Times New Roman" w:hAnsi="Times New Roman" w:eastAsia="Times New Roman" w:cs="Times New Roman"/>
-        </w:rPr>
-        <w:t>；(c)</w:t>
-      </w:r>
-      <w:r>
-        <w:rPr>
-          <w:rFonts w:ascii="Times New Roman" w:hAnsi="Times New Roman" w:eastAsia="Times New Roman" w:cs="Times New Roman"/>
-        </w:rPr>
-        <w:t xml:space="preserve"> </w:t>
-      </w:r>
-      <w:r>
-        <w:rPr>
-          <w:rFonts w:hint="eastAsia" w:ascii="Times New Roman" w:hAnsi="Times New Roman" w:eastAsia="Times New Roman" w:cs="Times New Roman"/>
-        </w:rPr>
-        <w:t>2</w:t>
-      </w:r>
-      <w:r>
-        <w:rPr>
-          <w:rFonts w:hint="eastAsia" w:ascii="Times New Roman" w:hAnsi="Times New Roman" w:eastAsia="FangSong" w:cs="Times New Roman"/>
-        </w:rPr>
-        <w:t>个相同中心</w:t>
-      </w:r>
-      <w:r>
-        <w:rPr>
-          <w:rFonts w:hint="eastAsia" w:ascii="Times New Roman" w:hAnsi="Times New Roman" w:eastAsia="Times New Roman" w:cs="Times New Roman"/>
-        </w:rPr>
-        <w:t>，3</w:t>
-      </w:r>
-      <w:r>
-        <w:rPr>
-          <w:rFonts w:hint="eastAsia" w:ascii="Times New Roman" w:hAnsi="Times New Roman" w:eastAsia="FangSong" w:cs="Times New Roman"/>
-        </w:rPr>
-        <w:t>个异构体</w:t>
-      </w:r>
-      <w:r>
-        <w:rPr>
-          <w:rFonts w:hint="eastAsia" w:ascii="Times New Roman" w:hAnsi="Times New Roman" w:eastAsia="Times New Roman" w:cs="Times New Roman"/>
-        </w:rPr>
-        <w:t>（</w:t>
-      </w:r>
-      <w:r>
-        <w:rPr>
-          <w:rFonts w:hint="eastAsia" w:ascii="Times New Roman" w:hAnsi="Times New Roman" w:eastAsia="FangSong" w:cs="Times New Roman"/>
-        </w:rPr>
-        <w:t>含</w:t>
-      </w:r>
-      <w:r>
-        <w:rPr>
-          <w:rFonts w:hint="eastAsia" w:ascii="Times New Roman" w:hAnsi="Times New Roman" w:eastAsia="Times New Roman" w:cs="Times New Roman"/>
-        </w:rPr>
-        <w:t>meso）</w:t>
+        <w:t>区域选择性</w:t>
+      </w:r>
+      <w:r>
+        <w:rPr>
+          <w:rFonts w:hint="eastAsia" w:ascii="Times New Roman" w:hAnsi="Times New Roman" w:eastAsia="Times New Roman" w:cs="Times New Roman"/>
+        </w:rPr>
+        <w:t>）</w:t>
       </w:r>
     </w:p>
     <w:p>
@@ -22731,1641 +24587,7 @@
         <w:pStyle w:val="Compact"/>
         <w:numPr>
           <w:ilvl w:val="0"/>
-          <w:numId w:val="1019"/>
-        </w:numPr>
-      </w:pPr>
-      <w:r>
-        <w:rPr>
-          <w:rFonts w:ascii="Times New Roman" w:hAnsi="Times New Roman" w:eastAsia="Times New Roman" w:cs="Times New Roman"/>
-        </w:rPr>
-        <w:t xml:space="preserve">(a)❌ </w:t>
-      </w:r>
-      <w:r>
-        <w:rPr>
-          <w:rFonts w:hint="eastAsia" w:ascii="Times New Roman" w:hAnsi="Times New Roman" w:eastAsia="FangSong" w:cs="Times New Roman"/>
-        </w:rPr>
-        <w:t>外消旋是混合物</w:t>
-      </w:r>
-      <w:r>
-        <w:rPr>
-          <w:rFonts w:hint="eastAsia" w:ascii="Times New Roman" w:hAnsi="Times New Roman" w:eastAsia="Times New Roman" w:cs="Times New Roman"/>
-        </w:rPr>
-        <w:t>（</w:t>
-      </w:r>
-      <w:r>
-        <w:rPr>
-          <w:rFonts w:hint="eastAsia" w:ascii="Times New Roman" w:hAnsi="Times New Roman" w:eastAsia="FangSong" w:cs="Times New Roman"/>
-        </w:rPr>
-        <w:t>可拆分</w:t>
-      </w:r>
-      <w:r>
-        <w:rPr>
-          <w:rFonts w:hint="eastAsia" w:ascii="Times New Roman" w:hAnsi="Times New Roman" w:eastAsia="Times New Roman" w:cs="Times New Roman"/>
-        </w:rPr>
-        <w:t>），</w:t>
-      </w:r>
-      <w:r>
-        <w:rPr>
-          <w:rFonts w:hint="eastAsia" w:ascii="Times New Roman" w:hAnsi="Times New Roman" w:eastAsia="FangSong" w:cs="Times New Roman"/>
-        </w:rPr>
-        <w:t>内消旋是纯化合物</w:t>
-      </w:r>
-      <w:r>
-        <w:rPr>
-          <w:rFonts w:hint="eastAsia" w:ascii="Times New Roman" w:hAnsi="Times New Roman" w:eastAsia="Times New Roman" w:cs="Times New Roman"/>
-        </w:rPr>
-        <w:t>（</w:t>
-      </w:r>
-      <w:r>
-        <w:rPr>
-          <w:rFonts w:hint="eastAsia" w:ascii="Times New Roman" w:hAnsi="Times New Roman" w:eastAsia="FangSong" w:cs="Times New Roman"/>
-        </w:rPr>
-        <w:t>不可拆分</w:t>
-      </w:r>
-      <w:r>
-        <w:rPr>
-          <w:rFonts w:hint="eastAsia" w:ascii="Times New Roman" w:hAnsi="Times New Roman" w:eastAsia="Times New Roman" w:cs="Times New Roman"/>
-        </w:rPr>
-        <w:t>）；(b)❌</w:t>
-      </w:r>
-      <w:r>
-        <w:rPr>
-          <w:rFonts w:ascii="Times New Roman" w:hAnsi="Times New Roman" w:eastAsia="Times New Roman" w:cs="Times New Roman"/>
-        </w:rPr>
-        <w:t xml:space="preserve"> </w:t>
-      </w:r>
-      <w:r>
-        <w:rPr>
-          <w:rFonts w:hint="eastAsia" w:ascii="Times New Roman" w:hAnsi="Times New Roman" w:eastAsia="Times New Roman" w:cs="Times New Roman"/>
-        </w:rPr>
-        <w:t>R/S</w:t>
-      </w:r>
-      <w:r>
-        <w:rPr>
-          <w:rFonts w:hint="eastAsia" w:ascii="Times New Roman" w:hAnsi="Times New Roman" w:eastAsia="FangSong" w:cs="Times New Roman"/>
-        </w:rPr>
-        <w:t>与旋光方向无关</w:t>
-      </w:r>
-      <w:r>
-        <w:rPr>
-          <w:rFonts w:hint="eastAsia" w:ascii="Times New Roman" w:hAnsi="Times New Roman" w:eastAsia="Times New Roman" w:cs="Times New Roman"/>
-        </w:rPr>
-        <w:t>；(c)❌</w:t>
-      </w:r>
-      <w:r>
-        <w:rPr>
-          <w:rFonts w:ascii="Times New Roman" w:hAnsi="Times New Roman" w:eastAsia="Times New Roman" w:cs="Times New Roman"/>
-        </w:rPr>
-        <w:t xml:space="preserve"> </w:t>
-      </w:r>
-      <w:r>
-        <w:rPr>
-          <w:rFonts w:hint="eastAsia" w:ascii="Times New Roman" w:hAnsi="Times New Roman" w:eastAsia="FangSong" w:cs="Times New Roman"/>
-        </w:rPr>
-        <w:t xml:space="preserve">螯合控制时反转</w:t>
-      </w:r>
-    </w:p>
-    <w:p>
-      <w:pPr>
-        <w:pStyle w:val="Compact"/>
-        <w:numPr>
-          <w:ilvl w:val="0"/>
-          <w:numId w:val="1019"/>
-        </w:numPr>
-      </w:pPr>
-      <w:r>
-        <w:rPr>
-          <w:rFonts w:hint="eastAsia" w:ascii="Times New Roman" w:hAnsi="Times New Roman" w:eastAsia="Times New Roman" w:cs="Times New Roman"/>
-        </w:rPr>
-        <w:t>1-</w:t>
-      </w:r>
-      <w:r>
-        <w:rPr>
-          <w:rFonts w:hint="eastAsia" w:ascii="Times New Roman" w:hAnsi="Times New Roman" w:eastAsia="FangSong" w:cs="Times New Roman"/>
-        </w:rPr>
-        <w:t>甲基</w:t>
-      </w:r>
-      <w:r>
-        <w:rPr>
-          <w:rFonts w:hint="eastAsia" w:ascii="Times New Roman" w:hAnsi="Times New Roman" w:eastAsia="Times New Roman" w:cs="Times New Roman"/>
-        </w:rPr>
-        <w:t>-1,2-</w:t>
-      </w:r>
-      <w:r>
-        <w:rPr>
-          <w:rFonts w:hint="eastAsia" w:ascii="Times New Roman" w:hAnsi="Times New Roman" w:eastAsia="FangSong" w:cs="Times New Roman"/>
-        </w:rPr>
-        <w:t>二溴环己烷</w:t>
-      </w:r>
-      <w:r>
-        <w:rPr>
-          <w:rFonts w:hint="eastAsia" w:ascii="Times New Roman" w:hAnsi="Times New Roman" w:eastAsia="Times New Roman" w:cs="Times New Roman"/>
-        </w:rPr>
-        <w:t>（</w:t>
-      </w:r>
-      <w:r>
-        <w:rPr>
-          <w:rFonts w:hint="eastAsia" w:ascii="Times New Roman" w:hAnsi="Times New Roman" w:eastAsia="FangSong" w:cs="Times New Roman"/>
-        </w:rPr>
-        <w:t>反式加成</w:t>
-      </w:r>
-      <w:r>
-        <w:rPr>
-          <w:rFonts w:hint="eastAsia" w:ascii="Times New Roman" w:hAnsi="Times New Roman" w:eastAsia="Times New Roman" w:cs="Times New Roman"/>
-        </w:rPr>
-        <w:t>，Br</w:t>
-      </w:r>
-      <w:r>
-        <w:rPr>
-          <w:rFonts w:hint="eastAsia" w:ascii="Times New Roman" w:hAnsi="Times New Roman" w:eastAsia="Times New Roman" w:cs="Times New Roman"/>
-          <w:vertAlign w:val="subscript"/>
-        </w:rPr>
-        <w:t>2</w:t>
-      </w:r>
-      <w:r>
-        <w:rPr>
-          <w:rFonts w:hint="eastAsia" w:ascii="Times New Roman" w:hAnsi="Times New Roman" w:eastAsia="FangSong" w:cs="Times New Roman"/>
-        </w:rPr>
-        <w:t>经鎓离子</w:t>
-      </w:r>
-      <w:r>
-        <w:rPr>
-          <w:rFonts w:hint="eastAsia" w:ascii="Times New Roman" w:hAnsi="Times New Roman" w:eastAsia="Times New Roman" w:cs="Times New Roman"/>
-        </w:rPr>
-        <w:t>anti</w:t>
-      </w:r>
-      <w:r>
-        <w:rPr>
-          <w:rFonts w:hint="eastAsia" w:ascii="Times New Roman" w:hAnsi="Times New Roman" w:eastAsia="FangSong" w:cs="Times New Roman"/>
-        </w:rPr>
-        <w:t>开环</w:t>
-      </w:r>
-      <w:r>
-        <w:rPr>
-          <w:rFonts w:hint="eastAsia" w:ascii="Times New Roman" w:hAnsi="Times New Roman" w:eastAsia="Times New Roman" w:cs="Times New Roman"/>
-        </w:rPr>
-        <w:t>）</w:t>
-      </w:r>
-    </w:p>
-    <w:p>
-      <w:pPr>
-        <w:pStyle w:val="Compact"/>
-        <w:numPr>
-          <w:ilvl w:val="0"/>
-          <w:numId w:val="1019"/>
-        </w:numPr>
-      </w:pPr>
-      <w:r>
-        <w:rPr>
-          <w:rFonts w:hint="eastAsia" w:ascii="Times New Roman" w:hAnsi="Times New Roman" w:eastAsia="FangSong" w:cs="Times New Roman"/>
-        </w:rPr>
-        <w:t>顺</w:t>
-      </w:r>
-      <w:r>
-        <w:rPr>
-          <w:rFonts w:hint="eastAsia" w:ascii="Times New Roman" w:hAnsi="Times New Roman" w:eastAsia="Times New Roman" w:cs="Times New Roman"/>
-        </w:rPr>
-        <w:t>-2-</w:t>
-      </w:r>
-      <w:r>
-        <w:rPr>
-          <w:rFonts w:hint="eastAsia" w:ascii="Times New Roman" w:hAnsi="Times New Roman" w:eastAsia="FangSong" w:cs="Times New Roman"/>
-        </w:rPr>
-        <w:t>戊烯</w:t>
-      </w:r>
-      <w:r>
-        <w:rPr>
-          <w:rFonts w:hint="eastAsia" w:ascii="Times New Roman" w:hAnsi="Times New Roman" w:eastAsia="Times New Roman" w:cs="Times New Roman"/>
-        </w:rPr>
-        <w:t>→(2R,3R)+(2S,3S)-2,3-</w:t>
-      </w:r>
-      <w:r>
-        <w:rPr>
-          <w:rFonts w:hint="eastAsia" w:ascii="Times New Roman" w:hAnsi="Times New Roman" w:eastAsia="FangSong" w:cs="Times New Roman"/>
-        </w:rPr>
-        <w:t>二溴戊烷</w:t>
-      </w:r>
-      <w:r>
-        <w:rPr>
-          <w:rFonts w:hint="eastAsia" w:ascii="Times New Roman" w:hAnsi="Times New Roman" w:eastAsia="Times New Roman" w:cs="Times New Roman"/>
-        </w:rPr>
-        <w:t>（</w:t>
-      </w:r>
-      <w:r>
-        <w:rPr>
-          <w:rFonts w:hint="eastAsia" w:ascii="Times New Roman" w:hAnsi="Times New Roman" w:eastAsia="FangSong" w:cs="Times New Roman"/>
-        </w:rPr>
-        <w:t>外消旋</w:t>
-      </w:r>
-      <w:r>
-        <w:rPr>
-          <w:rFonts w:hint="eastAsia" w:ascii="Times New Roman" w:hAnsi="Times New Roman" w:eastAsia="Times New Roman" w:cs="Times New Roman"/>
-        </w:rPr>
-        <w:t>，anti</w:t>
-      </w:r>
-      <w:r>
-        <w:rPr>
-          <w:rFonts w:hint="eastAsia" w:ascii="Times New Roman" w:hAnsi="Times New Roman" w:eastAsia="FangSong" w:cs="Times New Roman"/>
-        </w:rPr>
-        <w:t>加成</w:t>
-      </w:r>
-      <w:r>
-        <w:rPr>
-          <w:rFonts w:hint="eastAsia" w:ascii="Times New Roman" w:hAnsi="Times New Roman" w:eastAsia="Times New Roman" w:cs="Times New Roman"/>
-        </w:rPr>
-        <w:t>）</w:t>
-      </w:r>
-    </w:p>
-    <w:p>
-      <w:pPr>
-        <w:pStyle w:val="Compact"/>
-        <w:numPr>
-          <w:ilvl w:val="0"/>
-          <w:numId w:val="1019"/>
-        </w:numPr>
-      </w:pPr>
-    </w:p>
-    <w:p>
-      <w:pPr>
-        <w:pStyle w:val="Compact"/>
-        <w:numPr>
-          <w:ilvl w:val="1"/>
-          <w:numId w:val="1021"/>
-        </w:numPr>
-      </w:pPr>
-      <w:r>
-        <w:rPr>
-          <w:rFonts w:hint="eastAsia" w:ascii="Times New Roman" w:hAnsi="Times New Roman" w:eastAsia="Times New Roman" w:cs="Times New Roman"/>
-        </w:rPr>
-        <w:t>SN2→(R)-2-</w:t>
-      </w:r>
-      <w:r>
-        <w:rPr>
-          <w:rFonts w:hint="eastAsia" w:ascii="Times New Roman" w:hAnsi="Times New Roman" w:eastAsia="FangSong" w:cs="Times New Roman"/>
-        </w:rPr>
-        <w:t>丁醇</w:t>
-      </w:r>
-      <w:r>
-        <w:rPr>
-          <w:rFonts w:hint="eastAsia" w:ascii="Times New Roman" w:hAnsi="Times New Roman" w:eastAsia="Times New Roman" w:cs="Times New Roman"/>
-        </w:rPr>
-        <w:t>（</w:t>
-      </w:r>
-      <w:r>
-        <w:rPr>
-          <w:rFonts w:hint="eastAsia" w:ascii="Times New Roman" w:hAnsi="Times New Roman" w:eastAsia="FangSong" w:cs="Times New Roman"/>
-        </w:rPr>
-        <w:t>翻转</w:t>
-      </w:r>
-      <w:r>
-        <w:rPr>
-          <w:rFonts w:hint="eastAsia" w:ascii="Times New Roman" w:hAnsi="Times New Roman" w:eastAsia="Times New Roman" w:cs="Times New Roman"/>
-        </w:rPr>
-        <w:t>）；(2)</w:t>
-      </w:r>
-      <w:r>
-        <w:rPr>
-          <w:rFonts w:ascii="Times New Roman" w:hAnsi="Times New Roman" w:eastAsia="Times New Roman" w:cs="Times New Roman"/>
-        </w:rPr>
-        <w:t xml:space="preserve"> </w:t>
-      </w:r>
-      <w:r>
-        <w:rPr>
-          <w:rFonts w:hint="eastAsia" w:ascii="Times New Roman" w:hAnsi="Times New Roman" w:eastAsia="Times New Roman" w:cs="Times New Roman"/>
-        </w:rPr>
-        <w:t>E2→2-</w:t>
-      </w:r>
-      <w:r>
-        <w:rPr>
-          <w:rFonts w:hint="eastAsia" w:ascii="Times New Roman" w:hAnsi="Times New Roman" w:eastAsia="FangSong" w:cs="Times New Roman"/>
-        </w:rPr>
-        <w:t>丁烯为主</w:t>
-      </w:r>
-      <w:r>
-        <w:rPr>
-          <w:rFonts w:hint="eastAsia" w:ascii="Times New Roman" w:hAnsi="Times New Roman" w:eastAsia="Times New Roman" w:cs="Times New Roman"/>
-        </w:rPr>
-        <w:t>（</w:t>
-      </w:r>
-      <w:r>
-        <w:rPr>
-          <w:rFonts w:hint="eastAsia" w:ascii="Times New Roman" w:hAnsi="Times New Roman" w:eastAsia="FangSong" w:cs="Times New Roman"/>
-        </w:rPr>
-        <w:t>反式为主</w:t>
-      </w:r>
-      <w:r>
-        <w:rPr>
-          <w:rFonts w:hint="eastAsia" w:ascii="Times New Roman" w:hAnsi="Times New Roman" w:eastAsia="Times New Roman" w:cs="Times New Roman"/>
-        </w:rPr>
-        <w:t>，</w:t>
-      </w:r>
-      <w:r>
-        <w:rPr>
-          <w:rFonts w:hint="eastAsia" w:ascii="Times New Roman" w:hAnsi="Times New Roman" w:eastAsia="FangSong" w:cs="Times New Roman"/>
-        </w:rPr>
-        <w:t>高温推消除</w:t>
-      </w:r>
-      <w:r>
-        <w:rPr>
-          <w:rFonts w:hint="eastAsia" w:ascii="Times New Roman" w:hAnsi="Times New Roman" w:eastAsia="Times New Roman" w:cs="Times New Roman"/>
-        </w:rPr>
-        <w:t>）</w:t>
-      </w:r>
-    </w:p>
-    <w:p>
-      <w:pPr>
-        <w:pStyle w:val="Compact"/>
-        <w:numPr>
-          <w:ilvl w:val="0"/>
-          <w:numId w:val="1019"/>
-        </w:numPr>
-      </w:pPr>
-      <w:r>
-        <w:rPr>
-          <w:rFonts w:hint="eastAsia" w:ascii="Times New Roman" w:hAnsi="Times New Roman" w:eastAsia="Times New Roman" w:cs="Times New Roman"/>
-        </w:rPr>
-        <w:t>-78°C：3-</w:t>
-      </w:r>
-      <w:r>
-        <w:rPr>
-          <w:rFonts w:hint="eastAsia" w:ascii="Times New Roman" w:hAnsi="Times New Roman" w:eastAsia="FangSong" w:cs="Times New Roman"/>
-        </w:rPr>
-        <w:t>溴</w:t>
-      </w:r>
-      <w:r>
-        <w:rPr>
-          <w:rFonts w:hint="eastAsia" w:ascii="Times New Roman" w:hAnsi="Times New Roman" w:eastAsia="Times New Roman" w:cs="Times New Roman"/>
-        </w:rPr>
-        <w:t>-1-</w:t>
-      </w:r>
-      <w:r>
-        <w:rPr>
-          <w:rFonts w:hint="eastAsia" w:ascii="Times New Roman" w:hAnsi="Times New Roman" w:eastAsia="FangSong" w:cs="Times New Roman"/>
-        </w:rPr>
-        <w:t>丁烯</w:t>
-      </w:r>
-      <w:r>
-        <w:rPr>
-          <w:rFonts w:hint="eastAsia" w:ascii="Times New Roman" w:hAnsi="Times New Roman" w:eastAsia="Times New Roman" w:cs="Times New Roman"/>
-        </w:rPr>
-        <w:t>（1,2-，</w:t>
-      </w:r>
-      <w:r>
-        <w:rPr>
-          <w:rFonts w:hint="eastAsia" w:ascii="Times New Roman" w:hAnsi="Times New Roman" w:eastAsia="FangSong" w:cs="Times New Roman"/>
-        </w:rPr>
-        <w:t>动力学</w:t>
-      </w:r>
-      <w:r>
-        <w:rPr>
-          <w:rFonts w:hint="eastAsia" w:ascii="Times New Roman" w:hAnsi="Times New Roman" w:eastAsia="Times New Roman" w:cs="Times New Roman"/>
-        </w:rPr>
-        <w:t>）；40°C：1-</w:t>
-      </w:r>
-      <w:r>
-        <w:rPr>
-          <w:rFonts w:hint="eastAsia" w:ascii="Times New Roman" w:hAnsi="Times New Roman" w:eastAsia="FangSong" w:cs="Times New Roman"/>
-        </w:rPr>
-        <w:t>溴</w:t>
-      </w:r>
-      <w:r>
-        <w:rPr>
-          <w:rFonts w:hint="eastAsia" w:ascii="Times New Roman" w:hAnsi="Times New Roman" w:eastAsia="Times New Roman" w:cs="Times New Roman"/>
-        </w:rPr>
-        <w:t>-2-</w:t>
-      </w:r>
-      <w:r>
-        <w:rPr>
-          <w:rFonts w:hint="eastAsia" w:ascii="Times New Roman" w:hAnsi="Times New Roman" w:eastAsia="FangSong" w:cs="Times New Roman"/>
-        </w:rPr>
-        <w:t>丁烯</w:t>
-      </w:r>
-      <w:r>
-        <w:rPr>
-          <w:rFonts w:hint="eastAsia" w:ascii="Times New Roman" w:hAnsi="Times New Roman" w:eastAsia="Times New Roman" w:cs="Times New Roman"/>
-        </w:rPr>
-        <w:t>（1,4-，</w:t>
-      </w:r>
-      <w:r>
-        <w:rPr>
-          <w:rFonts w:hint="eastAsia" w:ascii="Times New Roman" w:hAnsi="Times New Roman" w:eastAsia="FangSong" w:cs="Times New Roman"/>
-        </w:rPr>
-        <w:t>热力学</w:t>
-      </w:r>
-      <w:r>
-        <w:rPr>
-          <w:rFonts w:hint="eastAsia" w:ascii="Times New Roman" w:hAnsi="Times New Roman" w:eastAsia="Times New Roman" w:cs="Times New Roman"/>
-        </w:rPr>
-        <w:t>）。</w:t>
-      </w:r>
-      <w:r>
-        <w:rPr>
-          <w:rFonts w:hint="eastAsia" w:ascii="Times New Roman" w:hAnsi="Times New Roman" w:eastAsia="FangSong" w:cs="Times New Roman"/>
-        </w:rPr>
-        <w:t>通过同一烯丙基碳正离子中间体</w:t>
-      </w:r>
-    </w:p>
-    <w:p>
-      <w:pPr>
-        <w:pStyle w:val="Compact"/>
-        <w:numPr>
-          <w:ilvl w:val="0"/>
-          <w:numId w:val="1019"/>
-        </w:numPr>
-      </w:pPr>
-      <w:r>
-        <w:rPr>
-          <w:rFonts w:ascii="Times New Roman" w:hAnsi="Times New Roman" w:eastAsia="Times New Roman" w:cs="Times New Roman"/>
-        </w:rPr>
-        <w:t>L=-CH</w:t>
-      </w:r>
-      <w:r>
-        <w:rPr>
-          <w:rFonts w:ascii="Times New Roman" w:hAnsi="Times New Roman" w:eastAsia="Times New Roman" w:cs="Times New Roman"/>
-          <w:vertAlign w:val="subscript"/>
-        </w:rPr>
-        <w:t>2</w:t>
-      </w:r>
-      <w:r>
-        <w:rPr>
-          <w:rFonts w:ascii="Times New Roman" w:hAnsi="Times New Roman" w:eastAsia="Times New Roman" w:cs="Times New Roman"/>
-        </w:rPr>
-        <w:t>CH</w:t>
-      </w:r>
-      <w:r>
-        <w:rPr>
-          <w:rFonts w:ascii="Times New Roman" w:hAnsi="Times New Roman" w:eastAsia="Times New Roman" w:cs="Times New Roman"/>
-          <w:vertAlign w:val="subscript"/>
-        </w:rPr>
-        <w:t>3</w:t>
-      </w:r>
-      <w:r>
-        <w:rPr>
-          <w:rFonts w:ascii="Times New Roman" w:hAnsi="Times New Roman" w:eastAsia="Times New Roman" w:cs="Times New Roman"/>
-        </w:rPr>
-        <w:t>, M=-CH</w:t>
-      </w:r>
-      <w:r>
-        <w:rPr>
-          <w:rFonts w:ascii="Times New Roman" w:hAnsi="Times New Roman" w:eastAsia="Times New Roman" w:cs="Times New Roman"/>
-          <w:vertAlign w:val="subscript"/>
-        </w:rPr>
-        <w:t>3</w:t>
-      </w:r>
-      <w:r>
-        <w:rPr>
-          <w:rFonts w:ascii="Times New Roman" w:hAnsi="Times New Roman" w:eastAsia="Times New Roman" w:cs="Times New Roman"/>
-        </w:rPr>
-        <w:t xml:space="preserve">, </w:t>
-      </w:r>
-      <w:r>
-        <w:rPr>
-          <w:rFonts w:hint="eastAsia" w:ascii="Times New Roman" w:hAnsi="Times New Roman" w:eastAsia="Times New Roman" w:cs="Times New Roman"/>
-        </w:rPr>
-        <w:t>S=-H；CH</w:t>
-      </w:r>
-      <w:r>
-        <w:rPr>
-          <w:rFonts w:hint="eastAsia" w:ascii="Times New Roman" w:hAnsi="Times New Roman" w:eastAsia="Times New Roman" w:cs="Times New Roman"/>
-          <w:vertAlign w:val="subscript"/>
-        </w:rPr>
-        <w:t>3</w:t>
-      </w:r>
-      <w:r>
-        <w:rPr>
-          <w:rFonts w:hint="eastAsia" w:ascii="Times New Roman" w:hAnsi="Times New Roman" w:eastAsia="Times New Roman" w:cs="Times New Roman"/>
-        </w:rPr>
-        <w:t>MgBr</w:t>
-      </w:r>
-      <w:r>
-        <w:rPr>
-          <w:rFonts w:ascii="Times New Roman" w:hAnsi="Times New Roman" w:eastAsia="Times New Roman" w:cs="Times New Roman"/>
-        </w:rPr>
-        <w:t xml:space="preserve"> </w:t>
-      </w:r>
-      <w:r>
-        <w:rPr>
-          <w:rFonts w:hint="eastAsia" w:ascii="Times New Roman" w:hAnsi="Times New Roman" w:eastAsia="FangSong" w:cs="Times New Roman"/>
-        </w:rPr>
-        <w:t xml:space="preserve">从</w:t>
-      </w:r>
-      <w:r>
-        <w:rPr>
-          <w:rFonts w:ascii="Times New Roman" w:hAnsi="Times New Roman" w:eastAsia="Times New Roman" w:cs="Times New Roman"/>
-        </w:rPr>
-        <w:t xml:space="preserve"> H </w:t>
-      </w:r>
-      <w:r>
-        <w:rPr>
-          <w:rFonts w:hint="eastAsia" w:ascii="Times New Roman" w:hAnsi="Times New Roman" w:eastAsia="FangSong" w:cs="Times New Roman"/>
-        </w:rPr>
-        <w:t xml:space="preserve">侧进攻</w:t>
-      </w:r>
-      <w:r>
-        <w:rPr>
-          <w:rFonts w:ascii="Times New Roman" w:hAnsi="Times New Roman" w:eastAsia="Times New Roman" w:cs="Times New Roman"/>
-        </w:rPr>
-        <w:t xml:space="preserve"> C=O → </w:t>
-      </w:r>
-      <w:r>
-        <w:rPr>
-          <w:rFonts w:hint="eastAsia" w:ascii="Times New Roman" w:hAnsi="Times New Roman" w:eastAsia="FangSong" w:cs="Times New Roman"/>
-        </w:rPr>
-        <w:t xml:space="preserve">主产物</w:t>
-      </w:r>
-      <w:r>
-        <w:rPr>
-          <w:rFonts w:ascii="Times New Roman" w:hAnsi="Times New Roman" w:eastAsia="Times New Roman" w:cs="Times New Roman"/>
-        </w:rPr>
-        <w:t xml:space="preserve"> </w:t>
-      </w:r>
-      <w:r>
-        <w:rPr>
-          <w:rFonts w:hint="eastAsia" w:ascii="Times New Roman" w:hAnsi="Times New Roman" w:eastAsia="Times New Roman" w:cs="Times New Roman"/>
-        </w:rPr>
-        <w:t>(2R,3S)-3-</w:t>
-      </w:r>
-      <w:r>
-        <w:rPr>
-          <w:rFonts w:hint="eastAsia" w:ascii="Times New Roman" w:hAnsi="Times New Roman" w:eastAsia="FangSong" w:cs="Times New Roman"/>
-        </w:rPr>
-        <w:t>甲基</w:t>
-      </w:r>
-      <w:r>
-        <w:rPr>
-          <w:rFonts w:hint="eastAsia" w:ascii="Times New Roman" w:hAnsi="Times New Roman" w:eastAsia="Times New Roman" w:cs="Times New Roman"/>
-        </w:rPr>
-        <w:t>-2-</w:t>
-      </w:r>
-      <w:r>
-        <w:rPr>
-          <w:rFonts w:hint="eastAsia" w:ascii="Times New Roman" w:hAnsi="Times New Roman" w:eastAsia="FangSong" w:cs="Times New Roman"/>
-        </w:rPr>
-        <w:t>戊醇</w:t>
-      </w:r>
-      <w:r>
-        <w:rPr>
-          <w:rFonts w:hint="eastAsia" w:ascii="Times New Roman" w:hAnsi="Times New Roman" w:eastAsia="Times New Roman" w:cs="Times New Roman"/>
-        </w:rPr>
-        <w:t>（Cram</w:t>
-      </w:r>
-      <w:r>
-        <w:rPr>
-          <w:rFonts w:hint="eastAsia" w:ascii="Times New Roman" w:hAnsi="Times New Roman" w:eastAsia="FangSong" w:cs="Times New Roman"/>
-        </w:rPr>
-        <w:t>产物</w:t>
-      </w:r>
-      <w:r>
-        <w:rPr>
-          <w:rFonts w:hint="eastAsia" w:ascii="Times New Roman" w:hAnsi="Times New Roman" w:eastAsia="Times New Roman" w:cs="Times New Roman"/>
-        </w:rPr>
-        <w:t>；C3</w:t>
-      </w:r>
-      <w:r>
-        <w:rPr>
-          <w:rFonts w:ascii="Times New Roman" w:hAnsi="Times New Roman" w:eastAsia="Times New Roman" w:cs="Times New Roman"/>
-        </w:rPr>
-        <w:t xml:space="preserve"> </w:t>
-      </w:r>
-      <w:r>
-        <w:rPr>
-          <w:rFonts w:hint="eastAsia" w:ascii="Times New Roman" w:hAnsi="Times New Roman" w:eastAsia="FangSong" w:cs="Times New Roman"/>
-        </w:rPr>
-        <w:t xml:space="preserve">构型保持</w:t>
-      </w:r>
-      <w:r>
-        <w:rPr>
-          <w:rFonts w:ascii="Times New Roman" w:hAnsi="Times New Roman" w:eastAsia="Times New Roman" w:cs="Times New Roman"/>
-        </w:rPr>
-        <w:t xml:space="preserve"> </w:t>
-      </w:r>
-      <w:r>
-        <w:rPr>
-          <w:rFonts w:hint="eastAsia" w:ascii="Times New Roman" w:hAnsi="Times New Roman" w:eastAsia="Times New Roman" w:cs="Times New Roman"/>
-        </w:rPr>
-        <w:t xml:space="preserve">S）</w:t>
-      </w:r>
-    </w:p>
-    <w:p>
-      <w:pPr>
-        <w:pStyle w:val="Compact"/>
-        <w:numPr>
-          <w:ilvl w:val="0"/>
-          <w:numId w:val="1019"/>
-        </w:numPr>
-      </w:pPr>
-      <w:r>
-        <w:rPr>
-          <w:rFonts w:hint="eastAsia" w:ascii="Times New Roman" w:hAnsi="Times New Roman" w:eastAsia="Times New Roman" w:cs="Times New Roman"/>
-        </w:rPr>
-        <w:t>A</w:t>
-      </w:r>
-      <w:r>
-        <w:rPr>
-          <w:rFonts w:hint="eastAsia" w:ascii="Times New Roman" w:hAnsi="Times New Roman" w:eastAsia="FangSong" w:cs="Times New Roman"/>
-        </w:rPr>
-        <w:t>为</w:t>
-      </w:r>
-      <w:r>
-        <w:rPr>
-          <w:rFonts w:hint="eastAsia" w:ascii="Times New Roman" w:hAnsi="Times New Roman" w:eastAsia="Times New Roman" w:cs="Times New Roman"/>
-          <w:b/>
-          <w:bCs/>
-        </w:rPr>
-        <w:t>1-</w:t>
-      </w:r>
-      <w:r>
-        <w:rPr>
-          <w:rFonts w:hint="eastAsia" w:ascii="Times New Roman" w:hAnsi="Times New Roman" w:eastAsia="FangSong" w:cs="Times New Roman"/>
-          <w:b/>
-          <w:bCs/>
-        </w:rPr>
-        <w:t>甲基</w:t>
-      </w:r>
-      <w:r>
-        <w:rPr>
-          <w:rFonts w:hint="eastAsia" w:ascii="Times New Roman" w:hAnsi="Times New Roman" w:eastAsia="Times New Roman" w:cs="Times New Roman"/>
-          <w:b/>
-          <w:bCs/>
-        </w:rPr>
-        <w:t>-1-</w:t>
-      </w:r>
-      <w:r>
-        <w:rPr>
-          <w:rFonts w:hint="eastAsia" w:ascii="Times New Roman" w:hAnsi="Times New Roman" w:eastAsia="FangSong" w:cs="Times New Roman"/>
-          <w:b/>
-          <w:bCs/>
-        </w:rPr>
-        <w:t>环丁烯</w:t>
-      </w:r>
-      <w:r>
-        <w:rPr>
-          <w:rFonts w:hint="eastAsia" w:ascii="Times New Roman" w:hAnsi="Times New Roman" w:eastAsia="Times New Roman" w:cs="Times New Roman"/>
-        </w:rPr>
-        <w:t>（C</w:t>
-      </w:r>
-      <w:r>
-        <w:rPr>
-          <w:rFonts w:hint="eastAsia" w:ascii="Times New Roman" w:hAnsi="Times New Roman" w:eastAsia="Times New Roman" w:cs="Times New Roman"/>
-          <w:vertAlign w:val="subscript"/>
-        </w:rPr>
-        <w:t>5</w:t>
-      </w:r>
-      <w:r>
-        <w:rPr>
-          <w:rFonts w:hint="eastAsia" w:ascii="Times New Roman" w:hAnsi="Times New Roman" w:eastAsia="Times New Roman" w:cs="Times New Roman"/>
-        </w:rPr>
-        <w:t>H</w:t>
-      </w:r>
-      <w:r>
-        <w:rPr>
-          <w:rFonts w:hint="eastAsia" w:ascii="Times New Roman" w:hAnsi="Times New Roman" w:eastAsia="Times New Roman" w:cs="Times New Roman"/>
-          <w:vertAlign w:val="subscript"/>
-        </w:rPr>
-        <w:t>8</w:t>
-      </w:r>
-      <w:r>
-        <w:rPr>
-          <w:rFonts w:hint="eastAsia" w:ascii="Times New Roman" w:hAnsi="Times New Roman" w:eastAsia="Times New Roman" w:cs="Times New Roman"/>
-        </w:rPr>
-        <w:t>）。</w:t>
-      </w:r>
-      <w:r>
-        <w:rPr>
-          <w:rFonts w:hint="eastAsia" w:ascii="Times New Roman" w:hAnsi="Times New Roman" w:eastAsia="FangSong" w:cs="Times New Roman"/>
-        </w:rPr>
-        <w:t>硼氢化反马氏</w:t>
-      </w:r>
-      <w:r>
-        <w:rPr>
-          <w:rFonts w:hint="eastAsia" w:ascii="Times New Roman" w:hAnsi="Times New Roman" w:eastAsia="Times New Roman" w:cs="Times New Roman"/>
-        </w:rPr>
-        <w:t>：B</w:t>
-      </w:r>
-      <w:r>
-        <w:rPr>
-          <w:rFonts w:hint="eastAsia" w:ascii="Times New Roman" w:hAnsi="Times New Roman" w:eastAsia="FangSong" w:cs="Times New Roman"/>
-        </w:rPr>
-        <w:t>加</w:t>
-      </w:r>
-      <w:r>
-        <w:rPr>
-          <w:rFonts w:hint="eastAsia" w:ascii="Times New Roman" w:hAnsi="Times New Roman" w:eastAsia="Times New Roman" w:cs="Times New Roman"/>
-        </w:rPr>
-        <w:t>C2（</w:t>
-      </w:r>
-      <w:r>
-        <w:rPr>
-          <w:rFonts w:hint="eastAsia" w:ascii="Times New Roman" w:hAnsi="Times New Roman" w:eastAsia="FangSong" w:cs="Times New Roman"/>
-        </w:rPr>
-        <w:t>取代少</w:t>
-      </w:r>
-      <w:r>
-        <w:rPr>
-          <w:rFonts w:hint="eastAsia" w:ascii="Times New Roman" w:hAnsi="Times New Roman" w:eastAsia="Times New Roman" w:cs="Times New Roman"/>
-        </w:rPr>
-        <w:t>）→</w:t>
-      </w:r>
-      <w:r>
-        <w:rPr>
-          <w:rFonts w:hint="eastAsia" w:ascii="Times New Roman" w:hAnsi="Times New Roman" w:eastAsia="Times New Roman" w:cs="Times New Roman"/>
-          <w:b/>
-          <w:bCs/>
-        </w:rPr>
-        <w:t>2-</w:t>
-      </w:r>
-      <w:r>
-        <w:rPr>
-          <w:rFonts w:hint="eastAsia" w:ascii="Times New Roman" w:hAnsi="Times New Roman" w:eastAsia="FangSong" w:cs="Times New Roman"/>
-          <w:b/>
-          <w:bCs/>
-        </w:rPr>
-        <w:t>甲基环丁醇</w:t>
-      </w:r>
-      <w:r>
-        <w:rPr>
-          <w:rFonts w:hint="eastAsia" w:ascii="Times New Roman" w:hAnsi="Times New Roman" w:eastAsia="Times New Roman" w:cs="Times New Roman"/>
-        </w:rPr>
-        <w:t>；</w:t>
-      </w:r>
-      <w:r>
-        <w:rPr>
-          <w:rFonts w:hint="eastAsia" w:ascii="Times New Roman" w:hAnsi="Times New Roman" w:eastAsia="FangSong" w:cs="Times New Roman"/>
-        </w:rPr>
-        <w:t>立体</w:t>
-      </w:r>
-      <w:r>
-        <w:rPr>
-          <w:rFonts w:hint="eastAsia" w:ascii="Times New Roman" w:hAnsi="Times New Roman" w:eastAsia="Times New Roman" w:cs="Times New Roman"/>
-        </w:rPr>
-        <w:t>：syn</w:t>
-      </w:r>
-      <w:r>
-        <w:rPr>
-          <w:rFonts w:hint="eastAsia" w:ascii="Times New Roman" w:hAnsi="Times New Roman" w:eastAsia="FangSong" w:cs="Times New Roman"/>
-        </w:rPr>
-        <w:t>加成</w:t>
-      </w:r>
-      <w:r>
-        <w:rPr>
-          <w:rFonts w:hint="eastAsia" w:ascii="Times New Roman" w:hAnsi="Times New Roman" w:eastAsia="Times New Roman" w:cs="Times New Roman"/>
-        </w:rPr>
-        <w:t>，BH</w:t>
-      </w:r>
-      <w:r>
-        <w:rPr>
-          <w:rFonts w:hint="eastAsia" w:ascii="Times New Roman" w:hAnsi="Times New Roman" w:eastAsia="Times New Roman" w:cs="Times New Roman"/>
-          <w:vertAlign w:val="subscript"/>
-        </w:rPr>
-        <w:t>3</w:t>
-      </w:r>
-      <w:r>
-        <w:rPr>
-          <w:rFonts w:hint="eastAsia" w:ascii="Times New Roman" w:hAnsi="Times New Roman" w:eastAsia="FangSong" w:cs="Times New Roman"/>
-        </w:rPr>
-        <w:t>从甲基反侧进攻</w:t>
-      </w:r>
-      <w:r>
-        <w:rPr>
-          <w:rFonts w:hint="eastAsia" w:ascii="Times New Roman" w:hAnsi="Times New Roman" w:eastAsia="Times New Roman" w:cs="Times New Roman"/>
-        </w:rPr>
-        <w:t>→</w:t>
-      </w:r>
-      <w:r>
-        <w:rPr>
-          <w:rFonts w:hint="eastAsia" w:ascii="Times New Roman" w:hAnsi="Times New Roman" w:eastAsia="FangSong" w:cs="Times New Roman"/>
-        </w:rPr>
-        <w:t>单一立体异构体</w:t>
-      </w:r>
-      <w:r>
-        <w:rPr>
-          <w:rFonts w:hint="eastAsia" w:ascii="Times New Roman" w:hAnsi="Times New Roman" w:eastAsia="Times New Roman" w:cs="Times New Roman"/>
-        </w:rPr>
-        <w:t>（C2</w:t>
-      </w:r>
-      <w:r>
-        <w:rPr>
-          <w:rFonts w:hint="eastAsia" w:ascii="Times New Roman" w:hAnsi="Times New Roman" w:eastAsia="FangSong" w:cs="Times New Roman"/>
-        </w:rPr>
-        <w:t>为手性中心</w:t>
-      </w:r>
-      <w:r>
-        <w:rPr>
-          <w:rFonts w:hint="eastAsia" w:ascii="Times New Roman" w:hAnsi="Times New Roman" w:eastAsia="Times New Roman" w:cs="Times New Roman"/>
-        </w:rPr>
-        <w:t>）。B</w:t>
-      </w:r>
-      <w:r>
-        <w:rPr>
-          <w:rFonts w:hint="eastAsia" w:ascii="Times New Roman" w:hAnsi="Times New Roman" w:eastAsia="FangSong" w:cs="Times New Roman"/>
-        </w:rPr>
-        <w:t>的</w:t>
-      </w:r>
-      <w:r>
-        <w:rPr>
-          <w:rFonts w:hint="eastAsia" w:ascii="Times New Roman" w:hAnsi="Times New Roman" w:eastAsia="Times New Roman" w:cs="Times New Roman"/>
-          <w:vertAlign w:val="superscript"/>
-        </w:rPr>
-        <w:t>13</w:t>
-      </w:r>
-      <w:r>
-        <w:rPr>
-          <w:rFonts w:hint="eastAsia" w:ascii="Times New Roman" w:hAnsi="Times New Roman" w:eastAsia="Times New Roman" w:cs="Times New Roman"/>
-        </w:rPr>
-        <w:t>C</w:t>
-      </w:r>
-      <w:r>
-        <w:rPr>
-          <w:rFonts w:ascii="Times New Roman" w:hAnsi="Times New Roman" w:eastAsia="Times New Roman" w:cs="Times New Roman"/>
-        </w:rPr>
-        <w:t xml:space="preserve"> </w:t>
-      </w:r>
-      <w:r>
-        <w:rPr>
-          <w:rFonts w:hint="eastAsia" w:ascii="Times New Roman" w:hAnsi="Times New Roman" w:eastAsia="Times New Roman" w:cs="Times New Roman"/>
-        </w:rPr>
-        <w:t>NMR：</w:t>
-      </w:r>
-      <w:r>
-        <w:rPr>
-          <w:rFonts w:hint="eastAsia" w:ascii="Times New Roman" w:hAnsi="Times New Roman" w:eastAsia="FangSong" w:cs="Times New Roman"/>
-        </w:rPr>
-        <w:t>环上</w:t>
-      </w:r>
-      <w:r>
-        <w:rPr>
-          <w:rFonts w:hint="eastAsia" w:ascii="Times New Roman" w:hAnsi="Times New Roman" w:eastAsia="Times New Roman" w:cs="Times New Roman"/>
-        </w:rPr>
-        <w:t>4</w:t>
-      </w:r>
-      <w:r>
-        <w:rPr>
-          <w:rFonts w:hint="eastAsia" w:ascii="Times New Roman" w:hAnsi="Times New Roman" w:eastAsia="FangSong" w:cs="Times New Roman"/>
-        </w:rPr>
-        <w:t>个不等价碳</w:t>
-      </w:r>
-      <w:r>
-        <w:rPr>
-          <w:rFonts w:hint="eastAsia" w:ascii="Times New Roman" w:hAnsi="Times New Roman" w:eastAsia="Times New Roman" w:cs="Times New Roman"/>
-        </w:rPr>
-        <w:t>+</w:t>
-      </w:r>
-      <w:r>
-        <w:rPr>
-          <w:rFonts w:hint="eastAsia" w:ascii="Times New Roman" w:hAnsi="Times New Roman" w:eastAsia="FangSong" w:cs="Times New Roman"/>
-        </w:rPr>
-        <w:t>甲基</w:t>
-      </w:r>
-      <w:r>
-        <w:rPr>
-          <w:rFonts w:hint="eastAsia" w:ascii="Times New Roman" w:hAnsi="Times New Roman" w:eastAsia="Times New Roman" w:cs="Times New Roman"/>
-        </w:rPr>
-        <w:t>=5</w:t>
-      </w:r>
-      <w:r>
-        <w:rPr>
-          <w:rFonts w:hint="eastAsia" w:ascii="Times New Roman" w:hAnsi="Times New Roman" w:eastAsia="FangSong" w:cs="Times New Roman"/>
-        </w:rPr>
-        <w:t>个信号</w:t>
-      </w:r>
-    </w:p>
-    <w:p>
-      <w:pPr>
-        <w:pStyle w:val="Compact"/>
-        <w:numPr>
-          <w:ilvl w:val="0"/>
-          <w:numId w:val="1019"/>
-        </w:numPr>
-      </w:pPr>
-      <w:r>
-        <w:rPr>
-          <w:rFonts w:hint="eastAsia" w:ascii="Times New Roman" w:hAnsi="Times New Roman" w:eastAsia="FangSong" w:cs="Times New Roman"/>
-        </w:rPr>
-        <w:t>反</w:t>
-      </w:r>
-      <w:r>
-        <w:rPr>
-          <w:rFonts w:hint="eastAsia" w:ascii="Times New Roman" w:hAnsi="Times New Roman" w:eastAsia="Times New Roman" w:cs="Times New Roman"/>
-        </w:rPr>
-        <w:t>-1,2-：</w:t>
-      </w:r>
-      <w:r>
-        <w:rPr>
-          <w:rFonts w:hint="eastAsia" w:ascii="Times New Roman" w:hAnsi="Times New Roman" w:eastAsia="FangSong" w:cs="Times New Roman"/>
-        </w:rPr>
-        <w:t>可双轴构象</w:t>
-      </w:r>
-      <w:r>
-        <w:rPr>
-          <w:rFonts w:hint="eastAsia" w:ascii="Times New Roman" w:hAnsi="Times New Roman" w:eastAsia="Times New Roman" w:cs="Times New Roman"/>
-        </w:rPr>
-        <w:t>→Br</w:t>
-      </w:r>
-      <w:r>
-        <w:rPr>
-          <w:rFonts w:hint="eastAsia" w:ascii="Times New Roman" w:hAnsi="Times New Roman" w:eastAsia="FangSong" w:cs="Times New Roman"/>
-        </w:rPr>
-        <w:t>在</w:t>
-      </w:r>
-      <w:r>
-        <w:rPr>
-          <w:rFonts w:hint="eastAsia" w:ascii="Times New Roman" w:hAnsi="Times New Roman" w:eastAsia="Times New Roman" w:cs="Times New Roman"/>
-        </w:rPr>
-        <w:t>a</w:t>
-      </w:r>
-      <w:r>
-        <w:rPr>
-          <w:rFonts w:hint="eastAsia" w:ascii="Times New Roman" w:hAnsi="Times New Roman" w:eastAsia="FangSong" w:cs="Times New Roman"/>
-        </w:rPr>
-        <w:t>键</w:t>
-      </w:r>
-      <w:r>
-        <w:rPr>
-          <w:rFonts w:hint="eastAsia" w:ascii="Times New Roman" w:hAnsi="Times New Roman" w:eastAsia="Times New Roman" w:cs="Times New Roman"/>
-        </w:rPr>
-        <w:t>，</w:t>
-      </w:r>
-      <w:r>
-        <w:rPr>
-          <w:rFonts w:hint="eastAsia" w:ascii="Times New Roman" w:hAnsi="Times New Roman" w:eastAsia="FangSong" w:cs="Times New Roman"/>
-        </w:rPr>
-        <w:t>邻位</w:t>
-      </w:r>
-      <w:r>
-        <w:rPr>
-          <w:rFonts w:hint="eastAsia" w:ascii="Times New Roman" w:hAnsi="Times New Roman" w:eastAsia="Times New Roman" w:cs="Times New Roman"/>
-        </w:rPr>
-        <w:t>a-H</w:t>
-      </w:r>
-      <w:r>
-        <w:rPr>
-          <w:rFonts w:hint="eastAsia" w:ascii="Times New Roman" w:hAnsi="Times New Roman" w:eastAsia="FangSong" w:cs="Times New Roman"/>
-        </w:rPr>
-        <w:t>满足</w:t>
-      </w:r>
-      <w:r>
-        <w:rPr>
-          <w:rFonts w:hint="eastAsia" w:ascii="Times New Roman" w:hAnsi="Times New Roman" w:eastAsia="Times New Roman" w:cs="Times New Roman"/>
-        </w:rPr>
-        <w:t>anti→E2→3-</w:t>
-      </w:r>
-      <w:r>
-        <w:rPr>
-          <w:rFonts w:hint="eastAsia" w:ascii="Times New Roman" w:hAnsi="Times New Roman" w:eastAsia="FangSong" w:cs="Times New Roman"/>
-        </w:rPr>
-        <w:t>甲基环己烯</w:t>
-      </w:r>
-    </w:p>
-    <w:p>
-      <w:pPr>
-        <w:pStyle w:val="Compact"/>
-        <w:numPr>
-          <w:ilvl w:val="0"/>
-          <w:numId w:val="1019"/>
-        </w:numPr>
-      </w:pPr>
-      <w:r>
-        <w:rPr>
-          <w:rFonts w:ascii="Times New Roman" w:hAnsi="Times New Roman" w:eastAsia="Times New Roman" w:cs="Times New Roman"/>
-        </w:rPr>
-        <w:t xml:space="preserve">A: </w:t>
-      </w:r>
-      <w:r>
-        <w:rPr>
-          <w:rFonts w:hint="eastAsia" w:ascii="Times New Roman" w:hAnsi="Times New Roman" w:eastAsia="Times New Roman" w:cs="Times New Roman"/>
-        </w:rPr>
-        <w:t>(S)-3-</w:t>
-      </w:r>
-      <w:r>
-        <w:rPr>
-          <w:rFonts w:hint="eastAsia" w:ascii="Times New Roman" w:hAnsi="Times New Roman" w:eastAsia="FangSong" w:cs="Times New Roman"/>
-        </w:rPr>
-        <w:t>甲基</w:t>
-      </w:r>
-      <w:r>
-        <w:rPr>
-          <w:rFonts w:hint="eastAsia" w:ascii="Times New Roman" w:hAnsi="Times New Roman" w:eastAsia="Times New Roman" w:cs="Times New Roman"/>
-        </w:rPr>
-        <w:t>-2-</w:t>
-      </w:r>
-      <w:r>
-        <w:rPr>
-          <w:rFonts w:hint="eastAsia" w:ascii="Times New Roman" w:hAnsi="Times New Roman" w:eastAsia="FangSong" w:cs="Times New Roman"/>
-        </w:rPr>
-        <w:t>己酮</w:t>
-      </w:r>
-      <w:r>
-        <w:rPr>
-          <w:rFonts w:hint="eastAsia" w:ascii="Times New Roman" w:hAnsi="Times New Roman" w:eastAsia="Times New Roman" w:cs="Times New Roman"/>
-        </w:rPr>
-        <w:t>；C</w:t>
-      </w:r>
-      <w:r>
-        <w:rPr>
-          <w:rFonts w:hint="eastAsia" w:ascii="Times New Roman" w:hAnsi="Times New Roman" w:eastAsia="Times New Roman" w:cs="Times New Roman"/>
-          <w:vertAlign w:val="subscript"/>
-        </w:rPr>
-        <w:t>2</w:t>
-      </w:r>
-      <w:r>
-        <w:rPr>
-          <w:rFonts w:hint="eastAsia" w:ascii="Times New Roman" w:hAnsi="Times New Roman" w:eastAsia="Times New Roman" w:cs="Times New Roman"/>
-        </w:rPr>
-        <w:t>H</w:t>
-      </w:r>
-      <w:r>
-        <w:rPr>
-          <w:rFonts w:hint="eastAsia" w:ascii="Times New Roman" w:hAnsi="Times New Roman" w:eastAsia="Times New Roman" w:cs="Times New Roman"/>
-          <w:vertAlign w:val="subscript"/>
-        </w:rPr>
-        <w:t>5</w:t>
-      </w:r>
-      <w:r>
-        <w:rPr>
-          <w:rFonts w:hint="eastAsia" w:ascii="Times New Roman" w:hAnsi="Times New Roman" w:eastAsia="Times New Roman" w:cs="Times New Roman"/>
-        </w:rPr>
-        <w:t>MgBr</w:t>
-      </w:r>
-      <w:r>
-        <w:rPr>
-          <w:rFonts w:ascii="Times New Roman" w:hAnsi="Times New Roman" w:eastAsia="Times New Roman" w:cs="Times New Roman"/>
-        </w:rPr>
-        <w:t xml:space="preserve"> </w:t>
-      </w:r>
-      <w:r>
-        <w:rPr>
-          <w:rFonts w:hint="eastAsia" w:ascii="Times New Roman" w:hAnsi="Times New Roman" w:eastAsia="FangSong" w:cs="Times New Roman"/>
-        </w:rPr>
-        <w:t xml:space="preserve">从</w:t>
-      </w:r>
-      <w:r>
-        <w:rPr>
-          <w:rFonts w:ascii="Times New Roman" w:hAnsi="Times New Roman" w:eastAsia="Times New Roman" w:cs="Times New Roman"/>
-        </w:rPr>
-        <w:t xml:space="preserve"> H </w:t>
-      </w:r>
-      <w:r>
-        <w:rPr>
-          <w:rFonts w:hint="eastAsia" w:ascii="Times New Roman" w:hAnsi="Times New Roman" w:eastAsia="FangSong" w:cs="Times New Roman"/>
-        </w:rPr>
-        <w:t xml:space="preserve">侧进攻</w:t>
-      </w:r>
-      <w:r>
-        <w:rPr>
-          <w:rFonts w:ascii="Times New Roman" w:hAnsi="Times New Roman" w:eastAsia="Times New Roman" w:cs="Times New Roman"/>
-        </w:rPr>
-        <w:t xml:space="preserve"> → </w:t>
-      </w:r>
-      <w:r>
-        <w:rPr>
-          <w:rFonts w:hint="eastAsia" w:ascii="Times New Roman" w:hAnsi="Times New Roman" w:eastAsia="FangSong" w:cs="Times New Roman"/>
-        </w:rPr>
-        <w:t xml:space="preserve">主产物</w:t>
-      </w:r>
-      <w:r>
-        <w:rPr>
-          <w:rFonts w:ascii="Times New Roman" w:hAnsi="Times New Roman" w:eastAsia="Times New Roman" w:cs="Times New Roman"/>
-        </w:rPr>
-        <w:t xml:space="preserve"> </w:t>
-      </w:r>
-      <w:r>
-        <w:rPr>
-          <w:rFonts w:hint="eastAsia" w:ascii="Times New Roman" w:hAnsi="Times New Roman" w:eastAsia="Times New Roman" w:cs="Times New Roman"/>
-        </w:rPr>
-        <w:t>(3R,4S)-3,4-</w:t>
-      </w:r>
-      <w:r>
-        <w:rPr>
-          <w:rFonts w:hint="eastAsia" w:ascii="Times New Roman" w:hAnsi="Times New Roman" w:eastAsia="FangSong" w:cs="Times New Roman"/>
-        </w:rPr>
-        <w:t>二甲基</w:t>
-      </w:r>
-      <w:r>
-        <w:rPr>
-          <w:rFonts w:hint="eastAsia" w:ascii="Times New Roman" w:hAnsi="Times New Roman" w:eastAsia="Times New Roman" w:cs="Times New Roman"/>
-        </w:rPr>
-        <w:t>-3-</w:t>
-      </w:r>
-      <w:r>
-        <w:rPr>
-          <w:rFonts w:hint="eastAsia" w:ascii="Times New Roman" w:hAnsi="Times New Roman" w:eastAsia="FangSong" w:cs="Times New Roman"/>
-        </w:rPr>
-        <w:t>己醇</w:t>
-      </w:r>
-      <w:r>
-        <w:rPr>
-          <w:rFonts w:hint="eastAsia" w:ascii="Times New Roman" w:hAnsi="Times New Roman" w:eastAsia="Times New Roman" w:cs="Times New Roman"/>
-        </w:rPr>
-        <w:t>（Cram</w:t>
-      </w:r>
-      <w:r>
-        <w:rPr>
-          <w:rFonts w:hint="eastAsia" w:ascii="Times New Roman" w:hAnsi="Times New Roman" w:eastAsia="FangSong" w:cs="Times New Roman"/>
-        </w:rPr>
-        <w:t>产物</w:t>
-      </w:r>
-      <w:r>
-        <w:rPr>
-          <w:rFonts w:hint="eastAsia" w:ascii="Times New Roman" w:hAnsi="Times New Roman" w:eastAsia="Times New Roman" w:cs="Times New Roman"/>
-        </w:rPr>
-        <w:t>；C3</w:t>
-      </w:r>
-      <w:r>
-        <w:rPr>
-          <w:rFonts w:ascii="Times New Roman" w:hAnsi="Times New Roman" w:eastAsia="Times New Roman" w:cs="Times New Roman"/>
-        </w:rPr>
-        <w:t xml:space="preserve"> </w:t>
-      </w:r>
-      <w:r>
-        <w:rPr>
-          <w:rFonts w:hint="eastAsia" w:ascii="Times New Roman" w:hAnsi="Times New Roman" w:eastAsia="FangSong" w:cs="Times New Roman"/>
-        </w:rPr>
-        <w:t xml:space="preserve">新中心为</w:t>
-      </w:r>
-      <w:r>
-        <w:rPr>
-          <w:rFonts w:ascii="Times New Roman" w:hAnsi="Times New Roman" w:eastAsia="Times New Roman" w:cs="Times New Roman"/>
-        </w:rPr>
-        <w:t xml:space="preserve"> </w:t>
-      </w:r>
-      <w:r>
-        <w:rPr>
-          <w:rFonts w:hint="eastAsia" w:ascii="Times New Roman" w:hAnsi="Times New Roman" w:eastAsia="Times New Roman" w:cs="Times New Roman"/>
-        </w:rPr>
-        <w:t xml:space="preserve">R，C4</w:t>
-      </w:r>
-      <w:r>
-        <w:rPr>
-          <w:rFonts w:ascii="Times New Roman" w:hAnsi="Times New Roman" w:eastAsia="Times New Roman" w:cs="Times New Roman"/>
-        </w:rPr>
-        <w:t xml:space="preserve"> </w:t>
-      </w:r>
-      <w:r>
-        <w:rPr>
-          <w:rFonts w:hint="eastAsia" w:ascii="Times New Roman" w:hAnsi="Times New Roman" w:eastAsia="FangSong" w:cs="Times New Roman"/>
-        </w:rPr>
-        <w:t xml:space="preserve">构型保持</w:t>
-      </w:r>
-      <w:r>
-        <w:rPr>
-          <w:rFonts w:ascii="Times New Roman" w:hAnsi="Times New Roman" w:eastAsia="Times New Roman" w:cs="Times New Roman"/>
-        </w:rPr>
-        <w:t xml:space="preserve"> </w:t>
-      </w:r>
-      <w:r>
-        <w:rPr>
-          <w:rFonts w:hint="eastAsia" w:ascii="Times New Roman" w:hAnsi="Times New Roman" w:eastAsia="Times New Roman" w:cs="Times New Roman"/>
-        </w:rPr>
-        <w:t xml:space="preserve">S）。</w:t>
-      </w:r>
-      <w:r>
-        <w:rPr>
-          <w:rFonts w:hint="eastAsia" w:ascii="Times New Roman" w:hAnsi="Times New Roman" w:eastAsia="FangSong" w:cs="Times New Roman"/>
-          <w:b/>
-          <w:bCs/>
-        </w:rPr>
-        <w:t xml:space="preserve">注</w:t>
-      </w:r>
-      <w:r>
-        <w:rPr>
-          <w:rFonts w:hint="eastAsia" w:ascii="Times New Roman" w:hAnsi="Times New Roman" w:eastAsia="Times New Roman" w:cs="Times New Roman"/>
-        </w:rPr>
-        <w:t>：</w:t>
-      </w:r>
-      <w:r>
-        <w:rPr>
-          <w:rFonts w:hint="eastAsia" w:ascii="Times New Roman" w:hAnsi="Times New Roman" w:eastAsia="FangSong" w:cs="Times New Roman"/>
-        </w:rPr>
-        <w:t>若用</w:t>
-      </w:r>
-      <w:r>
-        <w:rPr>
-          <w:rFonts w:ascii="Times New Roman" w:hAnsi="Times New Roman" w:eastAsia="Times New Roman" w:cs="Times New Roman"/>
-        </w:rPr>
-        <w:t xml:space="preserve"> </w:t>
-      </w:r>
-      <w:r>
-        <w:rPr>
-          <w:rFonts w:hint="eastAsia" w:ascii="Times New Roman" w:hAnsi="Times New Roman" w:eastAsia="Times New Roman" w:cs="Times New Roman"/>
-        </w:rPr>
-        <w:t>CH</w:t>
-      </w:r>
-      <w:r>
-        <w:rPr>
-          <w:rFonts w:hint="eastAsia" w:ascii="Times New Roman" w:hAnsi="Times New Roman" w:eastAsia="Times New Roman" w:cs="Times New Roman"/>
-          <w:vertAlign w:val="subscript"/>
-        </w:rPr>
-        <w:t>3</w:t>
-      </w:r>
-      <w:r>
-        <w:rPr>
-          <w:rFonts w:hint="eastAsia" w:ascii="Times New Roman" w:hAnsi="Times New Roman" w:eastAsia="Times New Roman" w:cs="Times New Roman"/>
-        </w:rPr>
-        <w:t>MgBr，C3</w:t>
-      </w:r>
-      <w:r>
-        <w:rPr>
-          <w:rFonts w:ascii="Times New Roman" w:hAnsi="Times New Roman" w:eastAsia="Times New Roman" w:cs="Times New Roman"/>
-        </w:rPr>
-        <w:t xml:space="preserve"> </w:t>
-      </w:r>
-      <w:r>
-        <w:rPr>
-          <w:rFonts w:hint="eastAsia" w:ascii="Times New Roman" w:hAnsi="Times New Roman" w:eastAsia="FangSong" w:cs="Times New Roman"/>
-        </w:rPr>
-        <w:t xml:space="preserve">连两个相同</w:t>
-      </w:r>
-      <w:r>
-        <w:rPr>
-          <w:rFonts w:ascii="Times New Roman" w:hAnsi="Times New Roman" w:eastAsia="Times New Roman" w:cs="Times New Roman"/>
-        </w:rPr>
-        <w:t xml:space="preserve"> CH</w:t>
-      </w:r>
-      <w:r>
-        <w:rPr>
-          <w:rFonts w:ascii="Times New Roman" w:hAnsi="Times New Roman" w:eastAsia="Times New Roman" w:cs="Times New Roman"/>
-          <w:vertAlign w:val="subscript"/>
-        </w:rPr>
-        <w:t>3</w:t>
-      </w:r>
-      <w:r>
-        <w:rPr>
-          <w:rFonts w:ascii="Times New Roman" w:hAnsi="Times New Roman" w:eastAsia="Times New Roman" w:cs="Times New Roman"/>
-        </w:rPr>
-        <w:t xml:space="preserve"> </w:t>
-      </w:r>
-      <w:r>
-        <w:rPr>
-          <w:rFonts w:hint="eastAsia" w:ascii="Times New Roman" w:hAnsi="Times New Roman" w:eastAsia="FangSong" w:cs="Times New Roman"/>
-        </w:rPr>
-        <w:t>无新手性中心</w:t>
-      </w:r>
-      <w:r>
-        <w:rPr>
-          <w:rFonts w:hint="eastAsia" w:ascii="Times New Roman" w:hAnsi="Times New Roman" w:eastAsia="Times New Roman" w:cs="Times New Roman"/>
-        </w:rPr>
-        <w:t>，</w:t>
-      </w:r>
-      <w:r>
-        <w:rPr>
-          <w:rFonts w:hint="eastAsia" w:ascii="Times New Roman" w:hAnsi="Times New Roman" w:eastAsia="FangSong" w:cs="Times New Roman"/>
-        </w:rPr>
-        <w:t>故必须用</w:t>
-      </w:r>
-      <w:r>
-        <w:rPr>
-          <w:rFonts w:ascii="Times New Roman" w:hAnsi="Times New Roman" w:eastAsia="Times New Roman" w:cs="Times New Roman"/>
-        </w:rPr>
-        <w:t xml:space="preserve"> C</w:t>
-      </w:r>
-      <w:r>
-        <w:rPr>
-          <w:rFonts w:ascii="Times New Roman" w:hAnsi="Times New Roman" w:eastAsia="Times New Roman" w:cs="Times New Roman"/>
-          <w:vertAlign w:val="subscript"/>
-        </w:rPr>
-        <w:t>2</w:t>
-      </w:r>
-      <w:r>
-        <w:rPr>
-          <w:rFonts w:ascii="Times New Roman" w:hAnsi="Times New Roman" w:eastAsia="Times New Roman" w:cs="Times New Roman"/>
-        </w:rPr>
-        <w:t>H</w:t>
-      </w:r>
-      <w:r>
-        <w:rPr>
-          <w:rFonts w:ascii="Times New Roman" w:hAnsi="Times New Roman" w:eastAsia="Times New Roman" w:cs="Times New Roman"/>
-          <w:vertAlign w:val="subscript"/>
-        </w:rPr>
-        <w:t>5</w:t>
-      </w:r>
-      <w:r>
-        <w:rPr>
-          <w:rFonts w:ascii="Times New Roman" w:hAnsi="Times New Roman" w:eastAsia="Times New Roman" w:cs="Times New Roman"/>
-        </w:rPr>
-        <w:t xml:space="preserve">MgBr </w:t>
-      </w:r>
-      <w:r>
-        <w:rPr>
-          <w:rFonts w:hint="eastAsia" w:ascii="Times New Roman" w:hAnsi="Times New Roman" w:eastAsia="FangSong" w:cs="Times New Roman"/>
-        </w:rPr>
-        <w:t xml:space="preserve">才能体现</w:t>
-      </w:r>
-      <w:r>
-        <w:rPr>
-          <w:rFonts w:ascii="Times New Roman" w:hAnsi="Times New Roman" w:eastAsia="Times New Roman" w:cs="Times New Roman"/>
-        </w:rPr>
-        <w:t xml:space="preserve"> dr</w:t>
-      </w:r>
-    </w:p>
-    <w:p>
-      <w:pPr>
-        <w:spacing w:before="160" w:after="80"/>
-      </w:pPr>
-      <w:r>
-        <w:pict>
-          <v:rect style="width:0;height:1.5pt" o:hralign="center" o:hrstd="t" o:hr="t"/>
-        </w:pict>
-      </w:r>
-    </w:p>
-    <w:bookmarkEnd w:id="75"/>
-    <w:bookmarkStart w:id="76" w:name="十四跨专题连接"/>
-    <w:p>
-      <w:pPr>
-        <w:pStyle w:val="Heading2"/>
-        <w:spacing w:before="280" w:after="120"/>
-      </w:pPr>
-      <w:r>
-        <w:rPr>
-          <w:rFonts w:hint="eastAsia" w:ascii="Times New Roman" w:hAnsi="Times New Roman" w:eastAsia="SimHei" w:cs="Times New Roman"/>
-        </w:rPr>
-        <w:t>十四</w:t>
-      </w:r>
-      <w:r>
-        <w:rPr>
-          <w:rFonts w:hint="eastAsia" w:ascii="Times New Roman" w:hAnsi="Times New Roman" w:eastAsia="Times New Roman" w:cs="Times New Roman"/>
-        </w:rPr>
-        <w:t>、</w:t>
-      </w:r>
-      <w:r>
-        <w:rPr>
-          <w:rFonts w:hint="eastAsia" w:ascii="Times New Roman" w:hAnsi="Times New Roman" w:eastAsia="SimHei" w:cs="Times New Roman"/>
-        </w:rPr>
-        <w:t>跨专题连接</w:t>
-      </w:r>
-    </w:p>
-    <w:p>
-      <w:pPr>
-        <w:pStyle w:val="Compact"/>
-        <w:numPr>
-          <w:ilvl w:val="0"/>
-          <w:numId w:val="1022"/>
-        </w:numPr>
-      </w:pPr>
-      <w:r>
-        <w:rPr>
-          <w:rFonts w:hint="eastAsia" w:ascii="Times New Roman" w:hAnsi="Times New Roman" w:eastAsia="Times New Roman" w:cs="Times New Roman"/>
-        </w:rPr>
-        <w:t>04-</w:t>
-      </w:r>
-      <w:r>
-        <w:rPr>
-          <w:rFonts w:hint="eastAsia" w:ascii="Times New Roman" w:hAnsi="Times New Roman" w:eastAsia="FangSong" w:cs="Times New Roman"/>
-        </w:rPr>
-        <w:t>课件</w:t>
-      </w:r>
-      <w:r>
-        <w:rPr>
-          <w:rFonts w:hint="eastAsia" w:ascii="Times New Roman" w:hAnsi="Times New Roman" w:eastAsia="Times New Roman" w:cs="Times New Roman"/>
-        </w:rPr>
-        <w:t>/</w:t>
-      </w:r>
-      <w:r>
-        <w:rPr>
-          <w:rFonts w:hint="eastAsia" w:ascii="Times New Roman" w:hAnsi="Times New Roman" w:eastAsia="FangSong" w:cs="Times New Roman"/>
-        </w:rPr>
-        <w:t>学生讲义</w:t>
-      </w:r>
-      <w:r>
-        <w:rPr>
-          <w:rFonts w:hint="eastAsia" w:ascii="Times New Roman" w:hAnsi="Times New Roman" w:eastAsia="Times New Roman" w:cs="Times New Roman"/>
-        </w:rPr>
-        <w:t>/6-</w:t>
-      </w:r>
-      <w:r>
-        <w:rPr>
-          <w:rFonts w:hint="eastAsia" w:ascii="Times New Roman" w:hAnsi="Times New Roman" w:eastAsia="FangSong" w:cs="Times New Roman"/>
-        </w:rPr>
-        <w:t>有机化学</w:t>
-      </w:r>
-      <w:r>
-        <w:rPr>
-          <w:rFonts w:hint="eastAsia" w:ascii="Times New Roman" w:hAnsi="Times New Roman" w:eastAsia="Times New Roman" w:cs="Times New Roman"/>
-        </w:rPr>
-        <w:t>/</w:t>
-      </w:r>
-      <w:r>
-        <w:rPr>
-          <w:rFonts w:hint="eastAsia" w:ascii="Times New Roman" w:hAnsi="Times New Roman" w:eastAsia="FangSong" w:cs="Times New Roman"/>
-        </w:rPr>
-        <w:t>亲核取代与消除反应</w:t>
-      </w:r>
-      <w:r>
-        <w:rPr>
-          <w:rFonts w:ascii="Times New Roman" w:hAnsi="Times New Roman" w:eastAsia="Times New Roman" w:cs="Times New Roman"/>
-        </w:rPr>
-        <w:t xml:space="preserve"> — </w:t>
-      </w:r>
-      <w:r>
-        <w:rPr>
-          <w:rFonts w:hint="eastAsia" w:ascii="Times New Roman" w:hAnsi="Times New Roman" w:eastAsia="Times New Roman" w:cs="Times New Roman"/>
-        </w:rPr>
-        <w:t>SN2</w:t>
-      </w:r>
-      <w:r>
-        <w:rPr>
-          <w:rFonts w:hint="eastAsia" w:ascii="Times New Roman" w:hAnsi="Times New Roman" w:eastAsia="FangSong" w:cs="Times New Roman"/>
-        </w:rPr>
-        <w:t>翻转</w:t>
-      </w:r>
-      <w:r>
-        <w:rPr>
-          <w:rFonts w:hint="eastAsia" w:ascii="Times New Roman" w:hAnsi="Times New Roman" w:eastAsia="Times New Roman" w:cs="Times New Roman"/>
-        </w:rPr>
-        <w:t>、E2</w:t>
-      </w:r>
-      <w:r>
-        <w:rPr>
-          <w:rFonts w:hint="eastAsia" w:ascii="Times New Roman" w:hAnsi="Times New Roman" w:eastAsia="FangSong" w:cs="Times New Roman"/>
-        </w:rPr>
-        <w:t>反式共平面</w:t>
-      </w:r>
-    </w:p>
-    <w:p>
-      <w:pPr>
-        <w:pStyle w:val="Compact"/>
-        <w:numPr>
-          <w:ilvl w:val="0"/>
-          <w:numId w:val="1022"/>
-        </w:numPr>
-      </w:pPr>
-      <w:r>
-        <w:rPr>
-          <w:rFonts w:hint="eastAsia" w:ascii="Times New Roman" w:hAnsi="Times New Roman" w:eastAsia="Times New Roman" w:cs="Times New Roman"/>
-        </w:rPr>
-        <w:t>04-</w:t>
-      </w:r>
-      <w:r>
-        <w:rPr>
-          <w:rFonts w:hint="eastAsia" w:ascii="Times New Roman" w:hAnsi="Times New Roman" w:eastAsia="FangSong" w:cs="Times New Roman"/>
-        </w:rPr>
-        <w:t>课件</w:t>
-      </w:r>
-      <w:r>
-        <w:rPr>
-          <w:rFonts w:hint="eastAsia" w:ascii="Times New Roman" w:hAnsi="Times New Roman" w:eastAsia="Times New Roman" w:cs="Times New Roman"/>
-        </w:rPr>
-        <w:t>/</w:t>
-      </w:r>
-      <w:r>
-        <w:rPr>
-          <w:rFonts w:hint="eastAsia" w:ascii="Times New Roman" w:hAnsi="Times New Roman" w:eastAsia="FangSong" w:cs="Times New Roman"/>
-        </w:rPr>
-        <w:t>学生讲义</w:t>
-      </w:r>
-      <w:r>
-        <w:rPr>
-          <w:rFonts w:hint="eastAsia" w:ascii="Times New Roman" w:hAnsi="Times New Roman" w:eastAsia="Times New Roman" w:cs="Times New Roman"/>
-        </w:rPr>
-        <w:t>/6-</w:t>
-      </w:r>
-      <w:r>
-        <w:rPr>
-          <w:rFonts w:hint="eastAsia" w:ascii="Times New Roman" w:hAnsi="Times New Roman" w:eastAsia="FangSong" w:cs="Times New Roman"/>
-        </w:rPr>
-        <w:t>有机化学</w:t>
-      </w:r>
-      <w:r>
-        <w:rPr>
-          <w:rFonts w:hint="eastAsia" w:ascii="Times New Roman" w:hAnsi="Times New Roman" w:eastAsia="Times New Roman" w:cs="Times New Roman"/>
-        </w:rPr>
-        <w:t>/</w:t>
-      </w:r>
-      <w:r>
-        <w:rPr>
-          <w:rFonts w:hint="eastAsia" w:ascii="Times New Roman" w:hAnsi="Times New Roman" w:eastAsia="FangSong" w:cs="Times New Roman"/>
-        </w:rPr>
-        <w:t>加成反应</w:t>
-      </w:r>
-      <w:r>
-        <w:rPr>
-          <w:rFonts w:ascii="Times New Roman" w:hAnsi="Times New Roman" w:eastAsia="Times New Roman" w:cs="Times New Roman"/>
-        </w:rPr>
-        <w:t xml:space="preserve"> — </w:t>
-      </w:r>
-      <w:r>
-        <w:rPr>
-          <w:rFonts w:hint="eastAsia" w:ascii="Times New Roman" w:hAnsi="Times New Roman" w:eastAsia="FangSong" w:cs="Times New Roman"/>
-        </w:rPr>
-        <w:t>硼氢化</w:t>
-      </w:r>
-      <w:r>
-        <w:rPr>
-          <w:rFonts w:hint="eastAsia" w:ascii="Times New Roman" w:hAnsi="Times New Roman" w:eastAsia="Times New Roman" w:cs="Times New Roman"/>
-        </w:rPr>
-        <w:t>、Cram</w:t>
-      </w:r>
-      <w:r>
-        <w:rPr>
-          <w:rFonts w:hint="eastAsia" w:ascii="Times New Roman" w:hAnsi="Times New Roman" w:eastAsia="FangSong" w:cs="Times New Roman"/>
-        </w:rPr>
-        <w:t>规则</w:t>
-      </w:r>
-      <w:r>
-        <w:rPr>
-          <w:rFonts w:hint="eastAsia" w:ascii="Times New Roman" w:hAnsi="Times New Roman" w:eastAsia="Times New Roman" w:cs="Times New Roman"/>
-        </w:rPr>
-        <w:t>、1,2/1,4</w:t>
-      </w:r>
-      <w:r>
-        <w:rPr>
-          <w:rFonts w:hint="eastAsia" w:ascii="Times New Roman" w:hAnsi="Times New Roman" w:eastAsia="FangSong" w:cs="Times New Roman"/>
-        </w:rPr>
-        <w:t>分流</w:t>
-      </w:r>
-    </w:p>
-    <w:p>
-      <w:pPr>
-        <w:pStyle w:val="Compact"/>
-        <w:numPr>
-          <w:ilvl w:val="0"/>
-          <w:numId w:val="1022"/>
-        </w:numPr>
-      </w:pPr>
-      <w:r>
-        <w:rPr>
-          <w:rFonts w:hint="eastAsia" w:ascii="Times New Roman" w:hAnsi="Times New Roman" w:eastAsia="Times New Roman" w:cs="Times New Roman"/>
-        </w:rPr>
-        <w:t>04-</w:t>
-      </w:r>
-      <w:r>
-        <w:rPr>
-          <w:rFonts w:hint="eastAsia" w:ascii="Times New Roman" w:hAnsi="Times New Roman" w:eastAsia="FangSong" w:cs="Times New Roman"/>
-        </w:rPr>
-        <w:t>专题与题型</w:t>
-      </w:r>
-      <w:r>
-        <w:rPr>
-          <w:rFonts w:hint="eastAsia" w:ascii="Times New Roman" w:hAnsi="Times New Roman" w:eastAsia="Times New Roman" w:cs="Times New Roman"/>
-        </w:rPr>
-        <w:t>/</w:t>
-      </w:r>
-      <w:r>
-        <w:rPr>
-          <w:rFonts w:hint="eastAsia" w:ascii="Times New Roman" w:hAnsi="Times New Roman" w:eastAsia="FangSong" w:cs="Times New Roman"/>
-        </w:rPr>
-        <w:t>专题</w:t>
-      </w:r>
-      <w:r>
-        <w:rPr>
-          <w:rFonts w:hint="eastAsia" w:ascii="Times New Roman" w:hAnsi="Times New Roman" w:eastAsia="Times New Roman" w:cs="Times New Roman"/>
-        </w:rPr>
-        <w:t>/</w:t>
-      </w:r>
-      <w:r>
-        <w:rPr>
-          <w:rFonts w:hint="eastAsia" w:ascii="Times New Roman" w:hAnsi="Times New Roman" w:eastAsia="FangSong" w:cs="Times New Roman"/>
-        </w:rPr>
-        <w:t>专题</w:t>
-      </w:r>
-      <w:r>
-        <w:rPr>
-          <w:rFonts w:hint="eastAsia" w:ascii="Times New Roman" w:hAnsi="Times New Roman" w:eastAsia="Times New Roman" w:cs="Times New Roman"/>
-        </w:rPr>
-        <w:t>-</w:t>
-      </w:r>
-      <w:r>
-        <w:rPr>
-          <w:rFonts w:hint="eastAsia" w:ascii="Times New Roman" w:hAnsi="Times New Roman" w:eastAsia="FangSong" w:cs="Times New Roman"/>
-        </w:rPr>
-        <w:t>芳香反应</w:t>
-      </w:r>
-      <w:r>
-        <w:rPr>
-          <w:rFonts w:ascii="Times New Roman" w:hAnsi="Times New Roman" w:eastAsia="Times New Roman" w:cs="Times New Roman"/>
-        </w:rPr>
-        <w:t xml:space="preserve"> — </w:t>
-      </w:r>
-      <w:r>
-        <w:rPr>
-          <w:rFonts w:hint="eastAsia" w:ascii="Times New Roman" w:hAnsi="Times New Roman" w:eastAsia="FangSong" w:cs="Times New Roman"/>
-        </w:rPr>
-        <w:t>芳香定位规则</w:t>
-      </w:r>
-      <w:r>
-        <w:rPr>
-          <w:rFonts w:hint="eastAsia" w:ascii="Times New Roman" w:hAnsi="Times New Roman" w:eastAsia="Times New Roman" w:cs="Times New Roman"/>
-        </w:rPr>
-        <w:t>（</w:t>
-      </w:r>
-      <w:r>
-        <w:rPr>
-          <w:rFonts w:hint="eastAsia" w:ascii="Times New Roman" w:hAnsi="Times New Roman" w:eastAsia="FangSong" w:cs="Times New Roman"/>
-        </w:rPr>
-        <w:t>区域选择性</w:t>
-      </w:r>
-      <w:r>
-        <w:rPr>
-          <w:rFonts w:hint="eastAsia" w:ascii="Times New Roman" w:hAnsi="Times New Roman" w:eastAsia="Times New Roman" w:cs="Times New Roman"/>
-        </w:rPr>
-        <w:t>）</w:t>
-      </w:r>
-    </w:p>
-    <w:p>
-      <w:pPr>
-        <w:pStyle w:val="Compact"/>
-        <w:numPr>
-          <w:ilvl w:val="0"/>
-          <w:numId w:val="1022"/>
+          <w:numId w:val="1014"/>
         </w:numPr>
       </w:pPr>
       <w:r>
@@ -24795,346 +25017,6 @@
       </w:pPr>
     </w:lvl>
   </w:abstractNum>
-  <w:abstractNum w:abstractNumId="99731">
-    <w:nsid w:val="00A99731"/>
-    <w:multiLevelType w:val="multilevel"/>
-    <w:lvl w:ilvl="0">
-      <w:start w:val="1"/>
-      <w:numFmt w:val="lowerLetter"/>
-      <w:lvlText w:val="(%1)"/>
-      <w:lvlJc w:val="left"/>
-      <w:pPr>
-        <w:ind w:left="720" w:hanging="360"/>
-      </w:pPr>
-    </w:lvl>
-    <w:lvl w:ilvl="1">
-      <w:start w:val="1"/>
-      <w:numFmt w:val="lowerLetter"/>
-      <w:lvlText w:val="(%2)"/>
-      <w:lvlJc w:val="left"/>
-      <w:pPr>
-        <w:ind w:left="1440" w:hanging="360"/>
-      </w:pPr>
-    </w:lvl>
-    <w:lvl w:ilvl="2">
-      <w:start w:val="1"/>
-      <w:numFmt w:val="lowerLetter"/>
-      <w:lvlText w:val="(%3)"/>
-      <w:lvlJc w:val="left"/>
-      <w:pPr>
-        <w:ind w:left="2160" w:hanging="360"/>
-      </w:pPr>
-    </w:lvl>
-    <w:lvl w:ilvl="3">
-      <w:start w:val="1"/>
-      <w:numFmt w:val="lowerLetter"/>
-      <w:lvlText w:val="(%4)"/>
-      <w:lvlJc w:val="left"/>
-      <w:pPr>
-        <w:ind w:left="2880" w:hanging="360"/>
-      </w:pPr>
-    </w:lvl>
-    <w:lvl w:ilvl="4">
-      <w:start w:val="1"/>
-      <w:numFmt w:val="lowerLetter"/>
-      <w:lvlText w:val="(%5)"/>
-      <w:lvlJc w:val="left"/>
-      <w:pPr>
-        <w:ind w:left="3600" w:hanging="360"/>
-      </w:pPr>
-    </w:lvl>
-    <w:lvl w:ilvl="5">
-      <w:start w:val="1"/>
-      <w:numFmt w:val="lowerLetter"/>
-      <w:lvlText w:val="(%6)"/>
-      <w:lvlJc w:val="left"/>
-      <w:pPr>
-        <w:ind w:left="4320" w:hanging="360"/>
-      </w:pPr>
-    </w:lvl>
-    <w:lvl w:ilvl="6">
-      <w:start w:val="1"/>
-      <w:numFmt w:val="lowerLetter"/>
-      <w:lvlText w:val="(%7)"/>
-      <w:lvlJc w:val="left"/>
-      <w:pPr>
-        <w:ind w:left="5040" w:hanging="360"/>
-      </w:pPr>
-    </w:lvl>
-    <w:lvl w:ilvl="7">
-      <w:start w:val="1"/>
-      <w:numFmt w:val="lowerLetter"/>
-      <w:lvlText w:val="(%8)"/>
-      <w:lvlJc w:val="left"/>
-      <w:pPr>
-        <w:ind w:left="5760" w:hanging="360"/>
-      </w:pPr>
-    </w:lvl>
-    <w:lvl w:ilvl="8">
-      <w:start w:val="1"/>
-      <w:numFmt w:val="lowerLetter"/>
-      <w:lvlText w:val="(%9)"/>
-      <w:lvlJc w:val="left"/>
-      <w:pPr>
-        <w:ind w:left="6480" w:hanging="360"/>
-      </w:pPr>
-    </w:lvl>
-  </w:abstractNum>
-  <w:abstractNum w:abstractNumId="99414">
-    <w:nsid w:val="00A99414"/>
-    <w:multiLevelType w:val="multilevel"/>
-    <w:lvl w:ilvl="0">
-      <w:start w:val="4"/>
-      <w:numFmt w:val="decimal"/>
-      <w:lvlText w:val="%1."/>
-      <w:lvlJc w:val="left"/>
-      <w:pPr>
-        <w:ind w:left="720" w:hanging="360"/>
-      </w:pPr>
-    </w:lvl>
-    <w:lvl w:ilvl="1">
-      <w:start w:val="4"/>
-      <w:numFmt w:val="decimal"/>
-      <w:lvlText w:val="%2."/>
-      <w:lvlJc w:val="left"/>
-      <w:pPr>
-        <w:ind w:left="1440" w:hanging="360"/>
-      </w:pPr>
-    </w:lvl>
-    <w:lvl w:ilvl="2">
-      <w:start w:val="4"/>
-      <w:numFmt w:val="decimal"/>
-      <w:lvlText w:val="%3."/>
-      <w:lvlJc w:val="left"/>
-      <w:pPr>
-        <w:ind w:left="2160" w:hanging="360"/>
-      </w:pPr>
-    </w:lvl>
-    <w:lvl w:ilvl="3">
-      <w:start w:val="4"/>
-      <w:numFmt w:val="decimal"/>
-      <w:lvlText w:val="%4."/>
-      <w:lvlJc w:val="left"/>
-      <w:pPr>
-        <w:ind w:left="2880" w:hanging="360"/>
-      </w:pPr>
-    </w:lvl>
-    <w:lvl w:ilvl="4">
-      <w:start w:val="4"/>
-      <w:numFmt w:val="decimal"/>
-      <w:lvlText w:val="%5."/>
-      <w:lvlJc w:val="left"/>
-      <w:pPr>
-        <w:ind w:left="3600" w:hanging="360"/>
-      </w:pPr>
-    </w:lvl>
-    <w:lvl w:ilvl="5">
-      <w:start w:val="4"/>
-      <w:numFmt w:val="decimal"/>
-      <w:lvlText w:val="%6."/>
-      <w:lvlJc w:val="left"/>
-      <w:pPr>
-        <w:ind w:left="4320" w:hanging="360"/>
-      </w:pPr>
-    </w:lvl>
-    <w:lvl w:ilvl="6">
-      <w:start w:val="4"/>
-      <w:numFmt w:val="decimal"/>
-      <w:lvlText w:val="%7."/>
-      <w:lvlJc w:val="left"/>
-      <w:pPr>
-        <w:ind w:left="5040" w:hanging="360"/>
-      </w:pPr>
-    </w:lvl>
-    <w:lvl w:ilvl="7">
-      <w:start w:val="4"/>
-      <w:numFmt w:val="decimal"/>
-      <w:lvlText w:val="%8."/>
-      <w:lvlJc w:val="left"/>
-      <w:pPr>
-        <w:ind w:left="5760" w:hanging="360"/>
-      </w:pPr>
-    </w:lvl>
-    <w:lvl w:ilvl="8">
-      <w:start w:val="4"/>
-      <w:numFmt w:val="decimal"/>
-      <w:lvlText w:val="%9."/>
-      <w:lvlJc w:val="left"/>
-      <w:pPr>
-        <w:ind w:left="6480" w:hanging="360"/>
-      </w:pPr>
-    </w:lvl>
-  </w:abstractNum>
-  <w:abstractNum w:abstractNumId="99418">
-    <w:nsid w:val="00A99418"/>
-    <w:multiLevelType w:val="multilevel"/>
-    <w:lvl w:ilvl="0">
-      <w:start w:val="8"/>
-      <w:numFmt w:val="decimal"/>
-      <w:lvlText w:val="%1."/>
-      <w:lvlJc w:val="left"/>
-      <w:pPr>
-        <w:ind w:left="720" w:hanging="360"/>
-      </w:pPr>
-    </w:lvl>
-    <w:lvl w:ilvl="1">
-      <w:start w:val="8"/>
-      <w:numFmt w:val="decimal"/>
-      <w:lvlText w:val="%2."/>
-      <w:lvlJc w:val="left"/>
-      <w:pPr>
-        <w:ind w:left="1440" w:hanging="360"/>
-      </w:pPr>
-    </w:lvl>
-    <w:lvl w:ilvl="2">
-      <w:start w:val="8"/>
-      <w:numFmt w:val="decimal"/>
-      <w:lvlText w:val="%3."/>
-      <w:lvlJc w:val="left"/>
-      <w:pPr>
-        <w:ind w:left="2160" w:hanging="360"/>
-      </w:pPr>
-    </w:lvl>
-    <w:lvl w:ilvl="3">
-      <w:start w:val="8"/>
-      <w:numFmt w:val="decimal"/>
-      <w:lvlText w:val="%4."/>
-      <w:lvlJc w:val="left"/>
-      <w:pPr>
-        <w:ind w:left="2880" w:hanging="360"/>
-      </w:pPr>
-    </w:lvl>
-    <w:lvl w:ilvl="4">
-      <w:start w:val="8"/>
-      <w:numFmt w:val="decimal"/>
-      <w:lvlText w:val="%5."/>
-      <w:lvlJc w:val="left"/>
-      <w:pPr>
-        <w:ind w:left="3600" w:hanging="360"/>
-      </w:pPr>
-    </w:lvl>
-    <w:lvl w:ilvl="5">
-      <w:start w:val="8"/>
-      <w:numFmt w:val="decimal"/>
-      <w:lvlText w:val="%6."/>
-      <w:lvlJc w:val="left"/>
-      <w:pPr>
-        <w:ind w:left="4320" w:hanging="360"/>
-      </w:pPr>
-    </w:lvl>
-    <w:lvl w:ilvl="6">
-      <w:start w:val="8"/>
-      <w:numFmt w:val="decimal"/>
-      <w:lvlText w:val="%7."/>
-      <w:lvlJc w:val="left"/>
-      <w:pPr>
-        <w:ind w:left="5040" w:hanging="360"/>
-      </w:pPr>
-    </w:lvl>
-    <w:lvl w:ilvl="7">
-      <w:start w:val="8"/>
-      <w:numFmt w:val="decimal"/>
-      <w:lvlText w:val="%8."/>
-      <w:lvlJc w:val="left"/>
-      <w:pPr>
-        <w:ind w:left="5760" w:hanging="360"/>
-      </w:pPr>
-    </w:lvl>
-    <w:lvl w:ilvl="8">
-      <w:start w:val="8"/>
-      <w:numFmt w:val="decimal"/>
-      <w:lvlText w:val="%9."/>
-      <w:lvlJc w:val="left"/>
-      <w:pPr>
-        <w:ind w:left="6480" w:hanging="360"/>
-      </w:pPr>
-    </w:lvl>
-  </w:abstractNum>
-  <w:abstractNum w:abstractNumId="99431">
-    <w:nsid w:val="00A99431"/>
-    <w:multiLevelType w:val="multilevel"/>
-    <w:lvl w:ilvl="0">
-      <w:start w:val="1"/>
-      <w:numFmt w:val="decimal"/>
-      <w:lvlText w:val="(%1)"/>
-      <w:lvlJc w:val="left"/>
-      <w:pPr>
-        <w:ind w:left="720" w:hanging="360"/>
-      </w:pPr>
-    </w:lvl>
-    <w:lvl w:ilvl="1">
-      <w:start w:val="1"/>
-      <w:numFmt w:val="decimal"/>
-      <w:lvlText w:val="(%2)"/>
-      <w:lvlJc w:val="left"/>
-      <w:pPr>
-        <w:ind w:left="1440" w:hanging="360"/>
-      </w:pPr>
-    </w:lvl>
-    <w:lvl w:ilvl="2">
-      <w:start w:val="1"/>
-      <w:numFmt w:val="decimal"/>
-      <w:lvlText w:val="(%3)"/>
-      <w:lvlJc w:val="left"/>
-      <w:pPr>
-        <w:ind w:left="2160" w:hanging="360"/>
-      </w:pPr>
-    </w:lvl>
-    <w:lvl w:ilvl="3">
-      <w:start w:val="1"/>
-      <w:numFmt w:val="decimal"/>
-      <w:lvlText w:val="(%4)"/>
-      <w:lvlJc w:val="left"/>
-      <w:pPr>
-        <w:ind w:left="2880" w:hanging="360"/>
-      </w:pPr>
-    </w:lvl>
-    <w:lvl w:ilvl="4">
-      <w:start w:val="1"/>
-      <w:numFmt w:val="decimal"/>
-      <w:lvlText w:val="(%5)"/>
-      <w:lvlJc w:val="left"/>
-      <w:pPr>
-        <w:ind w:left="3600" w:hanging="360"/>
-      </w:pPr>
-    </w:lvl>
-    <w:lvl w:ilvl="5">
-      <w:start w:val="1"/>
-      <w:numFmt w:val="decimal"/>
-      <w:lvlText w:val="(%6)"/>
-      <w:lvlJc w:val="left"/>
-      <w:pPr>
-        <w:ind w:left="4320" w:hanging="360"/>
-      </w:pPr>
-    </w:lvl>
-    <w:lvl w:ilvl="6">
-      <w:start w:val="1"/>
-      <w:numFmt w:val="decimal"/>
-      <w:lvlText w:val="(%7)"/>
-      <w:lvlJc w:val="left"/>
-      <w:pPr>
-        <w:ind w:left="5040" w:hanging="360"/>
-      </w:pPr>
-    </w:lvl>
-    <w:lvl w:ilvl="7">
-      <w:start w:val="1"/>
-      <w:numFmt w:val="decimal"/>
-      <w:lvlText w:val="(%8)"/>
-      <w:lvlJc w:val="left"/>
-      <w:pPr>
-        <w:ind w:left="5760" w:hanging="360"/>
-      </w:pPr>
-    </w:lvl>
-    <w:lvl w:ilvl="8">
-      <w:start w:val="1"/>
-      <w:numFmt w:val="decimal"/>
-      <w:lvlText w:val="(%9)"/>
-      <w:lvlJc w:val="left"/>
-      <w:pPr>
-        <w:ind w:left="6480" w:hanging="360"/>
-      </w:pPr>
-    </w:lvl>
-  </w:abstractNum>
   <w:num w:numId="1000">
     <w:abstractNumId w:val="990"/>
   </w:num>
@@ -25205,246 +25087,6 @@
     <w:abstractNumId w:val="991"/>
   </w:num>
   <w:num w:numId="1014">
-    <w:abstractNumId w:val="99411"/>
-    <w:lvlOverride w:ilvl="0">
-      <w:startOverride w:val="1"/>
-    </w:lvlOverride>
-    <w:lvlOverride w:ilvl="1">
-      <w:startOverride w:val="1"/>
-    </w:lvlOverride>
-    <w:lvlOverride w:ilvl="2">
-      <w:startOverride w:val="1"/>
-    </w:lvlOverride>
-    <w:lvlOverride w:ilvl="3">
-      <w:startOverride w:val="1"/>
-    </w:lvlOverride>
-    <w:lvlOverride w:ilvl="4">
-      <w:startOverride w:val="1"/>
-    </w:lvlOverride>
-    <w:lvlOverride w:ilvl="5">
-      <w:startOverride w:val="1"/>
-    </w:lvlOverride>
-    <w:lvlOverride w:ilvl="6">
-      <w:startOverride w:val="1"/>
-    </w:lvlOverride>
-    <w:lvlOverride w:ilvl="7">
-      <w:startOverride w:val="1"/>
-    </w:lvlOverride>
-    <w:lvlOverride w:ilvl="8">
-      <w:startOverride w:val="1"/>
-    </w:lvlOverride>
-  </w:num>
-  <w:num w:numId="1015">
-    <w:abstractNumId w:val="99731"/>
-    <w:lvlOverride w:ilvl="0">
-      <w:startOverride w:val="1"/>
-    </w:lvlOverride>
-    <w:lvlOverride w:ilvl="1">
-      <w:startOverride w:val="1"/>
-    </w:lvlOverride>
-    <w:lvlOverride w:ilvl="2">
-      <w:startOverride w:val="1"/>
-    </w:lvlOverride>
-    <w:lvlOverride w:ilvl="3">
-      <w:startOverride w:val="1"/>
-    </w:lvlOverride>
-    <w:lvlOverride w:ilvl="4">
-      <w:startOverride w:val="1"/>
-    </w:lvlOverride>
-    <w:lvlOverride w:ilvl="5">
-      <w:startOverride w:val="1"/>
-    </w:lvlOverride>
-    <w:lvlOverride w:ilvl="6">
-      <w:startOverride w:val="1"/>
-    </w:lvlOverride>
-    <w:lvlOverride w:ilvl="7">
-      <w:startOverride w:val="1"/>
-    </w:lvlOverride>
-    <w:lvlOverride w:ilvl="8">
-      <w:startOverride w:val="1"/>
-    </w:lvlOverride>
-  </w:num>
-  <w:num w:numId="1016">
-    <w:abstractNumId w:val="99731"/>
-    <w:lvlOverride w:ilvl="0">
-      <w:startOverride w:val="1"/>
-    </w:lvlOverride>
-    <w:lvlOverride w:ilvl="1">
-      <w:startOverride w:val="1"/>
-    </w:lvlOverride>
-    <w:lvlOverride w:ilvl="2">
-      <w:startOverride w:val="1"/>
-    </w:lvlOverride>
-    <w:lvlOverride w:ilvl="3">
-      <w:startOverride w:val="1"/>
-    </w:lvlOverride>
-    <w:lvlOverride w:ilvl="4">
-      <w:startOverride w:val="1"/>
-    </w:lvlOverride>
-    <w:lvlOverride w:ilvl="5">
-      <w:startOverride w:val="1"/>
-    </w:lvlOverride>
-    <w:lvlOverride w:ilvl="6">
-      <w:startOverride w:val="1"/>
-    </w:lvlOverride>
-    <w:lvlOverride w:ilvl="7">
-      <w:startOverride w:val="1"/>
-    </w:lvlOverride>
-    <w:lvlOverride w:ilvl="8">
-      <w:startOverride w:val="1"/>
-    </w:lvlOverride>
-  </w:num>
-  <w:num w:numId="1017">
-    <w:abstractNumId w:val="99414"/>
-    <w:lvlOverride w:ilvl="0">
-      <w:startOverride w:val="4"/>
-    </w:lvlOverride>
-    <w:lvlOverride w:ilvl="1">
-      <w:startOverride w:val="4"/>
-    </w:lvlOverride>
-    <w:lvlOverride w:ilvl="2">
-      <w:startOverride w:val="4"/>
-    </w:lvlOverride>
-    <w:lvlOverride w:ilvl="3">
-      <w:startOverride w:val="4"/>
-    </w:lvlOverride>
-    <w:lvlOverride w:ilvl="4">
-      <w:startOverride w:val="4"/>
-    </w:lvlOverride>
-    <w:lvlOverride w:ilvl="5">
-      <w:startOverride w:val="4"/>
-    </w:lvlOverride>
-    <w:lvlOverride w:ilvl="6">
-      <w:startOverride w:val="4"/>
-    </w:lvlOverride>
-    <w:lvlOverride w:ilvl="7">
-      <w:startOverride w:val="4"/>
-    </w:lvlOverride>
-    <w:lvlOverride w:ilvl="8">
-      <w:startOverride w:val="4"/>
-    </w:lvlOverride>
-  </w:num>
-  <w:num w:numId="1018">
-    <w:abstractNumId w:val="99418"/>
-    <w:lvlOverride w:ilvl="0">
-      <w:startOverride w:val="8"/>
-    </w:lvlOverride>
-    <w:lvlOverride w:ilvl="1">
-      <w:startOverride w:val="8"/>
-    </w:lvlOverride>
-    <w:lvlOverride w:ilvl="2">
-      <w:startOverride w:val="8"/>
-    </w:lvlOverride>
-    <w:lvlOverride w:ilvl="3">
-      <w:startOverride w:val="8"/>
-    </w:lvlOverride>
-    <w:lvlOverride w:ilvl="4">
-      <w:startOverride w:val="8"/>
-    </w:lvlOverride>
-    <w:lvlOverride w:ilvl="5">
-      <w:startOverride w:val="8"/>
-    </w:lvlOverride>
-    <w:lvlOverride w:ilvl="6">
-      <w:startOverride w:val="8"/>
-    </w:lvlOverride>
-    <w:lvlOverride w:ilvl="7">
-      <w:startOverride w:val="8"/>
-    </w:lvlOverride>
-    <w:lvlOverride w:ilvl="8">
-      <w:startOverride w:val="8"/>
-    </w:lvlOverride>
-  </w:num>
-  <w:num w:numId="1019">
-    <w:abstractNumId w:val="99411"/>
-    <w:lvlOverride w:ilvl="0">
-      <w:startOverride w:val="1"/>
-    </w:lvlOverride>
-    <w:lvlOverride w:ilvl="1">
-      <w:startOverride w:val="1"/>
-    </w:lvlOverride>
-    <w:lvlOverride w:ilvl="2">
-      <w:startOverride w:val="1"/>
-    </w:lvlOverride>
-    <w:lvlOverride w:ilvl="3">
-      <w:startOverride w:val="1"/>
-    </w:lvlOverride>
-    <w:lvlOverride w:ilvl="4">
-      <w:startOverride w:val="1"/>
-    </w:lvlOverride>
-    <w:lvlOverride w:ilvl="5">
-      <w:startOverride w:val="1"/>
-    </w:lvlOverride>
-    <w:lvlOverride w:ilvl="6">
-      <w:startOverride w:val="1"/>
-    </w:lvlOverride>
-    <w:lvlOverride w:ilvl="7">
-      <w:startOverride w:val="1"/>
-    </w:lvlOverride>
-    <w:lvlOverride w:ilvl="8">
-      <w:startOverride w:val="1"/>
-    </w:lvlOverride>
-  </w:num>
-  <w:num w:numId="1020">
-    <w:abstractNumId w:val="99731"/>
-    <w:lvlOverride w:ilvl="0">
-      <w:startOverride w:val="1"/>
-    </w:lvlOverride>
-    <w:lvlOverride w:ilvl="1">
-      <w:startOverride w:val="1"/>
-    </w:lvlOverride>
-    <w:lvlOverride w:ilvl="2">
-      <w:startOverride w:val="1"/>
-    </w:lvlOverride>
-    <w:lvlOverride w:ilvl="3">
-      <w:startOverride w:val="1"/>
-    </w:lvlOverride>
-    <w:lvlOverride w:ilvl="4">
-      <w:startOverride w:val="1"/>
-    </w:lvlOverride>
-    <w:lvlOverride w:ilvl="5">
-      <w:startOverride w:val="1"/>
-    </w:lvlOverride>
-    <w:lvlOverride w:ilvl="6">
-      <w:startOverride w:val="1"/>
-    </w:lvlOverride>
-    <w:lvlOverride w:ilvl="7">
-      <w:startOverride w:val="1"/>
-    </w:lvlOverride>
-    <w:lvlOverride w:ilvl="8">
-      <w:startOverride w:val="1"/>
-    </w:lvlOverride>
-  </w:num>
-  <w:num w:numId="1021">
-    <w:abstractNumId w:val="99431"/>
-    <w:lvlOverride w:ilvl="0">
-      <w:startOverride w:val="1"/>
-    </w:lvlOverride>
-    <w:lvlOverride w:ilvl="1">
-      <w:startOverride w:val="1"/>
-    </w:lvlOverride>
-    <w:lvlOverride w:ilvl="2">
-      <w:startOverride w:val="1"/>
-    </w:lvlOverride>
-    <w:lvlOverride w:ilvl="3">
-      <w:startOverride w:val="1"/>
-    </w:lvlOverride>
-    <w:lvlOverride w:ilvl="4">
-      <w:startOverride w:val="1"/>
-    </w:lvlOverride>
-    <w:lvlOverride w:ilvl="5">
-      <w:startOverride w:val="1"/>
-    </w:lvlOverride>
-    <w:lvlOverride w:ilvl="6">
-      <w:startOverride w:val="1"/>
-    </w:lvlOverride>
-    <w:lvlOverride w:ilvl="7">
-      <w:startOverride w:val="1"/>
-    </w:lvlOverride>
-    <w:lvlOverride w:ilvl="8">
-      <w:startOverride w:val="1"/>
-    </w:lvlOverride>
-  </w:num>
-  <w:num w:numId="1022">
     <w:abstractNumId w:val="991"/>
   </w:num>
 </w:numbering>

--- a/06-学生侧材料/讲义/6-有机化学/立体化学与区域选择性.docx
+++ b/06-学生侧材料/讲义/6-有机化学/立体化学与区域选择性.docx
@@ -220,424 +220,895 @@
     </w:p>
     <w:p>
       <w:pPr>
-        <w:pStyle w:val="Compact"/>
-        <w:numPr>
-          <w:ilvl w:val="0"/>
-          <w:numId w:val="1001"/>
-        </w:numPr>
+        <w:pStyle w:val="BlockText"/>
+        <w:spacing w:after="80"/>
       </w:pPr>
       <w:r>
         <w:rPr>
           <w:rFonts w:hint="eastAsia" w:ascii="Times New Roman" w:hAnsi="Times New Roman" w:eastAsia="FangSong" w:cs="Times New Roman"/>
         </w:rPr>
-        <w:t>能区分区域选择性与立体选择性</w:t>
-      </w:r>
-      <w:r>
-        <w:rPr>
-          <w:rFonts w:hint="eastAsia" w:ascii="Times New Roman" w:hAnsi="Times New Roman" w:eastAsia="Times New Roman" w:cs="Times New Roman"/>
-        </w:rPr>
-        <w:t>，</w:t>
-      </w:r>
-      <w:r>
-        <w:rPr>
-          <w:rFonts w:hint="eastAsia" w:ascii="Times New Roman" w:hAnsi="Times New Roman" w:eastAsia="FangSong" w:cs="Times New Roman"/>
-        </w:rPr>
-        <w:t>正确判断题目在考哪一类</w:t>
+        <w:t>对齐考纲</w:t>
+      </w:r>
+      <w:r>
+        <w:rPr>
+          <w:rFonts w:hint="eastAsia" w:ascii="Times New Roman" w:hAnsi="Times New Roman" w:eastAsia="Times New Roman" w:cs="Times New Roman"/>
+        </w:rPr>
+        <w:t>：§27</w:t>
+      </w:r>
+      <w:r>
+        <w:rPr>
+          <w:rFonts w:ascii="Times New Roman" w:hAnsi="Times New Roman" w:eastAsia="Times New Roman" w:cs="Times New Roman"/>
+        </w:rPr>
+        <w:t xml:space="preserve"> </w:t>
+      </w:r>
+      <w:r>
+        <w:rPr>
+          <w:rFonts w:hint="eastAsia" w:ascii="Times New Roman" w:hAnsi="Times New Roman" w:eastAsia="FangSong" w:cs="Times New Roman"/>
+        </w:rPr>
+        <w:t xml:space="preserve">有机物的手性</w:t>
+      </w:r>
+      <w:r>
+        <w:rPr>
+          <w:rFonts w:ascii="Times New Roman" w:hAnsi="Times New Roman" w:eastAsia="Times New Roman" w:cs="Times New Roman"/>
+        </w:rPr>
+        <w:t xml:space="preserve"> · §33 </w:t>
+      </w:r>
+      <w:r>
+        <w:rPr>
+          <w:rFonts w:hint="eastAsia" w:ascii="Times New Roman" w:hAnsi="Times New Roman" w:eastAsia="FangSong" w:cs="Times New Roman"/>
+        </w:rPr>
+        <w:t xml:space="preserve">有机反应的分类</w:t>
+      </w:r>
+      <w:r>
+        <w:rPr>
+          <w:rFonts w:ascii="Times New Roman" w:hAnsi="Times New Roman" w:eastAsia="Times New Roman" w:cs="Times New Roman"/>
+        </w:rPr>
+        <w:t xml:space="preserve"> · §44 </w:t>
+      </w:r>
+      <w:r>
+        <w:rPr>
+          <w:rFonts w:hint="eastAsia" w:ascii="Times New Roman" w:hAnsi="Times New Roman" w:eastAsia="FangSong" w:cs="Times New Roman"/>
+        </w:rPr>
+        <w:t xml:space="preserve">脂肪族亲核取代反应</w:t>
       </w:r>
     </w:p>
-    <w:p>
-      <w:pPr>
-        <w:pStyle w:val="Compact"/>
-        <w:numPr>
-          <w:ilvl w:val="0"/>
-          <w:numId w:val="1001"/>
-        </w:numPr>
-      </w:pPr>
-      <w:r>
-        <w:rPr>
-          <w:rFonts w:hint="eastAsia" w:ascii="Times New Roman" w:hAnsi="Times New Roman" w:eastAsia="FangSong" w:cs="Times New Roman"/>
-        </w:rPr>
-        <w:t>掌握手性基础</w:t>
-      </w:r>
-      <w:r>
-        <w:rPr>
-          <w:rFonts w:hint="eastAsia" w:ascii="Times New Roman" w:hAnsi="Times New Roman" w:eastAsia="Times New Roman" w:cs="Times New Roman"/>
-        </w:rPr>
-        <w:t>：R/S</w:t>
-      </w:r>
-      <w:r>
-        <w:rPr>
-          <w:rFonts w:hint="eastAsia" w:ascii="Times New Roman" w:hAnsi="Times New Roman" w:eastAsia="FangSong" w:cs="Times New Roman"/>
-        </w:rPr>
-        <w:t>命名</w:t>
-      </w:r>
-      <w:r>
-        <w:rPr>
-          <w:rFonts w:hint="eastAsia" w:ascii="Times New Roman" w:hAnsi="Times New Roman" w:eastAsia="Times New Roman" w:cs="Times New Roman"/>
-        </w:rPr>
-        <w:t>、Fischer</w:t>
-      </w:r>
-      <w:r>
-        <w:rPr>
-          <w:rFonts w:hint="eastAsia" w:ascii="Times New Roman" w:hAnsi="Times New Roman" w:eastAsia="FangSong" w:cs="Times New Roman"/>
-        </w:rPr>
-        <w:t>投影</w:t>
-      </w:r>
-      <w:r>
-        <w:rPr>
-          <w:rFonts w:hint="eastAsia" w:ascii="Times New Roman" w:hAnsi="Times New Roman" w:eastAsia="Times New Roman" w:cs="Times New Roman"/>
-        </w:rPr>
-        <w:t>、</w:t>
-      </w:r>
-      <w:r>
-        <w:rPr>
-          <w:rFonts w:hint="eastAsia" w:ascii="Times New Roman" w:hAnsi="Times New Roman" w:eastAsia="FangSong" w:cs="Times New Roman"/>
-        </w:rPr>
-        <w:t>对映体</w:t>
-      </w:r>
-      <w:r>
-        <w:rPr>
-          <w:rFonts w:hint="eastAsia" w:ascii="Times New Roman" w:hAnsi="Times New Roman" w:eastAsia="Times New Roman" w:cs="Times New Roman"/>
-        </w:rPr>
-        <w:t>/</w:t>
-      </w:r>
-      <w:r>
-        <w:rPr>
-          <w:rFonts w:hint="eastAsia" w:ascii="Times New Roman" w:hAnsi="Times New Roman" w:eastAsia="FangSong" w:cs="Times New Roman"/>
-        </w:rPr>
-        <w:t>非对映体</w:t>
-      </w:r>
-      <w:r>
-        <w:rPr>
-          <w:rFonts w:hint="eastAsia" w:ascii="Times New Roman" w:hAnsi="Times New Roman" w:eastAsia="Times New Roman" w:cs="Times New Roman"/>
-        </w:rPr>
-        <w:t>/</w:t>
-      </w:r>
-      <w:r>
-        <w:rPr>
-          <w:rFonts w:hint="eastAsia" w:ascii="Times New Roman" w:hAnsi="Times New Roman" w:eastAsia="FangSong" w:cs="Times New Roman"/>
-        </w:rPr>
-        <w:t>内消旋体辨析</w:t>
-      </w:r>
-    </w:p>
-    <w:p>
-      <w:pPr>
-        <w:pStyle w:val="Compact"/>
-        <w:numPr>
-          <w:ilvl w:val="0"/>
-          <w:numId w:val="1001"/>
-        </w:numPr>
-      </w:pPr>
-      <w:r>
-        <w:rPr>
-          <w:rFonts w:hint="eastAsia" w:ascii="Times New Roman" w:hAnsi="Times New Roman" w:eastAsia="FangSong" w:cs="Times New Roman"/>
-        </w:rPr>
-        <w:t>能从</w:t>
-      </w:r>
-      <w:r>
-        <w:rPr>
-          <w:rFonts w:hint="eastAsia" w:ascii="Times New Roman" w:hAnsi="Times New Roman" w:eastAsia="Times New Roman" w:cs="Times New Roman"/>
-        </w:rPr>
-        <w:t>SN2、E2、</w:t>
-      </w:r>
-      <w:r>
-        <w:rPr>
-          <w:rFonts w:hint="eastAsia" w:ascii="Times New Roman" w:hAnsi="Times New Roman" w:eastAsia="FangSong" w:cs="Times New Roman"/>
-        </w:rPr>
-        <w:t>卤鎓离子</w:t>
-      </w:r>
-      <w:r>
-        <w:rPr>
-          <w:rFonts w:hint="eastAsia" w:ascii="Times New Roman" w:hAnsi="Times New Roman" w:eastAsia="Times New Roman" w:cs="Times New Roman"/>
-        </w:rPr>
-        <w:t>、</w:t>
-      </w:r>
-      <w:r>
-        <w:rPr>
-          <w:rFonts w:hint="eastAsia" w:ascii="Times New Roman" w:hAnsi="Times New Roman" w:eastAsia="FangSong" w:cs="Times New Roman"/>
-        </w:rPr>
-        <w:t>硼氢化中读出典型立体化学结果</w:t>
-      </w:r>
-    </w:p>
-    <w:p>
-      <w:pPr>
-        <w:pStyle w:val="Compact"/>
-        <w:numPr>
-          <w:ilvl w:val="0"/>
-          <w:numId w:val="1001"/>
-        </w:numPr>
-      </w:pPr>
-      <w:r>
-        <w:rPr>
-          <w:rFonts w:hint="eastAsia" w:ascii="Times New Roman" w:hAnsi="Times New Roman" w:eastAsia="FangSong" w:cs="Times New Roman"/>
-        </w:rPr>
-        <w:t xml:space="preserve">能区分立体选择性与立体专一性</w:t>
-      </w:r>
-    </w:p>
-    <w:p>
-      <w:pPr>
-        <w:pStyle w:val="Compact"/>
-        <w:numPr>
-          <w:ilvl w:val="0"/>
-          <w:numId w:val="1001"/>
-        </w:numPr>
-      </w:pPr>
-      <w:r>
-        <w:rPr>
-          <w:rFonts w:hint="eastAsia" w:ascii="Times New Roman" w:hAnsi="Times New Roman" w:eastAsia="FangSong" w:cs="Times New Roman"/>
-        </w:rPr>
-        <w:t>能用</w:t>
-      </w:r>
-      <w:r>
-        <w:rPr>
-          <w:rFonts w:hint="eastAsia" w:ascii="Times New Roman" w:hAnsi="Times New Roman" w:eastAsia="Times New Roman" w:cs="Times New Roman"/>
-        </w:rPr>
-        <w:t>Cram</w:t>
-      </w:r>
-      <w:r>
-        <w:rPr>
-          <w:rFonts w:hint="eastAsia" w:ascii="Times New Roman" w:hAnsi="Times New Roman" w:eastAsia="FangSong" w:cs="Times New Roman"/>
-        </w:rPr>
-        <w:t>规则预测</w:t>
-      </w:r>
-      <w:r>
-        <w:rPr>
-          <w:rFonts w:hint="eastAsia" w:ascii="Times New Roman" w:hAnsi="Times New Roman" w:eastAsia="Times New Roman" w:cs="Times New Roman"/>
-        </w:rPr>
-        <w:t>α-</w:t>
-      </w:r>
-      <w:r>
-        <w:rPr>
-          <w:rFonts w:hint="eastAsia" w:ascii="Times New Roman" w:hAnsi="Times New Roman" w:eastAsia="FangSong" w:cs="Times New Roman"/>
-        </w:rPr>
-        <w:t>手性羰基化合物的亲核加成产物</w:t>
-      </w:r>
-    </w:p>
-    <w:p>
-      <w:pPr>
-        <w:pStyle w:val="Compact"/>
-        <w:numPr>
-          <w:ilvl w:val="0"/>
-          <w:numId w:val="1001"/>
-        </w:numPr>
-      </w:pPr>
-      <w:r>
-        <w:rPr>
-          <w:rFonts w:hint="eastAsia" w:ascii="Times New Roman" w:hAnsi="Times New Roman" w:eastAsia="FangSong" w:cs="Times New Roman"/>
-        </w:rPr>
-        <w:t xml:space="preserve">能标记潜手性中心的</w:t>
-      </w:r>
-      <w:r>
-        <w:rPr>
-          <w:rFonts w:ascii="Times New Roman" w:hAnsi="Times New Roman" w:eastAsia="Times New Roman" w:cs="Times New Roman"/>
-        </w:rPr>
-        <w:t xml:space="preserve"> Re/Si </w:t>
-      </w:r>
-      <w:r>
-        <w:rPr>
-          <w:rFonts w:hint="eastAsia" w:ascii="Times New Roman" w:hAnsi="Times New Roman" w:eastAsia="FangSong" w:cs="Times New Roman"/>
-        </w:rPr>
-        <w:t>面</w:t>
-      </w:r>
-      <w:r>
-        <w:rPr>
-          <w:rFonts w:hint="eastAsia" w:ascii="Times New Roman" w:hAnsi="Times New Roman" w:eastAsia="Times New Roman" w:cs="Times New Roman"/>
-        </w:rPr>
-        <w:t>，</w:t>
-      </w:r>
-      <w:r>
-        <w:rPr>
-          <w:rFonts w:hint="eastAsia" w:ascii="Times New Roman" w:hAnsi="Times New Roman" w:eastAsia="FangSong" w:cs="Times New Roman"/>
-        </w:rPr>
-        <w:t>理解面选择性是</w:t>
-      </w:r>
-      <w:r>
-        <w:rPr>
-          <w:rFonts w:ascii="Times New Roman" w:hAnsi="Times New Roman" w:eastAsia="Times New Roman" w:cs="Times New Roman"/>
-        </w:rPr>
-        <w:t xml:space="preserve"> </w:t>
-      </w:r>
-      <w:r>
-        <w:rPr>
-          <w:rFonts w:hint="eastAsia" w:ascii="Times New Roman" w:hAnsi="Times New Roman" w:eastAsia="Times New Roman" w:cs="Times New Roman"/>
-        </w:rPr>
-        <w:t>Cram/</w:t>
-      </w:r>
-      <w:r>
-        <w:rPr>
-          <w:rFonts w:hint="eastAsia" w:ascii="Times New Roman" w:hAnsi="Times New Roman" w:eastAsia="FangSong" w:cs="Times New Roman"/>
-        </w:rPr>
-        <w:t>不对称合成的共同本质</w:t>
-      </w:r>
-    </w:p>
-    <w:p>
-      <w:pPr>
-        <w:pStyle w:val="Compact"/>
-        <w:numPr>
-          <w:ilvl w:val="0"/>
-          <w:numId w:val="1001"/>
-        </w:numPr>
-      </w:pPr>
-      <w:r>
-        <w:rPr>
-          <w:rFonts w:hint="eastAsia" w:ascii="Times New Roman" w:hAnsi="Times New Roman" w:eastAsia="FangSong" w:cs="Times New Roman"/>
-        </w:rPr>
-        <w:t>能识别邻基参与</w:t>
-      </w:r>
-      <w:r>
-        <w:rPr>
-          <w:rFonts w:hint="eastAsia" w:ascii="Times New Roman" w:hAnsi="Times New Roman" w:eastAsia="Times New Roman" w:cs="Times New Roman"/>
-        </w:rPr>
-        <w:t>（NGP）：“</w:t>
-      </w:r>
-      <w:r>
-        <w:rPr>
-          <w:rFonts w:hint="eastAsia" w:ascii="Times New Roman" w:hAnsi="Times New Roman" w:eastAsia="FangSong" w:cs="Times New Roman"/>
-        </w:rPr>
-        <w:t>构型保持的取代</w:t>
-      </w:r>
-      <w:r>
-        <w:rPr>
-          <w:rFonts w:hint="eastAsia" w:ascii="Times New Roman" w:hAnsi="Times New Roman" w:eastAsia="Times New Roman" w:cs="Times New Roman"/>
-        </w:rPr>
-        <w:t>”</w:t>
-      </w:r>
-      <w:r>
-        <w:rPr>
-          <w:rFonts w:ascii="Times New Roman" w:hAnsi="Times New Roman" w:eastAsia="Times New Roman" w:cs="Times New Roman"/>
-        </w:rPr>
-        <w:t xml:space="preserve"> ≠ </w:t>
-      </w:r>
-      <w:r>
-        <w:rPr>
-          <w:rFonts w:hint="eastAsia" w:ascii="Times New Roman" w:hAnsi="Times New Roman" w:eastAsia="Times New Roman" w:cs="Times New Roman"/>
-        </w:rPr>
-        <w:t>SN1，</w:t>
-      </w:r>
-      <w:r>
-        <w:rPr>
-          <w:rFonts w:hint="eastAsia" w:ascii="Times New Roman" w:hAnsi="Times New Roman" w:eastAsia="FangSong" w:cs="Times New Roman"/>
-        </w:rPr>
-        <w:t>而是</w:t>
-      </w:r>
-      <w:r>
-        <w:rPr>
-          <w:rFonts w:hint="eastAsia" w:ascii="Times New Roman" w:hAnsi="Times New Roman" w:eastAsia="Times New Roman" w:cs="Times New Roman"/>
-        </w:rPr>
-        <w:t>“</w:t>
-      </w:r>
-      <w:r>
-        <w:rPr>
-          <w:rFonts w:hint="eastAsia" w:ascii="Times New Roman" w:hAnsi="Times New Roman" w:eastAsia="FangSong" w:cs="Times New Roman"/>
-        </w:rPr>
-        <w:t>两次翻转</w:t>
-      </w:r>
-      <w:r>
-        <w:rPr>
-          <w:rFonts w:hint="eastAsia" w:ascii="Times New Roman" w:hAnsi="Times New Roman" w:eastAsia="Times New Roman" w:cs="Times New Roman"/>
-        </w:rPr>
-        <w:t>”</w:t>
-      </w:r>
-    </w:p>
-    <w:p>
-      <w:pPr>
-        <w:pStyle w:val="Compact"/>
-        <w:numPr>
-          <w:ilvl w:val="0"/>
-          <w:numId w:val="1001"/>
-        </w:numPr>
-      </w:pPr>
-      <w:r>
-        <w:rPr>
-          <w:rFonts w:hint="eastAsia" w:ascii="Times New Roman" w:hAnsi="Times New Roman" w:eastAsia="FangSong" w:cs="Times New Roman"/>
-        </w:rPr>
-        <w:t>能解释</w:t>
-      </w:r>
-      <w:r>
-        <w:rPr>
-          <w:rFonts w:hint="eastAsia" w:ascii="Times New Roman" w:hAnsi="Times New Roman" w:eastAsia="Times New Roman" w:cs="Times New Roman"/>
-        </w:rPr>
-        <w:t>Markovnikov、1,2-/1,4-、Zaitsev/Hofmann</w:t>
-      </w:r>
-      <w:r>
-        <w:rPr>
-          <w:rFonts w:hint="eastAsia" w:ascii="Times New Roman" w:hAnsi="Times New Roman" w:eastAsia="FangSong" w:cs="Times New Roman"/>
-        </w:rPr>
-        <w:t>等区域分流</w:t>
-      </w:r>
-    </w:p>
-    <w:p>
-      <w:pPr>
-        <w:pStyle w:val="Compact"/>
-        <w:numPr>
-          <w:ilvl w:val="0"/>
-          <w:numId w:val="1001"/>
-        </w:numPr>
-      </w:pPr>
-      <w:r>
-        <w:rPr>
-          <w:rFonts w:hint="eastAsia" w:ascii="Times New Roman" w:hAnsi="Times New Roman" w:eastAsia="FangSong" w:cs="Times New Roman"/>
-        </w:rPr>
-        <w:t>能识别</w:t>
-      </w:r>
-      <w:r>
-        <w:rPr>
-          <w:rFonts w:hint="eastAsia" w:ascii="Times New Roman" w:hAnsi="Times New Roman" w:eastAsia="Times New Roman" w:cs="Times New Roman"/>
-        </w:rPr>
-        <w:t>”</w:t>
-      </w:r>
-      <w:r>
-        <w:rPr>
-          <w:rFonts w:hint="eastAsia" w:ascii="Times New Roman" w:hAnsi="Times New Roman" w:eastAsia="FangSong" w:cs="Times New Roman"/>
-        </w:rPr>
-        <w:t>一个过渡态同时决定区域和立体</w:t>
-      </w:r>
-      <w:r>
-        <w:rPr>
-          <w:rFonts w:hint="eastAsia" w:ascii="Times New Roman" w:hAnsi="Times New Roman" w:eastAsia="Times New Roman" w:cs="Times New Roman"/>
-        </w:rPr>
-        <w:t>”</w:t>
-      </w:r>
-      <w:r>
-        <w:rPr>
-          <w:rFonts w:hint="eastAsia" w:ascii="Times New Roman" w:hAnsi="Times New Roman" w:eastAsia="FangSong" w:cs="Times New Roman"/>
-        </w:rPr>
-        <w:t>的联动场景</w:t>
-      </w:r>
-    </w:p>
-    <w:p>
-      <w:pPr>
-        <w:pStyle w:val="Compact"/>
-        <w:numPr>
-          <w:ilvl w:val="0"/>
-          <w:numId w:val="1001"/>
-        </w:numPr>
-      </w:pPr>
-      <w:r>
-        <w:rPr>
-          <w:rFonts w:hint="eastAsia" w:ascii="Times New Roman" w:hAnsi="Times New Roman" w:eastAsia="FangSong" w:cs="Times New Roman"/>
-        </w:rPr>
-        <w:t>了解不对称合成基本概念</w:t>
-      </w:r>
-      <w:r>
-        <w:rPr>
-          <w:rFonts w:hint="eastAsia" w:ascii="Times New Roman" w:hAnsi="Times New Roman" w:eastAsia="Times New Roman" w:cs="Times New Roman"/>
-        </w:rPr>
-        <w:t>（</w:t>
-      </w:r>
-      <w:r>
-        <w:rPr>
-          <w:rFonts w:hint="eastAsia" w:ascii="Times New Roman" w:hAnsi="Times New Roman" w:eastAsia="FangSong" w:cs="Times New Roman"/>
-        </w:rPr>
-        <w:t>手性辅基与手性催化剂</w:t>
-      </w:r>
-      <w:r>
-        <w:rPr>
-          <w:rFonts w:hint="eastAsia" w:ascii="Times New Roman" w:hAnsi="Times New Roman" w:eastAsia="Times New Roman" w:cs="Times New Roman"/>
-        </w:rPr>
-        <w:t>）</w:t>
-      </w:r>
-    </w:p>
+    <w:tbl>
+      <w:tblPr>
+        <w:tblStyle w:val="Table"/>
+        <w:tblW w:type="pct" w:w="5000"/>
+        <w:tblLayout w:type="fixed"/>
+        <w:tblLook w:firstRow="1" w:lastRow="0" w:firstColumn="0" w:lastColumn="0" w:noHBand="0" w:noVBand="0" w:val="0020"/>
+      </w:tblPr>
+      <w:tblGrid>
+        <w:gridCol w:w="3960"/>
+        <w:gridCol w:w="3960"/>
+      </w:tblGrid>
+      <w:tr>
+        <w:trPr>
+          <w:tblHeader w:val="on"/>
+        </w:trPr>
+        <w:tc>
+          <w:tcPr/>
+          <w:p>
+            <w:pPr>
+              <w:pStyle w:val="Compact"/>
+              <w:jc w:val="center"/>
+            </w:pPr>
+            <w:r>
+              <w:rPr>
+                <w:rFonts w:hint="eastAsia" w:ascii="Times New Roman" w:hAnsi="Times New Roman" w:eastAsia="SimHei" w:cs="Times New Roman"/>
+                <w:b/>
+              </w:rPr>
+              <w:t xml:space="preserve">考纲条目</w:t>
+            </w:r>
+          </w:p>
+        </w:tc>
+        <w:tc>
+          <w:tcPr/>
+          <w:p>
+            <w:pPr>
+              <w:pStyle w:val="Compact"/>
+              <w:jc w:val="center"/>
+            </w:pPr>
+            <w:r>
+              <w:rPr>
+                <w:rFonts w:hint="eastAsia" w:ascii="Times New Roman" w:hAnsi="Times New Roman" w:eastAsia="SimHei" w:cs="Times New Roman"/>
+                <w:b/>
+              </w:rPr>
+              <w:t xml:space="preserve">学完本讲你应能</w:t>
+            </w:r>
+          </w:p>
+        </w:tc>
+      </w:tr>
+      <w:tr>
+        <w:tc>
+          <w:tcPr/>
+          <w:p>
+            <w:pPr>
+              <w:pStyle w:val="Compact"/>
+              <w:jc w:val="center"/>
+            </w:pPr>
+            <w:r>
+              <w:rPr>
+                <w:rFonts w:ascii="Times New Roman" w:hAnsi="Times New Roman" w:eastAsia="Times New Roman" w:cs="Times New Roman"/>
+              </w:rPr>
+              <w:t xml:space="preserve">§27 </w:t>
+            </w:r>
+            <w:r>
+              <w:rPr>
+                <w:rFonts w:hint="eastAsia" w:ascii="Times New Roman" w:hAnsi="Times New Roman" w:eastAsia="FangSong" w:cs="Times New Roman"/>
+              </w:rPr>
+              <w:t xml:space="preserve">有机物的手性</w:t>
+            </w:r>
+            <w:r>
+              <w:rPr>
+                <w:rFonts w:ascii="Times New Roman" w:hAnsi="Times New Roman" w:eastAsia="Times New Roman" w:cs="Times New Roman"/>
+              </w:rPr>
+              <w:t xml:space="preserve"> · </w:t>
+            </w:r>
+            <w:r>
+              <w:rPr>
+                <w:rFonts w:hint="eastAsia" w:ascii="Times New Roman" w:hAnsi="Times New Roman" w:eastAsia="FangSong" w:cs="Times New Roman"/>
+              </w:rPr>
+              <w:t xml:space="preserve">构型标记与投影</w:t>
+            </w:r>
+          </w:p>
+        </w:tc>
+        <w:tc>
+          <w:tcPr/>
+          <w:p>
+            <w:pPr>
+              <w:pStyle w:val="Compact"/>
+              <w:jc w:val="center"/>
+            </w:pPr>
+            <w:r>
+              <w:rPr>
+                <w:rFonts w:hint="eastAsia" w:ascii="Times New Roman" w:hAnsi="Times New Roman" w:eastAsia="FangSong" w:cs="Times New Roman"/>
+              </w:rPr>
+              <w:t>掌握手性基础</w:t>
+            </w:r>
+            <w:r>
+              <w:rPr>
+                <w:rFonts w:hint="eastAsia" w:ascii="Times New Roman" w:hAnsi="Times New Roman" w:eastAsia="Times New Roman" w:cs="Times New Roman"/>
+              </w:rPr>
+              <w:t>：R/S</w:t>
+            </w:r>
+            <w:r>
+              <w:rPr>
+                <w:rFonts w:hint="eastAsia" w:ascii="Times New Roman" w:hAnsi="Times New Roman" w:eastAsia="FangSong" w:cs="Times New Roman"/>
+              </w:rPr>
+              <w:t>命名</w:t>
+            </w:r>
+            <w:r>
+              <w:rPr>
+                <w:rFonts w:hint="eastAsia" w:ascii="Times New Roman" w:hAnsi="Times New Roman" w:eastAsia="Times New Roman" w:cs="Times New Roman"/>
+              </w:rPr>
+              <w:t>、Fischer</w:t>
+            </w:r>
+            <w:r>
+              <w:rPr>
+                <w:rFonts w:hint="eastAsia" w:ascii="Times New Roman" w:hAnsi="Times New Roman" w:eastAsia="FangSong" w:cs="Times New Roman"/>
+              </w:rPr>
+              <w:t>投影</w:t>
+            </w:r>
+            <w:r>
+              <w:rPr>
+                <w:rFonts w:hint="eastAsia" w:ascii="Times New Roman" w:hAnsi="Times New Roman" w:eastAsia="Times New Roman" w:cs="Times New Roman"/>
+              </w:rPr>
+              <w:t>、</w:t>
+            </w:r>
+            <w:r>
+              <w:rPr>
+                <w:rFonts w:hint="eastAsia" w:ascii="Times New Roman" w:hAnsi="Times New Roman" w:eastAsia="FangSong" w:cs="Times New Roman"/>
+              </w:rPr>
+              <w:t>对映体</w:t>
+            </w:r>
+            <w:r>
+              <w:rPr>
+                <w:rFonts w:hint="eastAsia" w:ascii="Times New Roman" w:hAnsi="Times New Roman" w:eastAsia="Times New Roman" w:cs="Times New Roman"/>
+              </w:rPr>
+              <w:t>/</w:t>
+            </w:r>
+            <w:r>
+              <w:rPr>
+                <w:rFonts w:hint="eastAsia" w:ascii="Times New Roman" w:hAnsi="Times New Roman" w:eastAsia="FangSong" w:cs="Times New Roman"/>
+              </w:rPr>
+              <w:t>非对映体</w:t>
+            </w:r>
+            <w:r>
+              <w:rPr>
+                <w:rFonts w:hint="eastAsia" w:ascii="Times New Roman" w:hAnsi="Times New Roman" w:eastAsia="Times New Roman" w:cs="Times New Roman"/>
+              </w:rPr>
+              <w:t>/</w:t>
+            </w:r>
+            <w:r>
+              <w:rPr>
+                <w:rFonts w:hint="eastAsia" w:ascii="Times New Roman" w:hAnsi="Times New Roman" w:eastAsia="FangSong" w:cs="Times New Roman"/>
+              </w:rPr>
+              <w:t>内消旋体辨析</w:t>
+            </w:r>
+          </w:p>
+        </w:tc>
+      </w:tr>
+      <w:tr>
+        <w:tc>
+          <w:tcPr/>
+          <w:p>
+            <w:pPr>
+              <w:pStyle w:val="Compact"/>
+              <w:jc w:val="center"/>
+            </w:pPr>
+            <w:r>
+              <w:rPr>
+                <w:rFonts w:ascii="Times New Roman" w:hAnsi="Times New Roman" w:eastAsia="Times New Roman" w:cs="Times New Roman"/>
+              </w:rPr>
+              <w:t xml:space="preserve">§27 </w:t>
+            </w:r>
+            <w:r>
+              <w:rPr>
+                <w:rFonts w:hint="eastAsia" w:ascii="Times New Roman" w:hAnsi="Times New Roman" w:eastAsia="FangSong" w:cs="Times New Roman"/>
+              </w:rPr>
+              <w:t xml:space="preserve">有机物的手性</w:t>
+            </w:r>
+            <w:r>
+              <w:rPr>
+                <w:rFonts w:ascii="Times New Roman" w:hAnsi="Times New Roman" w:eastAsia="Times New Roman" w:cs="Times New Roman"/>
+              </w:rPr>
+              <w:t xml:space="preserve"> · </w:t>
+            </w:r>
+            <w:r>
+              <w:rPr>
+                <w:rFonts w:hint="eastAsia" w:ascii="Times New Roman" w:hAnsi="Times New Roman" w:eastAsia="FangSong" w:cs="Times New Roman"/>
+              </w:rPr>
+              <w:t xml:space="preserve">典型反应的立体化学</w:t>
+            </w:r>
+          </w:p>
+        </w:tc>
+        <w:tc>
+          <w:tcPr/>
+          <w:p>
+            <w:pPr>
+              <w:pStyle w:val="Compact"/>
+              <w:jc w:val="center"/>
+            </w:pPr>
+            <w:r>
+              <w:rPr>
+                <w:rFonts w:hint="eastAsia" w:ascii="Times New Roman" w:hAnsi="Times New Roman" w:eastAsia="FangSong" w:cs="Times New Roman"/>
+              </w:rPr>
+              <w:t>能从</w:t>
+            </w:r>
+            <w:r>
+              <w:rPr>
+                <w:rFonts w:hint="eastAsia" w:ascii="Times New Roman" w:hAnsi="Times New Roman" w:eastAsia="Times New Roman" w:cs="Times New Roman"/>
+              </w:rPr>
+              <w:t>SN2、E2、</w:t>
+            </w:r>
+            <w:r>
+              <w:rPr>
+                <w:rFonts w:hint="eastAsia" w:ascii="Times New Roman" w:hAnsi="Times New Roman" w:eastAsia="FangSong" w:cs="Times New Roman"/>
+              </w:rPr>
+              <w:t>卤鎓离子</w:t>
+            </w:r>
+            <w:r>
+              <w:rPr>
+                <w:rFonts w:hint="eastAsia" w:ascii="Times New Roman" w:hAnsi="Times New Roman" w:eastAsia="Times New Roman" w:cs="Times New Roman"/>
+              </w:rPr>
+              <w:t>、</w:t>
+            </w:r>
+            <w:r>
+              <w:rPr>
+                <w:rFonts w:hint="eastAsia" w:ascii="Times New Roman" w:hAnsi="Times New Roman" w:eastAsia="FangSong" w:cs="Times New Roman"/>
+              </w:rPr>
+              <w:t>硼氢化中读出典型立体化学结果</w:t>
+            </w:r>
+          </w:p>
+        </w:tc>
+      </w:tr>
+      <w:tr>
+        <w:tc>
+          <w:tcPr/>
+          <w:p>
+            <w:pPr>
+              <w:pStyle w:val="Compact"/>
+              <w:jc w:val="center"/>
+            </w:pPr>
+            <w:r>
+              <w:rPr>
+                <w:rFonts w:ascii="Times New Roman" w:hAnsi="Times New Roman" w:eastAsia="Times New Roman" w:cs="Times New Roman"/>
+              </w:rPr>
+              <w:t xml:space="preserve">§27 </w:t>
+            </w:r>
+            <w:r>
+              <w:rPr>
+                <w:rFonts w:hint="eastAsia" w:ascii="Times New Roman" w:hAnsi="Times New Roman" w:eastAsia="FangSong" w:cs="Times New Roman"/>
+              </w:rPr>
+              <w:t xml:space="preserve">有机物的手性</w:t>
+            </w:r>
+            <w:r>
+              <w:rPr>
+                <w:rFonts w:ascii="Times New Roman" w:hAnsi="Times New Roman" w:eastAsia="Times New Roman" w:cs="Times New Roman"/>
+              </w:rPr>
+              <w:t xml:space="preserve"> · Cram </w:t>
+            </w:r>
+            <w:r>
+              <w:rPr>
+                <w:rFonts w:hint="eastAsia" w:ascii="Times New Roman" w:hAnsi="Times New Roman" w:eastAsia="FangSong" w:cs="Times New Roman"/>
+              </w:rPr>
+              <w:t xml:space="preserve">规则</w:t>
+            </w:r>
+          </w:p>
+        </w:tc>
+        <w:tc>
+          <w:tcPr/>
+          <w:p>
+            <w:pPr>
+              <w:pStyle w:val="Compact"/>
+              <w:jc w:val="center"/>
+            </w:pPr>
+            <w:r>
+              <w:rPr>
+                <w:rFonts w:hint="eastAsia" w:ascii="Times New Roman" w:hAnsi="Times New Roman" w:eastAsia="FangSong" w:cs="Times New Roman"/>
+              </w:rPr>
+              <w:t>能用</w:t>
+            </w:r>
+            <w:r>
+              <w:rPr>
+                <w:rFonts w:hint="eastAsia" w:ascii="Times New Roman" w:hAnsi="Times New Roman" w:eastAsia="Times New Roman" w:cs="Times New Roman"/>
+              </w:rPr>
+              <w:t>Cram</w:t>
+            </w:r>
+            <w:r>
+              <w:rPr>
+                <w:rFonts w:hint="eastAsia" w:ascii="Times New Roman" w:hAnsi="Times New Roman" w:eastAsia="FangSong" w:cs="Times New Roman"/>
+              </w:rPr>
+              <w:t>规则预测</w:t>
+            </w:r>
+            <w:r>
+              <w:rPr>
+                <w:rFonts w:hint="eastAsia" w:ascii="Times New Roman" w:hAnsi="Times New Roman" w:eastAsia="Times New Roman" w:cs="Times New Roman"/>
+              </w:rPr>
+              <w:t>α-</w:t>
+            </w:r>
+            <w:r>
+              <w:rPr>
+                <w:rFonts w:hint="eastAsia" w:ascii="Times New Roman" w:hAnsi="Times New Roman" w:eastAsia="FangSong" w:cs="Times New Roman"/>
+              </w:rPr>
+              <w:t>手性羰基化合物的亲核加成产物</w:t>
+            </w:r>
+          </w:p>
+        </w:tc>
+      </w:tr>
+      <w:tr>
+        <w:tc>
+          <w:tcPr/>
+          <w:p>
+            <w:pPr>
+              <w:pStyle w:val="Compact"/>
+              <w:jc w:val="center"/>
+            </w:pPr>
+            <w:r>
+              <w:rPr>
+                <w:rFonts w:ascii="Times New Roman" w:hAnsi="Times New Roman" w:eastAsia="Times New Roman" w:cs="Times New Roman"/>
+              </w:rPr>
+              <w:t xml:space="preserve">§27 </w:t>
+            </w:r>
+            <w:r>
+              <w:rPr>
+                <w:rFonts w:hint="eastAsia" w:ascii="Times New Roman" w:hAnsi="Times New Roman" w:eastAsia="FangSong" w:cs="Times New Roman"/>
+              </w:rPr>
+              <w:t xml:space="preserve">有机物的手性</w:t>
+            </w:r>
+            <w:r>
+              <w:rPr>
+                <w:rFonts w:ascii="Times New Roman" w:hAnsi="Times New Roman" w:eastAsia="Times New Roman" w:cs="Times New Roman"/>
+              </w:rPr>
+              <w:t xml:space="preserve"> · </w:t>
+            </w:r>
+            <w:r>
+              <w:rPr>
+                <w:rFonts w:hint="eastAsia" w:ascii="Times New Roman" w:hAnsi="Times New Roman" w:eastAsia="FangSong" w:cs="Times New Roman"/>
+              </w:rPr>
+              <w:t xml:space="preserve">潜手性与</w:t>
+            </w:r>
+            <w:r>
+              <w:rPr>
+                <w:rFonts w:ascii="Times New Roman" w:hAnsi="Times New Roman" w:eastAsia="Times New Roman" w:cs="Times New Roman"/>
+              </w:rPr>
+              <w:t xml:space="preserve"> Re/Si </w:t>
+            </w:r>
+            <w:r>
+              <w:rPr>
+                <w:rFonts w:hint="eastAsia" w:ascii="Times New Roman" w:hAnsi="Times New Roman" w:eastAsia="FangSong" w:cs="Times New Roman"/>
+              </w:rPr>
+              <w:t xml:space="preserve">面</w:t>
+            </w:r>
+          </w:p>
+        </w:tc>
+        <w:tc>
+          <w:tcPr/>
+          <w:p>
+            <w:pPr>
+              <w:pStyle w:val="Compact"/>
+              <w:jc w:val="center"/>
+            </w:pPr>
+            <w:r>
+              <w:rPr>
+                <w:rFonts w:hint="eastAsia" w:ascii="Times New Roman" w:hAnsi="Times New Roman" w:eastAsia="FangSong" w:cs="Times New Roman"/>
+              </w:rPr>
+              <w:t xml:space="preserve">能标记潜手性中心的</w:t>
+            </w:r>
+            <w:r>
+              <w:rPr>
+                <w:rFonts w:ascii="Times New Roman" w:hAnsi="Times New Roman" w:eastAsia="Times New Roman" w:cs="Times New Roman"/>
+              </w:rPr>
+              <w:t xml:space="preserve"> Re/Si </w:t>
+            </w:r>
+            <w:r>
+              <w:rPr>
+                <w:rFonts w:hint="eastAsia" w:ascii="Times New Roman" w:hAnsi="Times New Roman" w:eastAsia="FangSong" w:cs="Times New Roman"/>
+              </w:rPr>
+              <w:t>面</w:t>
+            </w:r>
+            <w:r>
+              <w:rPr>
+                <w:rFonts w:hint="eastAsia" w:ascii="Times New Roman" w:hAnsi="Times New Roman" w:eastAsia="Times New Roman" w:cs="Times New Roman"/>
+              </w:rPr>
+              <w:t>，</w:t>
+            </w:r>
+            <w:r>
+              <w:rPr>
+                <w:rFonts w:hint="eastAsia" w:ascii="Times New Roman" w:hAnsi="Times New Roman" w:eastAsia="FangSong" w:cs="Times New Roman"/>
+              </w:rPr>
+              <w:t>理解面选择性是</w:t>
+            </w:r>
+            <w:r>
+              <w:rPr>
+                <w:rFonts w:ascii="Times New Roman" w:hAnsi="Times New Roman" w:eastAsia="Times New Roman" w:cs="Times New Roman"/>
+              </w:rPr>
+              <w:t xml:space="preserve"> </w:t>
+            </w:r>
+            <w:r>
+              <w:rPr>
+                <w:rFonts w:hint="eastAsia" w:ascii="Times New Roman" w:hAnsi="Times New Roman" w:eastAsia="Times New Roman" w:cs="Times New Roman"/>
+              </w:rPr>
+              <w:t>Cram/</w:t>
+            </w:r>
+            <w:r>
+              <w:rPr>
+                <w:rFonts w:hint="eastAsia" w:ascii="Times New Roman" w:hAnsi="Times New Roman" w:eastAsia="FangSong" w:cs="Times New Roman"/>
+              </w:rPr>
+              <w:t>不对称合成的共同本质</w:t>
+            </w:r>
+          </w:p>
+        </w:tc>
+      </w:tr>
+      <w:tr>
+        <w:tc>
+          <w:tcPr/>
+          <w:p>
+            <w:pPr>
+              <w:pStyle w:val="Compact"/>
+              <w:jc w:val="center"/>
+            </w:pPr>
+            <w:r>
+              <w:rPr>
+                <w:rFonts w:ascii="Times New Roman" w:hAnsi="Times New Roman" w:eastAsia="Times New Roman" w:cs="Times New Roman"/>
+              </w:rPr>
+              <w:t xml:space="preserve">§27 </w:t>
+            </w:r>
+            <w:r>
+              <w:rPr>
+                <w:rFonts w:hint="eastAsia" w:ascii="Times New Roman" w:hAnsi="Times New Roman" w:eastAsia="FangSong" w:cs="Times New Roman"/>
+              </w:rPr>
+              <w:t xml:space="preserve">有机物的手性</w:t>
+            </w:r>
+            <w:r>
+              <w:rPr>
+                <w:rFonts w:ascii="Times New Roman" w:hAnsi="Times New Roman" w:eastAsia="Times New Roman" w:cs="Times New Roman"/>
+              </w:rPr>
+              <w:t xml:space="preserve"> · </w:t>
+            </w:r>
+            <w:r>
+              <w:rPr>
+                <w:rFonts w:hint="eastAsia" w:ascii="Times New Roman" w:hAnsi="Times New Roman" w:eastAsia="FangSong" w:cs="Times New Roman"/>
+              </w:rPr>
+              <w:t xml:space="preserve">不对称合成概念</w:t>
+            </w:r>
+          </w:p>
+        </w:tc>
+        <w:tc>
+          <w:tcPr/>
+          <w:p>
+            <w:pPr>
+              <w:pStyle w:val="Compact"/>
+              <w:jc w:val="center"/>
+            </w:pPr>
+            <w:r>
+              <w:rPr>
+                <w:rFonts w:hint="eastAsia" w:ascii="Times New Roman" w:hAnsi="Times New Roman" w:eastAsia="FangSong" w:cs="Times New Roman"/>
+              </w:rPr>
+              <w:t>了解不对称合成基本概念</w:t>
+            </w:r>
+            <w:r>
+              <w:rPr>
+                <w:rFonts w:hint="eastAsia" w:ascii="Times New Roman" w:hAnsi="Times New Roman" w:eastAsia="Times New Roman" w:cs="Times New Roman"/>
+              </w:rPr>
+              <w:t>（</w:t>
+            </w:r>
+            <w:r>
+              <w:rPr>
+                <w:rFonts w:hint="eastAsia" w:ascii="Times New Roman" w:hAnsi="Times New Roman" w:eastAsia="FangSong" w:cs="Times New Roman"/>
+              </w:rPr>
+              <w:t>手性辅基与手性催化剂</w:t>
+            </w:r>
+            <w:r>
+              <w:rPr>
+                <w:rFonts w:hint="eastAsia" w:ascii="Times New Roman" w:hAnsi="Times New Roman" w:eastAsia="Times New Roman" w:cs="Times New Roman"/>
+              </w:rPr>
+              <w:t>）</w:t>
+            </w:r>
+          </w:p>
+        </w:tc>
+      </w:tr>
+      <w:tr>
+        <w:tc>
+          <w:tcPr/>
+          <w:p>
+            <w:pPr>
+              <w:pStyle w:val="Compact"/>
+              <w:jc w:val="center"/>
+            </w:pPr>
+            <w:r>
+              <w:rPr>
+                <w:rFonts w:ascii="Times New Roman" w:hAnsi="Times New Roman" w:eastAsia="Times New Roman" w:cs="Times New Roman"/>
+              </w:rPr>
+              <w:t xml:space="preserve">§33 </w:t>
+            </w:r>
+            <w:r>
+              <w:rPr>
+                <w:rFonts w:hint="eastAsia" w:ascii="Times New Roman" w:hAnsi="Times New Roman" w:eastAsia="FangSong" w:cs="Times New Roman"/>
+              </w:rPr>
+              <w:t xml:space="preserve">有机反应的分类</w:t>
+            </w:r>
+            <w:r>
+              <w:rPr>
+                <w:rFonts w:ascii="Times New Roman" w:hAnsi="Times New Roman" w:eastAsia="Times New Roman" w:cs="Times New Roman"/>
+              </w:rPr>
+              <w:t xml:space="preserve"> · </w:t>
+            </w:r>
+            <w:r>
+              <w:rPr>
+                <w:rFonts w:hint="eastAsia" w:ascii="Times New Roman" w:hAnsi="Times New Roman" w:eastAsia="FangSong" w:cs="Times New Roman"/>
+              </w:rPr>
+              <w:t xml:space="preserve">选择性类型辨析</w:t>
+            </w:r>
+          </w:p>
+        </w:tc>
+        <w:tc>
+          <w:tcPr/>
+          <w:p>
+            <w:pPr>
+              <w:pStyle w:val="Compact"/>
+              <w:jc w:val="center"/>
+            </w:pPr>
+            <w:r>
+              <w:rPr>
+                <w:rFonts w:hint="eastAsia" w:ascii="Times New Roman" w:hAnsi="Times New Roman" w:eastAsia="FangSong" w:cs="Times New Roman"/>
+              </w:rPr>
+              <w:t>能区分区域选择性与立体选择性</w:t>
+            </w:r>
+            <w:r>
+              <w:rPr>
+                <w:rFonts w:hint="eastAsia" w:ascii="Times New Roman" w:hAnsi="Times New Roman" w:eastAsia="Times New Roman" w:cs="Times New Roman"/>
+              </w:rPr>
+              <w:t>，</w:t>
+            </w:r>
+            <w:r>
+              <w:rPr>
+                <w:rFonts w:hint="eastAsia" w:ascii="Times New Roman" w:hAnsi="Times New Roman" w:eastAsia="FangSong" w:cs="Times New Roman"/>
+              </w:rPr>
+              <w:t>正确判断题目在考哪一类</w:t>
+            </w:r>
+          </w:p>
+        </w:tc>
+      </w:tr>
+      <w:tr>
+        <w:tc>
+          <w:tcPr/>
+          <w:p>
+            <w:pPr>
+              <w:pStyle w:val="Compact"/>
+              <w:jc w:val="center"/>
+            </w:pPr>
+            <w:r>
+              <w:rPr>
+                <w:rFonts w:ascii="Times New Roman" w:hAnsi="Times New Roman" w:eastAsia="Times New Roman" w:cs="Times New Roman"/>
+              </w:rPr>
+              <w:t xml:space="preserve">§33 </w:t>
+            </w:r>
+            <w:r>
+              <w:rPr>
+                <w:rFonts w:hint="eastAsia" w:ascii="Times New Roman" w:hAnsi="Times New Roman" w:eastAsia="FangSong" w:cs="Times New Roman"/>
+              </w:rPr>
+              <w:t xml:space="preserve">有机反应的分类</w:t>
+            </w:r>
+            <w:r>
+              <w:rPr>
+                <w:rFonts w:ascii="Times New Roman" w:hAnsi="Times New Roman" w:eastAsia="Times New Roman" w:cs="Times New Roman"/>
+              </w:rPr>
+              <w:t xml:space="preserve"> · </w:t>
+            </w:r>
+            <w:r>
+              <w:rPr>
+                <w:rFonts w:hint="eastAsia" w:ascii="Times New Roman" w:hAnsi="Times New Roman" w:eastAsia="FangSong" w:cs="Times New Roman"/>
+              </w:rPr>
+              <w:t xml:space="preserve">立体选择性与专一性</w:t>
+            </w:r>
+          </w:p>
+        </w:tc>
+        <w:tc>
+          <w:tcPr/>
+          <w:p>
+            <w:pPr>
+              <w:pStyle w:val="Compact"/>
+              <w:jc w:val="center"/>
+            </w:pPr>
+            <w:r>
+              <w:rPr>
+                <w:rFonts w:hint="eastAsia" w:ascii="Times New Roman" w:hAnsi="Times New Roman" w:eastAsia="FangSong" w:cs="Times New Roman"/>
+              </w:rPr>
+              <w:t xml:space="preserve">能区分立体选择性与立体专一性</w:t>
+            </w:r>
+          </w:p>
+        </w:tc>
+      </w:tr>
+      <w:tr>
+        <w:tc>
+          <w:tcPr/>
+          <w:p>
+            <w:pPr>
+              <w:pStyle w:val="Compact"/>
+              <w:jc w:val="center"/>
+            </w:pPr>
+            <w:r>
+              <w:rPr>
+                <w:rFonts w:ascii="Times New Roman" w:hAnsi="Times New Roman" w:eastAsia="Times New Roman" w:cs="Times New Roman"/>
+              </w:rPr>
+              <w:t xml:space="preserve">§33 </w:t>
+            </w:r>
+            <w:r>
+              <w:rPr>
+                <w:rFonts w:hint="eastAsia" w:ascii="Times New Roman" w:hAnsi="Times New Roman" w:eastAsia="FangSong" w:cs="Times New Roman"/>
+              </w:rPr>
+              <w:t xml:space="preserve">有机反应的分类</w:t>
+            </w:r>
+            <w:r>
+              <w:rPr>
+                <w:rFonts w:ascii="Times New Roman" w:hAnsi="Times New Roman" w:eastAsia="Times New Roman" w:cs="Times New Roman"/>
+              </w:rPr>
+              <w:t xml:space="preserve"> · </w:t>
+            </w:r>
+            <w:r>
+              <w:rPr>
+                <w:rFonts w:hint="eastAsia" w:ascii="Times New Roman" w:hAnsi="Times New Roman" w:eastAsia="FangSong" w:cs="Times New Roman"/>
+              </w:rPr>
+              <w:t xml:space="preserve">区域分流规律</w:t>
+            </w:r>
+          </w:p>
+        </w:tc>
+        <w:tc>
+          <w:tcPr/>
+          <w:p>
+            <w:pPr>
+              <w:pStyle w:val="Compact"/>
+              <w:jc w:val="center"/>
+            </w:pPr>
+            <w:r>
+              <w:rPr>
+                <w:rFonts w:hint="eastAsia" w:ascii="Times New Roman" w:hAnsi="Times New Roman" w:eastAsia="FangSong" w:cs="Times New Roman"/>
+              </w:rPr>
+              <w:t>能解释</w:t>
+            </w:r>
+            <w:r>
+              <w:rPr>
+                <w:rFonts w:hint="eastAsia" w:ascii="Times New Roman" w:hAnsi="Times New Roman" w:eastAsia="Times New Roman" w:cs="Times New Roman"/>
+              </w:rPr>
+              <w:t>Markovnikov、1,2-/1,4-、Zaitsev/Hofmann</w:t>
+            </w:r>
+            <w:r>
+              <w:rPr>
+                <w:rFonts w:hint="eastAsia" w:ascii="Times New Roman" w:hAnsi="Times New Roman" w:eastAsia="FangSong" w:cs="Times New Roman"/>
+              </w:rPr>
+              <w:t>等区域分流</w:t>
+            </w:r>
+          </w:p>
+        </w:tc>
+      </w:tr>
+      <w:tr>
+        <w:tc>
+          <w:tcPr/>
+          <w:p>
+            <w:pPr>
+              <w:pStyle w:val="Compact"/>
+              <w:jc w:val="center"/>
+            </w:pPr>
+            <w:r>
+              <w:rPr>
+                <w:rFonts w:ascii="Times New Roman" w:hAnsi="Times New Roman" w:eastAsia="Times New Roman" w:cs="Times New Roman"/>
+              </w:rPr>
+              <w:t xml:space="preserve">§33 </w:t>
+            </w:r>
+            <w:r>
+              <w:rPr>
+                <w:rFonts w:hint="eastAsia" w:ascii="Times New Roman" w:hAnsi="Times New Roman" w:eastAsia="FangSong" w:cs="Times New Roman"/>
+              </w:rPr>
+              <w:t xml:space="preserve">有机反应的分类</w:t>
+            </w:r>
+            <w:r>
+              <w:rPr>
+                <w:rFonts w:ascii="Times New Roman" w:hAnsi="Times New Roman" w:eastAsia="Times New Roman" w:cs="Times New Roman"/>
+              </w:rPr>
+              <w:t xml:space="preserve"> · </w:t>
+            </w:r>
+            <w:r>
+              <w:rPr>
+                <w:rFonts w:hint="eastAsia" w:ascii="Times New Roman" w:hAnsi="Times New Roman" w:eastAsia="FangSong" w:cs="Times New Roman"/>
+              </w:rPr>
+              <w:t xml:space="preserve">区域立体联动场景</w:t>
+            </w:r>
+          </w:p>
+        </w:tc>
+        <w:tc>
+          <w:tcPr/>
+          <w:p>
+            <w:pPr>
+              <w:pStyle w:val="Compact"/>
+              <w:jc w:val="center"/>
+            </w:pPr>
+            <w:r>
+              <w:rPr>
+                <w:rFonts w:hint="eastAsia" w:ascii="Times New Roman" w:hAnsi="Times New Roman" w:eastAsia="FangSong" w:cs="Times New Roman"/>
+              </w:rPr>
+              <w:t>能识别</w:t>
+            </w:r>
+            <w:r>
+              <w:rPr>
+                <w:rFonts w:hint="eastAsia" w:ascii="Times New Roman" w:hAnsi="Times New Roman" w:eastAsia="Times New Roman" w:cs="Times New Roman"/>
+              </w:rPr>
+              <w:t>”</w:t>
+            </w:r>
+            <w:r>
+              <w:rPr>
+                <w:rFonts w:hint="eastAsia" w:ascii="Times New Roman" w:hAnsi="Times New Roman" w:eastAsia="FangSong" w:cs="Times New Roman"/>
+              </w:rPr>
+              <w:t>一个过渡态同时决定区域和立体</w:t>
+            </w:r>
+            <w:r>
+              <w:rPr>
+                <w:rFonts w:hint="eastAsia" w:ascii="Times New Roman" w:hAnsi="Times New Roman" w:eastAsia="Times New Roman" w:cs="Times New Roman"/>
+              </w:rPr>
+              <w:t>”</w:t>
+            </w:r>
+            <w:r>
+              <w:rPr>
+                <w:rFonts w:hint="eastAsia" w:ascii="Times New Roman" w:hAnsi="Times New Roman" w:eastAsia="FangSong" w:cs="Times New Roman"/>
+              </w:rPr>
+              <w:t>的联动场景</w:t>
+            </w:r>
+          </w:p>
+        </w:tc>
+      </w:tr>
+      <w:tr>
+        <w:tc>
+          <w:tcPr/>
+          <w:p>
+            <w:pPr>
+              <w:pStyle w:val="Compact"/>
+              <w:jc w:val="center"/>
+            </w:pPr>
+            <w:r>
+              <w:rPr>
+                <w:rFonts w:ascii="Times New Roman" w:hAnsi="Times New Roman" w:eastAsia="Times New Roman" w:cs="Times New Roman"/>
+              </w:rPr>
+              <w:t xml:space="preserve">§44 </w:t>
+            </w:r>
+            <w:r>
+              <w:rPr>
+                <w:rFonts w:hint="eastAsia" w:ascii="Times New Roman" w:hAnsi="Times New Roman" w:eastAsia="FangSong" w:cs="Times New Roman"/>
+              </w:rPr>
+              <w:t xml:space="preserve">脂肪族亲核取代反应</w:t>
+            </w:r>
+            <w:r>
+              <w:rPr>
+                <w:rFonts w:ascii="Times New Roman" w:hAnsi="Times New Roman" w:eastAsia="Times New Roman" w:cs="Times New Roman"/>
+              </w:rPr>
+              <w:t xml:space="preserve"> · </w:t>
+            </w:r>
+            <w:r>
+              <w:rPr>
+                <w:rFonts w:hint="eastAsia" w:ascii="Times New Roman" w:hAnsi="Times New Roman" w:eastAsia="FangSong" w:cs="Times New Roman"/>
+              </w:rPr>
+              <w:t>邻基参与</w:t>
+            </w:r>
+            <w:r>
+              <w:rPr>
+                <w:rFonts w:hint="eastAsia" w:ascii="Times New Roman" w:hAnsi="Times New Roman" w:eastAsia="Times New Roman" w:cs="Times New Roman"/>
+              </w:rPr>
+              <w:t>（NGP）</w:t>
+            </w:r>
+          </w:p>
+        </w:tc>
+        <w:tc>
+          <w:tcPr/>
+          <w:p>
+            <w:pPr>
+              <w:pStyle w:val="Compact"/>
+              <w:jc w:val="center"/>
+            </w:pPr>
+            <w:r>
+              <w:rPr>
+                <w:rFonts w:hint="eastAsia" w:ascii="Times New Roman" w:hAnsi="Times New Roman" w:eastAsia="FangSong" w:cs="Times New Roman"/>
+              </w:rPr>
+              <w:t>能识别邻基参与</w:t>
+            </w:r>
+            <w:r>
+              <w:rPr>
+                <w:rFonts w:hint="eastAsia" w:ascii="Times New Roman" w:hAnsi="Times New Roman" w:eastAsia="Times New Roman" w:cs="Times New Roman"/>
+              </w:rPr>
+              <w:t>（NGP）：“</w:t>
+            </w:r>
+            <w:r>
+              <w:rPr>
+                <w:rFonts w:hint="eastAsia" w:ascii="Times New Roman" w:hAnsi="Times New Roman" w:eastAsia="FangSong" w:cs="Times New Roman"/>
+              </w:rPr>
+              <w:t>构型保持的取代</w:t>
+            </w:r>
+            <w:r>
+              <w:rPr>
+                <w:rFonts w:hint="eastAsia" w:ascii="Times New Roman" w:hAnsi="Times New Roman" w:eastAsia="Times New Roman" w:cs="Times New Roman"/>
+              </w:rPr>
+              <w:t>”</w:t>
+            </w:r>
+            <w:r>
+              <w:rPr>
+                <w:rFonts w:ascii="Times New Roman" w:hAnsi="Times New Roman" w:eastAsia="Times New Roman" w:cs="Times New Roman"/>
+              </w:rPr>
+              <w:t xml:space="preserve"> ≠ </w:t>
+            </w:r>
+            <w:r>
+              <w:rPr>
+                <w:rFonts w:hint="eastAsia" w:ascii="Times New Roman" w:hAnsi="Times New Roman" w:eastAsia="Times New Roman" w:cs="Times New Roman"/>
+              </w:rPr>
+              <w:t>SN1，</w:t>
+            </w:r>
+            <w:r>
+              <w:rPr>
+                <w:rFonts w:hint="eastAsia" w:ascii="Times New Roman" w:hAnsi="Times New Roman" w:eastAsia="FangSong" w:cs="Times New Roman"/>
+              </w:rPr>
+              <w:t>而是</w:t>
+            </w:r>
+            <w:r>
+              <w:rPr>
+                <w:rFonts w:hint="eastAsia" w:ascii="Times New Roman" w:hAnsi="Times New Roman" w:eastAsia="Times New Roman" w:cs="Times New Roman"/>
+              </w:rPr>
+              <w:t>“</w:t>
+            </w:r>
+            <w:r>
+              <w:rPr>
+                <w:rFonts w:hint="eastAsia" w:ascii="Times New Roman" w:hAnsi="Times New Roman" w:eastAsia="FangSong" w:cs="Times New Roman"/>
+              </w:rPr>
+              <w:t>两次翻转</w:t>
+            </w:r>
+            <w:r>
+              <w:rPr>
+                <w:rFonts w:hint="eastAsia" w:ascii="Times New Roman" w:hAnsi="Times New Roman" w:eastAsia="Times New Roman" w:cs="Times New Roman"/>
+              </w:rPr>
+              <w:t>”</w:t>
+            </w:r>
+          </w:p>
+        </w:tc>
+      </w:tr>
+    </w:tbl>
     <w:p>
       <w:pPr>
         <w:spacing w:before="160" w:after="80"/>
@@ -1662,7 +2133,7 @@
         <w:pStyle w:val="Compact"/>
         <w:numPr>
           <w:ilvl w:val="0"/>
-          <w:numId w:val="1002"/>
+          <w:numId w:val="1001"/>
         </w:numPr>
       </w:pPr>
       <w:r>
@@ -1689,7 +2160,7 @@
         <w:pStyle w:val="Compact"/>
         <w:numPr>
           <w:ilvl w:val="0"/>
-          <w:numId w:val="1002"/>
+          <w:numId w:val="1001"/>
         </w:numPr>
       </w:pPr>
       <w:r>
@@ -1716,7 +2187,7 @@
         <w:pStyle w:val="Compact"/>
         <w:numPr>
           <w:ilvl w:val="0"/>
-          <w:numId w:val="1002"/>
+          <w:numId w:val="1001"/>
         </w:numPr>
       </w:pPr>
       <w:r>
@@ -1761,7 +2232,7 @@
         <w:pStyle w:val="Compact"/>
         <w:numPr>
           <w:ilvl w:val="0"/>
-          <w:numId w:val="1002"/>
+          <w:numId w:val="1001"/>
         </w:numPr>
       </w:pPr>
       <w:r>
@@ -2466,7 +2937,7 @@
         <w:pStyle w:val="Compact"/>
         <w:numPr>
           <w:ilvl w:val="0"/>
-          <w:numId w:val="1003"/>
+          <w:numId w:val="1002"/>
         </w:numPr>
       </w:pPr>
       <w:r>
@@ -2523,7 +2994,7 @@
         <w:pStyle w:val="Compact"/>
         <w:numPr>
           <w:ilvl w:val="1"/>
-          <w:numId w:val="1004"/>
+          <w:numId w:val="1003"/>
         </w:numPr>
       </w:pPr>
       <w:r>
@@ -2556,7 +3027,7 @@
         <w:pStyle w:val="Compact"/>
         <w:numPr>
           <w:ilvl w:val="2"/>
-          <w:numId w:val="1005"/>
+          <w:numId w:val="1004"/>
         </w:numPr>
       </w:pPr>
       <w:r>
@@ -2613,7 +3084,7 @@
         <w:pStyle w:val="Compact"/>
         <w:numPr>
           <w:ilvl w:val="2"/>
-          <w:numId w:val="1005"/>
+          <w:numId w:val="1004"/>
         </w:numPr>
       </w:pPr>
       <w:r>
@@ -2646,7 +3117,7 @@
         <w:pStyle w:val="Compact"/>
         <w:numPr>
           <w:ilvl w:val="3"/>
-          <w:numId w:val="1006"/>
+          <w:numId w:val="1005"/>
         </w:numPr>
       </w:pPr>
       <w:r>
@@ -2691,7 +3162,7 @@
         <w:pStyle w:val="Compact"/>
         <w:numPr>
           <w:ilvl w:val="3"/>
-          <w:numId w:val="1006"/>
+          <w:numId w:val="1005"/>
         </w:numPr>
       </w:pPr>
       <w:r>
@@ -2724,7 +3195,7 @@
         <w:pStyle w:val="Compact"/>
         <w:numPr>
           <w:ilvl w:val="4"/>
-          <w:numId w:val="1007"/>
+          <w:numId w:val="1006"/>
         </w:numPr>
       </w:pPr>
       <w:r>
@@ -2757,7 +3228,7 @@
         <w:pStyle w:val="Compact"/>
         <w:numPr>
           <w:ilvl w:val="4"/>
-          <w:numId w:val="1007"/>
+          <w:numId w:val="1006"/>
         </w:numPr>
       </w:pPr>
       <w:r>
@@ -19193,7 +19664,7 @@
         <w:pStyle w:val="Compact"/>
         <w:numPr>
           <w:ilvl w:val="0"/>
-          <w:numId w:val="1008"/>
+          <w:numId w:val="1007"/>
         </w:numPr>
       </w:pPr>
       <w:r>
@@ -19208,20 +19679,113 @@
         <w:pStyle w:val="Compact"/>
         <w:numPr>
           <w:ilvl w:val="1"/>
+          <w:numId w:val="1008"/>
+        </w:numPr>
+      </w:pPr>
+      <w:r>
+        <w:rPr>
+          <w:rFonts w:ascii="Times New Roman" w:hAnsi="Times New Roman" w:eastAsia="Times New Roman" w:cs="Times New Roman"/>
+        </w:rPr>
+        <w:t xml:space="preserve">Q1: </w:t>
+      </w:r>
+      <w:r>
+        <w:rPr>
+          <w:rFonts w:hint="eastAsia" w:ascii="Times New Roman" w:hAnsi="Times New Roman" w:eastAsia="FangSong" w:cs="Times New Roman"/>
+        </w:rPr>
+        <w:t>位置还是面</w:t>
+      </w:r>
+      <w:r>
+        <w:rPr>
+          <w:rFonts w:hint="eastAsia" w:ascii="Times New Roman" w:hAnsi="Times New Roman" w:eastAsia="Times New Roman" w:cs="Times New Roman"/>
+        </w:rPr>
+        <w:t>？</w:t>
+      </w:r>
+    </w:p>
+    <w:p>
+      <w:pPr>
+        <w:pStyle w:val="Compact"/>
+        <w:numPr>
+          <w:ilvl w:val="2"/>
           <w:numId w:val="1009"/>
         </w:numPr>
       </w:pPr>
       <w:r>
         <w:rPr>
-          <w:rFonts w:ascii="Times New Roman" w:hAnsi="Times New Roman" w:eastAsia="Times New Roman" w:cs="Times New Roman"/>
-        </w:rPr>
-        <w:t xml:space="preserve">Q1: </w:t>
-      </w:r>
-      <w:r>
-        <w:rPr>
-          <w:rFonts w:hint="eastAsia" w:ascii="Times New Roman" w:hAnsi="Times New Roman" w:eastAsia="FangSong" w:cs="Times New Roman"/>
-        </w:rPr>
-        <w:t>位置还是面</w:t>
+          <w:rFonts w:hint="eastAsia" w:ascii="Times New Roman" w:hAnsi="Times New Roman" w:eastAsia="FangSong" w:cs="Times New Roman"/>
+        </w:rPr>
+        <w:t>多位点竞争</w:t>
+      </w:r>
+      <w:r>
+        <w:rPr>
+          <w:rFonts w:hint="eastAsia" w:ascii="Times New Roman" w:hAnsi="Times New Roman" w:eastAsia="Times New Roman" w:cs="Times New Roman"/>
+        </w:rPr>
+        <w:t>→</w:t>
+      </w:r>
+      <w:r>
+        <w:rPr>
+          <w:rFonts w:hint="eastAsia" w:ascii="Times New Roman" w:hAnsi="Times New Roman" w:eastAsia="FangSong" w:cs="Times New Roman"/>
+        </w:rPr>
+        <w:t>区域</w:t>
+      </w:r>
+    </w:p>
+    <w:p>
+      <w:pPr>
+        <w:pStyle w:val="Compact"/>
+        <w:numPr>
+          <w:ilvl w:val="2"/>
+          <w:numId w:val="1009"/>
+        </w:numPr>
+      </w:pPr>
+      <w:r>
+        <w:rPr>
+          <w:rFonts w:hint="eastAsia" w:ascii="Times New Roman" w:hAnsi="Times New Roman" w:eastAsia="FangSong" w:cs="Times New Roman"/>
+        </w:rPr>
+        <w:t>同一点多种空间结果</w:t>
+      </w:r>
+      <w:r>
+        <w:rPr>
+          <w:rFonts w:hint="eastAsia" w:ascii="Times New Roman" w:hAnsi="Times New Roman" w:eastAsia="Times New Roman" w:cs="Times New Roman"/>
+        </w:rPr>
+        <w:t>→</w:t>
+      </w:r>
+      <w:r>
+        <w:rPr>
+          <w:rFonts w:hint="eastAsia" w:ascii="Times New Roman" w:hAnsi="Times New Roman" w:eastAsia="FangSong" w:cs="Times New Roman"/>
+        </w:rPr>
+        <w:t>立体</w:t>
+      </w:r>
+    </w:p>
+    <w:p>
+      <w:pPr>
+        <w:pStyle w:val="Compact"/>
+        <w:numPr>
+          <w:ilvl w:val="1"/>
+          <w:numId w:val="1008"/>
+        </w:numPr>
+      </w:pPr>
+      <w:r>
+        <w:rPr>
+          <w:rFonts w:ascii="Times New Roman" w:hAnsi="Times New Roman" w:eastAsia="Times New Roman" w:cs="Times New Roman"/>
+        </w:rPr>
+        <w:t xml:space="preserve">Q2: </w:t>
+      </w:r>
+      <w:r>
+        <w:rPr>
+          <w:rFonts w:hint="eastAsia" w:ascii="Times New Roman" w:hAnsi="Times New Roman" w:eastAsia="FangSong" w:cs="Times New Roman"/>
+        </w:rPr>
+        <w:t>哪个过渡态</w:t>
+      </w:r>
+      <w:r>
+        <w:rPr>
+          <w:rFonts w:hint="eastAsia" w:ascii="Times New Roman" w:hAnsi="Times New Roman" w:eastAsia="Times New Roman" w:cs="Times New Roman"/>
+        </w:rPr>
+        <w:t>/</w:t>
+      </w:r>
+      <w:r>
+        <w:rPr>
+          <w:rFonts w:hint="eastAsia" w:ascii="Times New Roman" w:hAnsi="Times New Roman" w:eastAsia="FangSong" w:cs="Times New Roman"/>
+        </w:rPr>
+        <w:t>中间体</w:t>
       </w:r>
       <w:r>
         <w:rPr>
@@ -19240,9 +19804,15 @@
       </w:pPr>
       <w:r>
         <w:rPr>
-          <w:rFonts w:hint="eastAsia" w:ascii="Times New Roman" w:hAnsi="Times New Roman" w:eastAsia="FangSong" w:cs="Times New Roman"/>
-        </w:rPr>
-        <w:t>多位点竞争</w:t>
+          <w:rFonts w:hint="eastAsia" w:ascii="Times New Roman" w:hAnsi="Times New Roman" w:eastAsia="Times New Roman" w:cs="Times New Roman"/>
+        </w:rPr>
+        <w:t>SN2→</w:t>
+      </w:r>
+      <w:r>
+        <w:rPr>
+          <w:rFonts w:hint="eastAsia" w:ascii="Times New Roman" w:hAnsi="Times New Roman" w:eastAsia="FangSong" w:cs="Times New Roman"/>
+        </w:rPr>
+        <w:t>背面</w:t>
       </w:r>
       <w:r>
         <w:rPr>
@@ -19254,7 +19824,7 @@
         <w:rPr>
           <w:rFonts w:hint="eastAsia" w:ascii="Times New Roman" w:hAnsi="Times New Roman" w:eastAsia="FangSong" w:cs="Times New Roman"/>
         </w:rPr>
-        <w:t>区域</w:t>
+        <w:t>翻转</w:t>
       </w:r>
     </w:p>
     <w:p>
@@ -19267,9 +19837,30 @@
       </w:pPr>
       <w:r>
         <w:rPr>
-          <w:rFonts w:hint="eastAsia" w:ascii="Times New Roman" w:hAnsi="Times New Roman" w:eastAsia="FangSong" w:cs="Times New Roman"/>
-        </w:rPr>
-        <w:t>同一点多种空间结果</w:t>
+          <w:rFonts w:hint="eastAsia" w:ascii="Times New Roman" w:hAnsi="Times New Roman" w:eastAsia="Times New Roman" w:cs="Times New Roman"/>
+        </w:rPr>
+        <w:t>E2→anti-periplanar→</w:t>
+      </w:r>
+      <w:r>
+        <w:rPr>
+          <w:rFonts w:hint="eastAsia" w:ascii="Times New Roman" w:hAnsi="Times New Roman" w:eastAsia="FangSong" w:cs="Times New Roman"/>
+        </w:rPr>
+        <w:t>构象锁定</w:t>
+      </w:r>
+    </w:p>
+    <w:p>
+      <w:pPr>
+        <w:pStyle w:val="Compact"/>
+        <w:numPr>
+          <w:ilvl w:val="2"/>
+          <w:numId w:val="1010"/>
+        </w:numPr>
+      </w:pPr>
+      <w:r>
+        <w:rPr>
+          <w:rFonts w:hint="eastAsia" w:ascii="Times New Roman" w:hAnsi="Times New Roman" w:eastAsia="FangSong" w:cs="Times New Roman"/>
+        </w:rPr>
+        <w:t>卤鎓</w:t>
       </w:r>
       <w:r>
         <w:rPr>
@@ -19281,7 +19872,136 @@
         <w:rPr>
           <w:rFonts w:hint="eastAsia" w:ascii="Times New Roman" w:hAnsi="Times New Roman" w:eastAsia="FangSong" w:cs="Times New Roman"/>
         </w:rPr>
-        <w:t>立体</w:t>
+        <w:t>桥连</w:t>
+      </w:r>
+      <w:r>
+        <w:rPr>
+          <w:rFonts w:hint="eastAsia" w:ascii="Times New Roman" w:hAnsi="Times New Roman" w:eastAsia="Times New Roman" w:cs="Times New Roman"/>
+        </w:rPr>
+        <w:t>→anti</w:t>
+      </w:r>
+    </w:p>
+    <w:p>
+      <w:pPr>
+        <w:pStyle w:val="Compact"/>
+        <w:numPr>
+          <w:ilvl w:val="2"/>
+          <w:numId w:val="1010"/>
+        </w:numPr>
+      </w:pPr>
+      <w:r>
+        <w:rPr>
+          <w:rFonts w:hint="eastAsia" w:ascii="Times New Roman" w:hAnsi="Times New Roman" w:eastAsia="FangSong" w:cs="Times New Roman"/>
+        </w:rPr>
+        <w:t>硼氢化</w:t>
+      </w:r>
+      <w:r>
+        <w:rPr>
+          <w:rFonts w:hint="eastAsia" w:ascii="Times New Roman" w:hAnsi="Times New Roman" w:eastAsia="Times New Roman" w:cs="Times New Roman"/>
+        </w:rPr>
+        <w:t>→</w:t>
+      </w:r>
+      <w:r>
+        <w:rPr>
+          <w:rFonts w:hint="eastAsia" w:ascii="Times New Roman" w:hAnsi="Times New Roman" w:eastAsia="FangSong" w:cs="Times New Roman"/>
+        </w:rPr>
+        <w:t>四中心</w:t>
+      </w:r>
+      <w:r>
+        <w:rPr>
+          <w:rFonts w:hint="eastAsia" w:ascii="Times New Roman" w:hAnsi="Times New Roman" w:eastAsia="Times New Roman" w:cs="Times New Roman"/>
+        </w:rPr>
+        <w:t>TS→syn</w:t>
+      </w:r>
+    </w:p>
+    <w:p>
+      <w:pPr>
+        <w:pStyle w:val="Compact"/>
+        <w:numPr>
+          <w:ilvl w:val="2"/>
+          <w:numId w:val="1010"/>
+        </w:numPr>
+      </w:pPr>
+      <w:r>
+        <w:rPr>
+          <w:rFonts w:hint="eastAsia" w:ascii="Times New Roman" w:hAnsi="Times New Roman" w:eastAsia="FangSong" w:cs="Times New Roman"/>
+        </w:rPr>
+        <w:t>碳正离子</w:t>
+      </w:r>
+      <w:r>
+        <w:rPr>
+          <w:rFonts w:hint="eastAsia" w:ascii="Times New Roman" w:hAnsi="Times New Roman" w:eastAsia="Times New Roman" w:cs="Times New Roman"/>
+        </w:rPr>
+        <w:t>→</w:t>
+      </w:r>
+      <w:r>
+        <w:rPr>
+          <w:rFonts w:hint="eastAsia" w:ascii="Times New Roman" w:hAnsi="Times New Roman" w:eastAsia="FangSong" w:cs="Times New Roman"/>
+        </w:rPr>
+        <w:t>平面</w:t>
+      </w:r>
+      <w:r>
+        <w:rPr>
+          <w:rFonts w:hint="eastAsia" w:ascii="Times New Roman" w:hAnsi="Times New Roman" w:eastAsia="Times New Roman" w:cs="Times New Roman"/>
+        </w:rPr>
+        <w:t>→</w:t>
+      </w:r>
+      <w:r>
+        <w:rPr>
+          <w:rFonts w:hint="eastAsia" w:ascii="Times New Roman" w:hAnsi="Times New Roman" w:eastAsia="FangSong" w:cs="Times New Roman"/>
+        </w:rPr>
+        <w:t>重排</w:t>
+      </w:r>
+      <w:r>
+        <w:rPr>
+          <w:rFonts w:hint="eastAsia" w:ascii="Times New Roman" w:hAnsi="Times New Roman" w:eastAsia="Times New Roman" w:cs="Times New Roman"/>
+        </w:rPr>
+        <w:t>+</w:t>
+      </w:r>
+      <w:r>
+        <w:rPr>
+          <w:rFonts w:hint="eastAsia" w:ascii="Times New Roman" w:hAnsi="Times New Roman" w:eastAsia="FangSong" w:cs="Times New Roman"/>
+        </w:rPr>
+        <w:t>外消旋</w:t>
+      </w:r>
+    </w:p>
+    <w:p>
+      <w:pPr>
+        <w:pStyle w:val="Compact"/>
+        <w:numPr>
+          <w:ilvl w:val="2"/>
+          <w:numId w:val="1010"/>
+        </w:numPr>
+      </w:pPr>
+      <w:r>
+        <w:rPr>
+          <w:rFonts w:hint="eastAsia" w:ascii="Times New Roman" w:hAnsi="Times New Roman" w:eastAsia="FangSong" w:cs="Times New Roman"/>
+        </w:rPr>
+        <w:t>自由基</w:t>
+      </w:r>
+      <w:r>
+        <w:rPr>
+          <w:rFonts w:hint="eastAsia" w:ascii="Times New Roman" w:hAnsi="Times New Roman" w:eastAsia="Times New Roman" w:cs="Times New Roman"/>
+        </w:rPr>
+        <w:t>→</w:t>
+      </w:r>
+      <w:r>
+        <w:rPr>
+          <w:rFonts w:hint="eastAsia" w:ascii="Times New Roman" w:hAnsi="Times New Roman" w:eastAsia="FangSong" w:cs="Times New Roman"/>
+        </w:rPr>
+        <w:t>平面</w:t>
+      </w:r>
+      <w:r>
+        <w:rPr>
+          <w:rFonts w:hint="eastAsia" w:ascii="Times New Roman" w:hAnsi="Times New Roman" w:eastAsia="Times New Roman" w:cs="Times New Roman"/>
+        </w:rPr>
+        <w:t>→</w:t>
+      </w:r>
+      <w:r>
+        <w:rPr>
+          <w:rFonts w:hint="eastAsia" w:ascii="Times New Roman" w:hAnsi="Times New Roman" w:eastAsia="FangSong" w:cs="Times New Roman"/>
+        </w:rPr>
+        <w:t>无立体</w:t>
       </w:r>
     </w:p>
     <w:p>
@@ -19289,32 +20009,20 @@
         <w:pStyle w:val="Compact"/>
         <w:numPr>
           <w:ilvl w:val="1"/>
-          <w:numId w:val="1009"/>
+          <w:numId w:val="1008"/>
         </w:numPr>
       </w:pPr>
       <w:r>
         <w:rPr>
           <w:rFonts w:ascii="Times New Roman" w:hAnsi="Times New Roman" w:eastAsia="Times New Roman" w:cs="Times New Roman"/>
         </w:rPr>
-        <w:t xml:space="preserve">Q2: </w:t>
-      </w:r>
-      <w:r>
-        <w:rPr>
-          <w:rFonts w:hint="eastAsia" w:ascii="Times New Roman" w:hAnsi="Times New Roman" w:eastAsia="FangSong" w:cs="Times New Roman"/>
-        </w:rPr>
-        <w:t>哪个过渡态</w:t>
-      </w:r>
-      <w:r>
-        <w:rPr>
-          <w:rFonts w:hint="eastAsia" w:ascii="Times New Roman" w:hAnsi="Times New Roman" w:eastAsia="Times New Roman" w:cs="Times New Roman"/>
-        </w:rPr>
-        <w:t>/</w:t>
-      </w:r>
-      <w:r>
-        <w:rPr>
-          <w:rFonts w:hint="eastAsia" w:ascii="Times New Roman" w:hAnsi="Times New Roman" w:eastAsia="FangSong" w:cs="Times New Roman"/>
-        </w:rPr>
-        <w:t>中间体</w:t>
+        <w:t xml:space="preserve">Q3: </w:t>
+      </w:r>
+      <w:r>
+        <w:rPr>
+          <w:rFonts w:hint="eastAsia" w:ascii="Times New Roman" w:hAnsi="Times New Roman" w:eastAsia="FangSong" w:cs="Times New Roman"/>
+        </w:rPr>
+        <w:t>哪些修正</w:t>
       </w:r>
       <w:r>
         <w:rPr>
@@ -19333,27 +20041,9 @@
       </w:pPr>
       <w:r>
         <w:rPr>
-          <w:rFonts w:hint="eastAsia" w:ascii="Times New Roman" w:hAnsi="Times New Roman" w:eastAsia="Times New Roman" w:cs="Times New Roman"/>
-        </w:rPr>
-        <w:t>SN2→</w:t>
-      </w:r>
-      <w:r>
-        <w:rPr>
-          <w:rFonts w:hint="eastAsia" w:ascii="Times New Roman" w:hAnsi="Times New Roman" w:eastAsia="FangSong" w:cs="Times New Roman"/>
-        </w:rPr>
-        <w:t>背面</w:t>
-      </w:r>
-      <w:r>
-        <w:rPr>
-          <w:rFonts w:hint="eastAsia" w:ascii="Times New Roman" w:hAnsi="Times New Roman" w:eastAsia="Times New Roman" w:cs="Times New Roman"/>
-        </w:rPr>
-        <w:t>→</w:t>
-      </w:r>
-      <w:r>
-        <w:rPr>
-          <w:rFonts w:hint="eastAsia" w:ascii="Times New Roman" w:hAnsi="Times New Roman" w:eastAsia="FangSong" w:cs="Times New Roman"/>
-        </w:rPr>
-        <w:t>翻转</w:t>
+          <w:rFonts w:hint="eastAsia" w:ascii="Times New Roman" w:hAnsi="Times New Roman" w:eastAsia="FangSong" w:cs="Times New Roman"/>
+        </w:rPr>
+        <w:t xml:space="preserve">电子效应</w:t>
       </w:r>
     </w:p>
     <w:p>
@@ -19366,15 +20056,9 @@
       </w:pPr>
       <w:r>
         <w:rPr>
-          <w:rFonts w:hint="eastAsia" w:ascii="Times New Roman" w:hAnsi="Times New Roman" w:eastAsia="Times New Roman" w:cs="Times New Roman"/>
-        </w:rPr>
-        <w:t>E2→anti-periplanar→</w:t>
-      </w:r>
-      <w:r>
-        <w:rPr>
-          <w:rFonts w:hint="eastAsia" w:ascii="Times New Roman" w:hAnsi="Times New Roman" w:eastAsia="FangSong" w:cs="Times New Roman"/>
-        </w:rPr>
-        <w:t>构象锁定</w:t>
+          <w:rFonts w:hint="eastAsia" w:ascii="Times New Roman" w:hAnsi="Times New Roman" w:eastAsia="FangSong" w:cs="Times New Roman"/>
+        </w:rPr>
+        <w:t xml:space="preserve">位阻效应</w:t>
       </w:r>
     </w:p>
     <w:p>
@@ -19389,25 +20073,19 @@
         <w:rPr>
           <w:rFonts w:hint="eastAsia" w:ascii="Times New Roman" w:hAnsi="Times New Roman" w:eastAsia="FangSong" w:cs="Times New Roman"/>
         </w:rPr>
-        <w:t>卤鎓</w:t>
-      </w:r>
-      <w:r>
-        <w:rPr>
-          <w:rFonts w:hint="eastAsia" w:ascii="Times New Roman" w:hAnsi="Times New Roman" w:eastAsia="Times New Roman" w:cs="Times New Roman"/>
-        </w:rPr>
-        <w:t>→</w:t>
-      </w:r>
-      <w:r>
-        <w:rPr>
-          <w:rFonts w:hint="eastAsia" w:ascii="Times New Roman" w:hAnsi="Times New Roman" w:eastAsia="FangSong" w:cs="Times New Roman"/>
-        </w:rPr>
-        <w:t>桥连</w:t>
-      </w:r>
-      <w:r>
-        <w:rPr>
-          <w:rFonts w:hint="eastAsia" w:ascii="Times New Roman" w:hAnsi="Times New Roman" w:eastAsia="Times New Roman" w:cs="Times New Roman"/>
-        </w:rPr>
-        <w:t>→anti</w:t>
+        <w:t>动力学</w:t>
+      </w:r>
+      <w:r>
+        <w:rPr>
+          <w:rFonts w:hint="eastAsia" w:ascii="Times New Roman" w:hAnsi="Times New Roman" w:eastAsia="Times New Roman" w:cs="Times New Roman"/>
+        </w:rPr>
+        <w:t>/</w:t>
+      </w:r>
+      <w:r>
+        <w:rPr>
+          <w:rFonts w:hint="eastAsia" w:ascii="Times New Roman" w:hAnsi="Times New Roman" w:eastAsia="FangSong" w:cs="Times New Roman"/>
+        </w:rPr>
+        <w:t>热力学</w:t>
       </w:r>
     </w:p>
     <w:p>
@@ -19422,213 +20100,6 @@
         <w:rPr>
           <w:rFonts w:hint="eastAsia" w:ascii="Times New Roman" w:hAnsi="Times New Roman" w:eastAsia="FangSong" w:cs="Times New Roman"/>
         </w:rPr>
-        <w:t>硼氢化</w:t>
-      </w:r>
-      <w:r>
-        <w:rPr>
-          <w:rFonts w:hint="eastAsia" w:ascii="Times New Roman" w:hAnsi="Times New Roman" w:eastAsia="Times New Roman" w:cs="Times New Roman"/>
-        </w:rPr>
-        <w:t>→</w:t>
-      </w:r>
-      <w:r>
-        <w:rPr>
-          <w:rFonts w:hint="eastAsia" w:ascii="Times New Roman" w:hAnsi="Times New Roman" w:eastAsia="FangSong" w:cs="Times New Roman"/>
-        </w:rPr>
-        <w:t>四中心</w:t>
-      </w:r>
-      <w:r>
-        <w:rPr>
-          <w:rFonts w:hint="eastAsia" w:ascii="Times New Roman" w:hAnsi="Times New Roman" w:eastAsia="Times New Roman" w:cs="Times New Roman"/>
-        </w:rPr>
-        <w:t>TS→syn</w:t>
-      </w:r>
-    </w:p>
-    <w:p>
-      <w:pPr>
-        <w:pStyle w:val="Compact"/>
-        <w:numPr>
-          <w:ilvl w:val="2"/>
-          <w:numId w:val="1011"/>
-        </w:numPr>
-      </w:pPr>
-      <w:r>
-        <w:rPr>
-          <w:rFonts w:hint="eastAsia" w:ascii="Times New Roman" w:hAnsi="Times New Roman" w:eastAsia="FangSong" w:cs="Times New Roman"/>
-        </w:rPr>
-        <w:t>碳正离子</w:t>
-      </w:r>
-      <w:r>
-        <w:rPr>
-          <w:rFonts w:hint="eastAsia" w:ascii="Times New Roman" w:hAnsi="Times New Roman" w:eastAsia="Times New Roman" w:cs="Times New Roman"/>
-        </w:rPr>
-        <w:t>→</w:t>
-      </w:r>
-      <w:r>
-        <w:rPr>
-          <w:rFonts w:hint="eastAsia" w:ascii="Times New Roman" w:hAnsi="Times New Roman" w:eastAsia="FangSong" w:cs="Times New Roman"/>
-        </w:rPr>
-        <w:t>平面</w:t>
-      </w:r>
-      <w:r>
-        <w:rPr>
-          <w:rFonts w:hint="eastAsia" w:ascii="Times New Roman" w:hAnsi="Times New Roman" w:eastAsia="Times New Roman" w:cs="Times New Roman"/>
-        </w:rPr>
-        <w:t>→</w:t>
-      </w:r>
-      <w:r>
-        <w:rPr>
-          <w:rFonts w:hint="eastAsia" w:ascii="Times New Roman" w:hAnsi="Times New Roman" w:eastAsia="FangSong" w:cs="Times New Roman"/>
-        </w:rPr>
-        <w:t>重排</w:t>
-      </w:r>
-      <w:r>
-        <w:rPr>
-          <w:rFonts w:hint="eastAsia" w:ascii="Times New Roman" w:hAnsi="Times New Roman" w:eastAsia="Times New Roman" w:cs="Times New Roman"/>
-        </w:rPr>
-        <w:t>+</w:t>
-      </w:r>
-      <w:r>
-        <w:rPr>
-          <w:rFonts w:hint="eastAsia" w:ascii="Times New Roman" w:hAnsi="Times New Roman" w:eastAsia="FangSong" w:cs="Times New Roman"/>
-        </w:rPr>
-        <w:t>外消旋</w:t>
-      </w:r>
-    </w:p>
-    <w:p>
-      <w:pPr>
-        <w:pStyle w:val="Compact"/>
-        <w:numPr>
-          <w:ilvl w:val="2"/>
-          <w:numId w:val="1011"/>
-        </w:numPr>
-      </w:pPr>
-      <w:r>
-        <w:rPr>
-          <w:rFonts w:hint="eastAsia" w:ascii="Times New Roman" w:hAnsi="Times New Roman" w:eastAsia="FangSong" w:cs="Times New Roman"/>
-        </w:rPr>
-        <w:t>自由基</w:t>
-      </w:r>
-      <w:r>
-        <w:rPr>
-          <w:rFonts w:hint="eastAsia" w:ascii="Times New Roman" w:hAnsi="Times New Roman" w:eastAsia="Times New Roman" w:cs="Times New Roman"/>
-        </w:rPr>
-        <w:t>→</w:t>
-      </w:r>
-      <w:r>
-        <w:rPr>
-          <w:rFonts w:hint="eastAsia" w:ascii="Times New Roman" w:hAnsi="Times New Roman" w:eastAsia="FangSong" w:cs="Times New Roman"/>
-        </w:rPr>
-        <w:t>平面</w:t>
-      </w:r>
-      <w:r>
-        <w:rPr>
-          <w:rFonts w:hint="eastAsia" w:ascii="Times New Roman" w:hAnsi="Times New Roman" w:eastAsia="Times New Roman" w:cs="Times New Roman"/>
-        </w:rPr>
-        <w:t>→</w:t>
-      </w:r>
-      <w:r>
-        <w:rPr>
-          <w:rFonts w:hint="eastAsia" w:ascii="Times New Roman" w:hAnsi="Times New Roman" w:eastAsia="FangSong" w:cs="Times New Roman"/>
-        </w:rPr>
-        <w:t>无立体</w:t>
-      </w:r>
-    </w:p>
-    <w:p>
-      <w:pPr>
-        <w:pStyle w:val="Compact"/>
-        <w:numPr>
-          <w:ilvl w:val="1"/>
-          <w:numId w:val="1009"/>
-        </w:numPr>
-      </w:pPr>
-      <w:r>
-        <w:rPr>
-          <w:rFonts w:ascii="Times New Roman" w:hAnsi="Times New Roman" w:eastAsia="Times New Roman" w:cs="Times New Roman"/>
-        </w:rPr>
-        <w:t xml:space="preserve">Q3: </w:t>
-      </w:r>
-      <w:r>
-        <w:rPr>
-          <w:rFonts w:hint="eastAsia" w:ascii="Times New Roman" w:hAnsi="Times New Roman" w:eastAsia="FangSong" w:cs="Times New Roman"/>
-        </w:rPr>
-        <w:t>哪些修正</w:t>
-      </w:r>
-      <w:r>
-        <w:rPr>
-          <w:rFonts w:hint="eastAsia" w:ascii="Times New Roman" w:hAnsi="Times New Roman" w:eastAsia="Times New Roman" w:cs="Times New Roman"/>
-        </w:rPr>
-        <w:t>？</w:t>
-      </w:r>
-    </w:p>
-    <w:p>
-      <w:pPr>
-        <w:pStyle w:val="Compact"/>
-        <w:numPr>
-          <w:ilvl w:val="2"/>
-          <w:numId w:val="1012"/>
-        </w:numPr>
-      </w:pPr>
-      <w:r>
-        <w:rPr>
-          <w:rFonts w:hint="eastAsia" w:ascii="Times New Roman" w:hAnsi="Times New Roman" w:eastAsia="FangSong" w:cs="Times New Roman"/>
-        </w:rPr>
-        <w:t xml:space="preserve">电子效应</w:t>
-      </w:r>
-    </w:p>
-    <w:p>
-      <w:pPr>
-        <w:pStyle w:val="Compact"/>
-        <w:numPr>
-          <w:ilvl w:val="2"/>
-          <w:numId w:val="1012"/>
-        </w:numPr>
-      </w:pPr>
-      <w:r>
-        <w:rPr>
-          <w:rFonts w:hint="eastAsia" w:ascii="Times New Roman" w:hAnsi="Times New Roman" w:eastAsia="FangSong" w:cs="Times New Roman"/>
-        </w:rPr>
-        <w:t xml:space="preserve">位阻效应</w:t>
-      </w:r>
-    </w:p>
-    <w:p>
-      <w:pPr>
-        <w:pStyle w:val="Compact"/>
-        <w:numPr>
-          <w:ilvl w:val="2"/>
-          <w:numId w:val="1012"/>
-        </w:numPr>
-      </w:pPr>
-      <w:r>
-        <w:rPr>
-          <w:rFonts w:hint="eastAsia" w:ascii="Times New Roman" w:hAnsi="Times New Roman" w:eastAsia="FangSong" w:cs="Times New Roman"/>
-        </w:rPr>
-        <w:t>动力学</w:t>
-      </w:r>
-      <w:r>
-        <w:rPr>
-          <w:rFonts w:hint="eastAsia" w:ascii="Times New Roman" w:hAnsi="Times New Roman" w:eastAsia="Times New Roman" w:cs="Times New Roman"/>
-        </w:rPr>
-        <w:t>/</w:t>
-      </w:r>
-      <w:r>
-        <w:rPr>
-          <w:rFonts w:hint="eastAsia" w:ascii="Times New Roman" w:hAnsi="Times New Roman" w:eastAsia="FangSong" w:cs="Times New Roman"/>
-        </w:rPr>
-        <w:t>热力学</w:t>
-      </w:r>
-    </w:p>
-    <w:p>
-      <w:pPr>
-        <w:pStyle w:val="Compact"/>
-        <w:numPr>
-          <w:ilvl w:val="2"/>
-          <w:numId w:val="1012"/>
-        </w:numPr>
-      </w:pPr>
-      <w:r>
-        <w:rPr>
-          <w:rFonts w:hint="eastAsia" w:ascii="Times New Roman" w:hAnsi="Times New Roman" w:eastAsia="FangSong" w:cs="Times New Roman"/>
-        </w:rPr>
         <w:t xml:space="preserve">溶剂效应</w:t>
       </w:r>
     </w:p>
@@ -19651,7 +20122,7 @@
         <w:pStyle w:val="Compact"/>
         <w:numPr>
           <w:ilvl w:val="0"/>
-          <w:numId w:val="1013"/>
+          <w:numId w:val="1012"/>
         </w:numPr>
       </w:pPr>
       <w:r>
@@ -19690,7 +20161,7 @@
         <w:pStyle w:val="Compact"/>
         <w:numPr>
           <w:ilvl w:val="0"/>
-          <w:numId w:val="1013"/>
+          <w:numId w:val="1012"/>
         </w:numPr>
       </w:pPr>
       <w:r>
@@ -19741,7 +20212,7 @@
         <w:pStyle w:val="Compact"/>
         <w:numPr>
           <w:ilvl w:val="0"/>
-          <w:numId w:val="1013"/>
+          <w:numId w:val="1012"/>
         </w:numPr>
       </w:pPr>
       <w:r>
@@ -19792,7 +20263,7 @@
         <w:pStyle w:val="Compact"/>
         <w:numPr>
           <w:ilvl w:val="0"/>
-          <w:numId w:val="1013"/>
+          <w:numId w:val="1012"/>
         </w:numPr>
       </w:pPr>
       <w:r>
@@ -19831,7 +20302,7 @@
         <w:pStyle w:val="Compact"/>
         <w:numPr>
           <w:ilvl w:val="0"/>
-          <w:numId w:val="1013"/>
+          <w:numId w:val="1012"/>
         </w:numPr>
       </w:pPr>
       <w:r>
@@ -19870,7 +20341,7 @@
         <w:pStyle w:val="Compact"/>
         <w:numPr>
           <w:ilvl w:val="0"/>
-          <w:numId w:val="1013"/>
+          <w:numId w:val="1012"/>
         </w:numPr>
       </w:pPr>
       <w:r>
@@ -24320,7 +24791,7 @@
         <w:pStyle w:val="Compact"/>
         <w:numPr>
           <w:ilvl w:val="0"/>
-          <w:numId w:val="1014"/>
+          <w:numId w:val="1013"/>
         </w:numPr>
       </w:pPr>
       <w:r>
@@ -24407,7 +24878,7 @@
         <w:pStyle w:val="Compact"/>
         <w:numPr>
           <w:ilvl w:val="0"/>
-          <w:numId w:val="1014"/>
+          <w:numId w:val="1013"/>
         </w:numPr>
       </w:pPr>
       <w:r>
@@ -24500,7 +24971,7 @@
         <w:pStyle w:val="Compact"/>
         <w:numPr>
           <w:ilvl w:val="0"/>
-          <w:numId w:val="1014"/>
+          <w:numId w:val="1013"/>
         </w:numPr>
       </w:pPr>
       <w:r>
@@ -24587,7 +25058,7 @@
         <w:pStyle w:val="Compact"/>
         <w:numPr>
           <w:ilvl w:val="0"/>
-          <w:numId w:val="1014"/>
+          <w:numId w:val="1013"/>
         </w:numPr>
       </w:pPr>
       <w:r>
@@ -24823,6 +25294,91 @@
     <w:lvl w:ilvl="8">
       <w:numFmt w:val="bullet"/>
       <w:lvlText w:val=" "/>
+      <w:lvlJc w:val="left"/>
+      <w:pPr>
+        <w:ind w:left="6480" w:hanging="360"/>
+      </w:pPr>
+    </w:lvl>
+  </w:abstractNum>
+  <w:abstractNum w:abstractNumId="99411">
+    <w:nsid w:val="00A99411"/>
+    <w:multiLevelType w:val="multilevel"/>
+    <w:lvl w:ilvl="0">
+      <w:start w:val="1"/>
+      <w:numFmt w:val="decimal"/>
+      <w:lvlText w:val="%1."/>
+      <w:lvlJc w:val="left"/>
+      <w:pPr>
+        <w:ind w:left="720" w:hanging="360"/>
+      </w:pPr>
+    </w:lvl>
+    <w:lvl w:ilvl="1">
+      <w:start w:val="1"/>
+      <w:numFmt w:val="decimal"/>
+      <w:lvlText w:val="%2."/>
+      <w:lvlJc w:val="left"/>
+      <w:pPr>
+        <w:ind w:left="1440" w:hanging="360"/>
+      </w:pPr>
+    </w:lvl>
+    <w:lvl w:ilvl="2">
+      <w:start w:val="1"/>
+      <w:numFmt w:val="decimal"/>
+      <w:lvlText w:val="%3."/>
+      <w:lvlJc w:val="left"/>
+      <w:pPr>
+        <w:ind w:left="2160" w:hanging="360"/>
+      </w:pPr>
+    </w:lvl>
+    <w:lvl w:ilvl="3">
+      <w:start w:val="1"/>
+      <w:numFmt w:val="decimal"/>
+      <w:lvlText w:val="%4."/>
+      <w:lvlJc w:val="left"/>
+      <w:pPr>
+        <w:ind w:left="2880" w:hanging="360"/>
+      </w:pPr>
+    </w:lvl>
+    <w:lvl w:ilvl="4">
+      <w:start w:val="1"/>
+      <w:numFmt w:val="decimal"/>
+      <w:lvlText w:val="%5."/>
+      <w:lvlJc w:val="left"/>
+      <w:pPr>
+        <w:ind w:left="3600" w:hanging="360"/>
+      </w:pPr>
+    </w:lvl>
+    <w:lvl w:ilvl="5">
+      <w:start w:val="1"/>
+      <w:numFmt w:val="decimal"/>
+      <w:lvlText w:val="%6."/>
+      <w:lvlJc w:val="left"/>
+      <w:pPr>
+        <w:ind w:left="4320" w:hanging="360"/>
+      </w:pPr>
+    </w:lvl>
+    <w:lvl w:ilvl="6">
+      <w:start w:val="1"/>
+      <w:numFmt w:val="decimal"/>
+      <w:lvlText w:val="%7."/>
+      <w:lvlJc w:val="left"/>
+      <w:pPr>
+        <w:ind w:left="5040" w:hanging="360"/>
+      </w:pPr>
+    </w:lvl>
+    <w:lvl w:ilvl="7">
+      <w:start w:val="1"/>
+      <w:numFmt w:val="decimal"/>
+      <w:lvlText w:val="%8."/>
+      <w:lvlJc w:val="left"/>
+      <w:pPr>
+        <w:ind w:left="5760" w:hanging="360"/>
+      </w:pPr>
+    </w:lvl>
+    <w:lvl w:ilvl="8">
+      <w:start w:val="1"/>
+      <w:numFmt w:val="decimal"/>
+      <w:lvlText w:val="%9."/>
       <w:lvlJc w:val="left"/>
       <w:pPr>
         <w:ind w:left="6480" w:hanging="360"/>
@@ -24932,98 +25488,10 @@
       </w:rPr>
     </w:lvl>
   </w:abstractNum>
-  <w:abstractNum w:abstractNumId="99411">
-    <w:nsid w:val="00A99411"/>
-    <w:multiLevelType w:val="multilevel"/>
-    <w:lvl w:ilvl="0">
-      <w:start w:val="1"/>
-      <w:numFmt w:val="decimal"/>
-      <w:lvlText w:val="%1."/>
-      <w:lvlJc w:val="left"/>
-      <w:pPr>
-        <w:ind w:left="720" w:hanging="360"/>
-      </w:pPr>
-    </w:lvl>
-    <w:lvl w:ilvl="1">
-      <w:start w:val="1"/>
-      <w:numFmt w:val="decimal"/>
-      <w:lvlText w:val="%2."/>
-      <w:lvlJc w:val="left"/>
-      <w:pPr>
-        <w:ind w:left="1440" w:hanging="360"/>
-      </w:pPr>
-    </w:lvl>
-    <w:lvl w:ilvl="2">
-      <w:start w:val="1"/>
-      <w:numFmt w:val="decimal"/>
-      <w:lvlText w:val="%3."/>
-      <w:lvlJc w:val="left"/>
-      <w:pPr>
-        <w:ind w:left="2160" w:hanging="360"/>
-      </w:pPr>
-    </w:lvl>
-    <w:lvl w:ilvl="3">
-      <w:start w:val="1"/>
-      <w:numFmt w:val="decimal"/>
-      <w:lvlText w:val="%4."/>
-      <w:lvlJc w:val="left"/>
-      <w:pPr>
-        <w:ind w:left="2880" w:hanging="360"/>
-      </w:pPr>
-    </w:lvl>
-    <w:lvl w:ilvl="4">
-      <w:start w:val="1"/>
-      <w:numFmt w:val="decimal"/>
-      <w:lvlText w:val="%5."/>
-      <w:lvlJc w:val="left"/>
-      <w:pPr>
-        <w:ind w:left="3600" w:hanging="360"/>
-      </w:pPr>
-    </w:lvl>
-    <w:lvl w:ilvl="5">
-      <w:start w:val="1"/>
-      <w:numFmt w:val="decimal"/>
-      <w:lvlText w:val="%6."/>
-      <w:lvlJc w:val="left"/>
-      <w:pPr>
-        <w:ind w:left="4320" w:hanging="360"/>
-      </w:pPr>
-    </w:lvl>
-    <w:lvl w:ilvl="6">
-      <w:start w:val="1"/>
-      <w:numFmt w:val="decimal"/>
-      <w:lvlText w:val="%7."/>
-      <w:lvlJc w:val="left"/>
-      <w:pPr>
-        <w:ind w:left="5040" w:hanging="360"/>
-      </w:pPr>
-    </w:lvl>
-    <w:lvl w:ilvl="7">
-      <w:start w:val="1"/>
-      <w:numFmt w:val="decimal"/>
-      <w:lvlText w:val="%8."/>
-      <w:lvlJc w:val="left"/>
-      <w:pPr>
-        <w:ind w:left="5760" w:hanging="360"/>
-      </w:pPr>
-    </w:lvl>
-    <w:lvl w:ilvl="8">
-      <w:start w:val="1"/>
-      <w:numFmt w:val="decimal"/>
-      <w:lvlText w:val="%9."/>
-      <w:lvlJc w:val="left"/>
-      <w:pPr>
-        <w:ind w:left="6480" w:hanging="360"/>
-      </w:pPr>
-    </w:lvl>
-  </w:abstractNum>
   <w:num w:numId="1000">
     <w:abstractNumId w:val="990"/>
   </w:num>
   <w:num w:numId="1001">
-    <w:abstractNumId w:val="991"/>
-  </w:num>
-  <w:num w:numId="1002">
     <w:abstractNumId w:val="99411"/>
     <w:lvlOverride w:ilvl="0">
       <w:startOverride w:val="1"/>
@@ -25052,6 +25520,9 @@
     <w:lvlOverride w:ilvl="8">
       <w:startOverride w:val="1"/>
     </w:lvlOverride>
+  </w:num>
+  <w:num w:numId="1002">
+    <w:abstractNumId w:val="991"/>
   </w:num>
   <w:num w:numId="1003">
     <w:abstractNumId w:val="991"/>
@@ -25084,9 +25555,6 @@
     <w:abstractNumId w:val="991"/>
   </w:num>
   <w:num w:numId="1013">
-    <w:abstractNumId w:val="991"/>
-  </w:num>
-  <w:num w:numId="1014">
     <w:abstractNumId w:val="991"/>
   </w:num>
 </w:numbering>

--- a/06-学生侧材料/讲义/6-有机化学/立体化学与区域选择性.docx
+++ b/06-学生侧材料/讲义/6-有机化学/立体化学与区域选择性.docx
@@ -18077,7 +18077,7 @@
     </w:p>
     <w:p>
       <w:pPr>
-        <w:pStyle w:val="BodyText"/>
+        <w:pStyle w:val="BlockText"/>
       </w:pPr>
       <w:r>
         <w:rPr>
@@ -18375,7 +18375,7 @@
     </w:p>
     <w:p>
       <w:pPr>
-        <w:pStyle w:val="BodyText"/>
+        <w:pStyle w:val="FirstParagraph"/>
       </w:pPr>
       <w:r>
         <w:rPr>

--- a/06-学生侧材料/讲义/6-有机化学/立体化学与区域选择性.docx
+++ b/06-学生侧材料/讲义/6-有机化学/立体化学与区域选择性.docx
@@ -4344,7 +4344,7 @@
               <w:rPr>
                 <w:rFonts w:ascii="Times New Roman" w:hAnsi="Times New Roman" w:eastAsia="Times New Roman" w:cs="Times New Roman"/>
               </w:rPr>
-              <w:t xml:space="preserve">❌ </w:t>
+              <w:t xml:space="preserve">✗ </w:t>
             </w:r>
             <w:r>
               <w:rPr>
@@ -7982,7 +7982,7 @@
               <w:rPr>
                 <w:rFonts w:ascii="Times New Roman" w:hAnsi="Times New Roman" w:eastAsia="Times New Roman" w:cs="Times New Roman"/>
               </w:rPr>
-              <w:t xml:space="preserve">❌</w:t>
+              <w:t xml:space="preserve">✗</w:t>
             </w:r>
           </w:p>
         </w:tc>
@@ -9513,7 +9513,7 @@
               <w:rPr>
                 <w:rFonts w:ascii="Times New Roman" w:hAnsi="Times New Roman" w:eastAsia="Times New Roman" w:cs="Times New Roman"/>
               </w:rPr>
-              <w:t xml:space="preserve">❌</w:t>
+              <w:t xml:space="preserve">✗</w:t>
             </w:r>
           </w:p>
         </w:tc>
@@ -20626,7 +20626,7 @@
               <w:rPr>
                 <w:rFonts w:ascii="Times New Roman" w:hAnsi="Times New Roman" w:eastAsia="Times New Roman" w:cs="Times New Roman"/>
               </w:rPr>
-              <w:t xml:space="preserve">❌</w:t>
+              <w:t xml:space="preserve">✗</w:t>
             </w:r>
           </w:p>
         </w:tc>
@@ -23346,7 +23346,7 @@
         <w:rPr>
           <w:rFonts w:ascii="Times New Roman" w:hAnsi="Times New Roman" w:eastAsia="Times New Roman" w:cs="Times New Roman"/>
         </w:rPr>
-        <w:t xml:space="preserve">(a)❌ </w:t>
+        <w:t xml:space="preserve">(a)✗ </w:t>
       </w:r>
       <w:r>
         <w:rPr>
@@ -23394,7 +23394,7 @@
         <w:rPr>
           <w:rFonts w:hint="eastAsia" w:ascii="Times New Roman" w:hAnsi="Times New Roman" w:eastAsia="Times New Roman" w:cs="Times New Roman"/>
         </w:rPr>
-        <w:t>）；(b)❌</w:t>
+        <w:t>）；(b)✗</w:t>
       </w:r>
       <w:r>
         <w:rPr>
@@ -23418,7 +23418,7 @@
         <w:rPr>
           <w:rFonts w:hint="eastAsia" w:ascii="Times New Roman" w:hAnsi="Times New Roman" w:eastAsia="Times New Roman" w:cs="Times New Roman"/>
         </w:rPr>
-        <w:t>；(c)❌</w:t>
+        <w:t>；(c)✗</w:t>
       </w:r>
       <w:r>
         <w:rPr>
